--- a/TRANSCO-2-1.docx
+++ b/TRANSCO-2-1.docx
@@ -12,8 +12,8 @@
           <w:b/>
           <w:bCs/>
           <w:kern w:val="0"/>
-          <w:sz w:val="32"/>
-          <w:szCs w:val="32"/>
+          <w:sz w:val="26"/>
+          <w:szCs w:val="26"/>
           <w:lang w:val="vi-VN"/>
           <w14:ligatures w14:val="none"/>
         </w:rPr>
@@ -24,8 +24,8 @@
           <w:b/>
           <w:bCs/>
           <w:kern w:val="0"/>
-          <w:sz w:val="32"/>
-          <w:szCs w:val="32"/>
+          <w:sz w:val="26"/>
+          <w:szCs w:val="26"/>
           <w:lang w:val="vi-VN"/>
           <w14:ligatures w14:val="none"/>
         </w:rPr>
@@ -41,8 +41,8 @@
           <w:b/>
           <w:bCs/>
           <w:kern w:val="0"/>
-          <w:sz w:val="28"/>
-          <w:szCs w:val="28"/>
+          <w:sz w:val="26"/>
+          <w:szCs w:val="26"/>
           <w:lang w:val="vi-VN"/>
           <w14:ligatures w14:val="none"/>
         </w:rPr>
@@ -53,8 +53,8 @@
           <w:b/>
           <w:bCs/>
           <w:kern w:val="0"/>
-          <w:sz w:val="28"/>
-          <w:szCs w:val="28"/>
+          <w:sz w:val="26"/>
+          <w:szCs w:val="26"/>
           <w14:ligatures w14:val="none"/>
         </w:rPr>
         <w:t>I. Đặc Tả Yêu Cầu</w:t>
@@ -88,6 +88,8 @@
         <w:rPr>
           <w:rFonts w:ascii="Times New Roman" w:eastAsia="Times New Roman" w:hAnsi="Times New Roman" w:cs="Times New Roman"/>
           <w:kern w:val="0"/>
+          <w:sz w:val="26"/>
+          <w:szCs w:val="26"/>
           <w14:ligatures w14:val="none"/>
         </w:rPr>
       </w:pPr>
@@ -97,6 +99,8 @@
           <w:b/>
           <w:bCs/>
           <w:kern w:val="0"/>
+          <w:sz w:val="26"/>
+          <w:szCs w:val="26"/>
           <w:u w:val="single"/>
           <w14:ligatures w14:val="none"/>
         </w:rPr>
@@ -108,6 +112,8 @@
           <w:b/>
           <w:bCs/>
           <w:kern w:val="0"/>
+          <w:sz w:val="26"/>
+          <w:szCs w:val="26"/>
           <w14:ligatures w14:val="none"/>
         </w:rPr>
         <w:t>:</w:t>
@@ -116,6 +122,8 @@
         <w:rPr>
           <w:rFonts w:ascii="Times New Roman" w:eastAsia="Times New Roman" w:hAnsi="Times New Roman" w:cs="Times New Roman"/>
           <w:kern w:val="0"/>
+          <w:sz w:val="26"/>
+          <w:szCs w:val="26"/>
           <w14:ligatures w14:val="none"/>
         </w:rPr>
         <w:t xml:space="preserve"> Bạn là một công ty trung gian chuyên vận chuyển hàng hóa và bạn muốn quản lý công ty.</w:t>
@@ -127,6 +135,8 @@
         <w:rPr>
           <w:rFonts w:ascii="Times New Roman" w:eastAsia="Times New Roman" w:hAnsi="Times New Roman" w:cs="Times New Roman"/>
           <w:kern w:val="0"/>
+          <w:sz w:val="26"/>
+          <w:szCs w:val="26"/>
           <w14:ligatures w14:val="none"/>
         </w:rPr>
       </w:pPr>
@@ -136,6 +146,8 @@
           <w:b/>
           <w:bCs/>
           <w:kern w:val="0"/>
+          <w:sz w:val="26"/>
+          <w:szCs w:val="26"/>
           <w:u w:val="single"/>
           <w14:ligatures w14:val="none"/>
         </w:rPr>
@@ -145,6 +157,8 @@
         <w:rPr>
           <w:rFonts w:ascii="Times New Roman" w:eastAsia="Times New Roman" w:hAnsi="Times New Roman" w:cs="Times New Roman"/>
           <w:kern w:val="0"/>
+          <w:sz w:val="26"/>
+          <w:szCs w:val="26"/>
           <w14:ligatures w14:val="none"/>
         </w:rPr>
         <w:t xml:space="preserve"> Quản trị viên, người điều phối vận tải, lái xe, quản lý kho, khách hàng, Quản lý chi nhánh, Bộ phận chăm sóc khách hàng.</w:t>
@@ -158,6 +172,8 @@
           <w:b/>
           <w:bCs/>
           <w:kern w:val="0"/>
+          <w:sz w:val="26"/>
+          <w:szCs w:val="26"/>
           <w:u w:val="single"/>
           <w14:ligatures w14:val="none"/>
         </w:rPr>
@@ -168,6 +184,8 @@
           <w:b/>
           <w:bCs/>
           <w:kern w:val="0"/>
+          <w:sz w:val="26"/>
+          <w:szCs w:val="26"/>
           <w:u w:val="single"/>
           <w14:ligatures w14:val="none"/>
         </w:rPr>
@@ -184,6 +202,8 @@
         <w:rPr>
           <w:rFonts w:ascii="Times New Roman" w:eastAsia="Times New Roman" w:hAnsi="Times New Roman" w:cs="Times New Roman"/>
           <w:kern w:val="0"/>
+          <w:sz w:val="26"/>
+          <w:szCs w:val="26"/>
           <w14:ligatures w14:val="none"/>
         </w:rPr>
       </w:pPr>
@@ -191,6 +211,8 @@
         <w:rPr>
           <w:rFonts w:ascii="Times New Roman" w:eastAsia="Times New Roman" w:hAnsi="Times New Roman" w:cs="Times New Roman"/>
           <w:kern w:val="0"/>
+          <w:sz w:val="26"/>
+          <w:szCs w:val="26"/>
           <w14:ligatures w14:val="none"/>
         </w:rPr>
         <w:t>Quản lý hệ thống tài khoản và phân quyền (Mới bổ sung).</w:t>
@@ -206,6 +228,8 @@
         <w:rPr>
           <w:rFonts w:ascii="Times New Roman" w:eastAsia="Times New Roman" w:hAnsi="Times New Roman" w:cs="Times New Roman"/>
           <w:kern w:val="0"/>
+          <w:sz w:val="26"/>
+          <w:szCs w:val="26"/>
           <w14:ligatures w14:val="none"/>
         </w:rPr>
       </w:pPr>
@@ -213,6 +237,8 @@
         <w:rPr>
           <w:rFonts w:ascii="Times New Roman" w:eastAsia="Times New Roman" w:hAnsi="Times New Roman" w:cs="Times New Roman"/>
           <w:kern w:val="0"/>
+          <w:sz w:val="26"/>
+          <w:szCs w:val="26"/>
           <w14:ligatures w14:val="none"/>
         </w:rPr>
         <w:t>Quản lý thông tin chi nhánh, kho bãi.</w:t>
@@ -228,6 +254,8 @@
         <w:rPr>
           <w:rFonts w:ascii="Times New Roman" w:eastAsia="Times New Roman" w:hAnsi="Times New Roman" w:cs="Times New Roman"/>
           <w:kern w:val="0"/>
+          <w:sz w:val="26"/>
+          <w:szCs w:val="26"/>
           <w14:ligatures w14:val="none"/>
         </w:rPr>
       </w:pPr>
@@ -235,6 +263,8 @@
         <w:rPr>
           <w:rFonts w:ascii="Times New Roman" w:eastAsia="Times New Roman" w:hAnsi="Times New Roman" w:cs="Times New Roman"/>
           <w:kern w:val="0"/>
+          <w:sz w:val="26"/>
+          <w:szCs w:val="26"/>
           <w14:ligatures w14:val="none"/>
         </w:rPr>
         <w:t>Quản lý hồ sơ nhân sự và khách hàng.</w:t>
@@ -250,6 +280,8 @@
         <w:rPr>
           <w:rFonts w:ascii="Times New Roman" w:eastAsia="Times New Roman" w:hAnsi="Times New Roman" w:cs="Times New Roman"/>
           <w:kern w:val="0"/>
+          <w:sz w:val="26"/>
+          <w:szCs w:val="26"/>
           <w14:ligatures w14:val="none"/>
         </w:rPr>
       </w:pPr>
@@ -257,6 +289,8 @@
         <w:rPr>
           <w:rFonts w:ascii="Times New Roman" w:eastAsia="Times New Roman" w:hAnsi="Times New Roman" w:cs="Times New Roman"/>
           <w:kern w:val="0"/>
+          <w:sz w:val="26"/>
+          <w:szCs w:val="26"/>
           <w14:ligatures w14:val="none"/>
         </w:rPr>
         <w:t>Quản lý đơn hàng, lô hàng và lịch sử hành trình (Nâng cấp).</w:t>
@@ -272,6 +306,8 @@
         <w:rPr>
           <w:rFonts w:ascii="Times New Roman" w:eastAsia="Times New Roman" w:hAnsi="Times New Roman" w:cs="Times New Roman"/>
           <w:kern w:val="0"/>
+          <w:sz w:val="26"/>
+          <w:szCs w:val="26"/>
           <w14:ligatures w14:val="none"/>
         </w:rPr>
       </w:pPr>
@@ -279,6 +315,8 @@
         <w:rPr>
           <w:rFonts w:ascii="Times New Roman" w:eastAsia="Times New Roman" w:hAnsi="Times New Roman" w:cs="Times New Roman"/>
           <w:kern w:val="0"/>
+          <w:sz w:val="26"/>
+          <w:szCs w:val="26"/>
           <w14:ligatures w14:val="none"/>
         </w:rPr>
         <w:t>Quản lý lộ trình và phương tiện vận chuyển.</w:t>
@@ -294,6 +332,8 @@
         <w:rPr>
           <w:rFonts w:ascii="Times New Roman" w:eastAsia="Times New Roman" w:hAnsi="Times New Roman" w:cs="Times New Roman"/>
           <w:kern w:val="0"/>
+          <w:sz w:val="26"/>
+          <w:szCs w:val="26"/>
           <w14:ligatures w14:val="none"/>
         </w:rPr>
       </w:pPr>
@@ -301,6 +341,8 @@
         <w:rPr>
           <w:rFonts w:ascii="Times New Roman" w:eastAsia="Times New Roman" w:hAnsi="Times New Roman" w:cs="Times New Roman"/>
           <w:kern w:val="0"/>
+          <w:sz w:val="26"/>
+          <w:szCs w:val="26"/>
           <w14:ligatures w14:val="none"/>
         </w:rPr>
         <w:t>Quản lý tài chính, cước phí và thanh toán (Mới bổ sung).</w:t>
@@ -316,6 +358,8 @@
         <w:rPr>
           <w:rFonts w:ascii="Times New Roman" w:eastAsia="Times New Roman" w:hAnsi="Times New Roman" w:cs="Times New Roman"/>
           <w:kern w:val="0"/>
+          <w:sz w:val="26"/>
+          <w:szCs w:val="26"/>
           <w14:ligatures w14:val="none"/>
         </w:rPr>
       </w:pPr>
@@ -323,6 +367,8 @@
         <w:rPr>
           <w:rFonts w:ascii="Times New Roman" w:eastAsia="Times New Roman" w:hAnsi="Times New Roman" w:cs="Times New Roman"/>
           <w:kern w:val="0"/>
+          <w:sz w:val="26"/>
+          <w:szCs w:val="26"/>
           <w14:ligatures w14:val="none"/>
         </w:rPr>
         <w:t>Yêu cầu về báo cáo và thống k</w:t>
@@ -331,6 +377,8 @@
         <w:rPr>
           <w:rFonts w:ascii="Times New Roman" w:eastAsia="Times New Roman" w:hAnsi="Times New Roman" w:cs="Times New Roman"/>
           <w:kern w:val="0"/>
+          <w:sz w:val="26"/>
+          <w:szCs w:val="26"/>
           <w14:ligatures w14:val="none"/>
         </w:rPr>
         <w:t>ê</w:t>
@@ -339,9 +387,9 @@
     <w:p>
       <w:pPr>
         <w:pStyle w:val="Heading3"/>
-        <w:spacing w:before="0" w:after="0"/>
-        <w:rPr>
-          <w:rFonts w:eastAsia="Times New Roman"/>
+        <w:spacing w:before="0" w:after="0" w:line="312" w:lineRule="auto"/>
+        <w:rPr>
+          <w:rFonts w:ascii="Times New Roman" w:eastAsia="Times New Roman" w:hAnsi="Times New Roman" w:cs="Times New Roman"/>
           <w:sz w:val="26"/>
           <w:szCs w:val="26"/>
           <w:lang w:val="vi-VN"/>
@@ -349,7 +397,7 @@
       </w:pPr>
       <w:r>
         <w:rPr>
-          <w:rFonts w:eastAsia="Times New Roman"/>
+          <w:rFonts w:ascii="Times New Roman" w:eastAsia="Times New Roman" w:hAnsi="Times New Roman" w:cs="Times New Roman"/>
           <w:sz w:val="26"/>
           <w:szCs w:val="26"/>
         </w:rPr>
@@ -357,7 +405,7 @@
       </w:r>
       <w:r>
         <w:rPr>
-          <w:rFonts w:eastAsia="Times New Roman"/>
+          <w:rFonts w:ascii="Times New Roman" w:eastAsia="Times New Roman" w:hAnsi="Times New Roman" w:cs="Times New Roman"/>
           <w:sz w:val="26"/>
           <w:szCs w:val="26"/>
         </w:rPr>
@@ -365,7 +413,7 @@
       </w:r>
       <w:r>
         <w:rPr>
-          <w:rFonts w:eastAsia="Times New Roman"/>
+          <w:rFonts w:ascii="Times New Roman" w:eastAsia="Times New Roman" w:hAnsi="Times New Roman" w:cs="Times New Roman"/>
           <w:sz w:val="26"/>
           <w:szCs w:val="26"/>
           <w:lang w:val="vi-VN"/>
@@ -381,6 +429,8 @@
           <w:b/>
           <w:bCs/>
           <w:kern w:val="0"/>
+          <w:sz w:val="26"/>
+          <w:szCs w:val="26"/>
           <w:lang w:val="vi-VN"/>
           <w14:ligatures w14:val="none"/>
         </w:rPr>
@@ -391,6 +441,8 @@
           <w:b/>
           <w:bCs/>
           <w:kern w:val="0"/>
+          <w:sz w:val="26"/>
+          <w:szCs w:val="26"/>
           <w:lang w:val="vi-VN"/>
           <w14:ligatures w14:val="none"/>
         </w:rPr>
@@ -402,6 +454,8 @@
           <w:b/>
           <w:bCs/>
           <w:kern w:val="0"/>
+          <w:sz w:val="26"/>
+          <w:szCs w:val="26"/>
           <w14:ligatures w14:val="none"/>
         </w:rPr>
         <w:t>. Quản lý Tài khoản &amp; Phân quyền (ACCOUNT, ROLE)</w:t>
@@ -417,6 +471,8 @@
         <w:rPr>
           <w:rFonts w:ascii="Times New Roman" w:eastAsia="Times New Roman" w:hAnsi="Times New Roman" w:cs="Times New Roman"/>
           <w:kern w:val="0"/>
+          <w:sz w:val="26"/>
+          <w:szCs w:val="26"/>
           <w14:ligatures w14:val="none"/>
         </w:rPr>
       </w:pPr>
@@ -424,6 +480,8 @@
         <w:rPr>
           <w:rFonts w:ascii="Times New Roman" w:eastAsia="Times New Roman" w:hAnsi="Times New Roman" w:cs="Times New Roman"/>
           <w:kern w:val="0"/>
+          <w:sz w:val="26"/>
+          <w:szCs w:val="26"/>
           <w14:ligatures w14:val="none"/>
         </w:rPr>
         <w:t>Quản lý cấp phát tài khoản cho Nhân viên và Khách hàng (mỗi cá nhân tối đa 1 tài khoản)</w:t>
@@ -439,6 +497,8 @@
         <w:rPr>
           <w:rFonts w:ascii="Times New Roman" w:eastAsia="Times New Roman" w:hAnsi="Times New Roman" w:cs="Times New Roman"/>
           <w:kern w:val="0"/>
+          <w:sz w:val="26"/>
+          <w:szCs w:val="26"/>
           <w14:ligatures w14:val="none"/>
         </w:rPr>
       </w:pPr>
@@ -446,6 +506,8 @@
         <w:rPr>
           <w:rFonts w:ascii="Times New Roman" w:eastAsia="Times New Roman" w:hAnsi="Times New Roman" w:cs="Times New Roman"/>
           <w:kern w:val="0"/>
+          <w:sz w:val="26"/>
+          <w:szCs w:val="26"/>
           <w14:ligatures w14:val="none"/>
         </w:rPr>
         <w:t>Phân quyền truy cập hệ thống theo vai trò (Quản trị viên, Lái xe, Khách hàng, v.v.)</w:t>
@@ -454,6 +516,8 @@
         <w:rPr>
           <w:rFonts w:ascii="Times New Roman" w:eastAsia="Times New Roman" w:hAnsi="Times New Roman" w:cs="Times New Roman"/>
           <w:kern w:val="0"/>
+          <w:sz w:val="26"/>
+          <w:szCs w:val="26"/>
           <w:lang w:val="vi-VN"/>
           <w14:ligatures w14:val="none"/>
         </w:rPr>
@@ -463,6 +527,8 @@
         <w:rPr>
           <w:rFonts w:ascii="Times New Roman" w:eastAsia="Times New Roman" w:hAnsi="Times New Roman" w:cs="Times New Roman"/>
           <w:kern w:val="0"/>
+          <w:sz w:val="26"/>
+          <w:szCs w:val="26"/>
           <w14:ligatures w14:val="none"/>
         </w:rPr>
         <w:t>L</w:t>
@@ -471,6 +537,8 @@
         <w:rPr>
           <w:rFonts w:ascii="Times New Roman" w:eastAsia="Times New Roman" w:hAnsi="Times New Roman" w:cs="Times New Roman"/>
           <w:kern w:val="0"/>
+          <w:sz w:val="26"/>
+          <w:szCs w:val="26"/>
           <w14:ligatures w14:val="none"/>
         </w:rPr>
         <w:t>ái xe chỉ thao tác trên đơn hàng được giao; Khách hàng chỉ xem đơn của mình</w:t>
@@ -486,6 +554,8 @@
         <w:rPr>
           <w:rFonts w:ascii="Times New Roman" w:eastAsia="Times New Roman" w:hAnsi="Times New Roman" w:cs="Times New Roman"/>
           <w:kern w:val="0"/>
+          <w:sz w:val="26"/>
+          <w:szCs w:val="26"/>
           <w14:ligatures w14:val="none"/>
         </w:rPr>
       </w:pPr>
@@ -493,6 +563,8 @@
         <w:rPr>
           <w:rFonts w:ascii="Times New Roman" w:eastAsia="Times New Roman" w:hAnsi="Times New Roman" w:cs="Times New Roman"/>
           <w:kern w:val="0"/>
+          <w:sz w:val="26"/>
+          <w:szCs w:val="26"/>
           <w14:ligatures w14:val="none"/>
         </w:rPr>
         <w:t>Bảo mật: Yêu cầu mã hóa mật khẩu trước khi lưu trữ</w:t>
@@ -506,6 +578,8 @@
           <w:b/>
           <w:bCs/>
           <w:kern w:val="0"/>
+          <w:sz w:val="26"/>
+          <w:szCs w:val="26"/>
           <w14:ligatures w14:val="none"/>
         </w:rPr>
       </w:pPr>
@@ -515,6 +589,8 @@
           <w:b/>
           <w:bCs/>
           <w:kern w:val="0"/>
+          <w:sz w:val="26"/>
+          <w:szCs w:val="26"/>
           <w:lang w:val="vi-VN"/>
           <w14:ligatures w14:val="none"/>
         </w:rPr>
@@ -526,6 +602,8 @@
           <w:b/>
           <w:bCs/>
           <w:kern w:val="0"/>
+          <w:sz w:val="26"/>
+          <w:szCs w:val="26"/>
           <w14:ligatures w14:val="none"/>
         </w:rPr>
         <w:t>. Quản lý thông tin chi nhánh (BRANCH)</w:t>
@@ -541,6 +619,8 @@
         <w:rPr>
           <w:rFonts w:ascii="Times New Roman" w:eastAsia="Times New Roman" w:hAnsi="Times New Roman" w:cs="Times New Roman"/>
           <w:kern w:val="0"/>
+          <w:sz w:val="26"/>
+          <w:szCs w:val="26"/>
           <w14:ligatures w14:val="none"/>
         </w:rPr>
       </w:pPr>
@@ -548,6 +628,8 @@
         <w:rPr>
           <w:rFonts w:ascii="Times New Roman" w:eastAsia="Times New Roman" w:hAnsi="Times New Roman" w:cs="Times New Roman"/>
           <w:kern w:val="0"/>
+          <w:sz w:val="26"/>
+          <w:szCs w:val="26"/>
           <w14:ligatures w14:val="none"/>
         </w:rPr>
         <w:t>Lưu trữ, thêm, sửa, xóa, cập nhật thông tin chi nhánh: mã chi nhánh, tên, địa chỉ</w:t>
@@ -563,6 +645,8 @@
         <w:rPr>
           <w:rFonts w:ascii="Times New Roman" w:eastAsia="Times New Roman" w:hAnsi="Times New Roman" w:cs="Times New Roman"/>
           <w:kern w:val="0"/>
+          <w:sz w:val="26"/>
+          <w:szCs w:val="26"/>
           <w14:ligatures w14:val="none"/>
         </w:rPr>
       </w:pPr>
@@ -570,6 +654,8 @@
         <w:rPr>
           <w:rFonts w:ascii="Times New Roman" w:eastAsia="Times New Roman" w:hAnsi="Times New Roman" w:cs="Times New Roman"/>
           <w:kern w:val="0"/>
+          <w:sz w:val="26"/>
+          <w:szCs w:val="26"/>
           <w14:ligatures w14:val="none"/>
         </w:rPr>
         <w:t>Gán duy nhất một nhân viên làm Quản lý chi nhánh</w:t>
@@ -585,6 +671,8 @@
         <w:rPr>
           <w:rFonts w:ascii="Times New Roman" w:eastAsia="Times New Roman" w:hAnsi="Times New Roman" w:cs="Times New Roman"/>
           <w:kern w:val="0"/>
+          <w:sz w:val="26"/>
+          <w:szCs w:val="26"/>
           <w14:ligatures w14:val="none"/>
         </w:rPr>
       </w:pPr>
@@ -592,6 +680,8 @@
         <w:rPr>
           <w:rFonts w:ascii="Times New Roman" w:eastAsia="Times New Roman" w:hAnsi="Times New Roman" w:cs="Times New Roman"/>
           <w:kern w:val="0"/>
+          <w:sz w:val="26"/>
+          <w:szCs w:val="26"/>
           <w14:ligatures w14:val="none"/>
         </w:rPr>
         <w:t>Hiển thị danh sách nhân viên, phương tiện, kho hàng thuộc chi nhánh</w:t>
@@ -605,6 +695,8 @@
           <w:b/>
           <w:bCs/>
           <w:kern w:val="0"/>
+          <w:sz w:val="26"/>
+          <w:szCs w:val="26"/>
           <w14:ligatures w14:val="none"/>
         </w:rPr>
       </w:pPr>
@@ -614,6 +706,8 @@
           <w:b/>
           <w:bCs/>
           <w:kern w:val="0"/>
+          <w:sz w:val="26"/>
+          <w:szCs w:val="26"/>
           <w:lang w:val="vi-VN"/>
           <w14:ligatures w14:val="none"/>
         </w:rPr>
@@ -625,6 +719,8 @@
           <w:b/>
           <w:bCs/>
           <w:kern w:val="0"/>
+          <w:sz w:val="26"/>
+          <w:szCs w:val="26"/>
           <w14:ligatures w14:val="none"/>
         </w:rPr>
         <w:t>. Quản lý thông tin nhân viên (EMPLOYEE)</w:t>
@@ -640,6 +736,8 @@
         <w:rPr>
           <w:rFonts w:ascii="Times New Roman" w:eastAsia="Times New Roman" w:hAnsi="Times New Roman" w:cs="Times New Roman"/>
           <w:kern w:val="0"/>
+          <w:sz w:val="26"/>
+          <w:szCs w:val="26"/>
           <w14:ligatures w14:val="none"/>
         </w:rPr>
       </w:pPr>
@@ -647,6 +745,8 @@
         <w:rPr>
           <w:rFonts w:ascii="Times New Roman" w:eastAsia="Times New Roman" w:hAnsi="Times New Roman" w:cs="Times New Roman"/>
           <w:kern w:val="0"/>
+          <w:sz w:val="26"/>
+          <w:szCs w:val="26"/>
           <w14:ligatures w14:val="none"/>
         </w:rPr>
         <w:t>Quản lý hồ sơ nhân viên: mã nhân viên, họ tên, chức vụ, số điện thoại, mức lương</w:t>
@@ -662,6 +762,8 @@
         <w:rPr>
           <w:rFonts w:ascii="Times New Roman" w:eastAsia="Times New Roman" w:hAnsi="Times New Roman" w:cs="Times New Roman"/>
           <w:kern w:val="0"/>
+          <w:sz w:val="26"/>
+          <w:szCs w:val="26"/>
           <w14:ligatures w14:val="none"/>
         </w:rPr>
       </w:pPr>
@@ -669,6 +771,8 @@
         <w:rPr>
           <w:rFonts w:ascii="Times New Roman" w:eastAsia="Times New Roman" w:hAnsi="Times New Roman" w:cs="Times New Roman"/>
           <w:kern w:val="0"/>
+          <w:sz w:val="26"/>
+          <w:szCs w:val="26"/>
           <w14:ligatures w14:val="none"/>
         </w:rPr>
         <w:t>Gán nhân viên cho chi nhánh</w:t>
@@ -684,6 +788,8 @@
         <w:rPr>
           <w:rFonts w:ascii="Times New Roman" w:eastAsia="Times New Roman" w:hAnsi="Times New Roman" w:cs="Times New Roman"/>
           <w:kern w:val="0"/>
+          <w:sz w:val="26"/>
+          <w:szCs w:val="26"/>
           <w14:ligatures w14:val="none"/>
         </w:rPr>
       </w:pPr>
@@ -691,6 +797,8 @@
         <w:rPr>
           <w:rFonts w:ascii="Times New Roman" w:eastAsia="Times New Roman" w:hAnsi="Times New Roman" w:cs="Times New Roman"/>
           <w:kern w:val="0"/>
+          <w:sz w:val="26"/>
+          <w:szCs w:val="26"/>
           <w14:ligatures w14:val="none"/>
         </w:rPr>
         <w:t>Phân công nhân viên phụ trách lô hàng (SHIPMENT)</w:t>
@@ -704,6 +812,8 @@
           <w:b/>
           <w:bCs/>
           <w:kern w:val="0"/>
+          <w:sz w:val="26"/>
+          <w:szCs w:val="26"/>
           <w14:ligatures w14:val="none"/>
         </w:rPr>
       </w:pPr>
@@ -713,6 +823,8 @@
           <w:b/>
           <w:bCs/>
           <w:kern w:val="0"/>
+          <w:sz w:val="26"/>
+          <w:szCs w:val="26"/>
           <w:lang w:val="vi-VN"/>
           <w14:ligatures w14:val="none"/>
         </w:rPr>
@@ -724,6 +836,8 @@
           <w:b/>
           <w:bCs/>
           <w:kern w:val="0"/>
+          <w:sz w:val="26"/>
+          <w:szCs w:val="26"/>
           <w14:ligatures w14:val="none"/>
         </w:rPr>
         <w:t>. Quản lý phương tiện vận chuyển (VEHICLE)</w:t>
@@ -739,6 +853,8 @@
         <w:rPr>
           <w:rFonts w:ascii="Times New Roman" w:eastAsia="Times New Roman" w:hAnsi="Times New Roman" w:cs="Times New Roman"/>
           <w:kern w:val="0"/>
+          <w:sz w:val="26"/>
+          <w:szCs w:val="26"/>
           <w14:ligatures w14:val="none"/>
         </w:rPr>
       </w:pPr>
@@ -746,8 +862,11 @@
         <w:rPr>
           <w:rFonts w:ascii="Times New Roman" w:eastAsia="Times New Roman" w:hAnsi="Times New Roman" w:cs="Times New Roman"/>
           <w:kern w:val="0"/>
-          <w14:ligatures w14:val="none"/>
-        </w:rPr>
+          <w:sz w:val="26"/>
+          <w:szCs w:val="26"/>
+          <w14:ligatures w14:val="none"/>
+        </w:rPr>
+        <w:lastRenderedPageBreak/>
         <w:t>Quản lý thông tin phương tiện: mã phương tiện, loại xe, biển số, tình trạng bảo dưỡng, sức chứa</w:t>
       </w:r>
     </w:p>
@@ -761,6 +880,8 @@
         <w:rPr>
           <w:rFonts w:ascii="Times New Roman" w:eastAsia="Times New Roman" w:hAnsi="Times New Roman" w:cs="Times New Roman"/>
           <w:kern w:val="0"/>
+          <w:sz w:val="26"/>
+          <w:szCs w:val="26"/>
           <w14:ligatures w14:val="none"/>
         </w:rPr>
       </w:pPr>
@@ -768,6 +889,8 @@
         <w:rPr>
           <w:rFonts w:ascii="Times New Roman" w:eastAsia="Times New Roman" w:hAnsi="Times New Roman" w:cs="Times New Roman"/>
           <w:kern w:val="0"/>
+          <w:sz w:val="26"/>
+          <w:szCs w:val="26"/>
           <w14:ligatures w14:val="none"/>
         </w:rPr>
         <w:t>Gán phương tiện cho chi nhánh</w:t>
@@ -783,6 +906,8 @@
         <w:rPr>
           <w:rFonts w:ascii="Times New Roman" w:eastAsia="Times New Roman" w:hAnsi="Times New Roman" w:cs="Times New Roman"/>
           <w:kern w:val="0"/>
+          <w:sz w:val="26"/>
+          <w:szCs w:val="26"/>
           <w14:ligatures w14:val="none"/>
         </w:rPr>
       </w:pPr>
@@ -790,6 +915,8 @@
         <w:rPr>
           <w:rFonts w:ascii="Times New Roman" w:eastAsia="Times New Roman" w:hAnsi="Times New Roman" w:cs="Times New Roman"/>
           <w:kern w:val="0"/>
+          <w:sz w:val="26"/>
+          <w:szCs w:val="26"/>
           <w14:ligatures w14:val="none"/>
         </w:rPr>
         <w:t>Quản lý việc phân công phương tiện cho lộ trình (ROUTE_VEHICLE)</w:t>
@@ -803,6 +930,8 @@
           <w:b/>
           <w:bCs/>
           <w:kern w:val="0"/>
+          <w:sz w:val="26"/>
+          <w:szCs w:val="26"/>
           <w14:ligatures w14:val="none"/>
         </w:rPr>
       </w:pPr>
@@ -812,10 +941,11 @@
           <w:b/>
           <w:bCs/>
           <w:kern w:val="0"/>
+          <w:sz w:val="26"/>
+          <w:szCs w:val="26"/>
           <w:lang w:val="vi-VN"/>
           <w14:ligatures w14:val="none"/>
         </w:rPr>
-        <w:lastRenderedPageBreak/>
         <w:t>5</w:t>
       </w:r>
       <w:r>
@@ -824,6 +954,8 @@
           <w:b/>
           <w:bCs/>
           <w:kern w:val="0"/>
+          <w:sz w:val="26"/>
+          <w:szCs w:val="26"/>
           <w14:ligatures w14:val="none"/>
         </w:rPr>
         <w:t>. Quản lý kho hàng (WAREHOUSE)</w:t>
@@ -839,6 +971,8 @@
         <w:rPr>
           <w:rFonts w:ascii="Times New Roman" w:eastAsia="Times New Roman" w:hAnsi="Times New Roman" w:cs="Times New Roman"/>
           <w:kern w:val="0"/>
+          <w:sz w:val="26"/>
+          <w:szCs w:val="26"/>
           <w14:ligatures w14:val="none"/>
         </w:rPr>
       </w:pPr>
@@ -846,6 +980,8 @@
         <w:rPr>
           <w:rFonts w:ascii="Times New Roman" w:eastAsia="Times New Roman" w:hAnsi="Times New Roman" w:cs="Times New Roman"/>
           <w:kern w:val="0"/>
+          <w:sz w:val="26"/>
+          <w:szCs w:val="26"/>
           <w14:ligatures w14:val="none"/>
         </w:rPr>
         <w:t>Lưu trữ thông tin kho: mã kho, địa chỉ, sức chứa</w:t>
@@ -861,6 +997,8 @@
         <w:rPr>
           <w:rFonts w:ascii="Times New Roman" w:eastAsia="Times New Roman" w:hAnsi="Times New Roman" w:cs="Times New Roman"/>
           <w:kern w:val="0"/>
+          <w:sz w:val="26"/>
+          <w:szCs w:val="26"/>
           <w14:ligatures w14:val="none"/>
         </w:rPr>
       </w:pPr>
@@ -868,6 +1006,8 @@
         <w:rPr>
           <w:rFonts w:ascii="Times New Roman" w:eastAsia="Times New Roman" w:hAnsi="Times New Roman" w:cs="Times New Roman"/>
           <w:kern w:val="0"/>
+          <w:sz w:val="26"/>
+          <w:szCs w:val="26"/>
           <w14:ligatures w14:val="none"/>
         </w:rPr>
         <w:t>Gán duy nhất một nhân viên làm Quản lý kho</w:t>
@@ -883,6 +1023,8 @@
         <w:rPr>
           <w:rFonts w:ascii="Times New Roman" w:eastAsia="Times New Roman" w:hAnsi="Times New Roman" w:cs="Times New Roman"/>
           <w:kern w:val="0"/>
+          <w:sz w:val="26"/>
+          <w:szCs w:val="26"/>
           <w14:ligatures w14:val="none"/>
         </w:rPr>
       </w:pPr>
@@ -890,6 +1032,8 @@
         <w:rPr>
           <w:rFonts w:ascii="Times New Roman" w:eastAsia="Times New Roman" w:hAnsi="Times New Roman" w:cs="Times New Roman"/>
           <w:kern w:val="0"/>
+          <w:sz w:val="26"/>
+          <w:szCs w:val="26"/>
           <w14:ligatures w14:val="none"/>
         </w:rPr>
         <w:t>Gán kho cho chi nhánh</w:t>
@@ -905,6 +1049,8 @@
         <w:rPr>
           <w:rFonts w:ascii="Times New Roman" w:eastAsia="Times New Roman" w:hAnsi="Times New Roman" w:cs="Times New Roman"/>
           <w:kern w:val="0"/>
+          <w:sz w:val="26"/>
+          <w:szCs w:val="26"/>
           <w14:ligatures w14:val="none"/>
         </w:rPr>
       </w:pPr>
@@ -912,6 +1058,8 @@
         <w:rPr>
           <w:rFonts w:ascii="Times New Roman" w:eastAsia="Times New Roman" w:hAnsi="Times New Roman" w:cs="Times New Roman"/>
           <w:kern w:val="0"/>
+          <w:sz w:val="26"/>
+          <w:szCs w:val="26"/>
           <w14:ligatures w14:val="none"/>
         </w:rPr>
         <w:t>Theo dõi tình trạng lưu kho của đơn hàng thông qua bảng trung gian</w:t>
@@ -925,6 +1073,8 @@
           <w:b/>
           <w:bCs/>
           <w:kern w:val="0"/>
+          <w:sz w:val="26"/>
+          <w:szCs w:val="26"/>
           <w14:ligatures w14:val="none"/>
         </w:rPr>
       </w:pPr>
@@ -934,6 +1084,8 @@
           <w:b/>
           <w:bCs/>
           <w:kern w:val="0"/>
+          <w:sz w:val="26"/>
+          <w:szCs w:val="26"/>
           <w:lang w:val="vi-VN"/>
           <w14:ligatures w14:val="none"/>
         </w:rPr>
@@ -945,6 +1097,8 @@
           <w:b/>
           <w:bCs/>
           <w:kern w:val="0"/>
+          <w:sz w:val="26"/>
+          <w:szCs w:val="26"/>
           <w14:ligatures w14:val="none"/>
         </w:rPr>
         <w:t>. Quản lý khách hàng (CUSTOMER)</w:t>
@@ -960,6 +1114,8 @@
         <w:rPr>
           <w:rFonts w:ascii="Times New Roman" w:eastAsia="Times New Roman" w:hAnsi="Times New Roman" w:cs="Times New Roman"/>
           <w:kern w:val="0"/>
+          <w:sz w:val="26"/>
+          <w:szCs w:val="26"/>
           <w14:ligatures w14:val="none"/>
         </w:rPr>
       </w:pPr>
@@ -967,6 +1123,8 @@
         <w:rPr>
           <w:rFonts w:ascii="Times New Roman" w:eastAsia="Times New Roman" w:hAnsi="Times New Roman" w:cs="Times New Roman"/>
           <w:kern w:val="0"/>
+          <w:sz w:val="26"/>
+          <w:szCs w:val="26"/>
           <w14:ligatures w14:val="none"/>
         </w:rPr>
         <w:t>Quản lý hồ sơ khách hàng: mã khách hàng, họ tên, địa chỉ, số điện thoại</w:t>
@@ -982,6 +1140,8 @@
         <w:rPr>
           <w:rFonts w:ascii="Times New Roman" w:eastAsia="Times New Roman" w:hAnsi="Times New Roman" w:cs="Times New Roman"/>
           <w:kern w:val="0"/>
+          <w:sz w:val="26"/>
+          <w:szCs w:val="26"/>
           <w14:ligatures w14:val="none"/>
         </w:rPr>
       </w:pPr>
@@ -989,6 +1149,8 @@
         <w:rPr>
           <w:rFonts w:ascii="Times New Roman" w:eastAsia="Times New Roman" w:hAnsi="Times New Roman" w:cs="Times New Roman"/>
           <w:kern w:val="0"/>
+          <w:sz w:val="26"/>
+          <w:szCs w:val="26"/>
           <w14:ligatures w14:val="none"/>
         </w:rPr>
         <w:t>Theo dõi lịch sử đơn hàng của từng khách hàng</w:t>
@@ -1004,6 +1166,8 @@
         <w:rPr>
           <w:rFonts w:ascii="Times New Roman" w:eastAsia="Times New Roman" w:hAnsi="Times New Roman" w:cs="Times New Roman"/>
           <w:kern w:val="0"/>
+          <w:sz w:val="26"/>
+          <w:szCs w:val="26"/>
           <w14:ligatures w14:val="none"/>
         </w:rPr>
       </w:pPr>
@@ -1011,6 +1175,8 @@
         <w:rPr>
           <w:rFonts w:ascii="Times New Roman" w:eastAsia="Times New Roman" w:hAnsi="Times New Roman" w:cs="Times New Roman"/>
           <w:kern w:val="0"/>
+          <w:sz w:val="26"/>
+          <w:szCs w:val="26"/>
           <w14:ligatures w14:val="none"/>
         </w:rPr>
         <w:t>Thay vì lưu trực tiếp "thông tin thanh toán" nhạy cảm ở đây, hệ thống sẽ quản lý giao dịch qua module Tài chính riêng biệt</w:t>
@@ -1024,6 +1190,8 @@
           <w:b/>
           <w:bCs/>
           <w:kern w:val="0"/>
+          <w:sz w:val="26"/>
+          <w:szCs w:val="26"/>
           <w14:ligatures w14:val="none"/>
         </w:rPr>
       </w:pPr>
@@ -1033,6 +1201,8 @@
           <w:b/>
           <w:bCs/>
           <w:kern w:val="0"/>
+          <w:sz w:val="26"/>
+          <w:szCs w:val="26"/>
           <w:lang w:val="vi-VN"/>
           <w14:ligatures w14:val="none"/>
         </w:rPr>
@@ -1044,6 +1214,8 @@
           <w:b/>
           <w:bCs/>
           <w:kern w:val="0"/>
+          <w:sz w:val="26"/>
+          <w:szCs w:val="26"/>
           <w14:ligatures w14:val="none"/>
         </w:rPr>
         <w:t>. Quản lý đơn hàng (ORDER, GOODS) &amp; Lịch sử hành trình (TRACKING_LOG)</w:t>
@@ -1059,6 +1231,8 @@
         <w:rPr>
           <w:rFonts w:ascii="Times New Roman" w:eastAsia="Times New Roman" w:hAnsi="Times New Roman" w:cs="Times New Roman"/>
           <w:kern w:val="0"/>
+          <w:sz w:val="26"/>
+          <w:szCs w:val="26"/>
           <w14:ligatures w14:val="none"/>
         </w:rPr>
       </w:pPr>
@@ -1066,6 +1240,8 @@
         <w:rPr>
           <w:rFonts w:ascii="Times New Roman" w:eastAsia="Times New Roman" w:hAnsi="Times New Roman" w:cs="Times New Roman"/>
           <w:kern w:val="0"/>
+          <w:sz w:val="26"/>
+          <w:szCs w:val="26"/>
           <w14:ligatures w14:val="none"/>
         </w:rPr>
         <w:t>Tạo đơn hàng mới cho khách hàng</w:t>
@@ -1081,6 +1257,8 @@
         <w:rPr>
           <w:rFonts w:ascii="Times New Roman" w:eastAsia="Times New Roman" w:hAnsi="Times New Roman" w:cs="Times New Roman"/>
           <w:kern w:val="0"/>
+          <w:sz w:val="26"/>
+          <w:szCs w:val="26"/>
           <w14:ligatures w14:val="none"/>
         </w:rPr>
       </w:pPr>
@@ -1088,6 +1266,8 @@
         <w:rPr>
           <w:rFonts w:ascii="Times New Roman" w:eastAsia="Times New Roman" w:hAnsi="Times New Roman" w:cs="Times New Roman"/>
           <w:kern w:val="0"/>
+          <w:sz w:val="26"/>
+          <w:szCs w:val="26"/>
           <w14:ligatures w14:val="none"/>
         </w:rPr>
         <w:t>Quản lý thông tin đơn hàng: ngày tạo, trạng thái, tổng trọng lượng,</w:t>
@@ -1096,6 +1276,8 @@
         <w:rPr>
           <w:rFonts w:ascii="Times New Roman" w:eastAsia="Times New Roman" w:hAnsi="Times New Roman" w:cs="Times New Roman"/>
           <w:kern w:val="0"/>
+          <w:sz w:val="26"/>
+          <w:szCs w:val="26"/>
           <w:lang w:val="vi-VN"/>
           <w14:ligatures w14:val="none"/>
         </w:rPr>
@@ -1105,6 +1287,8 @@
         <w:rPr>
           <w:rFonts w:ascii="Times New Roman" w:eastAsia="Times New Roman" w:hAnsi="Times New Roman" w:cs="Times New Roman"/>
           <w:kern w:val="0"/>
+          <w:sz w:val="26"/>
+          <w:szCs w:val="26"/>
           <w14:ligatures w14:val="none"/>
         </w:rPr>
         <w:t>cước phí vận chuyển, phụ phí, giảm giá và tổng tiền</w:t>
@@ -1120,6 +1304,8 @@
         <w:rPr>
           <w:rFonts w:ascii="Times New Roman" w:eastAsia="Times New Roman" w:hAnsi="Times New Roman" w:cs="Times New Roman"/>
           <w:kern w:val="0"/>
+          <w:sz w:val="26"/>
+          <w:szCs w:val="26"/>
           <w14:ligatures w14:val="none"/>
         </w:rPr>
       </w:pPr>
@@ -1127,6 +1313,8 @@
         <w:rPr>
           <w:rFonts w:ascii="Times New Roman" w:eastAsia="Times New Roman" w:hAnsi="Times New Roman" w:cs="Times New Roman"/>
           <w:kern w:val="0"/>
+          <w:sz w:val="26"/>
+          <w:szCs w:val="26"/>
           <w14:ligatures w14:val="none"/>
         </w:rPr>
         <w:t>Quản lý hàng hóa trong đơn (GOODS): loại hàng, số lượng, trọng lượng, tình trạng</w:t>
@@ -1142,6 +1330,8 @@
         <w:rPr>
           <w:rFonts w:ascii="Times New Roman" w:eastAsia="Times New Roman" w:hAnsi="Times New Roman" w:cs="Times New Roman"/>
           <w:kern w:val="0"/>
+          <w:sz w:val="26"/>
+          <w:szCs w:val="26"/>
           <w14:ligatures w14:val="none"/>
         </w:rPr>
       </w:pPr>
@@ -1149,6 +1339,8 @@
         <w:rPr>
           <w:rFonts w:ascii="Times New Roman" w:eastAsia="Times New Roman" w:hAnsi="Times New Roman" w:cs="Times New Roman"/>
           <w:kern w:val="0"/>
+          <w:sz w:val="26"/>
+          <w:szCs w:val="26"/>
           <w14:ligatures w14:val="none"/>
         </w:rPr>
         <w:t>Quản lý Lịch sử hành trình (TRACKING_LOG): Tự động ghi vết mọi thay đổi trạng thái (“Đã tạo”, “Đã lấy hàng”, “Đang lưu kho”, “Đang vận chuyển”, “Hoàn thành”, “Hủy”), kèm theo vị trí, thời gian thực tế và nhân viên thao tác</w:t>
@@ -1162,6 +1354,8 @@
           <w:b/>
           <w:bCs/>
           <w:kern w:val="0"/>
+          <w:sz w:val="26"/>
+          <w:szCs w:val="26"/>
           <w14:ligatures w14:val="none"/>
         </w:rPr>
       </w:pPr>
@@ -1171,6 +1365,8 @@
           <w:b/>
           <w:bCs/>
           <w:kern w:val="0"/>
+          <w:sz w:val="26"/>
+          <w:szCs w:val="26"/>
           <w:lang w:val="vi-VN"/>
           <w14:ligatures w14:val="none"/>
         </w:rPr>
@@ -1182,6 +1378,8 @@
           <w:b/>
           <w:bCs/>
           <w:kern w:val="0"/>
+          <w:sz w:val="26"/>
+          <w:szCs w:val="26"/>
           <w14:ligatures w14:val="none"/>
         </w:rPr>
         <w:t>. Quản lý lô hàng (SHIPMENT)</w:t>
@@ -1197,6 +1395,8 @@
         <w:rPr>
           <w:rFonts w:ascii="Times New Roman" w:eastAsia="Times New Roman" w:hAnsi="Times New Roman" w:cs="Times New Roman"/>
           <w:kern w:val="0"/>
+          <w:sz w:val="26"/>
+          <w:szCs w:val="26"/>
           <w14:ligatures w14:val="none"/>
         </w:rPr>
       </w:pPr>
@@ -1204,6 +1404,8 @@
         <w:rPr>
           <w:rFonts w:ascii="Times New Roman" w:eastAsia="Times New Roman" w:hAnsi="Times New Roman" w:cs="Times New Roman"/>
           <w:kern w:val="0"/>
+          <w:sz w:val="26"/>
+          <w:szCs w:val="26"/>
           <w14:ligatures w14:val="none"/>
         </w:rPr>
         <w:t>Tạo lô hàng dựa trên đơn hàng</w:t>
@@ -1219,6 +1421,8 @@
         <w:rPr>
           <w:rFonts w:ascii="Times New Roman" w:eastAsia="Times New Roman" w:hAnsi="Times New Roman" w:cs="Times New Roman"/>
           <w:kern w:val="0"/>
+          <w:sz w:val="26"/>
+          <w:szCs w:val="26"/>
           <w14:ligatures w14:val="none"/>
         </w:rPr>
       </w:pPr>
@@ -1226,6 +1430,8 @@
         <w:rPr>
           <w:rFonts w:ascii="Times New Roman" w:eastAsia="Times New Roman" w:hAnsi="Times New Roman" w:cs="Times New Roman"/>
           <w:kern w:val="0"/>
+          <w:sz w:val="26"/>
+          <w:szCs w:val="26"/>
           <w14:ligatures w14:val="none"/>
         </w:rPr>
         <w:t>Gán lô hàng cho nhân viên, phương tiện, kho hàng và lộ trình</w:t>
@@ -1241,6 +1447,8 @@
         <w:rPr>
           <w:rFonts w:ascii="Times New Roman" w:eastAsia="Times New Roman" w:hAnsi="Times New Roman" w:cs="Times New Roman"/>
           <w:kern w:val="0"/>
+          <w:sz w:val="26"/>
+          <w:szCs w:val="26"/>
           <w14:ligatures w14:val="none"/>
         </w:rPr>
       </w:pPr>
@@ -1248,6 +1456,8 @@
         <w:rPr>
           <w:rFonts w:ascii="Times New Roman" w:eastAsia="Times New Roman" w:hAnsi="Times New Roman" w:cs="Times New Roman"/>
           <w:kern w:val="0"/>
+          <w:sz w:val="26"/>
+          <w:szCs w:val="26"/>
           <w14:ligatures w14:val="none"/>
         </w:rPr>
         <w:t>Quản lý thông tin vận chuyển: ngày vận chuyển, trạng thái lô hàng</w:t>
@@ -1263,6 +1473,8 @@
         <w:rPr>
           <w:rFonts w:ascii="Times New Roman" w:eastAsia="Times New Roman" w:hAnsi="Times New Roman" w:cs="Times New Roman"/>
           <w:kern w:val="0"/>
+          <w:sz w:val="26"/>
+          <w:szCs w:val="26"/>
           <w14:ligatures w14:val="none"/>
         </w:rPr>
       </w:pPr>
@@ -1270,6 +1482,8 @@
         <w:rPr>
           <w:rFonts w:ascii="Times New Roman" w:eastAsia="Times New Roman" w:hAnsi="Times New Roman" w:cs="Times New Roman"/>
           <w:kern w:val="0"/>
+          <w:sz w:val="26"/>
+          <w:szCs w:val="26"/>
           <w14:ligatures w14:val="none"/>
         </w:rPr>
         <w:t>Theo dõi tiến độ giao hàng của từng lô hàng</w:t>
@@ -1283,6 +1497,8 @@
           <w:b/>
           <w:bCs/>
           <w:kern w:val="0"/>
+          <w:sz w:val="26"/>
+          <w:szCs w:val="26"/>
           <w14:ligatures w14:val="none"/>
         </w:rPr>
       </w:pPr>
@@ -1292,6 +1508,8 @@
           <w:b/>
           <w:bCs/>
           <w:kern w:val="0"/>
+          <w:sz w:val="26"/>
+          <w:szCs w:val="26"/>
           <w:lang w:val="vi-VN"/>
           <w14:ligatures w14:val="none"/>
         </w:rPr>
@@ -1303,6 +1521,8 @@
           <w:b/>
           <w:bCs/>
           <w:kern w:val="0"/>
+          <w:sz w:val="26"/>
+          <w:szCs w:val="26"/>
           <w14:ligatures w14:val="none"/>
         </w:rPr>
         <w:t>. Quản lý lộ trình vận chuyển (ROUTE, ROUTE_VEHICLE)</w:t>
@@ -1318,6 +1538,8 @@
         <w:rPr>
           <w:rFonts w:ascii="Times New Roman" w:eastAsia="Times New Roman" w:hAnsi="Times New Roman" w:cs="Times New Roman"/>
           <w:kern w:val="0"/>
+          <w:sz w:val="26"/>
+          <w:szCs w:val="26"/>
           <w14:ligatures w14:val="none"/>
         </w:rPr>
       </w:pPr>
@@ -1325,6 +1547,8 @@
         <w:rPr>
           <w:rFonts w:ascii="Times New Roman" w:eastAsia="Times New Roman" w:hAnsi="Times New Roman" w:cs="Times New Roman"/>
           <w:kern w:val="0"/>
+          <w:sz w:val="26"/>
+          <w:szCs w:val="26"/>
           <w14:ligatures w14:val="none"/>
         </w:rPr>
         <w:t>Quản lý thông tin lộ trình: mã lộ trình, điểm xuất phát, điểm đến, khoảng cách, thời gian dự kiến</w:t>
@@ -1340,6 +1564,8 @@
         <w:rPr>
           <w:rFonts w:ascii="Times New Roman" w:eastAsia="Times New Roman" w:hAnsi="Times New Roman" w:cs="Times New Roman"/>
           <w:kern w:val="0"/>
+          <w:sz w:val="26"/>
+          <w:szCs w:val="26"/>
           <w14:ligatures w14:val="none"/>
         </w:rPr>
       </w:pPr>
@@ -1347,6 +1573,8 @@
         <w:rPr>
           <w:rFonts w:ascii="Times New Roman" w:eastAsia="Times New Roman" w:hAnsi="Times New Roman" w:cs="Times New Roman"/>
           <w:kern w:val="0"/>
+          <w:sz w:val="26"/>
+          <w:szCs w:val="26"/>
           <w14:ligatures w14:val="none"/>
         </w:rPr>
         <w:t>Quản lý chi tiết phương tiện chạy trên lộ trình (ROUTE_VEHICLE): thời gian xuất phát, thời gian đến</w:t>
@@ -1362,6 +1590,8 @@
         <w:rPr>
           <w:rFonts w:ascii="Times New Roman" w:eastAsia="Times New Roman" w:hAnsi="Times New Roman" w:cs="Times New Roman"/>
           <w:kern w:val="0"/>
+          <w:sz w:val="26"/>
+          <w:szCs w:val="26"/>
           <w14:ligatures w14:val="none"/>
         </w:rPr>
       </w:pPr>
@@ -1369,8 +1599,11 @@
         <w:rPr>
           <w:rFonts w:ascii="Times New Roman" w:eastAsia="Times New Roman" w:hAnsi="Times New Roman" w:cs="Times New Roman"/>
           <w:kern w:val="0"/>
-          <w14:ligatures w14:val="none"/>
-        </w:rPr>
+          <w:sz w:val="26"/>
+          <w:szCs w:val="26"/>
+          <w14:ligatures w14:val="none"/>
+        </w:rPr>
+        <w:lastRenderedPageBreak/>
         <w:t>Điều chỉnh lộ trình khi có thay đổi (tắc đường, thời tiết, yêu cầu khách hàng)</w:t>
       </w:r>
     </w:p>
@@ -1384,6 +1617,8 @@
         <w:rPr>
           <w:rFonts w:ascii="Times New Roman" w:eastAsia="Times New Roman" w:hAnsi="Times New Roman" w:cs="Times New Roman"/>
           <w:kern w:val="0"/>
+          <w:sz w:val="26"/>
+          <w:szCs w:val="26"/>
           <w14:ligatures w14:val="none"/>
         </w:rPr>
       </w:pPr>
@@ -1391,6 +1626,8 @@
         <w:rPr>
           <w:rFonts w:ascii="Times New Roman" w:eastAsia="Times New Roman" w:hAnsi="Times New Roman" w:cs="Times New Roman"/>
           <w:kern w:val="0"/>
+          <w:sz w:val="26"/>
+          <w:szCs w:val="26"/>
           <w14:ligatures w14:val="none"/>
         </w:rPr>
         <w:t>Tối ưu hóa lộ trình dựa trên quãng đường, chi phí, thời gian</w:t>
@@ -1404,6 +1641,8 @@
           <w:b/>
           <w:bCs/>
           <w:kern w:val="0"/>
+          <w:sz w:val="26"/>
+          <w:szCs w:val="26"/>
           <w:lang w:val="vi-VN"/>
           <w14:ligatures w14:val="none"/>
         </w:rPr>
@@ -1414,6 +1653,8 @@
           <w:b/>
           <w:bCs/>
           <w:kern w:val="0"/>
+          <w:sz w:val="26"/>
+          <w:szCs w:val="26"/>
           <w:lang w:val="vi-VN"/>
           <w14:ligatures w14:val="none"/>
         </w:rPr>
@@ -1425,6 +1666,8 @@
           <w:b/>
           <w:bCs/>
           <w:kern w:val="0"/>
+          <w:sz w:val="26"/>
+          <w:szCs w:val="26"/>
           <w14:ligatures w14:val="none"/>
         </w:rPr>
         <w:t>. Quản lý Tài chính &amp; Thanh toán (FINANCE / PAYMENT)</w:t>
@@ -1440,6 +1683,8 @@
         <w:rPr>
           <w:rFonts w:ascii="Times New Roman" w:eastAsia="Times New Roman" w:hAnsi="Times New Roman" w:cs="Times New Roman"/>
           <w:kern w:val="0"/>
+          <w:sz w:val="26"/>
+          <w:szCs w:val="26"/>
           <w14:ligatures w14:val="none"/>
         </w:rPr>
       </w:pPr>
@@ -1447,6 +1692,8 @@
         <w:rPr>
           <w:rFonts w:ascii="Times New Roman" w:eastAsia="Times New Roman" w:hAnsi="Times New Roman" w:cs="Times New Roman"/>
           <w:kern w:val="0"/>
+          <w:sz w:val="26"/>
+          <w:szCs w:val="26"/>
           <w14:ligatures w14:val="none"/>
         </w:rPr>
         <w:t>Quản lý các giao dịch thanh toán của đơn hàng (Mã giao dịch, số tiền, ngày thanh toán)</w:t>
@@ -1462,6 +1709,8 @@
         <w:rPr>
           <w:rFonts w:ascii="Times New Roman" w:eastAsia="Times New Roman" w:hAnsi="Times New Roman" w:cs="Times New Roman"/>
           <w:kern w:val="0"/>
+          <w:sz w:val="26"/>
+          <w:szCs w:val="26"/>
           <w14:ligatures w14:val="none"/>
         </w:rPr>
       </w:pPr>
@@ -1469,6 +1718,8 @@
         <w:rPr>
           <w:rFonts w:ascii="Times New Roman" w:eastAsia="Times New Roman" w:hAnsi="Times New Roman" w:cs="Times New Roman"/>
           <w:kern w:val="0"/>
+          <w:sz w:val="26"/>
+          <w:szCs w:val="26"/>
           <w14:ligatures w14:val="none"/>
         </w:rPr>
         <w:t>Quản lý phương thức thanh toán (Tiền mặt, thẻ, ví điện tử) và trạng thái thanh toán (Thành công, Thất bại, Đang chờ)</w:t>
@@ -1482,6 +1733,8 @@
           <w:b/>
           <w:bCs/>
           <w:kern w:val="0"/>
+          <w:sz w:val="26"/>
+          <w:szCs w:val="26"/>
           <w14:ligatures w14:val="none"/>
         </w:rPr>
       </w:pPr>
@@ -1491,6 +1744,8 @@
           <w:b/>
           <w:bCs/>
           <w:kern w:val="0"/>
+          <w:sz w:val="26"/>
+          <w:szCs w:val="26"/>
           <w14:ligatures w14:val="none"/>
         </w:rPr>
         <w:t>1</w:t>
@@ -1501,6 +1756,8 @@
           <w:b/>
           <w:bCs/>
           <w:kern w:val="0"/>
+          <w:sz w:val="26"/>
+          <w:szCs w:val="26"/>
           <w:lang w:val="vi-VN"/>
           <w14:ligatures w14:val="none"/>
         </w:rPr>
@@ -1512,6 +1769,8 @@
           <w:b/>
           <w:bCs/>
           <w:kern w:val="0"/>
+          <w:sz w:val="26"/>
+          <w:szCs w:val="26"/>
           <w14:ligatures w14:val="none"/>
         </w:rPr>
         <w:t xml:space="preserve"> Báo cáo và thống kê</w:t>
@@ -1527,6 +1786,8 @@
         <w:rPr>
           <w:rFonts w:ascii="Times New Roman" w:eastAsia="Times New Roman" w:hAnsi="Times New Roman" w:cs="Times New Roman"/>
           <w:kern w:val="0"/>
+          <w:sz w:val="26"/>
+          <w:szCs w:val="26"/>
           <w14:ligatures w14:val="none"/>
         </w:rPr>
       </w:pPr>
@@ -1534,6 +1795,8 @@
         <w:rPr>
           <w:rFonts w:ascii="Times New Roman" w:eastAsia="Times New Roman" w:hAnsi="Times New Roman" w:cs="Times New Roman"/>
           <w:kern w:val="0"/>
+          <w:sz w:val="26"/>
+          <w:szCs w:val="26"/>
           <w14:ligatures w14:val="none"/>
         </w:rPr>
         <w:t>Báo cáo đơn hàng: số lượng, trạng thái, thời gian xử lý, thời gian giao hàng</w:t>
@@ -1549,6 +1812,8 @@
         <w:rPr>
           <w:rFonts w:ascii="Times New Roman" w:eastAsia="Times New Roman" w:hAnsi="Times New Roman" w:cs="Times New Roman"/>
           <w:kern w:val="0"/>
+          <w:sz w:val="26"/>
+          <w:szCs w:val="26"/>
           <w14:ligatures w14:val="none"/>
         </w:rPr>
       </w:pPr>
@@ -1556,9 +1821,10 @@
         <w:rPr>
           <w:rFonts w:ascii="Times New Roman" w:eastAsia="Times New Roman" w:hAnsi="Times New Roman" w:cs="Times New Roman"/>
           <w:kern w:val="0"/>
-          <w14:ligatures w14:val="none"/>
-        </w:rPr>
-        <w:lastRenderedPageBreak/>
+          <w:sz w:val="26"/>
+          <w:szCs w:val="26"/>
+          <w14:ligatures w14:val="none"/>
+        </w:rPr>
         <w:t>Báo cáo hiệu suất hoạt động: số đơn hàng hoàn thành, hiệu quả chi nhánh, phương tiện, nhân viên</w:t>
       </w:r>
     </w:p>
@@ -1572,6 +1838,8 @@
         <w:rPr>
           <w:rFonts w:ascii="Times New Roman" w:eastAsia="Times New Roman" w:hAnsi="Times New Roman" w:cs="Times New Roman"/>
           <w:kern w:val="0"/>
+          <w:sz w:val="26"/>
+          <w:szCs w:val="26"/>
           <w14:ligatures w14:val="none"/>
         </w:rPr>
       </w:pPr>
@@ -1579,6 +1847,8 @@
         <w:rPr>
           <w:rFonts w:ascii="Times New Roman" w:eastAsia="Times New Roman" w:hAnsi="Times New Roman" w:cs="Times New Roman"/>
           <w:kern w:val="0"/>
+          <w:sz w:val="26"/>
+          <w:szCs w:val="26"/>
           <w14:ligatures w14:val="none"/>
         </w:rPr>
         <w:t>Báo cáo doanh thu: theo chi nhánh, theo khách hàng, theo loại hàng hóa</w:t>
@@ -1593,8 +1863,8 @@
           <w:b/>
           <w:bCs/>
           <w:kern w:val="0"/>
-          <w:sz w:val="28"/>
-          <w:szCs w:val="28"/>
+          <w:sz w:val="26"/>
+          <w:szCs w:val="26"/>
           <w14:ligatures w14:val="none"/>
         </w:rPr>
       </w:pPr>
@@ -1604,8 +1874,8 @@
           <w:b/>
           <w:bCs/>
           <w:kern w:val="0"/>
-          <w:sz w:val="28"/>
-          <w:szCs w:val="28"/>
+          <w:sz w:val="26"/>
+          <w:szCs w:val="26"/>
           <w14:ligatures w14:val="none"/>
         </w:rPr>
         <w:t>II. Quy tắc nghiệp vụ</w:t>
@@ -1623,6 +1893,8 @@
         <w:rPr>
           <w:rFonts w:ascii="Times New Roman" w:eastAsia="Times New Roman" w:hAnsi="Times New Roman" w:cs="Times New Roman"/>
           <w:kern w:val="0"/>
+          <w:sz w:val="26"/>
+          <w:szCs w:val="26"/>
           <w:lang w:val="vi-VN"/>
           <w14:ligatures w14:val="none"/>
         </w:rPr>
@@ -1631,6 +1903,8 @@
         <w:rPr>
           <w:rFonts w:ascii="Times New Roman" w:eastAsia="Times New Roman" w:hAnsi="Times New Roman" w:cs="Times New Roman"/>
           <w:kern w:val="0"/>
+          <w:sz w:val="26"/>
+          <w:szCs w:val="26"/>
           <w:lang w:val="vi-VN"/>
           <w14:ligatures w14:val="none"/>
         </w:rPr>
@@ -1644,9 +1918,12 @@
           <w:ilvl w:val="0"/>
           <w:numId w:val="52"/>
         </w:numPr>
+        <w:spacing w:line="312" w:lineRule="auto"/>
         <w:jc w:val="both"/>
         <w:rPr>
           <w:rFonts w:ascii="Times New Roman" w:hAnsi="Times New Roman" w:cs="Times New Roman"/>
+          <w:sz w:val="26"/>
+          <w:szCs w:val="26"/>
           <w:lang w:val="vi-VN"/>
         </w:rPr>
       </w:pPr>
@@ -1654,12 +1931,16 @@
         <w:rPr>
           <w:rStyle w:val="Strong"/>
           <w:rFonts w:ascii="Times New Roman" w:hAnsi="Times New Roman" w:cs="Times New Roman"/>
+          <w:sz w:val="26"/>
+          <w:szCs w:val="26"/>
         </w:rPr>
         <w:t>ROLE</w:t>
       </w:r>
       <w:r>
         <w:rPr>
           <w:rFonts w:ascii="Times New Roman" w:hAnsi="Times New Roman" w:cs="Times New Roman"/>
+          <w:sz w:val="26"/>
+          <w:szCs w:val="26"/>
         </w:rPr>
         <w:t xml:space="preserve"> quản lý các vai trò và quyền hạn của người sử dụng trong hệ thống như Quản trị viên, Nhân viên điều phối, Lái xe, Quản lý kho, Khách </w:t>
       </w:r>
@@ -1667,6 +1948,8 @@
       <w:r>
         <w:rPr>
           <w:rFonts w:ascii="Times New Roman" w:hAnsi="Times New Roman" w:cs="Times New Roman"/>
+          <w:sz w:val="26"/>
+          <w:szCs w:val="26"/>
         </w:rPr>
         <w:t>hàng,...</w:t>
       </w:r>
@@ -1674,6 +1957,8 @@
       <w:r>
         <w:rPr>
           <w:rFonts w:ascii="Times New Roman" w:hAnsi="Times New Roman" w:cs="Times New Roman"/>
+          <w:sz w:val="26"/>
+          <w:szCs w:val="26"/>
         </w:rPr>
         <w:t xml:space="preserve"> Mỗi vai trò có thể được gán cho nhiều tài khoản khác nhau.</w:t>
       </w:r>
@@ -1685,9 +1970,12 @@
           <w:ilvl w:val="0"/>
           <w:numId w:val="52"/>
         </w:numPr>
+        <w:spacing w:line="312" w:lineRule="auto"/>
         <w:jc w:val="both"/>
         <w:rPr>
           <w:rFonts w:ascii="Times New Roman" w:hAnsi="Times New Roman" w:cs="Times New Roman"/>
+          <w:sz w:val="26"/>
+          <w:szCs w:val="26"/>
           <w:lang w:val="vi-VN"/>
         </w:rPr>
       </w:pPr>
@@ -1695,12 +1983,16 @@
         <w:rPr>
           <w:rStyle w:val="Strong"/>
           <w:rFonts w:ascii="Times New Roman" w:hAnsi="Times New Roman" w:cs="Times New Roman"/>
+          <w:sz w:val="26"/>
+          <w:szCs w:val="26"/>
         </w:rPr>
         <w:t>ACCOUNT</w:t>
       </w:r>
       <w:r>
         <w:rPr>
           <w:rFonts w:ascii="Times New Roman" w:hAnsi="Times New Roman" w:cs="Times New Roman"/>
+          <w:sz w:val="26"/>
+          <w:szCs w:val="26"/>
         </w:rPr>
         <w:t xml:space="preserve"> lưu thông tin đăng nhập của nhân viên hoặc khách hàng, bao gồm tên đăng nhập, mật khẩu đã được mã hóa và trạng thái hoạt động. Mỗi nhân viên hoặc khách hàng chỉ được cấp tối đa một tài khoản để truy cập hệ thống.</w:t>
       </w:r>
@@ -1712,9 +2004,12 @@
           <w:ilvl w:val="0"/>
           <w:numId w:val="52"/>
         </w:numPr>
+        <w:spacing w:line="312" w:lineRule="auto"/>
         <w:jc w:val="both"/>
         <w:rPr>
           <w:rFonts w:ascii="Times New Roman" w:hAnsi="Times New Roman" w:cs="Times New Roman"/>
+          <w:sz w:val="26"/>
+          <w:szCs w:val="26"/>
           <w:lang w:val="vi-VN"/>
         </w:rPr>
       </w:pPr>
@@ -1722,12 +2017,16 @@
         <w:rPr>
           <w:rStyle w:val="Strong"/>
           <w:rFonts w:ascii="Times New Roman" w:hAnsi="Times New Roman" w:cs="Times New Roman"/>
+          <w:sz w:val="26"/>
+          <w:szCs w:val="26"/>
         </w:rPr>
         <w:t>BRANCH</w:t>
       </w:r>
       <w:r>
         <w:rPr>
           <w:rFonts w:ascii="Times New Roman" w:hAnsi="Times New Roman" w:cs="Times New Roman"/>
+          <w:sz w:val="26"/>
+          <w:szCs w:val="26"/>
         </w:rPr>
         <w:t xml:space="preserve"> đại diện cho các chi nhánh của công ty vận tải. Mỗi chi nhánh có thông tin về tên và địa chỉ, đồng thời được quản lý bởi một nhân viên giữ vai trò quản lý chi nhánh. Một chi nhánh có thể quản lý nhiều nhân viên, kho hàng và phương tiện vận chuyển.</w:t>
       </w:r>
@@ -1739,9 +2038,12 @@
           <w:ilvl w:val="0"/>
           <w:numId w:val="52"/>
         </w:numPr>
+        <w:spacing w:line="312" w:lineRule="auto"/>
         <w:jc w:val="both"/>
         <w:rPr>
           <w:rFonts w:ascii="Times New Roman" w:hAnsi="Times New Roman" w:cs="Times New Roman"/>
+          <w:sz w:val="26"/>
+          <w:szCs w:val="26"/>
           <w:lang w:val="vi-VN"/>
         </w:rPr>
       </w:pPr>
@@ -1749,6 +2051,8 @@
         <w:rPr>
           <w:rStyle w:val="Strong"/>
           <w:rFonts w:ascii="Times New Roman" w:hAnsi="Times New Roman" w:cs="Times New Roman"/>
+          <w:sz w:val="26"/>
+          <w:szCs w:val="26"/>
         </w:rPr>
         <w:t>EMPLOYEE</w:t>
       </w:r>
@@ -1757,12 +2061,16 @@
           <w:rFonts w:ascii="Times New Roman" w:hAnsi="Times New Roman" w:cs="Times New Roman"/>
           <w:b/>
           <w:bCs/>
+          <w:sz w:val="26"/>
+          <w:szCs w:val="26"/>
         </w:rPr>
         <w:t xml:space="preserve"> </w:t>
       </w:r>
       <w:r>
         <w:rPr>
           <w:rFonts w:ascii="Times New Roman" w:hAnsi="Times New Roman" w:cs="Times New Roman"/>
+          <w:sz w:val="26"/>
+          <w:szCs w:val="26"/>
         </w:rPr>
         <w:t>lưu trữ thông tin nhân viên của công ty như họ tên, chức vụ, số điện thoại và mức lương. Mỗi nhân viên thuộc về một chi nhánh và có thể được phân công quản lý kho, quản lý chi nhánh hoặc phụ trách các lô hàng vận chuyển.</w:t>
       </w:r>
@@ -1774,9 +2082,12 @@
           <w:ilvl w:val="0"/>
           <w:numId w:val="52"/>
         </w:numPr>
+        <w:spacing w:line="312" w:lineRule="auto"/>
         <w:jc w:val="both"/>
         <w:rPr>
           <w:rFonts w:ascii="Times New Roman" w:hAnsi="Times New Roman" w:cs="Times New Roman"/>
+          <w:sz w:val="26"/>
+          <w:szCs w:val="26"/>
           <w:lang w:val="vi-VN"/>
         </w:rPr>
       </w:pPr>
@@ -1784,12 +2095,16 @@
         <w:rPr>
           <w:rStyle w:val="Strong"/>
           <w:rFonts w:ascii="Times New Roman" w:hAnsi="Times New Roman" w:cs="Times New Roman"/>
+          <w:sz w:val="26"/>
+          <w:szCs w:val="26"/>
         </w:rPr>
         <w:t>WAREHOUSE</w:t>
       </w:r>
       <w:r>
         <w:rPr>
           <w:rFonts w:ascii="Times New Roman" w:hAnsi="Times New Roman" w:cs="Times New Roman"/>
+          <w:sz w:val="26"/>
+          <w:szCs w:val="26"/>
         </w:rPr>
         <w:t xml:space="preserve"> đại diện cho các kho hàng thuộc công ty. Mỗi kho hàng thuộc một chi nhánh, có địa chỉ và sức chứa riêng, đồng thời được quản lý bởi một nhân viên phụ trách kho. Kho hàng được sử dụng để lưu trữ hàng hóa và theo dõi tình trạng lưu kho của các đơn hàng.</w:t>
       </w:r>
@@ -1801,9 +2116,12 @@
           <w:ilvl w:val="0"/>
           <w:numId w:val="52"/>
         </w:numPr>
+        <w:spacing w:line="312" w:lineRule="auto"/>
         <w:jc w:val="both"/>
         <w:rPr>
           <w:rFonts w:ascii="Times New Roman" w:hAnsi="Times New Roman" w:cs="Times New Roman"/>
+          <w:sz w:val="26"/>
+          <w:szCs w:val="26"/>
           <w:lang w:val="vi-VN"/>
         </w:rPr>
       </w:pPr>
@@ -1811,14 +2129,27 @@
         <w:rPr>
           <w:rStyle w:val="Strong"/>
           <w:rFonts w:ascii="Times New Roman" w:hAnsi="Times New Roman" w:cs="Times New Roman"/>
+          <w:sz w:val="26"/>
+          <w:szCs w:val="26"/>
         </w:rPr>
         <w:t>CUSTOMER</w:t>
       </w:r>
       <w:r>
         <w:rPr>
           <w:rFonts w:ascii="Times New Roman" w:hAnsi="Times New Roman" w:cs="Times New Roman"/>
-        </w:rPr>
-        <w:t xml:space="preserve"> lưu trữ thông tin khách hàng sử dụng dịch vụ vận chuyển của công ty, bao gồm họ tên, địa chỉ và số điện thoại. Mỗi khách hàng có thể tạo nhiều đơn hàng và được theo dõi lịch sử giao dịch cũng như quá trình vận chuyển hàng hóa.</w:t>
+          <w:sz w:val="26"/>
+          <w:szCs w:val="26"/>
+        </w:rPr>
+        <w:t xml:space="preserve"> lưu trữ thông tin khách hàng sử dụng dịch vụ vận chuyển của công ty, bao gồm họ tên, địa chỉ và số điện thoại. Mỗi khách hàng có thể tạo </w:t>
+      </w:r>
+      <w:r>
+        <w:rPr>
+          <w:rFonts w:ascii="Times New Roman" w:hAnsi="Times New Roman" w:cs="Times New Roman"/>
+          <w:sz w:val="26"/>
+          <w:szCs w:val="26"/>
+        </w:rPr>
+        <w:lastRenderedPageBreak/>
+        <w:t>nhiều đơn hàng và được theo dõi lịch sử giao dịch cũng như quá trình vận chuyển hàng hóa.</w:t>
       </w:r>
     </w:p>
     <w:p>
@@ -1828,9 +2159,12 @@
           <w:ilvl w:val="0"/>
           <w:numId w:val="52"/>
         </w:numPr>
+        <w:spacing w:line="312" w:lineRule="auto"/>
         <w:jc w:val="both"/>
         <w:rPr>
           <w:rFonts w:ascii="Times New Roman" w:hAnsi="Times New Roman" w:cs="Times New Roman"/>
+          <w:sz w:val="26"/>
+          <w:szCs w:val="26"/>
           <w:lang w:val="vi-VN"/>
         </w:rPr>
       </w:pPr>
@@ -1838,12 +2172,16 @@
         <w:rPr>
           <w:rStyle w:val="Strong"/>
           <w:rFonts w:ascii="Times New Roman" w:hAnsi="Times New Roman" w:cs="Times New Roman"/>
+          <w:sz w:val="26"/>
+          <w:szCs w:val="26"/>
         </w:rPr>
         <w:t>ORDER</w:t>
       </w:r>
       <w:r>
         <w:rPr>
           <w:rFonts w:ascii="Times New Roman" w:hAnsi="Times New Roman" w:cs="Times New Roman"/>
+          <w:sz w:val="26"/>
+          <w:szCs w:val="26"/>
         </w:rPr>
         <w:t xml:space="preserve"> là thực thể trung tâm của hệ thống, đại diện cho yêu cầu vận chuyển của khách hàng. Mỗi đơn hàng chứa thông tin về ngày tạo, trạng thái, trọng lượng, chi phí vận chuyển, phụ phí, giảm giá và tổng giá trị thanh toán. Một khách hàng có thể tạo nhiều đơn hàng.</w:t>
       </w:r>
@@ -1855,9 +2193,12 @@
           <w:ilvl w:val="0"/>
           <w:numId w:val="52"/>
         </w:numPr>
+        <w:spacing w:line="312" w:lineRule="auto"/>
         <w:jc w:val="both"/>
         <w:rPr>
           <w:rFonts w:ascii="Times New Roman" w:hAnsi="Times New Roman" w:cs="Times New Roman"/>
+          <w:sz w:val="26"/>
+          <w:szCs w:val="26"/>
           <w:lang w:val="vi-VN"/>
         </w:rPr>
       </w:pPr>
@@ -1865,35 +2206,32 @@
         <w:rPr>
           <w:rStyle w:val="Strong"/>
           <w:rFonts w:ascii="Times New Roman" w:hAnsi="Times New Roman" w:cs="Times New Roman"/>
+          <w:sz w:val="26"/>
+          <w:szCs w:val="26"/>
         </w:rPr>
         <w:t>GOODS</w:t>
       </w:r>
       <w:r>
         <w:rPr>
           <w:rFonts w:ascii="Times New Roman" w:hAnsi="Times New Roman" w:cs="Times New Roman"/>
+          <w:sz w:val="26"/>
+          <w:szCs w:val="26"/>
         </w:rPr>
         <w:t xml:space="preserve"> lưu thông tin chi tiết các mặt hàng thuộc một đơn hàng. Một đơn hàng có thể bao gồm nhiều loại hàng hóa khác nhau với số lượng, trọng lượng và trạng thái riêng.</w:t>
       </w:r>
     </w:p>
     <w:p>
       <w:pPr>
-        <w:pStyle w:val="ListParagraph"/>
-        <w:rPr>
-          <w:rFonts w:ascii="Times New Roman" w:hAnsi="Times New Roman" w:cs="Times New Roman"/>
-          <w:lang w:val="vi-VN"/>
-        </w:rPr>
-      </w:pPr>
-    </w:p>
-    <w:p>
-      <w:pPr>
         <w:numPr>
           <w:ilvl w:val="0"/>
           <w:numId w:val="52"/>
         </w:numPr>
-        <w:spacing w:before="100" w:beforeAutospacing="1" w:after="100" w:afterAutospacing="1" w:line="240" w:lineRule="auto"/>
-        <w:rPr>
-          <w:rFonts w:ascii="Times New Roman" w:eastAsia="Times New Roman" w:hAnsi="Times New Roman" w:cs="Times New Roman"/>
-          <w:kern w:val="0"/>
+        <w:spacing w:before="100" w:beforeAutospacing="1" w:after="100" w:afterAutospacing="1" w:line="312" w:lineRule="auto"/>
+        <w:rPr>
+          <w:rFonts w:ascii="Times New Roman" w:eastAsia="Times New Roman" w:hAnsi="Times New Roman" w:cs="Times New Roman"/>
+          <w:kern w:val="0"/>
+          <w:sz w:val="26"/>
+          <w:szCs w:val="26"/>
           <w14:ligatures w14:val="none"/>
         </w:rPr>
       </w:pPr>
@@ -1903,6 +2241,8 @@
           <w:b/>
           <w:bCs/>
           <w:kern w:val="0"/>
+          <w:sz w:val="26"/>
+          <w:szCs w:val="26"/>
           <w14:ligatures w14:val="none"/>
         </w:rPr>
         <w:t>ORDER_WAREHOUSE_LOG</w:t>
@@ -1911,6 +2251,8 @@
         <w:rPr>
           <w:rFonts w:ascii="Times New Roman" w:eastAsia="Times New Roman" w:hAnsi="Times New Roman" w:cs="Times New Roman"/>
           <w:kern w:val="0"/>
+          <w:sz w:val="26"/>
+          <w:szCs w:val="26"/>
           <w14:ligatures w14:val="none"/>
         </w:rPr>
         <w:t xml:space="preserve"> là thực thể liên kết dùng để theo dõi quá trình lưu kho của đơn hàng tại các kho khác nhau. Thực thể này ghi nhận ngày lưu kho và trạng thái lưu trữ của từng đơn hàng tại từng kho hàng. </w:t>
@@ -1923,9 +2265,12 @@
           <w:ilvl w:val="0"/>
           <w:numId w:val="52"/>
         </w:numPr>
+        <w:spacing w:line="312" w:lineRule="auto"/>
         <w:jc w:val="both"/>
         <w:rPr>
           <w:rFonts w:ascii="Times New Roman" w:hAnsi="Times New Roman" w:cs="Times New Roman"/>
+          <w:sz w:val="26"/>
+          <w:szCs w:val="26"/>
           <w:lang w:val="vi-VN"/>
         </w:rPr>
       </w:pPr>
@@ -1933,6 +2278,8 @@
         <w:rPr>
           <w:rStyle w:val="Strong"/>
           <w:rFonts w:ascii="Times New Roman" w:hAnsi="Times New Roman" w:cs="Times New Roman"/>
+          <w:sz w:val="26"/>
+          <w:szCs w:val="26"/>
         </w:rPr>
         <w:t>VEHICLE</w:t>
       </w:r>
@@ -1941,12 +2288,16 @@
           <w:rFonts w:ascii="Times New Roman" w:hAnsi="Times New Roman" w:cs="Times New Roman"/>
           <w:b/>
           <w:bCs/>
+          <w:sz w:val="26"/>
+          <w:szCs w:val="26"/>
         </w:rPr>
         <w:t xml:space="preserve"> </w:t>
       </w:r>
       <w:r>
         <w:rPr>
           <w:rFonts w:ascii="Times New Roman" w:hAnsi="Times New Roman" w:cs="Times New Roman"/>
+          <w:sz w:val="26"/>
+          <w:szCs w:val="26"/>
         </w:rPr>
         <w:t>lưu thông tin các phương tiện vận chuyển của công ty như xe tải hoặc container. Mỗi phương tiện thuộc một chi nhánh, có loại xe, biển số, tình trạng bảo dưỡng và sức chứa riêng. Một phương tiện có thể tham gia nhiều chuyến vận chuyển khác nhau.</w:t>
       </w:r>
@@ -1958,9 +2309,12 @@
           <w:ilvl w:val="0"/>
           <w:numId w:val="52"/>
         </w:numPr>
+        <w:spacing w:line="312" w:lineRule="auto"/>
         <w:jc w:val="both"/>
         <w:rPr>
           <w:rFonts w:ascii="Times New Roman" w:hAnsi="Times New Roman" w:cs="Times New Roman"/>
+          <w:sz w:val="26"/>
+          <w:szCs w:val="26"/>
           <w:lang w:val="vi-VN"/>
         </w:rPr>
       </w:pPr>
@@ -1968,19 +2322,24 @@
         <w:rPr>
           <w:rStyle w:val="Strong"/>
           <w:rFonts w:ascii="Times New Roman" w:hAnsi="Times New Roman" w:cs="Times New Roman"/>
-        </w:rPr>
-        <w:lastRenderedPageBreak/>
+          <w:sz w:val="26"/>
+          <w:szCs w:val="26"/>
+        </w:rPr>
         <w:t>ROUTE</w:t>
       </w:r>
       <w:r>
         <w:rPr>
           <w:rFonts w:ascii="Times New Roman" w:hAnsi="Times New Roman" w:cs="Times New Roman"/>
+          <w:sz w:val="26"/>
+          <w:szCs w:val="26"/>
         </w:rPr>
         <w:t xml:space="preserve"> đại diện cho các tuyến đường vận chuyển mà công ty khai thác. Mỗi lộ trình xác định điểm xuất phát, điểm đến, khoảng cách và thời gian dự kiến thực hiện chuyến đi</w:t>
       </w:r>
       <w:r>
         <w:rPr>
           <w:rFonts w:ascii="Times New Roman" w:hAnsi="Times New Roman" w:cs="Times New Roman"/>
+          <w:sz w:val="26"/>
+          <w:szCs w:val="26"/>
           <w:lang w:val="vi-VN"/>
         </w:rPr>
         <w:t>.</w:t>
@@ -1993,9 +2352,12 @@
           <w:ilvl w:val="0"/>
           <w:numId w:val="52"/>
         </w:numPr>
+        <w:spacing w:line="312" w:lineRule="auto"/>
         <w:jc w:val="both"/>
         <w:rPr>
           <w:rFonts w:ascii="Times New Roman" w:hAnsi="Times New Roman" w:cs="Times New Roman"/>
+          <w:sz w:val="26"/>
+          <w:szCs w:val="26"/>
           <w:lang w:val="vi-VN"/>
         </w:rPr>
       </w:pPr>
@@ -2003,6 +2365,8 @@
         <w:rPr>
           <w:rStyle w:val="Strong"/>
           <w:rFonts w:ascii="Times New Roman" w:hAnsi="Times New Roman" w:cs="Times New Roman"/>
+          <w:sz w:val="26"/>
+          <w:szCs w:val="26"/>
         </w:rPr>
         <w:t>SHIPMENT</w:t>
       </w:r>
@@ -2011,12 +2375,16 @@
           <w:rFonts w:ascii="Times New Roman" w:hAnsi="Times New Roman" w:cs="Times New Roman"/>
           <w:b/>
           <w:bCs/>
+          <w:sz w:val="26"/>
+          <w:szCs w:val="26"/>
         </w:rPr>
         <w:t xml:space="preserve"> </w:t>
       </w:r>
       <w:r>
         <w:rPr>
           <w:rFonts w:ascii="Times New Roman" w:hAnsi="Times New Roman" w:cs="Times New Roman"/>
+          <w:sz w:val="26"/>
+          <w:szCs w:val="26"/>
         </w:rPr>
         <w:t>là thực thể trung tâm của hoạt động vận tải, liên kết đơn hàng với phương tiện, nhân viên, kho hàng và lộ trình vận chuyển. Mỗi lô hàng thể hiện một lần vận chuyển cụ thể của đơn hàng và cho phép theo dõi trạng thái giao nhận trong suốt quá trình vận chuyển.</w:t>
       </w:r>
@@ -2028,9 +2396,12 @@
           <w:ilvl w:val="0"/>
           <w:numId w:val="52"/>
         </w:numPr>
+        <w:spacing w:line="312" w:lineRule="auto"/>
         <w:jc w:val="both"/>
         <w:rPr>
           <w:rFonts w:ascii="Times New Roman" w:hAnsi="Times New Roman" w:cs="Times New Roman"/>
+          <w:sz w:val="26"/>
+          <w:szCs w:val="26"/>
           <w:lang w:val="vi-VN"/>
         </w:rPr>
       </w:pPr>
@@ -2038,12 +2409,16 @@
         <w:rPr>
           <w:rStyle w:val="Strong"/>
           <w:rFonts w:ascii="Times New Roman" w:hAnsi="Times New Roman" w:cs="Times New Roman"/>
+          <w:sz w:val="26"/>
+          <w:szCs w:val="26"/>
         </w:rPr>
         <w:t>ROUTE_VEHICLE</w:t>
       </w:r>
       <w:r>
         <w:rPr>
           <w:rFonts w:ascii="Times New Roman" w:hAnsi="Times New Roman" w:cs="Times New Roman"/>
+          <w:sz w:val="26"/>
+          <w:szCs w:val="26"/>
         </w:rPr>
         <w:t xml:space="preserve"> là thực thể liên kết được sử dụng để giải quyết mối quan hệ nhiều-nhiều giữa </w:t>
       </w:r>
@@ -2052,12 +2427,16 @@
           <w:rFonts w:ascii="Times New Roman" w:hAnsi="Times New Roman" w:cs="Times New Roman"/>
           <w:b/>
           <w:bCs/>
+          <w:sz w:val="26"/>
+          <w:szCs w:val="26"/>
         </w:rPr>
         <w:t>ROUTE</w:t>
       </w:r>
       <w:r>
         <w:rPr>
           <w:rFonts w:ascii="Times New Roman" w:hAnsi="Times New Roman" w:cs="Times New Roman"/>
+          <w:sz w:val="26"/>
+          <w:szCs w:val="26"/>
         </w:rPr>
         <w:t xml:space="preserve"> và </w:t>
       </w:r>
@@ -2066,12 +2445,16 @@
           <w:rFonts w:ascii="Times New Roman" w:hAnsi="Times New Roman" w:cs="Times New Roman"/>
           <w:b/>
           <w:bCs/>
+          <w:sz w:val="26"/>
+          <w:szCs w:val="26"/>
         </w:rPr>
         <w:t>VEHICLE</w:t>
       </w:r>
       <w:r>
         <w:rPr>
           <w:rFonts w:ascii="Times New Roman" w:hAnsi="Times New Roman" w:cs="Times New Roman"/>
+          <w:sz w:val="26"/>
+          <w:szCs w:val="26"/>
         </w:rPr>
         <w:t>. Thực thể này lưu thông tin lịch trình vận hành của phương tiện trên từng tuyến đường, bao gồm thời gian xuất phát và thời gian đến nơi.</w:t>
       </w:r>
@@ -2083,9 +2466,12 @@
           <w:ilvl w:val="0"/>
           <w:numId w:val="52"/>
         </w:numPr>
+        <w:spacing w:line="312" w:lineRule="auto"/>
         <w:jc w:val="both"/>
         <w:rPr>
           <w:rFonts w:ascii="Times New Roman" w:hAnsi="Times New Roman" w:cs="Times New Roman"/>
+          <w:sz w:val="26"/>
+          <w:szCs w:val="26"/>
           <w:lang w:val="vi-VN"/>
         </w:rPr>
       </w:pPr>
@@ -2093,12 +2479,16 @@
         <w:rPr>
           <w:rStyle w:val="Strong"/>
           <w:rFonts w:ascii="Times New Roman" w:hAnsi="Times New Roman" w:cs="Times New Roman"/>
+          <w:sz w:val="26"/>
+          <w:szCs w:val="26"/>
         </w:rPr>
         <w:t>PAYMENT</w:t>
       </w:r>
       <w:r>
         <w:rPr>
           <w:rFonts w:ascii="Times New Roman" w:hAnsi="Times New Roman" w:cs="Times New Roman"/>
+          <w:sz w:val="26"/>
+          <w:szCs w:val="26"/>
         </w:rPr>
         <w:t xml:space="preserve"> lưu trữ các giao dịch thanh toán liên quan đến đơn hàng. Mỗi giao dịch ghi nhận phương thức thanh toán, trạng thái thanh toán, số tiền thanh toán và thời điểm thực hiện giao dịch. Một đơn hàng có thể phát sinh nhiều giao dịch thanh toán trong quá trình xử lý.</w:t>
       </w:r>
@@ -2110,6 +2500,21 @@
         <w:rPr>
           <w:rFonts w:ascii="Times New Roman" w:eastAsia="Times New Roman" w:hAnsi="Times New Roman" w:cs="Times New Roman"/>
           <w:kern w:val="0"/>
+          <w:sz w:val="26"/>
+          <w:szCs w:val="26"/>
+          <w14:ligatures w14:val="none"/>
+        </w:rPr>
+      </w:pPr>
+    </w:p>
+    <w:p>
+      <w:pPr>
+        <w:spacing w:after="0" w:line="312" w:lineRule="auto"/>
+        <w:outlineLvl w:val="3"/>
+        <w:rPr>
+          <w:rFonts w:ascii="Times New Roman" w:eastAsia="Times New Roman" w:hAnsi="Times New Roman" w:cs="Times New Roman"/>
+          <w:kern w:val="0"/>
+          <w:sz w:val="26"/>
+          <w:szCs w:val="26"/>
           <w14:ligatures w14:val="none"/>
         </w:rPr>
       </w:pPr>
@@ -2117,8 +2522,11 @@
         <w:rPr>
           <w:rFonts w:ascii="Times New Roman" w:eastAsia="Times New Roman" w:hAnsi="Times New Roman" w:cs="Times New Roman"/>
           <w:kern w:val="0"/>
-          <w14:ligatures w14:val="none"/>
-        </w:rPr>
+          <w:sz w:val="26"/>
+          <w:szCs w:val="26"/>
+          <w14:ligatures w14:val="none"/>
+        </w:rPr>
+        <w:lastRenderedPageBreak/>
         <w:t>1. Nhóm thực thể Phân quyền &amp; Tài khoản (MỚI)</w:t>
       </w:r>
     </w:p>
@@ -2132,6 +2540,8 @@
         <w:rPr>
           <w:rFonts w:ascii="Times New Roman" w:eastAsia="Times New Roman" w:hAnsi="Times New Roman" w:cs="Times New Roman"/>
           <w:kern w:val="0"/>
+          <w:sz w:val="26"/>
+          <w:szCs w:val="26"/>
           <w14:ligatures w14:val="none"/>
         </w:rPr>
       </w:pPr>
@@ -2139,21 +2549,12 @@
         <w:rPr>
           <w:rFonts w:ascii="Times New Roman" w:eastAsia="Times New Roman" w:hAnsi="Times New Roman" w:cs="Times New Roman"/>
           <w:kern w:val="0"/>
+          <w:sz w:val="26"/>
+          <w:szCs w:val="26"/>
           <w14:ligatures w14:val="none"/>
         </w:rPr>
         <w:t>Nhóm quyền (ROLE) [THÊM MỚI]: Quản lý các cấp độ quyền hạn trong hệ thống.</w:t>
       </w:r>
-    </w:p>
-    <w:p>
-      <w:pPr>
-        <w:spacing w:after="0" w:line="312" w:lineRule="auto"/>
-        <w:ind w:left="1440"/>
-        <w:rPr>
-          <w:rFonts w:ascii="Times New Roman" w:eastAsia="Times New Roman" w:hAnsi="Times New Roman" w:cs="Times New Roman"/>
-          <w:kern w:val="0"/>
-          <w14:ligatures w14:val="none"/>
-        </w:rPr>
-      </w:pPr>
     </w:p>
     <w:tbl>
       <w:tblPr>
@@ -2182,11 +2583,15 @@
               <w:jc w:val="center"/>
               <w:rPr>
                 <w:rFonts w:ascii="Times New Roman" w:hAnsi="Times New Roman" w:cs="Times New Roman"/>
+                <w:sz w:val="26"/>
+                <w:szCs w:val="26"/>
               </w:rPr>
             </w:pPr>
             <w:r>
               <w:rPr>
                 <w:rFonts w:ascii="Times New Roman" w:hAnsi="Times New Roman" w:cs="Times New Roman"/>
+                <w:sz w:val="26"/>
+                <w:szCs w:val="26"/>
               </w:rPr>
               <w:t>ROLE</w:t>
             </w:r>
@@ -2203,11 +2608,15 @@
               <w:spacing w:line="312" w:lineRule="auto"/>
               <w:rPr>
                 <w:rFonts w:ascii="Times New Roman" w:hAnsi="Times New Roman" w:cs="Times New Roman"/>
+                <w:sz w:val="26"/>
+                <w:szCs w:val="26"/>
               </w:rPr>
             </w:pPr>
             <w:r>
               <w:rPr>
                 <w:rFonts w:ascii="Times New Roman" w:hAnsi="Times New Roman" w:cs="Times New Roman"/>
+                <w:sz w:val="26"/>
+                <w:szCs w:val="26"/>
               </w:rPr>
               <w:t>PK</w:t>
             </w:r>
@@ -2226,18 +2635,24 @@
               <w:spacing w:line="312" w:lineRule="auto"/>
               <w:rPr>
                 <w:rFonts w:ascii="Times New Roman" w:hAnsi="Times New Roman" w:cs="Times New Roman"/>
+                <w:sz w:val="26"/>
+                <w:szCs w:val="26"/>
                 <w:lang w:val="vi-VN"/>
               </w:rPr>
             </w:pPr>
             <w:r>
               <w:rPr>
                 <w:rFonts w:ascii="Times New Roman" w:hAnsi="Times New Roman" w:cs="Times New Roman"/>
+                <w:sz w:val="26"/>
+                <w:szCs w:val="26"/>
               </w:rPr>
               <w:t>ROLE</w:t>
             </w:r>
             <w:r>
               <w:rPr>
                 <w:rFonts w:ascii="Times New Roman" w:hAnsi="Times New Roman" w:cs="Times New Roman"/>
+                <w:sz w:val="26"/>
+                <w:szCs w:val="26"/>
                 <w:lang w:val="vi-VN"/>
               </w:rPr>
               <w:t>_ID</w:t>
@@ -2257,11 +2672,15 @@
               <w:spacing w:line="312" w:lineRule="auto"/>
               <w:rPr>
                 <w:rFonts w:ascii="Times New Roman" w:hAnsi="Times New Roman" w:cs="Times New Roman"/>
+                <w:sz w:val="26"/>
+                <w:szCs w:val="26"/>
               </w:rPr>
             </w:pPr>
             <w:r>
               <w:rPr>
                 <w:rFonts w:ascii="Times New Roman" w:hAnsi="Times New Roman" w:cs="Times New Roman"/>
+                <w:sz w:val="26"/>
+                <w:szCs w:val="26"/>
               </w:rPr>
               <w:t>Mã quyền</w:t>
             </w:r>
@@ -2278,6 +2697,8 @@
               <w:spacing w:line="312" w:lineRule="auto"/>
               <w:rPr>
                 <w:rFonts w:ascii="Times New Roman" w:hAnsi="Times New Roman" w:cs="Times New Roman"/>
+                <w:sz w:val="26"/>
+                <w:szCs w:val="26"/>
               </w:rPr>
             </w:pPr>
           </w:p>
@@ -2294,11 +2715,15 @@
               <w:spacing w:line="312" w:lineRule="auto"/>
               <w:rPr>
                 <w:rFonts w:ascii="Times New Roman" w:hAnsi="Times New Roman" w:cs="Times New Roman"/>
+                <w:sz w:val="26"/>
+                <w:szCs w:val="26"/>
               </w:rPr>
             </w:pPr>
             <w:r>
               <w:rPr>
                 <w:rFonts w:ascii="Times New Roman" w:hAnsi="Times New Roman" w:cs="Times New Roman"/>
+                <w:sz w:val="26"/>
+                <w:szCs w:val="26"/>
               </w:rPr>
               <w:t>ROLE_NAME</w:t>
             </w:r>
@@ -2308,11 +2733,15 @@
               <w:spacing w:line="312" w:lineRule="auto"/>
               <w:rPr>
                 <w:rFonts w:ascii="Times New Roman" w:hAnsi="Times New Roman" w:cs="Times New Roman"/>
+                <w:sz w:val="26"/>
+                <w:szCs w:val="26"/>
               </w:rPr>
             </w:pPr>
             <w:r>
               <w:rPr>
                 <w:rFonts w:ascii="Times New Roman" w:hAnsi="Times New Roman" w:cs="Times New Roman"/>
+                <w:sz w:val="26"/>
+                <w:szCs w:val="26"/>
               </w:rPr>
               <w:t>DESCRIPTION</w:t>
             </w:r>
@@ -2330,11 +2759,15 @@
               <w:spacing w:line="312" w:lineRule="auto"/>
               <w:rPr>
                 <w:rFonts w:ascii="Times New Roman" w:hAnsi="Times New Roman" w:cs="Times New Roman"/>
+                <w:sz w:val="26"/>
+                <w:szCs w:val="26"/>
               </w:rPr>
             </w:pPr>
             <w:r>
               <w:rPr>
                 <w:rFonts w:ascii="Times New Roman" w:hAnsi="Times New Roman" w:cs="Times New Roman"/>
+                <w:sz w:val="26"/>
+                <w:szCs w:val="26"/>
               </w:rPr>
               <w:t>Tên quyền</w:t>
             </w:r>
@@ -2344,11 +2777,15 @@
               <w:spacing w:line="312" w:lineRule="auto"/>
               <w:rPr>
                 <w:rFonts w:ascii="Times New Roman" w:hAnsi="Times New Roman" w:cs="Times New Roman"/>
+                <w:sz w:val="26"/>
+                <w:szCs w:val="26"/>
               </w:rPr>
             </w:pPr>
             <w:r>
               <w:rPr>
                 <w:rFonts w:ascii="Times New Roman" w:hAnsi="Times New Roman" w:cs="Times New Roman"/>
+                <w:sz w:val="26"/>
+                <w:szCs w:val="26"/>
               </w:rPr>
               <w:t>Mô tả</w:t>
             </w:r>
@@ -2362,20 +2799,25 @@
         <w:rPr>
           <w:rFonts w:ascii="Times New Roman" w:eastAsia="Times New Roman" w:hAnsi="Times New Roman" w:cs="Times New Roman"/>
           <w:kern w:val="0"/>
+          <w:sz w:val="26"/>
+          <w:szCs w:val="26"/>
           <w14:ligatures w14:val="none"/>
         </w:rPr>
       </w:pPr>
     </w:p>
     <w:p>
       <w:pPr>
+        <w:pStyle w:val="ListParagraph"/>
         <w:numPr>
-          <w:ilvl w:val="1"/>
+          <w:ilvl w:val="0"/>
           <w:numId w:val="34"/>
         </w:numPr>
         <w:spacing w:after="0" w:line="312" w:lineRule="auto"/>
         <w:rPr>
           <w:rFonts w:ascii="Times New Roman" w:eastAsia="Times New Roman" w:hAnsi="Times New Roman" w:cs="Times New Roman"/>
           <w:kern w:val="0"/>
+          <w:sz w:val="26"/>
+          <w:szCs w:val="26"/>
           <w14:ligatures w14:val="none"/>
         </w:rPr>
       </w:pPr>
@@ -2383,6 +2825,8 @@
         <w:rPr>
           <w:rFonts w:ascii="Times New Roman" w:eastAsia="Times New Roman" w:hAnsi="Times New Roman" w:cs="Times New Roman"/>
           <w:kern w:val="0"/>
+          <w:sz w:val="26"/>
+          <w:szCs w:val="26"/>
           <w14:ligatures w14:val="none"/>
         </w:rPr>
         <w:t>Tài khoản (ACCOUNT)</w:t>
@@ -2391,6 +2835,8 @@
         <w:rPr>
           <w:rFonts w:ascii="Times New Roman" w:eastAsia="Times New Roman" w:hAnsi="Times New Roman" w:cs="Times New Roman"/>
           <w:kern w:val="0"/>
+          <w:sz w:val="26"/>
+          <w:szCs w:val="26"/>
           <w14:ligatures w14:val="none"/>
         </w:rPr>
         <w:t>:</w:t>
@@ -2399,21 +2845,12 @@
         <w:rPr>
           <w:rFonts w:ascii="Times New Roman" w:eastAsia="Times New Roman" w:hAnsi="Times New Roman" w:cs="Times New Roman"/>
           <w:kern w:val="0"/>
+          <w:sz w:val="26"/>
+          <w:szCs w:val="26"/>
           <w14:ligatures w14:val="none"/>
         </w:rPr>
         <w:t xml:space="preserve"> Thông tin đăng nhập của nhân viên hoặc khách hàng.</w:t>
       </w:r>
-    </w:p>
-    <w:p>
-      <w:pPr>
-        <w:spacing w:after="0" w:line="312" w:lineRule="auto"/>
-        <w:ind w:left="1440"/>
-        <w:rPr>
-          <w:rFonts w:ascii="Times New Roman" w:eastAsia="Times New Roman" w:hAnsi="Times New Roman" w:cs="Times New Roman"/>
-          <w:kern w:val="0"/>
-          <w14:ligatures w14:val="none"/>
-        </w:rPr>
-      </w:pPr>
     </w:p>
     <w:tbl>
       <w:tblPr>
@@ -2440,6 +2877,8 @@
               <w:rPr>
                 <w:rFonts w:ascii="Times New Roman" w:eastAsia="Times New Roman" w:hAnsi="Times New Roman" w:cs="Times New Roman"/>
                 <w:kern w:val="0"/>
+                <w:sz w:val="26"/>
+                <w:szCs w:val="26"/>
                 <w14:ligatures w14:val="none"/>
               </w:rPr>
             </w:pPr>
@@ -2447,6 +2886,8 @@
               <w:rPr>
                 <w:rFonts w:ascii="Times New Roman" w:eastAsia="Times New Roman" w:hAnsi="Times New Roman" w:cs="Times New Roman"/>
                 <w:kern w:val="0"/>
+                <w:sz w:val="26"/>
+                <w:szCs w:val="26"/>
                 <w14:ligatures w14:val="none"/>
               </w:rPr>
               <w:t>ACCOUNT</w:t>
@@ -2465,6 +2906,8 @@
               <w:rPr>
                 <w:rFonts w:ascii="Times New Roman" w:eastAsia="Times New Roman" w:hAnsi="Times New Roman" w:cs="Times New Roman"/>
                 <w:kern w:val="0"/>
+                <w:sz w:val="26"/>
+                <w:szCs w:val="26"/>
                 <w:lang w:val="vi-VN"/>
                 <w14:ligatures w14:val="none"/>
               </w:rPr>
@@ -2473,6 +2916,8 @@
               <w:rPr>
                 <w:rFonts w:ascii="Times New Roman" w:eastAsia="Times New Roman" w:hAnsi="Times New Roman" w:cs="Times New Roman"/>
                 <w:kern w:val="0"/>
+                <w:sz w:val="26"/>
+                <w:szCs w:val="26"/>
                 <w14:ligatures w14:val="none"/>
               </w:rPr>
               <w:t>PK</w:t>
@@ -2493,6 +2938,8 @@
               <w:rPr>
                 <w:rFonts w:ascii="Times New Roman" w:eastAsia="Times New Roman" w:hAnsi="Times New Roman" w:cs="Times New Roman"/>
                 <w:kern w:val="0"/>
+                <w:sz w:val="26"/>
+                <w:szCs w:val="26"/>
                 <w:lang w:val="vi-VN"/>
                 <w14:ligatures w14:val="none"/>
               </w:rPr>
@@ -2501,6 +2948,8 @@
               <w:rPr>
                 <w:rFonts w:ascii="Times New Roman" w:eastAsia="Times New Roman" w:hAnsi="Times New Roman" w:cs="Times New Roman"/>
                 <w:kern w:val="0"/>
+                <w:sz w:val="26"/>
+                <w:szCs w:val="26"/>
                 <w14:ligatures w14:val="none"/>
               </w:rPr>
               <w:t>ACCOUNT</w:t>
@@ -2509,6 +2958,8 @@
               <w:rPr>
                 <w:rFonts w:ascii="Times New Roman" w:eastAsia="Times New Roman" w:hAnsi="Times New Roman" w:cs="Times New Roman"/>
                 <w:kern w:val="0"/>
+                <w:sz w:val="26"/>
+                <w:szCs w:val="26"/>
                 <w:lang w:val="vi-VN"/>
                 <w14:ligatures w14:val="none"/>
               </w:rPr>
@@ -2530,6 +2981,8 @@
               <w:rPr>
                 <w:rFonts w:ascii="Times New Roman" w:eastAsia="Times New Roman" w:hAnsi="Times New Roman" w:cs="Times New Roman"/>
                 <w:kern w:val="0"/>
+                <w:sz w:val="26"/>
+                <w:szCs w:val="26"/>
                 <w14:ligatures w14:val="none"/>
               </w:rPr>
             </w:pPr>
@@ -2537,6 +2990,8 @@
               <w:rPr>
                 <w:rFonts w:ascii="Times New Roman" w:eastAsia="Times New Roman" w:hAnsi="Times New Roman" w:cs="Times New Roman"/>
                 <w:kern w:val="0"/>
+                <w:sz w:val="26"/>
+                <w:szCs w:val="26"/>
                 <w14:ligatures w14:val="none"/>
               </w:rPr>
               <w:t>Mã tài khoản</w:t>
@@ -2558,6 +3013,8 @@
               <w:rPr>
                 <w:rFonts w:ascii="Times New Roman" w:eastAsia="Times New Roman" w:hAnsi="Times New Roman" w:cs="Times New Roman"/>
                 <w:kern w:val="0"/>
+                <w:sz w:val="26"/>
+                <w:szCs w:val="26"/>
                 <w:lang w:val="vi-VN"/>
                 <w14:ligatures w14:val="none"/>
               </w:rPr>
@@ -2566,6 +3023,8 @@
               <w:rPr>
                 <w:rFonts w:ascii="Times New Roman" w:eastAsia="Times New Roman" w:hAnsi="Times New Roman" w:cs="Times New Roman"/>
                 <w:kern w:val="0"/>
+                <w:sz w:val="26"/>
+                <w:szCs w:val="26"/>
                 <w14:ligatures w14:val="none"/>
               </w:rPr>
               <w:t>FK</w:t>
@@ -2577,6 +3036,8 @@
               <w:rPr>
                 <w:rFonts w:ascii="Times New Roman" w:eastAsia="Times New Roman" w:hAnsi="Times New Roman" w:cs="Times New Roman"/>
                 <w:kern w:val="0"/>
+                <w:sz w:val="26"/>
+                <w:szCs w:val="26"/>
                 <w14:ligatures w14:val="none"/>
               </w:rPr>
             </w:pPr>
@@ -2584,6 +3045,8 @@
               <w:rPr>
                 <w:rFonts w:ascii="Times New Roman" w:eastAsia="Times New Roman" w:hAnsi="Times New Roman" w:cs="Times New Roman"/>
                 <w:kern w:val="0"/>
+                <w:sz w:val="26"/>
+                <w:szCs w:val="26"/>
                 <w14:ligatures w14:val="none"/>
               </w:rPr>
               <w:t>FK</w:t>
@@ -2595,6 +3058,8 @@
               <w:rPr>
                 <w:rFonts w:ascii="Times New Roman" w:eastAsia="Times New Roman" w:hAnsi="Times New Roman" w:cs="Times New Roman"/>
                 <w:kern w:val="0"/>
+                <w:sz w:val="26"/>
+                <w:szCs w:val="26"/>
                 <w14:ligatures w14:val="none"/>
               </w:rPr>
             </w:pPr>
@@ -2602,6 +3067,8 @@
               <w:rPr>
                 <w:rFonts w:ascii="Times New Roman" w:eastAsia="Times New Roman" w:hAnsi="Times New Roman" w:cs="Times New Roman"/>
                 <w:kern w:val="0"/>
+                <w:sz w:val="26"/>
+                <w:szCs w:val="26"/>
                 <w14:ligatures w14:val="none"/>
               </w:rPr>
               <w:t>FK</w:t>
@@ -2621,12 +3088,16 @@
               <w:rPr>
                 <w:rFonts w:ascii="Times New Roman" w:eastAsia="Times New Roman" w:hAnsi="Times New Roman" w:cs="Times New Roman"/>
                 <w:kern w:val="0"/>
+                <w:sz w:val="26"/>
+                <w:szCs w:val="26"/>
                 <w14:ligatures w14:val="none"/>
               </w:rPr>
             </w:pPr>
             <w:r>
               <w:rPr>
                 <w:rFonts w:ascii="Times New Roman" w:hAnsi="Times New Roman" w:cs="Times New Roman"/>
+                <w:sz w:val="26"/>
+                <w:szCs w:val="26"/>
               </w:rPr>
               <w:t>ROLE_ID</w:t>
             </w:r>
@@ -2637,12 +3108,16 @@
               <w:rPr>
                 <w:rFonts w:ascii="Times New Roman" w:eastAsia="Times New Roman" w:hAnsi="Times New Roman" w:cs="Times New Roman"/>
                 <w:kern w:val="0"/>
+                <w:sz w:val="26"/>
+                <w:szCs w:val="26"/>
                 <w14:ligatures w14:val="none"/>
               </w:rPr>
             </w:pPr>
             <w:r>
               <w:rPr>
                 <w:rFonts w:ascii="Times New Roman" w:hAnsi="Times New Roman" w:cs="Times New Roman"/>
+                <w:sz w:val="26"/>
+                <w:szCs w:val="26"/>
               </w:rPr>
               <w:t>EMP_CODE</w:t>
             </w:r>
@@ -2652,11 +3127,15 @@
               <w:spacing w:line="312" w:lineRule="auto"/>
               <w:rPr>
                 <w:rFonts w:ascii="Times New Roman" w:hAnsi="Times New Roman" w:cs="Times New Roman"/>
+                <w:sz w:val="26"/>
+                <w:szCs w:val="26"/>
               </w:rPr>
             </w:pPr>
             <w:r>
               <w:rPr>
                 <w:rFonts w:ascii="Times New Roman" w:hAnsi="Times New Roman" w:cs="Times New Roman"/>
+                <w:sz w:val="26"/>
+                <w:szCs w:val="26"/>
               </w:rPr>
               <w:t>CUS_CODE</w:t>
             </w:r>
@@ -2666,12 +3145,16 @@
               <w:spacing w:line="312" w:lineRule="auto"/>
               <w:rPr>
                 <w:rFonts w:ascii="Times New Roman" w:hAnsi="Times New Roman" w:cs="Times New Roman"/>
+                <w:sz w:val="26"/>
+                <w:szCs w:val="26"/>
                 <w:lang w:val="vi-VN"/>
               </w:rPr>
             </w:pPr>
             <w:r>
               <w:rPr>
                 <w:rFonts w:ascii="Times New Roman" w:hAnsi="Times New Roman" w:cs="Times New Roman"/>
+                <w:sz w:val="26"/>
+                <w:szCs w:val="26"/>
               </w:rPr>
               <w:t>USERNAME</w:t>
             </w:r>
@@ -2681,11 +3164,15 @@
               <w:spacing w:line="312" w:lineRule="auto"/>
               <w:rPr>
                 <w:rFonts w:ascii="Times New Roman" w:hAnsi="Times New Roman" w:cs="Times New Roman"/>
+                <w:sz w:val="26"/>
+                <w:szCs w:val="26"/>
               </w:rPr>
             </w:pPr>
             <w:r>
               <w:rPr>
                 <w:rFonts w:ascii="Times New Roman" w:hAnsi="Times New Roman" w:cs="Times New Roman"/>
+                <w:sz w:val="26"/>
+                <w:szCs w:val="26"/>
               </w:rPr>
               <w:t>PASSWORD_HASH</w:t>
             </w:r>
@@ -2696,12 +3183,16 @@
               <w:rPr>
                 <w:rFonts w:ascii="Times New Roman" w:eastAsia="Times New Roman" w:hAnsi="Times New Roman" w:cs="Times New Roman"/>
                 <w:kern w:val="0"/>
+                <w:sz w:val="26"/>
+                <w:szCs w:val="26"/>
                 <w14:ligatures w14:val="none"/>
               </w:rPr>
             </w:pPr>
             <w:r>
               <w:rPr>
                 <w:rFonts w:ascii="Times New Roman" w:hAnsi="Times New Roman" w:cs="Times New Roman"/>
+                <w:sz w:val="26"/>
+                <w:szCs w:val="26"/>
               </w:rPr>
               <w:t>IS_ACTIVE</w:t>
             </w:r>
@@ -2719,11 +3210,15 @@
               <w:spacing w:line="312" w:lineRule="auto"/>
               <w:rPr>
                 <w:rFonts w:ascii="Times New Roman" w:hAnsi="Times New Roman" w:cs="Times New Roman"/>
+                <w:sz w:val="26"/>
+                <w:szCs w:val="26"/>
               </w:rPr>
             </w:pPr>
             <w:r>
               <w:rPr>
                 <w:rFonts w:ascii="Times New Roman" w:hAnsi="Times New Roman" w:cs="Times New Roman"/>
+                <w:sz w:val="26"/>
+                <w:szCs w:val="26"/>
               </w:rPr>
               <w:t>Mã quyền</w:t>
             </w:r>
@@ -2733,11 +3228,15 @@
               <w:spacing w:line="312" w:lineRule="auto"/>
               <w:rPr>
                 <w:rFonts w:ascii="Times New Roman" w:hAnsi="Times New Roman" w:cs="Times New Roman"/>
+                <w:sz w:val="26"/>
+                <w:szCs w:val="26"/>
               </w:rPr>
             </w:pPr>
             <w:r>
               <w:rPr>
                 <w:rFonts w:ascii="Times New Roman" w:hAnsi="Times New Roman" w:cs="Times New Roman"/>
+                <w:sz w:val="26"/>
+                <w:szCs w:val="26"/>
               </w:rPr>
               <w:t xml:space="preserve">Mã nhân viên </w:t>
             </w:r>
@@ -2747,11 +3246,15 @@
               <w:spacing w:line="312" w:lineRule="auto"/>
               <w:rPr>
                 <w:rFonts w:ascii="Times New Roman" w:hAnsi="Times New Roman" w:cs="Times New Roman"/>
+                <w:sz w:val="26"/>
+                <w:szCs w:val="26"/>
               </w:rPr>
             </w:pPr>
             <w:r>
               <w:rPr>
                 <w:rFonts w:ascii="Times New Roman" w:hAnsi="Times New Roman" w:cs="Times New Roman"/>
+                <w:sz w:val="26"/>
+                <w:szCs w:val="26"/>
               </w:rPr>
               <w:t>Mã khách hàng</w:t>
             </w:r>
@@ -2761,11 +3264,15 @@
               <w:spacing w:line="312" w:lineRule="auto"/>
               <w:rPr>
                 <w:rFonts w:ascii="Times New Roman" w:hAnsi="Times New Roman" w:cs="Times New Roman"/>
+                <w:sz w:val="26"/>
+                <w:szCs w:val="26"/>
               </w:rPr>
             </w:pPr>
             <w:r>
               <w:rPr>
                 <w:rFonts w:ascii="Times New Roman" w:hAnsi="Times New Roman" w:cs="Times New Roman"/>
+                <w:sz w:val="26"/>
+                <w:szCs w:val="26"/>
               </w:rPr>
               <w:t>Tên đăng nhập</w:t>
             </w:r>
@@ -2775,11 +3282,15 @@
               <w:spacing w:line="312" w:lineRule="auto"/>
               <w:rPr>
                 <w:rFonts w:ascii="Times New Roman" w:hAnsi="Times New Roman" w:cs="Times New Roman"/>
+                <w:sz w:val="26"/>
+                <w:szCs w:val="26"/>
               </w:rPr>
             </w:pPr>
             <w:r>
               <w:rPr>
                 <w:rFonts w:ascii="Times New Roman" w:hAnsi="Times New Roman" w:cs="Times New Roman"/>
+                <w:sz w:val="26"/>
+                <w:szCs w:val="26"/>
               </w:rPr>
               <w:t>Mật khẩu mã hóa</w:t>
             </w:r>
@@ -2789,11 +3300,15 @@
               <w:spacing w:line="312" w:lineRule="auto"/>
               <w:rPr>
                 <w:rFonts w:ascii="Times New Roman" w:hAnsi="Times New Roman" w:cs="Times New Roman"/>
+                <w:sz w:val="26"/>
+                <w:szCs w:val="26"/>
               </w:rPr>
             </w:pPr>
             <w:r>
               <w:rPr>
                 <w:rFonts w:ascii="Times New Roman" w:hAnsi="Times New Roman" w:cs="Times New Roman"/>
+                <w:sz w:val="26"/>
+                <w:szCs w:val="26"/>
               </w:rPr>
               <w:t>Trạng thái hoạt động</w:t>
             </w:r>
@@ -2804,9 +3319,12 @@
     <w:p>
       <w:pPr>
         <w:spacing w:after="0" w:line="312" w:lineRule="auto"/>
-        <w:rPr>
-          <w:rFonts w:ascii="Times New Roman" w:eastAsia="Times New Roman" w:hAnsi="Times New Roman" w:cs="Times New Roman"/>
-          <w:kern w:val="0"/>
+        <w:outlineLvl w:val="3"/>
+        <w:rPr>
+          <w:rFonts w:ascii="Times New Roman" w:eastAsia="Times New Roman" w:hAnsi="Times New Roman" w:cs="Times New Roman"/>
+          <w:kern w:val="0"/>
+          <w:sz w:val="26"/>
+          <w:szCs w:val="26"/>
           <w14:ligatures w14:val="none"/>
         </w:rPr>
       </w:pPr>
@@ -2818,9 +3336,21 @@
         <w:rPr>
           <w:rFonts w:ascii="Times New Roman" w:eastAsia="Times New Roman" w:hAnsi="Times New Roman" w:cs="Times New Roman"/>
           <w:kern w:val="0"/>
-          <w14:ligatures w14:val="none"/>
-        </w:rPr>
-      </w:pPr>
+          <w:sz w:val="26"/>
+          <w:szCs w:val="26"/>
+          <w14:ligatures w14:val="none"/>
+        </w:rPr>
+      </w:pPr>
+      <w:r>
+        <w:rPr>
+          <w:rFonts w:ascii="Times New Roman" w:eastAsia="Times New Roman" w:hAnsi="Times New Roman" w:cs="Times New Roman"/>
+          <w:kern w:val="0"/>
+          <w:sz w:val="26"/>
+          <w:szCs w:val="26"/>
+          <w14:ligatures w14:val="none"/>
+        </w:rPr>
+        <w:t>2. Nhóm thực thể Cơ cấu tổ chức</w:t>
+      </w:r>
     </w:p>
     <w:p>
       <w:pPr>
@@ -2829,40 +3359,11 @@
         <w:rPr>
           <w:rFonts w:ascii="Times New Roman" w:eastAsia="Times New Roman" w:hAnsi="Times New Roman" w:cs="Times New Roman"/>
           <w:kern w:val="0"/>
-          <w14:ligatures w14:val="none"/>
-        </w:rPr>
-      </w:pPr>
-    </w:p>
-    <w:p>
-      <w:pPr>
-        <w:spacing w:after="0" w:line="312" w:lineRule="auto"/>
-        <w:outlineLvl w:val="3"/>
-        <w:rPr>
-          <w:rFonts w:ascii="Times New Roman" w:eastAsia="Times New Roman" w:hAnsi="Times New Roman" w:cs="Times New Roman"/>
-          <w:kern w:val="0"/>
-          <w14:ligatures w14:val="none"/>
-        </w:rPr>
-      </w:pPr>
-    </w:p>
-    <w:p>
-      <w:pPr>
-        <w:spacing w:after="0" w:line="312" w:lineRule="auto"/>
-        <w:outlineLvl w:val="3"/>
-        <w:rPr>
-          <w:rFonts w:ascii="Times New Roman" w:eastAsia="Times New Roman" w:hAnsi="Times New Roman" w:cs="Times New Roman"/>
-          <w:kern w:val="0"/>
-          <w14:ligatures w14:val="none"/>
-        </w:rPr>
-      </w:pPr>
-      <w:r>
-        <w:rPr>
-          <w:rFonts w:ascii="Times New Roman" w:eastAsia="Times New Roman" w:hAnsi="Times New Roman" w:cs="Times New Roman"/>
-          <w:kern w:val="0"/>
-          <w14:ligatures w14:val="none"/>
-        </w:rPr>
-        <w:lastRenderedPageBreak/>
-        <w:t>2. Nhóm thực thể Cơ cấu tổ chức</w:t>
-      </w:r>
+          <w:sz w:val="26"/>
+          <w:szCs w:val="26"/>
+          <w14:ligatures w14:val="none"/>
+        </w:rPr>
+      </w:pPr>
     </w:p>
     <w:p>
       <w:pPr>
@@ -2874,6 +3375,8 @@
         <w:rPr>
           <w:rFonts w:ascii="Times New Roman" w:eastAsia="Times New Roman" w:hAnsi="Times New Roman" w:cs="Times New Roman"/>
           <w:kern w:val="0"/>
+          <w:sz w:val="26"/>
+          <w:szCs w:val="26"/>
           <w14:ligatures w14:val="none"/>
         </w:rPr>
       </w:pPr>
@@ -2881,21 +3384,12 @@
         <w:rPr>
           <w:rFonts w:ascii="Times New Roman" w:eastAsia="Times New Roman" w:hAnsi="Times New Roman" w:cs="Times New Roman"/>
           <w:kern w:val="0"/>
+          <w:sz w:val="26"/>
+          <w:szCs w:val="26"/>
           <w14:ligatures w14:val="none"/>
         </w:rPr>
         <w:t>Nhân viên (EMPLOYEE):</w:t>
       </w:r>
-    </w:p>
-    <w:p>
-      <w:pPr>
-        <w:spacing w:after="0" w:line="312" w:lineRule="auto"/>
-        <w:ind w:left="360"/>
-        <w:rPr>
-          <w:rFonts w:ascii="Times New Roman" w:eastAsia="Times New Roman" w:hAnsi="Times New Roman" w:cs="Times New Roman"/>
-          <w:kern w:val="0"/>
-          <w14:ligatures w14:val="none"/>
-        </w:rPr>
-      </w:pPr>
     </w:p>
     <w:tbl>
       <w:tblPr>
@@ -2922,12 +3416,16 @@
               <w:rPr>
                 <w:rFonts w:ascii="Times New Roman" w:eastAsia="Times New Roman" w:hAnsi="Times New Roman" w:cs="Times New Roman"/>
                 <w:kern w:val="0"/>
+                <w:sz w:val="26"/>
+                <w:szCs w:val="26"/>
                 <w14:ligatures w14:val="none"/>
               </w:rPr>
             </w:pPr>
             <w:r>
               <w:rPr>
                 <w:rFonts w:ascii="Times New Roman" w:hAnsi="Times New Roman" w:cs="Times New Roman"/>
+                <w:sz w:val="26"/>
+                <w:szCs w:val="26"/>
               </w:rPr>
               <w:t>EMPLOYEE</w:t>
             </w:r>
@@ -2945,12 +3443,16 @@
               <w:rPr>
                 <w:rFonts w:ascii="Times New Roman" w:eastAsia="Times New Roman" w:hAnsi="Times New Roman" w:cs="Times New Roman"/>
                 <w:kern w:val="0"/>
+                <w:sz w:val="26"/>
+                <w:szCs w:val="26"/>
                 <w14:ligatures w14:val="none"/>
               </w:rPr>
             </w:pPr>
             <w:r>
               <w:rPr>
                 <w:rFonts w:ascii="Times New Roman" w:hAnsi="Times New Roman" w:cs="Times New Roman"/>
+                <w:sz w:val="26"/>
+                <w:szCs w:val="26"/>
               </w:rPr>
               <w:t>PK</w:t>
             </w:r>
@@ -2970,12 +3472,16 @@
               <w:rPr>
                 <w:rFonts w:ascii="Times New Roman" w:eastAsia="Times New Roman" w:hAnsi="Times New Roman" w:cs="Times New Roman"/>
                 <w:kern w:val="0"/>
+                <w:sz w:val="26"/>
+                <w:szCs w:val="26"/>
                 <w14:ligatures w14:val="none"/>
               </w:rPr>
             </w:pPr>
             <w:r>
               <w:rPr>
                 <w:rFonts w:ascii="Times New Roman" w:hAnsi="Times New Roman" w:cs="Times New Roman"/>
+                <w:sz w:val="26"/>
+                <w:szCs w:val="26"/>
               </w:rPr>
               <w:t>EMP_CODE</w:t>
             </w:r>
@@ -2995,6 +3501,8 @@
               <w:rPr>
                 <w:rFonts w:ascii="Times New Roman" w:eastAsia="Times New Roman" w:hAnsi="Times New Roman" w:cs="Times New Roman"/>
                 <w:kern w:val="0"/>
+                <w:sz w:val="26"/>
+                <w:szCs w:val="26"/>
                 <w14:ligatures w14:val="none"/>
               </w:rPr>
             </w:pPr>
@@ -3002,6 +3510,8 @@
               <w:rPr>
                 <w:rFonts w:ascii="Times New Roman" w:eastAsia="Times New Roman" w:hAnsi="Times New Roman" w:cs="Times New Roman"/>
                 <w:kern w:val="0"/>
+                <w:sz w:val="26"/>
+                <w:szCs w:val="26"/>
                 <w14:ligatures w14:val="none"/>
               </w:rPr>
               <w:t>Mã nhân viên</w:t>
@@ -3020,12 +3530,16 @@
               <w:rPr>
                 <w:rFonts w:ascii="Times New Roman" w:eastAsia="Times New Roman" w:hAnsi="Times New Roman" w:cs="Times New Roman"/>
                 <w:kern w:val="0"/>
+                <w:sz w:val="26"/>
+                <w:szCs w:val="26"/>
                 <w14:ligatures w14:val="none"/>
               </w:rPr>
             </w:pPr>
             <w:r>
               <w:rPr>
                 <w:rFonts w:ascii="Times New Roman" w:hAnsi="Times New Roman" w:cs="Times New Roman"/>
+                <w:sz w:val="26"/>
+                <w:szCs w:val="26"/>
               </w:rPr>
               <w:t>FK</w:t>
             </w:r>
@@ -3043,11 +3557,15 @@
               <w:spacing w:line="312" w:lineRule="auto"/>
               <w:rPr>
                 <w:rFonts w:ascii="Times New Roman" w:hAnsi="Times New Roman" w:cs="Times New Roman"/>
+                <w:sz w:val="26"/>
+                <w:szCs w:val="26"/>
               </w:rPr>
             </w:pPr>
             <w:r>
               <w:rPr>
                 <w:rFonts w:ascii="Times New Roman" w:hAnsi="Times New Roman" w:cs="Times New Roman"/>
+                <w:sz w:val="26"/>
+                <w:szCs w:val="26"/>
               </w:rPr>
               <w:t>BRANCH_CODE</w:t>
             </w:r>
@@ -3057,11 +3575,15 @@
               <w:spacing w:line="312" w:lineRule="auto"/>
               <w:rPr>
                 <w:rFonts w:ascii="Times New Roman" w:hAnsi="Times New Roman" w:cs="Times New Roman"/>
+                <w:sz w:val="26"/>
+                <w:szCs w:val="26"/>
               </w:rPr>
             </w:pPr>
             <w:r>
               <w:rPr>
                 <w:rFonts w:ascii="Times New Roman" w:hAnsi="Times New Roman" w:cs="Times New Roman"/>
+                <w:sz w:val="26"/>
+                <w:szCs w:val="26"/>
               </w:rPr>
               <w:t>EMP_FNAME</w:t>
             </w:r>
@@ -3071,11 +3593,15 @@
               <w:spacing w:line="312" w:lineRule="auto"/>
               <w:rPr>
                 <w:rFonts w:ascii="Times New Roman" w:hAnsi="Times New Roman" w:cs="Times New Roman"/>
+                <w:sz w:val="26"/>
+                <w:szCs w:val="26"/>
               </w:rPr>
             </w:pPr>
             <w:r>
               <w:rPr>
                 <w:rFonts w:ascii="Times New Roman" w:hAnsi="Times New Roman" w:cs="Times New Roman"/>
+                <w:sz w:val="26"/>
+                <w:szCs w:val="26"/>
               </w:rPr>
               <w:t>EMP_LNAME</w:t>
             </w:r>
@@ -3085,11 +3611,15 @@
               <w:spacing w:line="312" w:lineRule="auto"/>
               <w:rPr>
                 <w:rFonts w:ascii="Times New Roman" w:hAnsi="Times New Roman" w:cs="Times New Roman"/>
+                <w:sz w:val="26"/>
+                <w:szCs w:val="26"/>
               </w:rPr>
             </w:pPr>
             <w:r>
               <w:rPr>
                 <w:rFonts w:ascii="Times New Roman" w:hAnsi="Times New Roman" w:cs="Times New Roman"/>
+                <w:sz w:val="26"/>
+                <w:szCs w:val="26"/>
               </w:rPr>
               <w:t>EMP_INITIAL</w:t>
             </w:r>
@@ -3099,11 +3629,15 @@
               <w:spacing w:line="312" w:lineRule="auto"/>
               <w:rPr>
                 <w:rFonts w:ascii="Times New Roman" w:hAnsi="Times New Roman" w:cs="Times New Roman"/>
+                <w:sz w:val="26"/>
+                <w:szCs w:val="26"/>
               </w:rPr>
             </w:pPr>
             <w:r>
               <w:rPr>
                 <w:rFonts w:ascii="Times New Roman" w:hAnsi="Times New Roman" w:cs="Times New Roman"/>
+                <w:sz w:val="26"/>
+                <w:szCs w:val="26"/>
               </w:rPr>
               <w:t>EMP_JOB</w:t>
             </w:r>
@@ -3113,11 +3647,15 @@
               <w:spacing w:line="312" w:lineRule="auto"/>
               <w:rPr>
                 <w:rFonts w:ascii="Times New Roman" w:hAnsi="Times New Roman" w:cs="Times New Roman"/>
+                <w:sz w:val="26"/>
+                <w:szCs w:val="26"/>
               </w:rPr>
             </w:pPr>
             <w:r>
               <w:rPr>
                 <w:rFonts w:ascii="Times New Roman" w:hAnsi="Times New Roman" w:cs="Times New Roman"/>
+                <w:sz w:val="26"/>
+                <w:szCs w:val="26"/>
               </w:rPr>
               <w:t>SALARY</w:t>
             </w:r>
@@ -3127,11 +3665,15 @@
               <w:spacing w:line="312" w:lineRule="auto"/>
               <w:rPr>
                 <w:rFonts w:ascii="Times New Roman" w:hAnsi="Times New Roman" w:cs="Times New Roman"/>
+                <w:sz w:val="26"/>
+                <w:szCs w:val="26"/>
               </w:rPr>
             </w:pPr>
             <w:r>
               <w:rPr>
                 <w:rFonts w:ascii="Times New Roman" w:hAnsi="Times New Roman" w:cs="Times New Roman"/>
+                <w:sz w:val="26"/>
+                <w:szCs w:val="26"/>
               </w:rPr>
               <w:t>EMP_PHONE</w:t>
             </w:r>
@@ -3150,6 +3692,8 @@
               <w:rPr>
                 <w:rFonts w:ascii="Times New Roman" w:eastAsia="Times New Roman" w:hAnsi="Times New Roman" w:cs="Times New Roman"/>
                 <w:kern w:val="0"/>
+                <w:sz w:val="26"/>
+                <w:szCs w:val="26"/>
                 <w14:ligatures w14:val="none"/>
               </w:rPr>
             </w:pPr>
@@ -3157,6 +3701,8 @@
               <w:rPr>
                 <w:rFonts w:ascii="Times New Roman" w:eastAsia="Times New Roman" w:hAnsi="Times New Roman" w:cs="Times New Roman"/>
                 <w:kern w:val="0"/>
+                <w:sz w:val="26"/>
+                <w:szCs w:val="26"/>
                 <w14:ligatures w14:val="none"/>
               </w:rPr>
               <w:t>Mã chi nhánh</w:t>
@@ -3168,6 +3714,8 @@
               <w:rPr>
                 <w:rFonts w:ascii="Times New Roman" w:eastAsia="Times New Roman" w:hAnsi="Times New Roman" w:cs="Times New Roman"/>
                 <w:kern w:val="0"/>
+                <w:sz w:val="26"/>
+                <w:szCs w:val="26"/>
                 <w14:ligatures w14:val="none"/>
               </w:rPr>
             </w:pPr>
@@ -3175,6 +3723,8 @@
               <w:rPr>
                 <w:rFonts w:ascii="Times New Roman" w:eastAsia="Times New Roman" w:hAnsi="Times New Roman" w:cs="Times New Roman"/>
                 <w:kern w:val="0"/>
+                <w:sz w:val="26"/>
+                <w:szCs w:val="26"/>
                 <w14:ligatures w14:val="none"/>
               </w:rPr>
               <w:t>Họ nhân viên</w:t>
@@ -3186,6 +3736,8 @@
               <w:rPr>
                 <w:rFonts w:ascii="Times New Roman" w:eastAsia="Times New Roman" w:hAnsi="Times New Roman" w:cs="Times New Roman"/>
                 <w:kern w:val="0"/>
+                <w:sz w:val="26"/>
+                <w:szCs w:val="26"/>
                 <w14:ligatures w14:val="none"/>
               </w:rPr>
             </w:pPr>
@@ -3193,6 +3745,8 @@
               <w:rPr>
                 <w:rFonts w:ascii="Times New Roman" w:eastAsia="Times New Roman" w:hAnsi="Times New Roman" w:cs="Times New Roman"/>
                 <w:kern w:val="0"/>
+                <w:sz w:val="26"/>
+                <w:szCs w:val="26"/>
                 <w14:ligatures w14:val="none"/>
               </w:rPr>
               <w:t>Tên nhân viên</w:t>
@@ -3204,6 +3758,8 @@
               <w:rPr>
                 <w:rFonts w:ascii="Times New Roman" w:eastAsia="Times New Roman" w:hAnsi="Times New Roman" w:cs="Times New Roman"/>
                 <w:kern w:val="0"/>
+                <w:sz w:val="26"/>
+                <w:szCs w:val="26"/>
                 <w14:ligatures w14:val="none"/>
               </w:rPr>
             </w:pPr>
@@ -3211,6 +3767,8 @@
               <w:rPr>
                 <w:rFonts w:ascii="Times New Roman" w:eastAsia="Times New Roman" w:hAnsi="Times New Roman" w:cs="Times New Roman"/>
                 <w:kern w:val="0"/>
+                <w:sz w:val="26"/>
+                <w:szCs w:val="26"/>
                 <w14:ligatures w14:val="none"/>
               </w:rPr>
               <w:t xml:space="preserve">Tên đệm nhân viên </w:t>
@@ -3222,6 +3780,8 @@
               <w:rPr>
                 <w:rFonts w:ascii="Times New Roman" w:eastAsia="Times New Roman" w:hAnsi="Times New Roman" w:cs="Times New Roman"/>
                 <w:kern w:val="0"/>
+                <w:sz w:val="26"/>
+                <w:szCs w:val="26"/>
                 <w14:ligatures w14:val="none"/>
               </w:rPr>
             </w:pPr>
@@ -3229,6 +3789,8 @@
               <w:rPr>
                 <w:rFonts w:ascii="Times New Roman" w:eastAsia="Times New Roman" w:hAnsi="Times New Roman" w:cs="Times New Roman"/>
                 <w:kern w:val="0"/>
+                <w:sz w:val="26"/>
+                <w:szCs w:val="26"/>
                 <w14:ligatures w14:val="none"/>
               </w:rPr>
               <w:t>Chức vụ</w:t>
@@ -3240,6 +3802,8 @@
               <w:rPr>
                 <w:rFonts w:ascii="Times New Roman" w:eastAsia="Times New Roman" w:hAnsi="Times New Roman" w:cs="Times New Roman"/>
                 <w:kern w:val="0"/>
+                <w:sz w:val="26"/>
+                <w:szCs w:val="26"/>
                 <w14:ligatures w14:val="none"/>
               </w:rPr>
             </w:pPr>
@@ -3247,6 +3811,8 @@
               <w:rPr>
                 <w:rFonts w:ascii="Times New Roman" w:eastAsia="Times New Roman" w:hAnsi="Times New Roman" w:cs="Times New Roman"/>
                 <w:kern w:val="0"/>
+                <w:sz w:val="26"/>
+                <w:szCs w:val="26"/>
                 <w14:ligatures w14:val="none"/>
               </w:rPr>
               <w:t>Lương</w:t>
@@ -3258,6 +3824,8 @@
               <w:rPr>
                 <w:rFonts w:ascii="Times New Roman" w:eastAsia="Times New Roman" w:hAnsi="Times New Roman" w:cs="Times New Roman"/>
                 <w:kern w:val="0"/>
+                <w:sz w:val="26"/>
+                <w:szCs w:val="26"/>
                 <w14:ligatures w14:val="none"/>
               </w:rPr>
             </w:pPr>
@@ -3265,6 +3833,8 @@
               <w:rPr>
                 <w:rFonts w:ascii="Times New Roman" w:eastAsia="Times New Roman" w:hAnsi="Times New Roman" w:cs="Times New Roman"/>
                 <w:kern w:val="0"/>
+                <w:sz w:val="26"/>
+                <w:szCs w:val="26"/>
                 <w14:ligatures w14:val="none"/>
               </w:rPr>
               <w:t>Số điện thoại</w:t>
@@ -3279,6 +3849,8 @@
         <w:rPr>
           <w:rFonts w:ascii="Times New Roman" w:eastAsia="Times New Roman" w:hAnsi="Times New Roman" w:cs="Times New Roman"/>
           <w:kern w:val="0"/>
+          <w:sz w:val="26"/>
+          <w:szCs w:val="26"/>
           <w14:ligatures w14:val="none"/>
         </w:rPr>
       </w:pPr>
@@ -3293,6 +3865,8 @@
         <w:rPr>
           <w:rFonts w:ascii="Times New Roman" w:eastAsia="Times New Roman" w:hAnsi="Times New Roman" w:cs="Times New Roman"/>
           <w:kern w:val="0"/>
+          <w:sz w:val="26"/>
+          <w:szCs w:val="26"/>
           <w14:ligatures w14:val="none"/>
         </w:rPr>
       </w:pPr>
@@ -3300,6 +3874,8 @@
         <w:rPr>
           <w:rFonts w:ascii="Times New Roman" w:eastAsia="Times New Roman" w:hAnsi="Times New Roman" w:cs="Times New Roman"/>
           <w:kern w:val="0"/>
+          <w:sz w:val="26"/>
+          <w:szCs w:val="26"/>
           <w14:ligatures w14:val="none"/>
         </w:rPr>
         <w:t>Chi nhánh (BRANCH</w:t>
@@ -3309,6 +3885,8 @@
         <w:rPr>
           <w:rFonts w:ascii="Times New Roman" w:eastAsia="Times New Roman" w:hAnsi="Times New Roman" w:cs="Times New Roman"/>
           <w:kern w:val="0"/>
+          <w:sz w:val="26"/>
+          <w:szCs w:val="26"/>
           <w14:ligatures w14:val="none"/>
         </w:rPr>
         <w:t>) :</w:t>
@@ -3318,6 +3896,8 @@
         <w:rPr>
           <w:rFonts w:ascii="Times New Roman" w:eastAsia="Times New Roman" w:hAnsi="Times New Roman" w:cs="Times New Roman"/>
           <w:kern w:val="0"/>
+          <w:sz w:val="26"/>
+          <w:szCs w:val="26"/>
           <w14:ligatures w14:val="none"/>
         </w:rPr>
         <w:t xml:space="preserve"> </w:t>
@@ -3351,13 +3931,18 @@
               <w:rPr>
                 <w:rFonts w:ascii="Times New Roman" w:eastAsia="Times New Roman" w:hAnsi="Times New Roman" w:cs="Times New Roman"/>
                 <w:kern w:val="0"/>
+                <w:sz w:val="26"/>
+                <w:szCs w:val="26"/>
                 <w14:ligatures w14:val="none"/>
               </w:rPr>
             </w:pPr>
             <w:r>
               <w:rPr>
                 <w:rFonts w:ascii="Times New Roman" w:hAnsi="Times New Roman" w:cs="Times New Roman"/>
-              </w:rPr>
+                <w:sz w:val="26"/>
+                <w:szCs w:val="26"/>
+              </w:rPr>
+              <w:lastRenderedPageBreak/>
               <w:t>BRANCH</w:t>
             </w:r>
           </w:p>
@@ -3374,12 +3959,16 @@
               <w:rPr>
                 <w:rFonts w:ascii="Times New Roman" w:eastAsia="Times New Roman" w:hAnsi="Times New Roman" w:cs="Times New Roman"/>
                 <w:kern w:val="0"/>
+                <w:sz w:val="26"/>
+                <w:szCs w:val="26"/>
                 <w14:ligatures w14:val="none"/>
               </w:rPr>
             </w:pPr>
             <w:r>
               <w:rPr>
                 <w:rFonts w:ascii="Times New Roman" w:hAnsi="Times New Roman" w:cs="Times New Roman"/>
+                <w:sz w:val="26"/>
+                <w:szCs w:val="26"/>
               </w:rPr>
               <w:t>PK</w:t>
             </w:r>
@@ -3398,12 +3987,16 @@
               <w:rPr>
                 <w:rFonts w:ascii="Times New Roman" w:eastAsia="Times New Roman" w:hAnsi="Times New Roman" w:cs="Times New Roman"/>
                 <w:kern w:val="0"/>
+                <w:sz w:val="26"/>
+                <w:szCs w:val="26"/>
                 <w14:ligatures w14:val="none"/>
               </w:rPr>
             </w:pPr>
             <w:r>
               <w:rPr>
                 <w:rFonts w:ascii="Times New Roman" w:hAnsi="Times New Roman" w:cs="Times New Roman"/>
+                <w:sz w:val="26"/>
+                <w:szCs w:val="26"/>
               </w:rPr>
               <w:t>BRANCH_CODE</w:t>
             </w:r>
@@ -3422,6 +4015,8 @@
               <w:rPr>
                 <w:rFonts w:ascii="Times New Roman" w:eastAsia="Times New Roman" w:hAnsi="Times New Roman" w:cs="Times New Roman"/>
                 <w:kern w:val="0"/>
+                <w:sz w:val="26"/>
+                <w:szCs w:val="26"/>
                 <w14:ligatures w14:val="none"/>
               </w:rPr>
             </w:pPr>
@@ -3429,6 +4024,8 @@
               <w:rPr>
                 <w:rFonts w:ascii="Times New Roman" w:eastAsia="Times New Roman" w:hAnsi="Times New Roman" w:cs="Times New Roman"/>
                 <w:kern w:val="0"/>
+                <w:sz w:val="26"/>
+                <w:szCs w:val="26"/>
                 <w14:ligatures w14:val="none"/>
               </w:rPr>
               <w:t>Mã chi nhánh</w:t>
@@ -3447,12 +4044,16 @@
               <w:rPr>
                 <w:rFonts w:ascii="Times New Roman" w:eastAsia="Times New Roman" w:hAnsi="Times New Roman" w:cs="Times New Roman"/>
                 <w:kern w:val="0"/>
+                <w:sz w:val="26"/>
+                <w:szCs w:val="26"/>
                 <w14:ligatures w14:val="none"/>
               </w:rPr>
             </w:pPr>
             <w:r>
               <w:rPr>
                 <w:rFonts w:ascii="Times New Roman" w:hAnsi="Times New Roman" w:cs="Times New Roman"/>
+                <w:sz w:val="26"/>
+                <w:szCs w:val="26"/>
               </w:rPr>
               <w:t>FK</w:t>
             </w:r>
@@ -3470,11 +4071,15 @@
               <w:spacing w:line="312" w:lineRule="auto"/>
               <w:rPr>
                 <w:rFonts w:ascii="Times New Roman" w:hAnsi="Times New Roman" w:cs="Times New Roman"/>
+                <w:sz w:val="26"/>
+                <w:szCs w:val="26"/>
               </w:rPr>
             </w:pPr>
             <w:r>
               <w:rPr>
                 <w:rFonts w:ascii="Times New Roman" w:hAnsi="Times New Roman" w:cs="Times New Roman"/>
+                <w:sz w:val="26"/>
+                <w:szCs w:val="26"/>
               </w:rPr>
               <w:t>MANAGER_EMP_CODE</w:t>
             </w:r>
@@ -3484,11 +4089,15 @@
               <w:spacing w:line="312" w:lineRule="auto"/>
               <w:rPr>
                 <w:rFonts w:ascii="Times New Roman" w:hAnsi="Times New Roman" w:cs="Times New Roman"/>
+                <w:sz w:val="26"/>
+                <w:szCs w:val="26"/>
               </w:rPr>
             </w:pPr>
             <w:r>
               <w:rPr>
                 <w:rFonts w:ascii="Times New Roman" w:hAnsi="Times New Roman" w:cs="Times New Roman"/>
+                <w:sz w:val="26"/>
+                <w:szCs w:val="26"/>
               </w:rPr>
               <w:t>BRANCH_NAME</w:t>
             </w:r>
@@ -3498,11 +4107,15 @@
               <w:spacing w:line="312" w:lineRule="auto"/>
               <w:rPr>
                 <w:rFonts w:ascii="Times New Roman" w:hAnsi="Times New Roman" w:cs="Times New Roman"/>
+                <w:sz w:val="26"/>
+                <w:szCs w:val="26"/>
               </w:rPr>
             </w:pPr>
             <w:r>
               <w:rPr>
                 <w:rFonts w:ascii="Times New Roman" w:hAnsi="Times New Roman" w:cs="Times New Roman"/>
+                <w:sz w:val="26"/>
+                <w:szCs w:val="26"/>
               </w:rPr>
               <w:t>BRANCH_ADDRESS</w:t>
             </w:r>
@@ -3521,6 +4134,8 @@
               <w:rPr>
                 <w:rFonts w:ascii="Times New Roman" w:eastAsia="Times New Roman" w:hAnsi="Times New Roman" w:cs="Times New Roman"/>
                 <w:kern w:val="0"/>
+                <w:sz w:val="26"/>
+                <w:szCs w:val="26"/>
                 <w14:ligatures w14:val="none"/>
               </w:rPr>
             </w:pPr>
@@ -3528,6 +4143,8 @@
               <w:rPr>
                 <w:rFonts w:ascii="Times New Roman" w:eastAsia="Times New Roman" w:hAnsi="Times New Roman" w:cs="Times New Roman"/>
                 <w:kern w:val="0"/>
+                <w:sz w:val="26"/>
+                <w:szCs w:val="26"/>
                 <w14:ligatures w14:val="none"/>
               </w:rPr>
               <w:t>Mã nhân viên quản lý</w:t>
@@ -3539,6 +4156,8 @@
               <w:rPr>
                 <w:rFonts w:ascii="Times New Roman" w:eastAsia="Times New Roman" w:hAnsi="Times New Roman" w:cs="Times New Roman"/>
                 <w:kern w:val="0"/>
+                <w:sz w:val="26"/>
+                <w:szCs w:val="26"/>
                 <w14:ligatures w14:val="none"/>
               </w:rPr>
             </w:pPr>
@@ -3546,6 +4165,8 @@
               <w:rPr>
                 <w:rFonts w:ascii="Times New Roman" w:eastAsia="Times New Roman" w:hAnsi="Times New Roman" w:cs="Times New Roman"/>
                 <w:kern w:val="0"/>
+                <w:sz w:val="26"/>
+                <w:szCs w:val="26"/>
                 <w14:ligatures w14:val="none"/>
               </w:rPr>
               <w:t>Tên chi nhánh</w:t>
@@ -3557,6 +4178,8 @@
               <w:rPr>
                 <w:rFonts w:ascii="Times New Roman" w:eastAsia="Times New Roman" w:hAnsi="Times New Roman" w:cs="Times New Roman"/>
                 <w:kern w:val="0"/>
+                <w:sz w:val="26"/>
+                <w:szCs w:val="26"/>
                 <w14:ligatures w14:val="none"/>
               </w:rPr>
             </w:pPr>
@@ -3564,6 +4187,8 @@
               <w:rPr>
                 <w:rFonts w:ascii="Times New Roman" w:eastAsia="Times New Roman" w:hAnsi="Times New Roman" w:cs="Times New Roman"/>
                 <w:kern w:val="0"/>
+                <w:sz w:val="26"/>
+                <w:szCs w:val="26"/>
                 <w14:ligatures w14:val="none"/>
               </w:rPr>
               <w:t>Địa chỉ chi nhánh</w:t>
@@ -3579,6 +4204,8 @@
         <w:rPr>
           <w:rFonts w:ascii="Times New Roman" w:eastAsia="Times New Roman" w:hAnsi="Times New Roman" w:cs="Times New Roman"/>
           <w:kern w:val="0"/>
+          <w:sz w:val="26"/>
+          <w:szCs w:val="26"/>
           <w14:ligatures w14:val="none"/>
         </w:rPr>
       </w:pPr>
@@ -3593,6 +4220,8 @@
         <w:rPr>
           <w:rFonts w:ascii="Times New Roman" w:eastAsia="Times New Roman" w:hAnsi="Times New Roman" w:cs="Times New Roman"/>
           <w:kern w:val="0"/>
+          <w:sz w:val="26"/>
+          <w:szCs w:val="26"/>
           <w14:ligatures w14:val="none"/>
         </w:rPr>
       </w:pPr>
@@ -3600,6 +4229,8 @@
         <w:rPr>
           <w:rFonts w:ascii="Times New Roman" w:eastAsia="Times New Roman" w:hAnsi="Times New Roman" w:cs="Times New Roman"/>
           <w:kern w:val="0"/>
+          <w:sz w:val="26"/>
+          <w:szCs w:val="26"/>
           <w14:ligatures w14:val="none"/>
         </w:rPr>
         <w:t>Kho hàng (WAREHOUSE</w:t>
@@ -3609,22 +4240,13 @@
         <w:rPr>
           <w:rFonts w:ascii="Times New Roman" w:eastAsia="Times New Roman" w:hAnsi="Times New Roman" w:cs="Times New Roman"/>
           <w:kern w:val="0"/>
+          <w:sz w:val="26"/>
+          <w:szCs w:val="26"/>
           <w14:ligatures w14:val="none"/>
         </w:rPr>
         <w:t>) :</w:t>
       </w:r>
       <w:proofErr w:type="gramEnd"/>
-    </w:p>
-    <w:p>
-      <w:pPr>
-        <w:spacing w:after="0" w:line="312" w:lineRule="auto"/>
-        <w:ind w:left="1440"/>
-        <w:rPr>
-          <w:rFonts w:ascii="Times New Roman" w:eastAsia="Times New Roman" w:hAnsi="Times New Roman" w:cs="Times New Roman"/>
-          <w:kern w:val="0"/>
-          <w14:ligatures w14:val="none"/>
-        </w:rPr>
-      </w:pPr>
     </w:p>
     <w:tbl>
       <w:tblPr>
@@ -3651,6 +4273,8 @@
               <w:rPr>
                 <w:rFonts w:ascii="Times New Roman" w:eastAsia="Times New Roman" w:hAnsi="Times New Roman" w:cs="Times New Roman"/>
                 <w:kern w:val="0"/>
+                <w:sz w:val="26"/>
+                <w:szCs w:val="26"/>
                 <w14:ligatures w14:val="none"/>
               </w:rPr>
             </w:pPr>
@@ -3658,6 +4282,8 @@
               <w:rPr>
                 <w:rFonts w:ascii="Times New Roman" w:eastAsia="Times New Roman" w:hAnsi="Times New Roman" w:cs="Times New Roman"/>
                 <w:kern w:val="0"/>
+                <w:sz w:val="26"/>
+                <w:szCs w:val="26"/>
                 <w14:ligatures w14:val="none"/>
               </w:rPr>
               <w:t>WAREHOUSE</w:t>
@@ -3676,6 +4302,8 @@
               <w:rPr>
                 <w:rFonts w:ascii="Times New Roman" w:eastAsia="Times New Roman" w:hAnsi="Times New Roman" w:cs="Times New Roman"/>
                 <w:kern w:val="0"/>
+                <w:sz w:val="26"/>
+                <w:szCs w:val="26"/>
                 <w14:ligatures w14:val="none"/>
               </w:rPr>
             </w:pPr>
@@ -3683,6 +4311,8 @@
               <w:rPr>
                 <w:rFonts w:ascii="Times New Roman" w:eastAsia="Times New Roman" w:hAnsi="Times New Roman" w:cs="Times New Roman"/>
                 <w:kern w:val="0"/>
+                <w:sz w:val="26"/>
+                <w:szCs w:val="26"/>
                 <w14:ligatures w14:val="none"/>
               </w:rPr>
               <w:t>PK</w:t>
@@ -3702,12 +4332,16 @@
               <w:rPr>
                 <w:rFonts w:ascii="Times New Roman" w:eastAsia="Times New Roman" w:hAnsi="Times New Roman" w:cs="Times New Roman"/>
                 <w:kern w:val="0"/>
+                <w:sz w:val="26"/>
+                <w:szCs w:val="26"/>
                 <w14:ligatures w14:val="none"/>
               </w:rPr>
             </w:pPr>
             <w:r>
               <w:rPr>
                 <w:rFonts w:ascii="Times New Roman" w:hAnsi="Times New Roman" w:cs="Times New Roman"/>
+                <w:sz w:val="26"/>
+                <w:szCs w:val="26"/>
               </w:rPr>
               <w:t>WAREHOUSE_CODE</w:t>
             </w:r>
@@ -3726,6 +4360,8 @@
               <w:rPr>
                 <w:rFonts w:ascii="Times New Roman" w:eastAsia="Times New Roman" w:hAnsi="Times New Roman" w:cs="Times New Roman"/>
                 <w:kern w:val="0"/>
+                <w:sz w:val="26"/>
+                <w:szCs w:val="26"/>
                 <w14:ligatures w14:val="none"/>
               </w:rPr>
             </w:pPr>
@@ -3733,6 +4369,8 @@
               <w:rPr>
                 <w:rFonts w:ascii="Times New Roman" w:eastAsia="Times New Roman" w:hAnsi="Times New Roman" w:cs="Times New Roman"/>
                 <w:kern w:val="0"/>
+                <w:sz w:val="26"/>
+                <w:szCs w:val="26"/>
                 <w14:ligatures w14:val="none"/>
               </w:rPr>
               <w:t>Mã kho hàng</w:t>
@@ -3751,6 +4389,8 @@
               <w:rPr>
                 <w:rFonts w:ascii="Times New Roman" w:eastAsia="Times New Roman" w:hAnsi="Times New Roman" w:cs="Times New Roman"/>
                 <w:kern w:val="0"/>
+                <w:sz w:val="26"/>
+                <w:szCs w:val="26"/>
                 <w14:ligatures w14:val="none"/>
               </w:rPr>
             </w:pPr>
@@ -3758,6 +4398,8 @@
               <w:rPr>
                 <w:rFonts w:ascii="Times New Roman" w:eastAsia="Times New Roman" w:hAnsi="Times New Roman" w:cs="Times New Roman"/>
                 <w:kern w:val="0"/>
+                <w:sz w:val="26"/>
+                <w:szCs w:val="26"/>
                 <w14:ligatures w14:val="none"/>
               </w:rPr>
               <w:t>FK</w:t>
@@ -3769,6 +4411,8 @@
               <w:rPr>
                 <w:rFonts w:ascii="Times New Roman" w:eastAsia="Times New Roman" w:hAnsi="Times New Roman" w:cs="Times New Roman"/>
                 <w:kern w:val="0"/>
+                <w:sz w:val="26"/>
+                <w:szCs w:val="26"/>
                 <w14:ligatures w14:val="none"/>
               </w:rPr>
             </w:pPr>
@@ -3776,6 +4420,8 @@
               <w:rPr>
                 <w:rFonts w:ascii="Times New Roman" w:eastAsia="Times New Roman" w:hAnsi="Times New Roman" w:cs="Times New Roman"/>
                 <w:kern w:val="0"/>
+                <w:sz w:val="26"/>
+                <w:szCs w:val="26"/>
                 <w14:ligatures w14:val="none"/>
               </w:rPr>
               <w:t>FK</w:t>
@@ -3794,11 +4440,15 @@
               <w:spacing w:line="312" w:lineRule="auto"/>
               <w:rPr>
                 <w:rFonts w:ascii="Times New Roman" w:hAnsi="Times New Roman" w:cs="Times New Roman"/>
+                <w:sz w:val="26"/>
+                <w:szCs w:val="26"/>
               </w:rPr>
             </w:pPr>
             <w:r>
               <w:rPr>
                 <w:rFonts w:ascii="Times New Roman" w:hAnsi="Times New Roman" w:cs="Times New Roman"/>
+                <w:sz w:val="26"/>
+                <w:szCs w:val="26"/>
               </w:rPr>
               <w:t>BRANCH_CODE</w:t>
             </w:r>
@@ -3808,11 +4458,15 @@
               <w:spacing w:line="312" w:lineRule="auto"/>
               <w:rPr>
                 <w:rFonts w:ascii="Times New Roman" w:hAnsi="Times New Roman" w:cs="Times New Roman"/>
+                <w:sz w:val="26"/>
+                <w:szCs w:val="26"/>
               </w:rPr>
             </w:pPr>
             <w:r>
               <w:rPr>
                 <w:rFonts w:ascii="Times New Roman" w:hAnsi="Times New Roman" w:cs="Times New Roman"/>
+                <w:sz w:val="26"/>
+                <w:szCs w:val="26"/>
               </w:rPr>
               <w:t>MANAGER_EMP_CODE</w:t>
             </w:r>
@@ -3822,11 +4476,15 @@
               <w:spacing w:line="312" w:lineRule="auto"/>
               <w:rPr>
                 <w:rFonts w:ascii="Times New Roman" w:hAnsi="Times New Roman" w:cs="Times New Roman"/>
+                <w:sz w:val="26"/>
+                <w:szCs w:val="26"/>
               </w:rPr>
             </w:pPr>
             <w:r>
               <w:rPr>
                 <w:rFonts w:ascii="Times New Roman" w:hAnsi="Times New Roman" w:cs="Times New Roman"/>
+                <w:sz w:val="26"/>
+                <w:szCs w:val="26"/>
               </w:rPr>
               <w:t>WAREHOUSE_ADDRESS</w:t>
             </w:r>
@@ -3836,11 +4494,15 @@
               <w:spacing w:line="312" w:lineRule="auto"/>
               <w:rPr>
                 <w:rFonts w:ascii="Times New Roman" w:hAnsi="Times New Roman" w:cs="Times New Roman"/>
+                <w:sz w:val="26"/>
+                <w:szCs w:val="26"/>
               </w:rPr>
             </w:pPr>
             <w:r>
               <w:rPr>
                 <w:rFonts w:ascii="Times New Roman" w:hAnsi="Times New Roman" w:cs="Times New Roman"/>
+                <w:sz w:val="26"/>
+                <w:szCs w:val="26"/>
               </w:rPr>
               <w:t>CAPACITY</w:t>
             </w:r>
@@ -3859,6 +4521,8 @@
               <w:rPr>
                 <w:rFonts w:ascii="Times New Roman" w:eastAsia="Times New Roman" w:hAnsi="Times New Roman" w:cs="Times New Roman"/>
                 <w:kern w:val="0"/>
+                <w:sz w:val="26"/>
+                <w:szCs w:val="26"/>
                 <w14:ligatures w14:val="none"/>
               </w:rPr>
             </w:pPr>
@@ -3866,6 +4530,8 @@
               <w:rPr>
                 <w:rFonts w:ascii="Times New Roman" w:eastAsia="Times New Roman" w:hAnsi="Times New Roman" w:cs="Times New Roman"/>
                 <w:kern w:val="0"/>
+                <w:sz w:val="26"/>
+                <w:szCs w:val="26"/>
                 <w14:ligatures w14:val="none"/>
               </w:rPr>
               <w:t>Mã chi nhánh</w:t>
@@ -3877,6 +4543,8 @@
               <w:rPr>
                 <w:rFonts w:ascii="Times New Roman" w:eastAsia="Times New Roman" w:hAnsi="Times New Roman" w:cs="Times New Roman"/>
                 <w:kern w:val="0"/>
+                <w:sz w:val="26"/>
+                <w:szCs w:val="26"/>
                 <w14:ligatures w14:val="none"/>
               </w:rPr>
             </w:pPr>
@@ -3884,6 +4552,8 @@
               <w:rPr>
                 <w:rFonts w:ascii="Times New Roman" w:eastAsia="Times New Roman" w:hAnsi="Times New Roman" w:cs="Times New Roman"/>
                 <w:kern w:val="0"/>
+                <w:sz w:val="26"/>
+                <w:szCs w:val="26"/>
                 <w14:ligatures w14:val="none"/>
               </w:rPr>
               <w:t>Mã nhân viên quản lý kho hàng</w:t>
@@ -3895,6 +4565,8 @@
               <w:rPr>
                 <w:rFonts w:ascii="Times New Roman" w:eastAsia="Times New Roman" w:hAnsi="Times New Roman" w:cs="Times New Roman"/>
                 <w:kern w:val="0"/>
+                <w:sz w:val="26"/>
+                <w:szCs w:val="26"/>
                 <w14:ligatures w14:val="none"/>
               </w:rPr>
             </w:pPr>
@@ -3902,6 +4574,8 @@
               <w:rPr>
                 <w:rFonts w:ascii="Times New Roman" w:eastAsia="Times New Roman" w:hAnsi="Times New Roman" w:cs="Times New Roman"/>
                 <w:kern w:val="0"/>
+                <w:sz w:val="26"/>
+                <w:szCs w:val="26"/>
                 <w14:ligatures w14:val="none"/>
               </w:rPr>
               <w:t>Địa chỉ kho hàng</w:t>
@@ -3913,6 +4587,8 @@
               <w:rPr>
                 <w:rFonts w:ascii="Times New Roman" w:eastAsia="Times New Roman" w:hAnsi="Times New Roman" w:cs="Times New Roman"/>
                 <w:kern w:val="0"/>
+                <w:sz w:val="26"/>
+                <w:szCs w:val="26"/>
                 <w14:ligatures w14:val="none"/>
               </w:rPr>
             </w:pPr>
@@ -3920,6 +4596,8 @@
               <w:rPr>
                 <w:rFonts w:ascii="Times New Roman" w:eastAsia="Times New Roman" w:hAnsi="Times New Roman" w:cs="Times New Roman"/>
                 <w:kern w:val="0"/>
+                <w:sz w:val="26"/>
+                <w:szCs w:val="26"/>
                 <w14:ligatures w14:val="none"/>
               </w:rPr>
               <w:t>Sức chứa</w:t>
@@ -3931,9 +4609,12 @@
     <w:p>
       <w:pPr>
         <w:spacing w:after="0" w:line="312" w:lineRule="auto"/>
-        <w:rPr>
-          <w:rFonts w:ascii="Times New Roman" w:eastAsia="Times New Roman" w:hAnsi="Times New Roman" w:cs="Times New Roman"/>
-          <w:kern w:val="0"/>
+        <w:outlineLvl w:val="3"/>
+        <w:rPr>
+          <w:rFonts w:ascii="Times New Roman" w:eastAsia="Times New Roman" w:hAnsi="Times New Roman" w:cs="Times New Roman"/>
+          <w:kern w:val="0"/>
+          <w:sz w:val="26"/>
+          <w:szCs w:val="26"/>
           <w14:ligatures w14:val="none"/>
         </w:rPr>
       </w:pPr>
@@ -3945,9 +4626,21 @@
         <w:rPr>
           <w:rFonts w:ascii="Times New Roman" w:eastAsia="Times New Roman" w:hAnsi="Times New Roman" w:cs="Times New Roman"/>
           <w:kern w:val="0"/>
-          <w14:ligatures w14:val="none"/>
-        </w:rPr>
-      </w:pPr>
+          <w:sz w:val="26"/>
+          <w:szCs w:val="26"/>
+          <w14:ligatures w14:val="none"/>
+        </w:rPr>
+      </w:pPr>
+      <w:r>
+        <w:rPr>
+          <w:rFonts w:ascii="Times New Roman" w:eastAsia="Times New Roman" w:hAnsi="Times New Roman" w:cs="Times New Roman"/>
+          <w:kern w:val="0"/>
+          <w:sz w:val="26"/>
+          <w:szCs w:val="26"/>
+          <w14:ligatures w14:val="none"/>
+        </w:rPr>
+        <w:t>3. Nhóm thực thể Khách hàng &amp; Tài chính</w:t>
+      </w:r>
     </w:p>
     <w:p>
       <w:pPr>
@@ -3956,84 +4649,11 @@
         <w:rPr>
           <w:rFonts w:ascii="Times New Roman" w:eastAsia="Times New Roman" w:hAnsi="Times New Roman" w:cs="Times New Roman"/>
           <w:kern w:val="0"/>
-          <w14:ligatures w14:val="none"/>
-        </w:rPr>
-      </w:pPr>
-    </w:p>
-    <w:p>
-      <w:pPr>
-        <w:spacing w:after="0" w:line="312" w:lineRule="auto"/>
-        <w:outlineLvl w:val="3"/>
-        <w:rPr>
-          <w:rFonts w:ascii="Times New Roman" w:eastAsia="Times New Roman" w:hAnsi="Times New Roman" w:cs="Times New Roman"/>
-          <w:kern w:val="0"/>
-          <w14:ligatures w14:val="none"/>
-        </w:rPr>
-      </w:pPr>
-    </w:p>
-    <w:p>
-      <w:pPr>
-        <w:spacing w:after="0" w:line="312" w:lineRule="auto"/>
-        <w:outlineLvl w:val="3"/>
-        <w:rPr>
-          <w:rFonts w:ascii="Times New Roman" w:eastAsia="Times New Roman" w:hAnsi="Times New Roman" w:cs="Times New Roman"/>
-          <w:kern w:val="0"/>
-          <w14:ligatures w14:val="none"/>
-        </w:rPr>
-      </w:pPr>
-    </w:p>
-    <w:p>
-      <w:pPr>
-        <w:spacing w:after="0" w:line="312" w:lineRule="auto"/>
-        <w:outlineLvl w:val="3"/>
-        <w:rPr>
-          <w:rFonts w:ascii="Times New Roman" w:eastAsia="Times New Roman" w:hAnsi="Times New Roman" w:cs="Times New Roman"/>
-          <w:kern w:val="0"/>
-          <w14:ligatures w14:val="none"/>
-        </w:rPr>
-      </w:pPr>
-    </w:p>
-    <w:p>
-      <w:pPr>
-        <w:spacing w:after="0" w:line="312" w:lineRule="auto"/>
-        <w:outlineLvl w:val="3"/>
-        <w:rPr>
-          <w:rFonts w:ascii="Times New Roman" w:eastAsia="Times New Roman" w:hAnsi="Times New Roman" w:cs="Times New Roman"/>
-          <w:kern w:val="0"/>
-          <w14:ligatures w14:val="none"/>
-        </w:rPr>
-      </w:pPr>
-    </w:p>
-    <w:p>
-      <w:pPr>
-        <w:spacing w:after="0" w:line="312" w:lineRule="auto"/>
-        <w:outlineLvl w:val="3"/>
-        <w:rPr>
-          <w:rFonts w:ascii="Times New Roman" w:eastAsia="Times New Roman" w:hAnsi="Times New Roman" w:cs="Times New Roman"/>
-          <w:kern w:val="0"/>
-          <w14:ligatures w14:val="none"/>
-        </w:rPr>
-      </w:pPr>
-    </w:p>
-    <w:p>
-      <w:pPr>
-        <w:spacing w:after="0" w:line="312" w:lineRule="auto"/>
-        <w:outlineLvl w:val="3"/>
-        <w:rPr>
-          <w:rFonts w:ascii="Times New Roman" w:eastAsia="Times New Roman" w:hAnsi="Times New Roman" w:cs="Times New Roman"/>
-          <w:kern w:val="0"/>
-          <w14:ligatures w14:val="none"/>
-        </w:rPr>
-      </w:pPr>
-      <w:r>
-        <w:rPr>
-          <w:rFonts w:ascii="Times New Roman" w:eastAsia="Times New Roman" w:hAnsi="Times New Roman" w:cs="Times New Roman"/>
-          <w:kern w:val="0"/>
-          <w14:ligatures w14:val="none"/>
-        </w:rPr>
-        <w:lastRenderedPageBreak/>
-        <w:t>3. Nhóm thực thể Khách hàng &amp; Tài chính</w:t>
-      </w:r>
+          <w:sz w:val="26"/>
+          <w:szCs w:val="26"/>
+          <w14:ligatures w14:val="none"/>
+        </w:rPr>
+      </w:pPr>
     </w:p>
     <w:p>
       <w:pPr>
@@ -4045,6 +4665,8 @@
         <w:rPr>
           <w:rFonts w:ascii="Times New Roman" w:eastAsia="Times New Roman" w:hAnsi="Times New Roman" w:cs="Times New Roman"/>
           <w:kern w:val="0"/>
+          <w:sz w:val="26"/>
+          <w:szCs w:val="26"/>
           <w14:ligatures w14:val="none"/>
         </w:rPr>
       </w:pPr>
@@ -4052,21 +4674,12 @@
         <w:rPr>
           <w:rFonts w:ascii="Times New Roman" w:eastAsia="Times New Roman" w:hAnsi="Times New Roman" w:cs="Times New Roman"/>
           <w:kern w:val="0"/>
+          <w:sz w:val="26"/>
+          <w:szCs w:val="26"/>
           <w14:ligatures w14:val="none"/>
         </w:rPr>
         <w:t>Khách hàng (CUSTOMER):</w:t>
       </w:r>
-    </w:p>
-    <w:p>
-      <w:pPr>
-        <w:spacing w:after="0" w:line="312" w:lineRule="auto"/>
-        <w:ind w:left="1440"/>
-        <w:rPr>
-          <w:rFonts w:ascii="Times New Roman" w:eastAsia="Times New Roman" w:hAnsi="Times New Roman" w:cs="Times New Roman"/>
-          <w:kern w:val="0"/>
-          <w14:ligatures w14:val="none"/>
-        </w:rPr>
-      </w:pPr>
     </w:p>
     <w:tbl>
       <w:tblPr>
@@ -4093,6 +4706,8 @@
               <w:rPr>
                 <w:rFonts w:ascii="Times New Roman" w:eastAsia="Times New Roman" w:hAnsi="Times New Roman" w:cs="Times New Roman"/>
                 <w:kern w:val="0"/>
+                <w:sz w:val="26"/>
+                <w:szCs w:val="26"/>
                 <w14:ligatures w14:val="none"/>
               </w:rPr>
             </w:pPr>
@@ -4100,6 +4715,8 @@
               <w:rPr>
                 <w:rFonts w:ascii="Times New Roman" w:eastAsia="Times New Roman" w:hAnsi="Times New Roman" w:cs="Times New Roman"/>
                 <w:kern w:val="0"/>
+                <w:sz w:val="26"/>
+                <w:szCs w:val="26"/>
                 <w14:ligatures w14:val="none"/>
               </w:rPr>
               <w:t>CUSTOMER</w:t>
@@ -4118,6 +4735,8 @@
               <w:rPr>
                 <w:rFonts w:ascii="Times New Roman" w:eastAsia="Times New Roman" w:hAnsi="Times New Roman" w:cs="Times New Roman"/>
                 <w:kern w:val="0"/>
+                <w:sz w:val="26"/>
+                <w:szCs w:val="26"/>
                 <w14:ligatures w14:val="none"/>
               </w:rPr>
             </w:pPr>
@@ -4125,6 +4744,8 @@
               <w:rPr>
                 <w:rFonts w:ascii="Times New Roman" w:eastAsia="Times New Roman" w:hAnsi="Times New Roman" w:cs="Times New Roman"/>
                 <w:kern w:val="0"/>
+                <w:sz w:val="26"/>
+                <w:szCs w:val="26"/>
                 <w14:ligatures w14:val="none"/>
               </w:rPr>
               <w:t>PK</w:t>
@@ -4144,6 +4765,8 @@
               <w:rPr>
                 <w:rFonts w:ascii="Times New Roman" w:eastAsia="Times New Roman" w:hAnsi="Times New Roman" w:cs="Times New Roman"/>
                 <w:kern w:val="0"/>
+                <w:sz w:val="26"/>
+                <w:szCs w:val="26"/>
                 <w14:ligatures w14:val="none"/>
               </w:rPr>
             </w:pPr>
@@ -4151,6 +4774,8 @@
               <w:rPr>
                 <w:rFonts w:ascii="Times New Roman" w:eastAsia="Times New Roman" w:hAnsi="Times New Roman" w:cs="Times New Roman"/>
                 <w:kern w:val="0"/>
+                <w:sz w:val="26"/>
+                <w:szCs w:val="26"/>
                 <w14:ligatures w14:val="none"/>
               </w:rPr>
               <w:t>CUS_CODE</w:t>
@@ -4170,6 +4795,8 @@
               <w:rPr>
                 <w:rFonts w:ascii="Times New Roman" w:eastAsia="Times New Roman" w:hAnsi="Times New Roman" w:cs="Times New Roman"/>
                 <w:kern w:val="0"/>
+                <w:sz w:val="26"/>
+                <w:szCs w:val="26"/>
                 <w14:ligatures w14:val="none"/>
               </w:rPr>
             </w:pPr>
@@ -4177,6 +4804,8 @@
               <w:rPr>
                 <w:rFonts w:ascii="Times New Roman" w:eastAsia="Times New Roman" w:hAnsi="Times New Roman" w:cs="Times New Roman"/>
                 <w:kern w:val="0"/>
+                <w:sz w:val="26"/>
+                <w:szCs w:val="26"/>
                 <w14:ligatures w14:val="none"/>
               </w:rPr>
               <w:t>Mã khách hàng</w:t>
@@ -4195,6 +4824,8 @@
               <w:rPr>
                 <w:rFonts w:ascii="Times New Roman" w:eastAsia="Times New Roman" w:hAnsi="Times New Roman" w:cs="Times New Roman"/>
                 <w:kern w:val="0"/>
+                <w:sz w:val="26"/>
+                <w:szCs w:val="26"/>
                 <w14:ligatures w14:val="none"/>
               </w:rPr>
             </w:pPr>
@@ -4213,6 +4844,8 @@
               <w:rPr>
                 <w:rFonts w:ascii="Times New Roman" w:eastAsia="Times New Roman" w:hAnsi="Times New Roman" w:cs="Times New Roman"/>
                 <w:kern w:val="0"/>
+                <w:sz w:val="26"/>
+                <w:szCs w:val="26"/>
                 <w14:ligatures w14:val="none"/>
               </w:rPr>
             </w:pPr>
@@ -4220,6 +4853,8 @@
               <w:rPr>
                 <w:rFonts w:ascii="Times New Roman" w:eastAsia="Times New Roman" w:hAnsi="Times New Roman" w:cs="Times New Roman"/>
                 <w:kern w:val="0"/>
+                <w:sz w:val="26"/>
+                <w:szCs w:val="26"/>
                 <w14:ligatures w14:val="none"/>
               </w:rPr>
               <w:t>CUS_FNAME</w:t>
@@ -4231,6 +4866,8 @@
               <w:rPr>
                 <w:rFonts w:ascii="Times New Roman" w:eastAsia="Times New Roman" w:hAnsi="Times New Roman" w:cs="Times New Roman"/>
                 <w:kern w:val="0"/>
+                <w:sz w:val="26"/>
+                <w:szCs w:val="26"/>
                 <w14:ligatures w14:val="none"/>
               </w:rPr>
             </w:pPr>
@@ -4238,6 +4875,8 @@
               <w:rPr>
                 <w:rFonts w:ascii="Times New Roman" w:eastAsia="Times New Roman" w:hAnsi="Times New Roman" w:cs="Times New Roman"/>
                 <w:kern w:val="0"/>
+                <w:sz w:val="26"/>
+                <w:szCs w:val="26"/>
                 <w14:ligatures w14:val="none"/>
               </w:rPr>
               <w:t>CUS_LNAME</w:t>
@@ -4249,6 +4888,8 @@
               <w:rPr>
                 <w:rFonts w:ascii="Times New Roman" w:eastAsia="Times New Roman" w:hAnsi="Times New Roman" w:cs="Times New Roman"/>
                 <w:kern w:val="0"/>
+                <w:sz w:val="26"/>
+                <w:szCs w:val="26"/>
                 <w14:ligatures w14:val="none"/>
               </w:rPr>
             </w:pPr>
@@ -4256,6 +4897,8 @@
               <w:rPr>
                 <w:rFonts w:ascii="Times New Roman" w:eastAsia="Times New Roman" w:hAnsi="Times New Roman" w:cs="Times New Roman"/>
                 <w:kern w:val="0"/>
+                <w:sz w:val="26"/>
+                <w:szCs w:val="26"/>
                 <w14:ligatures w14:val="none"/>
               </w:rPr>
               <w:t>CUS_INITIAL</w:t>
@@ -4267,6 +4910,8 @@
               <w:rPr>
                 <w:rFonts w:ascii="Times New Roman" w:eastAsia="Times New Roman" w:hAnsi="Times New Roman" w:cs="Times New Roman"/>
                 <w:kern w:val="0"/>
+                <w:sz w:val="26"/>
+                <w:szCs w:val="26"/>
                 <w14:ligatures w14:val="none"/>
               </w:rPr>
             </w:pPr>
@@ -4274,6 +4919,8 @@
               <w:rPr>
                 <w:rFonts w:ascii="Times New Roman" w:eastAsia="Times New Roman" w:hAnsi="Times New Roman" w:cs="Times New Roman"/>
                 <w:kern w:val="0"/>
+                <w:sz w:val="26"/>
+                <w:szCs w:val="26"/>
                 <w14:ligatures w14:val="none"/>
               </w:rPr>
               <w:t>CUS_ADDRESS</w:t>
@@ -4285,6 +4932,8 @@
               <w:rPr>
                 <w:rFonts w:ascii="Times New Roman" w:eastAsia="Times New Roman" w:hAnsi="Times New Roman" w:cs="Times New Roman"/>
                 <w:kern w:val="0"/>
+                <w:sz w:val="26"/>
+                <w:szCs w:val="26"/>
                 <w14:ligatures w14:val="none"/>
               </w:rPr>
             </w:pPr>
@@ -4292,6 +4941,8 @@
               <w:rPr>
                 <w:rFonts w:ascii="Times New Roman" w:eastAsia="Times New Roman" w:hAnsi="Times New Roman" w:cs="Times New Roman"/>
                 <w:kern w:val="0"/>
+                <w:sz w:val="26"/>
+                <w:szCs w:val="26"/>
                 <w14:ligatures w14:val="none"/>
               </w:rPr>
               <w:t>CUS_PHONE</w:t>
@@ -4311,6 +4962,8 @@
               <w:rPr>
                 <w:rFonts w:ascii="Times New Roman" w:eastAsia="Times New Roman" w:hAnsi="Times New Roman" w:cs="Times New Roman"/>
                 <w:kern w:val="0"/>
+                <w:sz w:val="26"/>
+                <w:szCs w:val="26"/>
                 <w14:ligatures w14:val="none"/>
               </w:rPr>
             </w:pPr>
@@ -4318,6 +4971,8 @@
               <w:rPr>
                 <w:rFonts w:ascii="Times New Roman" w:eastAsia="Times New Roman" w:hAnsi="Times New Roman" w:cs="Times New Roman"/>
                 <w:kern w:val="0"/>
+                <w:sz w:val="26"/>
+                <w:szCs w:val="26"/>
                 <w14:ligatures w14:val="none"/>
               </w:rPr>
               <w:t>Họ khách hàng</w:t>
@@ -4329,6 +4984,8 @@
               <w:rPr>
                 <w:rFonts w:ascii="Times New Roman" w:eastAsia="Times New Roman" w:hAnsi="Times New Roman" w:cs="Times New Roman"/>
                 <w:kern w:val="0"/>
+                <w:sz w:val="26"/>
+                <w:szCs w:val="26"/>
                 <w14:ligatures w14:val="none"/>
               </w:rPr>
             </w:pPr>
@@ -4336,6 +4993,8 @@
               <w:rPr>
                 <w:rFonts w:ascii="Times New Roman" w:eastAsia="Times New Roman" w:hAnsi="Times New Roman" w:cs="Times New Roman"/>
                 <w:kern w:val="0"/>
+                <w:sz w:val="26"/>
+                <w:szCs w:val="26"/>
                 <w14:ligatures w14:val="none"/>
               </w:rPr>
               <w:t>Tên khách hàng</w:t>
@@ -4347,6 +5006,8 @@
               <w:rPr>
                 <w:rFonts w:ascii="Times New Roman" w:eastAsia="Times New Roman" w:hAnsi="Times New Roman" w:cs="Times New Roman"/>
                 <w:kern w:val="0"/>
+                <w:sz w:val="26"/>
+                <w:szCs w:val="26"/>
                 <w14:ligatures w14:val="none"/>
               </w:rPr>
             </w:pPr>
@@ -4354,6 +5015,8 @@
               <w:rPr>
                 <w:rFonts w:ascii="Times New Roman" w:eastAsia="Times New Roman" w:hAnsi="Times New Roman" w:cs="Times New Roman"/>
                 <w:kern w:val="0"/>
+                <w:sz w:val="26"/>
+                <w:szCs w:val="26"/>
                 <w14:ligatures w14:val="none"/>
               </w:rPr>
               <w:t>Tên đệm khách hàng</w:t>
@@ -4365,6 +5028,8 @@
               <w:rPr>
                 <w:rFonts w:ascii="Times New Roman" w:eastAsia="Times New Roman" w:hAnsi="Times New Roman" w:cs="Times New Roman"/>
                 <w:kern w:val="0"/>
+                <w:sz w:val="26"/>
+                <w:szCs w:val="26"/>
                 <w14:ligatures w14:val="none"/>
               </w:rPr>
             </w:pPr>
@@ -4372,6 +5037,8 @@
               <w:rPr>
                 <w:rFonts w:ascii="Times New Roman" w:eastAsia="Times New Roman" w:hAnsi="Times New Roman" w:cs="Times New Roman"/>
                 <w:kern w:val="0"/>
+                <w:sz w:val="26"/>
+                <w:szCs w:val="26"/>
                 <w14:ligatures w14:val="none"/>
               </w:rPr>
               <w:t>Địa chỉ khách hàng</w:t>
@@ -4383,6 +5050,8 @@
               <w:rPr>
                 <w:rFonts w:ascii="Times New Roman" w:eastAsia="Times New Roman" w:hAnsi="Times New Roman" w:cs="Times New Roman"/>
                 <w:kern w:val="0"/>
+                <w:sz w:val="26"/>
+                <w:szCs w:val="26"/>
                 <w14:ligatures w14:val="none"/>
               </w:rPr>
             </w:pPr>
@@ -4390,6 +5059,8 @@
               <w:rPr>
                 <w:rFonts w:ascii="Times New Roman" w:eastAsia="Times New Roman" w:hAnsi="Times New Roman" w:cs="Times New Roman"/>
                 <w:kern w:val="0"/>
+                <w:sz w:val="26"/>
+                <w:szCs w:val="26"/>
                 <w14:ligatures w14:val="none"/>
               </w:rPr>
               <w:t>Số điện thoại khách hàng</w:t>
@@ -4404,6 +5075,8 @@
         <w:rPr>
           <w:rFonts w:ascii="Times New Roman" w:eastAsia="Times New Roman" w:hAnsi="Times New Roman" w:cs="Times New Roman"/>
           <w:kern w:val="0"/>
+          <w:sz w:val="26"/>
+          <w:szCs w:val="26"/>
           <w14:ligatures w14:val="none"/>
         </w:rPr>
       </w:pPr>
@@ -4415,6 +5088,73 @@
         <w:rPr>
           <w:rFonts w:ascii="Times New Roman" w:eastAsia="Times New Roman" w:hAnsi="Times New Roman" w:cs="Times New Roman"/>
           <w:kern w:val="0"/>
+          <w:sz w:val="26"/>
+          <w:szCs w:val="26"/>
+          <w14:ligatures w14:val="none"/>
+        </w:rPr>
+      </w:pPr>
+    </w:p>
+    <w:p>
+      <w:pPr>
+        <w:spacing w:after="0" w:line="312" w:lineRule="auto"/>
+        <w:outlineLvl w:val="3"/>
+        <w:rPr>
+          <w:rFonts w:ascii="Times New Roman" w:eastAsia="Times New Roman" w:hAnsi="Times New Roman" w:cs="Times New Roman"/>
+          <w:kern w:val="0"/>
+          <w:sz w:val="26"/>
+          <w:szCs w:val="26"/>
+          <w14:ligatures w14:val="none"/>
+        </w:rPr>
+      </w:pPr>
+    </w:p>
+    <w:p>
+      <w:pPr>
+        <w:spacing w:after="0" w:line="312" w:lineRule="auto"/>
+        <w:outlineLvl w:val="3"/>
+        <w:rPr>
+          <w:rFonts w:ascii="Times New Roman" w:eastAsia="Times New Roman" w:hAnsi="Times New Roman" w:cs="Times New Roman"/>
+          <w:kern w:val="0"/>
+          <w:sz w:val="26"/>
+          <w:szCs w:val="26"/>
+          <w14:ligatures w14:val="none"/>
+        </w:rPr>
+      </w:pPr>
+    </w:p>
+    <w:p>
+      <w:pPr>
+        <w:spacing w:after="0" w:line="312" w:lineRule="auto"/>
+        <w:outlineLvl w:val="3"/>
+        <w:rPr>
+          <w:rFonts w:ascii="Times New Roman" w:eastAsia="Times New Roman" w:hAnsi="Times New Roman" w:cs="Times New Roman"/>
+          <w:kern w:val="0"/>
+          <w:sz w:val="26"/>
+          <w:szCs w:val="26"/>
+          <w14:ligatures w14:val="none"/>
+        </w:rPr>
+      </w:pPr>
+    </w:p>
+    <w:p>
+      <w:pPr>
+        <w:spacing w:after="0" w:line="312" w:lineRule="auto"/>
+        <w:outlineLvl w:val="3"/>
+        <w:rPr>
+          <w:rFonts w:ascii="Times New Roman" w:eastAsia="Times New Roman" w:hAnsi="Times New Roman" w:cs="Times New Roman"/>
+          <w:kern w:val="0"/>
+          <w:sz w:val="26"/>
+          <w:szCs w:val="26"/>
+          <w14:ligatures w14:val="none"/>
+        </w:rPr>
+      </w:pPr>
+    </w:p>
+    <w:p>
+      <w:pPr>
+        <w:spacing w:after="0" w:line="312" w:lineRule="auto"/>
+        <w:outlineLvl w:val="3"/>
+        <w:rPr>
+          <w:rFonts w:ascii="Times New Roman" w:eastAsia="Times New Roman" w:hAnsi="Times New Roman" w:cs="Times New Roman"/>
+          <w:kern w:val="0"/>
+          <w:sz w:val="26"/>
+          <w:szCs w:val="26"/>
           <w14:ligatures w14:val="none"/>
         </w:rPr>
       </w:pPr>
@@ -4422,10 +5162,26 @@
         <w:rPr>
           <w:rFonts w:ascii="Times New Roman" w:eastAsia="Times New Roman" w:hAnsi="Times New Roman" w:cs="Times New Roman"/>
           <w:kern w:val="0"/>
-          <w14:ligatures w14:val="none"/>
-        </w:rPr>
+          <w:sz w:val="26"/>
+          <w:szCs w:val="26"/>
+          <w14:ligatures w14:val="none"/>
+        </w:rPr>
+        <w:lastRenderedPageBreak/>
         <w:t>4. Nhóm thực thể Đơn hàng &amp; Hành trình (Cốt lõi)</w:t>
       </w:r>
+    </w:p>
+    <w:p>
+      <w:pPr>
+        <w:spacing w:after="0" w:line="312" w:lineRule="auto"/>
+        <w:outlineLvl w:val="3"/>
+        <w:rPr>
+          <w:rFonts w:ascii="Times New Roman" w:eastAsia="Times New Roman" w:hAnsi="Times New Roman" w:cs="Times New Roman"/>
+          <w:kern w:val="0"/>
+          <w:sz w:val="26"/>
+          <w:szCs w:val="26"/>
+          <w14:ligatures w14:val="none"/>
+        </w:rPr>
+      </w:pPr>
     </w:p>
     <w:p>
       <w:pPr>
@@ -4437,6 +5193,8 @@
         <w:rPr>
           <w:rFonts w:ascii="Times New Roman" w:eastAsia="Times New Roman" w:hAnsi="Times New Roman" w:cs="Times New Roman"/>
           <w:kern w:val="0"/>
+          <w:sz w:val="26"/>
+          <w:szCs w:val="26"/>
           <w14:ligatures w14:val="none"/>
         </w:rPr>
       </w:pPr>
@@ -4444,6 +5202,8 @@
         <w:rPr>
           <w:rFonts w:ascii="Times New Roman" w:eastAsia="Times New Roman" w:hAnsi="Times New Roman" w:cs="Times New Roman"/>
           <w:kern w:val="0"/>
+          <w:sz w:val="26"/>
+          <w:szCs w:val="26"/>
           <w14:ligatures w14:val="none"/>
         </w:rPr>
         <w:t>Đơn hàng (ORDER):</w:t>
@@ -4476,11 +5236,15 @@
               <w:jc w:val="center"/>
               <w:rPr>
                 <w:rFonts w:ascii="Times New Roman" w:eastAsia="Times New Roman" w:hAnsi="Times New Roman" w:cs="Times New Roman"/>
-              </w:rPr>
-            </w:pPr>
-            <w:r>
-              <w:rPr>
-                <w:rFonts w:ascii="Times New Roman" w:eastAsia="Times New Roman" w:hAnsi="Times New Roman" w:cs="Times New Roman"/>
+                <w:sz w:val="26"/>
+                <w:szCs w:val="26"/>
+              </w:rPr>
+            </w:pPr>
+            <w:r>
+              <w:rPr>
+                <w:rFonts w:ascii="Times New Roman" w:eastAsia="Times New Roman" w:hAnsi="Times New Roman" w:cs="Times New Roman"/>
+                <w:sz w:val="26"/>
+                <w:szCs w:val="26"/>
               </w:rPr>
               <w:t>ORDER</w:t>
             </w:r>
@@ -4500,11 +5264,15 @@
               <w:spacing w:line="312" w:lineRule="auto"/>
               <w:rPr>
                 <w:rFonts w:ascii="Times New Roman" w:eastAsia="Times New Roman" w:hAnsi="Times New Roman" w:cs="Times New Roman"/>
-              </w:rPr>
-            </w:pPr>
-            <w:r>
-              <w:rPr>
-                <w:rFonts w:ascii="Times New Roman" w:eastAsia="Times New Roman" w:hAnsi="Times New Roman" w:cs="Times New Roman"/>
+                <w:sz w:val="26"/>
+                <w:szCs w:val="26"/>
+              </w:rPr>
+            </w:pPr>
+            <w:r>
+              <w:rPr>
+                <w:rFonts w:ascii="Times New Roman" w:eastAsia="Times New Roman" w:hAnsi="Times New Roman" w:cs="Times New Roman"/>
+                <w:sz w:val="26"/>
+                <w:szCs w:val="26"/>
               </w:rPr>
               <w:t>PK</w:t>
             </w:r>
@@ -4522,11 +5290,15 @@
               <w:spacing w:line="312" w:lineRule="auto"/>
               <w:rPr>
                 <w:rFonts w:ascii="Times New Roman" w:eastAsia="Times New Roman" w:hAnsi="Times New Roman" w:cs="Times New Roman"/>
-              </w:rPr>
-            </w:pPr>
-            <w:r>
-              <w:rPr>
-                <w:rFonts w:ascii="Times New Roman" w:eastAsia="Times New Roman" w:hAnsi="Times New Roman" w:cs="Times New Roman"/>
+                <w:sz w:val="26"/>
+                <w:szCs w:val="26"/>
+              </w:rPr>
+            </w:pPr>
+            <w:r>
+              <w:rPr>
+                <w:rFonts w:ascii="Times New Roman" w:eastAsia="Times New Roman" w:hAnsi="Times New Roman" w:cs="Times New Roman"/>
+                <w:sz w:val="26"/>
+                <w:szCs w:val="26"/>
               </w:rPr>
               <w:t>ORDER_CODE</w:t>
             </w:r>
@@ -4544,11 +5316,15 @@
               <w:spacing w:line="312" w:lineRule="auto"/>
               <w:rPr>
                 <w:rFonts w:ascii="Times New Roman" w:eastAsia="Times New Roman" w:hAnsi="Times New Roman" w:cs="Times New Roman"/>
-              </w:rPr>
-            </w:pPr>
-            <w:r>
-              <w:rPr>
-                <w:rFonts w:ascii="Times New Roman" w:eastAsia="Times New Roman" w:hAnsi="Times New Roman" w:cs="Times New Roman"/>
+                <w:sz w:val="26"/>
+                <w:szCs w:val="26"/>
+              </w:rPr>
+            </w:pPr>
+            <w:r>
+              <w:rPr>
+                <w:rFonts w:ascii="Times New Roman" w:eastAsia="Times New Roman" w:hAnsi="Times New Roman" w:cs="Times New Roman"/>
+                <w:sz w:val="26"/>
+                <w:szCs w:val="26"/>
               </w:rPr>
               <w:t>Mã đơn hàng</w:t>
             </w:r>
@@ -4568,6 +5344,8 @@
               <w:spacing w:line="312" w:lineRule="auto"/>
               <w:rPr>
                 <w:rFonts w:ascii="Times New Roman" w:eastAsia="Times New Roman" w:hAnsi="Times New Roman" w:cs="Times New Roman"/>
+                <w:sz w:val="26"/>
+                <w:szCs w:val="26"/>
                 <w:lang w:val="vi-VN"/>
               </w:rPr>
             </w:pPr>
@@ -4577,62 +5355,78 @@
               <w:spacing w:line="312" w:lineRule="auto"/>
               <w:rPr>
                 <w:rFonts w:ascii="Times New Roman" w:eastAsia="Times New Roman" w:hAnsi="Times New Roman" w:cs="Times New Roman"/>
-              </w:rPr>
-            </w:pPr>
-          </w:p>
-          <w:p>
-            <w:pPr>
-              <w:spacing w:line="312" w:lineRule="auto"/>
-              <w:rPr>
-                <w:rFonts w:ascii="Times New Roman" w:eastAsia="Times New Roman" w:hAnsi="Times New Roman" w:cs="Times New Roman"/>
-              </w:rPr>
-            </w:pPr>
-          </w:p>
-          <w:p>
-            <w:pPr>
-              <w:spacing w:line="312" w:lineRule="auto"/>
-              <w:rPr>
-                <w:rFonts w:ascii="Times New Roman" w:eastAsia="Times New Roman" w:hAnsi="Times New Roman" w:cs="Times New Roman"/>
-              </w:rPr>
-            </w:pPr>
-          </w:p>
-          <w:p>
-            <w:pPr>
-              <w:spacing w:line="312" w:lineRule="auto"/>
-              <w:rPr>
-                <w:rFonts w:ascii="Times New Roman" w:eastAsia="Times New Roman" w:hAnsi="Times New Roman" w:cs="Times New Roman"/>
-              </w:rPr>
-            </w:pPr>
-          </w:p>
-          <w:p>
-            <w:pPr>
-              <w:spacing w:line="312" w:lineRule="auto"/>
-              <w:rPr>
-                <w:rFonts w:ascii="Times New Roman" w:eastAsia="Times New Roman" w:hAnsi="Times New Roman" w:cs="Times New Roman"/>
-              </w:rPr>
-            </w:pPr>
-          </w:p>
-          <w:p>
-            <w:pPr>
-              <w:spacing w:line="312" w:lineRule="auto"/>
-              <w:rPr>
-                <w:rFonts w:ascii="Times New Roman" w:eastAsia="Times New Roman" w:hAnsi="Times New Roman" w:cs="Times New Roman"/>
-              </w:rPr>
-            </w:pPr>
-          </w:p>
-          <w:p>
-            <w:pPr>
-              <w:spacing w:line="312" w:lineRule="auto"/>
-              <w:rPr>
-                <w:rFonts w:ascii="Times New Roman" w:eastAsia="Times New Roman" w:hAnsi="Times New Roman" w:cs="Times New Roman"/>
-              </w:rPr>
-            </w:pPr>
-          </w:p>
-          <w:p>
-            <w:pPr>
-              <w:spacing w:line="312" w:lineRule="auto"/>
-              <w:rPr>
-                <w:rFonts w:ascii="Times New Roman" w:eastAsia="Times New Roman" w:hAnsi="Times New Roman" w:cs="Times New Roman"/>
+                <w:sz w:val="26"/>
+                <w:szCs w:val="26"/>
+              </w:rPr>
+            </w:pPr>
+          </w:p>
+          <w:p>
+            <w:pPr>
+              <w:spacing w:line="312" w:lineRule="auto"/>
+              <w:rPr>
+                <w:rFonts w:ascii="Times New Roman" w:eastAsia="Times New Roman" w:hAnsi="Times New Roman" w:cs="Times New Roman"/>
+                <w:sz w:val="26"/>
+                <w:szCs w:val="26"/>
+              </w:rPr>
+            </w:pPr>
+          </w:p>
+          <w:p>
+            <w:pPr>
+              <w:spacing w:line="312" w:lineRule="auto"/>
+              <w:rPr>
+                <w:rFonts w:ascii="Times New Roman" w:eastAsia="Times New Roman" w:hAnsi="Times New Roman" w:cs="Times New Roman"/>
+                <w:sz w:val="26"/>
+                <w:szCs w:val="26"/>
+              </w:rPr>
+            </w:pPr>
+          </w:p>
+          <w:p>
+            <w:pPr>
+              <w:spacing w:line="312" w:lineRule="auto"/>
+              <w:rPr>
+                <w:rFonts w:ascii="Times New Roman" w:eastAsia="Times New Roman" w:hAnsi="Times New Roman" w:cs="Times New Roman"/>
+                <w:sz w:val="26"/>
+                <w:szCs w:val="26"/>
+              </w:rPr>
+            </w:pPr>
+          </w:p>
+          <w:p>
+            <w:pPr>
+              <w:spacing w:line="312" w:lineRule="auto"/>
+              <w:rPr>
+                <w:rFonts w:ascii="Times New Roman" w:eastAsia="Times New Roman" w:hAnsi="Times New Roman" w:cs="Times New Roman"/>
+                <w:sz w:val="26"/>
+                <w:szCs w:val="26"/>
+              </w:rPr>
+            </w:pPr>
+          </w:p>
+          <w:p>
+            <w:pPr>
+              <w:spacing w:line="312" w:lineRule="auto"/>
+              <w:rPr>
+                <w:rFonts w:ascii="Times New Roman" w:eastAsia="Times New Roman" w:hAnsi="Times New Roman" w:cs="Times New Roman"/>
+                <w:sz w:val="26"/>
+                <w:szCs w:val="26"/>
+              </w:rPr>
+            </w:pPr>
+          </w:p>
+          <w:p>
+            <w:pPr>
+              <w:spacing w:line="312" w:lineRule="auto"/>
+              <w:rPr>
+                <w:rFonts w:ascii="Times New Roman" w:eastAsia="Times New Roman" w:hAnsi="Times New Roman" w:cs="Times New Roman"/>
+                <w:sz w:val="26"/>
+                <w:szCs w:val="26"/>
+              </w:rPr>
+            </w:pPr>
+          </w:p>
+          <w:p>
+            <w:pPr>
+              <w:spacing w:line="312" w:lineRule="auto"/>
+              <w:rPr>
+                <w:rFonts w:ascii="Times New Roman" w:eastAsia="Times New Roman" w:hAnsi="Times New Roman" w:cs="Times New Roman"/>
+                <w:sz w:val="26"/>
+                <w:szCs w:val="26"/>
               </w:rPr>
             </w:pPr>
           </w:p>
@@ -4649,11 +5443,15 @@
               <w:spacing w:line="312" w:lineRule="auto"/>
               <w:rPr>
                 <w:rFonts w:ascii="Times New Roman" w:eastAsia="Times New Roman" w:hAnsi="Times New Roman" w:cs="Times New Roman"/>
-              </w:rPr>
-            </w:pPr>
-            <w:r>
-              <w:rPr>
-                <w:rFonts w:ascii="Times New Roman" w:eastAsia="Times New Roman" w:hAnsi="Times New Roman" w:cs="Times New Roman"/>
+                <w:sz w:val="26"/>
+                <w:szCs w:val="26"/>
+              </w:rPr>
+            </w:pPr>
+            <w:r>
+              <w:rPr>
+                <w:rFonts w:ascii="Times New Roman" w:eastAsia="Times New Roman" w:hAnsi="Times New Roman" w:cs="Times New Roman"/>
+                <w:sz w:val="26"/>
+                <w:szCs w:val="26"/>
               </w:rPr>
               <w:t>CUS_COD</w:t>
             </w:r>
@@ -4663,11 +5461,15 @@
               <w:spacing w:line="312" w:lineRule="auto"/>
               <w:rPr>
                 <w:rFonts w:ascii="Times New Roman" w:eastAsia="Times New Roman" w:hAnsi="Times New Roman" w:cs="Times New Roman"/>
-              </w:rPr>
-            </w:pPr>
-            <w:r>
-              <w:rPr>
-                <w:rFonts w:ascii="Times New Roman" w:eastAsia="Times New Roman" w:hAnsi="Times New Roman" w:cs="Times New Roman"/>
+                <w:sz w:val="26"/>
+                <w:szCs w:val="26"/>
+              </w:rPr>
+            </w:pPr>
+            <w:r>
+              <w:rPr>
+                <w:rFonts w:ascii="Times New Roman" w:eastAsia="Times New Roman" w:hAnsi="Times New Roman" w:cs="Times New Roman"/>
+                <w:sz w:val="26"/>
+                <w:szCs w:val="26"/>
               </w:rPr>
               <w:t>ORDER_DATE</w:t>
             </w:r>
@@ -4677,11 +5479,15 @@
               <w:spacing w:line="312" w:lineRule="auto"/>
               <w:rPr>
                 <w:rFonts w:ascii="Times New Roman" w:eastAsia="Times New Roman" w:hAnsi="Times New Roman" w:cs="Times New Roman"/>
-              </w:rPr>
-            </w:pPr>
-            <w:r>
-              <w:rPr>
-                <w:rFonts w:ascii="Times New Roman" w:eastAsia="Times New Roman" w:hAnsi="Times New Roman" w:cs="Times New Roman"/>
+                <w:sz w:val="26"/>
+                <w:szCs w:val="26"/>
+              </w:rPr>
+            </w:pPr>
+            <w:r>
+              <w:rPr>
+                <w:rFonts w:ascii="Times New Roman" w:eastAsia="Times New Roman" w:hAnsi="Times New Roman" w:cs="Times New Roman"/>
+                <w:sz w:val="26"/>
+                <w:szCs w:val="26"/>
               </w:rPr>
               <w:t>ORDER_STATUS</w:t>
             </w:r>
@@ -4691,11 +5497,15 @@
               <w:spacing w:line="312" w:lineRule="auto"/>
               <w:rPr>
                 <w:rFonts w:ascii="Times New Roman" w:eastAsia="Times New Roman" w:hAnsi="Times New Roman" w:cs="Times New Roman"/>
-              </w:rPr>
-            </w:pPr>
-            <w:r>
-              <w:rPr>
-                <w:rFonts w:ascii="Times New Roman" w:eastAsia="Times New Roman" w:hAnsi="Times New Roman" w:cs="Times New Roman"/>
+                <w:sz w:val="26"/>
+                <w:szCs w:val="26"/>
+              </w:rPr>
+            </w:pPr>
+            <w:r>
+              <w:rPr>
+                <w:rFonts w:ascii="Times New Roman" w:eastAsia="Times New Roman" w:hAnsi="Times New Roman" w:cs="Times New Roman"/>
+                <w:sz w:val="26"/>
+                <w:szCs w:val="26"/>
               </w:rPr>
               <w:t>ORDER_WEIGHT</w:t>
             </w:r>
@@ -4705,11 +5515,15 @@
               <w:spacing w:line="312" w:lineRule="auto"/>
               <w:rPr>
                 <w:rFonts w:ascii="Times New Roman" w:eastAsia="Times New Roman" w:hAnsi="Times New Roman" w:cs="Times New Roman"/>
-              </w:rPr>
-            </w:pPr>
-            <w:r>
-              <w:rPr>
-                <w:rFonts w:ascii="Times New Roman" w:eastAsia="Times New Roman" w:hAnsi="Times New Roman" w:cs="Times New Roman"/>
+                <w:sz w:val="26"/>
+                <w:szCs w:val="26"/>
+              </w:rPr>
+            </w:pPr>
+            <w:r>
+              <w:rPr>
+                <w:rFonts w:ascii="Times New Roman" w:eastAsia="Times New Roman" w:hAnsi="Times New Roman" w:cs="Times New Roman"/>
+                <w:sz w:val="26"/>
+                <w:szCs w:val="26"/>
               </w:rPr>
               <w:t>SHIPPING_FEE</w:t>
             </w:r>
@@ -4719,11 +5533,15 @@
               <w:spacing w:line="312" w:lineRule="auto"/>
               <w:rPr>
                 <w:rFonts w:ascii="Times New Roman" w:eastAsia="Times New Roman" w:hAnsi="Times New Roman" w:cs="Times New Roman"/>
-              </w:rPr>
-            </w:pPr>
-            <w:r>
-              <w:rPr>
-                <w:rFonts w:ascii="Times New Roman" w:eastAsia="Times New Roman" w:hAnsi="Times New Roman" w:cs="Times New Roman"/>
+                <w:sz w:val="26"/>
+                <w:szCs w:val="26"/>
+              </w:rPr>
+            </w:pPr>
+            <w:r>
+              <w:rPr>
+                <w:rFonts w:ascii="Times New Roman" w:eastAsia="Times New Roman" w:hAnsi="Times New Roman" w:cs="Times New Roman"/>
+                <w:sz w:val="26"/>
+                <w:szCs w:val="26"/>
               </w:rPr>
               <w:t>SURCHARGE</w:t>
             </w:r>
@@ -4733,11 +5551,15 @@
               <w:spacing w:line="312" w:lineRule="auto"/>
               <w:rPr>
                 <w:rFonts w:ascii="Times New Roman" w:eastAsia="Times New Roman" w:hAnsi="Times New Roman" w:cs="Times New Roman"/>
-              </w:rPr>
-            </w:pPr>
-            <w:r>
-              <w:rPr>
-                <w:rFonts w:ascii="Times New Roman" w:eastAsia="Times New Roman" w:hAnsi="Times New Roman" w:cs="Times New Roman"/>
+                <w:sz w:val="26"/>
+                <w:szCs w:val="26"/>
+              </w:rPr>
+            </w:pPr>
+            <w:r>
+              <w:rPr>
+                <w:rFonts w:ascii="Times New Roman" w:eastAsia="Times New Roman" w:hAnsi="Times New Roman" w:cs="Times New Roman"/>
+                <w:sz w:val="26"/>
+                <w:szCs w:val="26"/>
               </w:rPr>
               <w:t>DISCOUNT</w:t>
             </w:r>
@@ -4747,25 +5569,17 @@
               <w:spacing w:line="312" w:lineRule="auto"/>
               <w:rPr>
                 <w:rFonts w:ascii="Times New Roman" w:eastAsia="Times New Roman" w:hAnsi="Times New Roman" w:cs="Times New Roman"/>
-              </w:rPr>
-            </w:pPr>
-            <w:r>
-              <w:rPr>
-                <w:rFonts w:ascii="Times New Roman" w:eastAsia="Times New Roman" w:hAnsi="Times New Roman" w:cs="Times New Roman"/>
-              </w:rPr>
-              <w:t>TOTAL</w:t>
-            </w:r>
-            <w:r>
-              <w:rPr>
-                <w:rFonts w:ascii="Times New Roman" w:eastAsia="Times New Roman" w:hAnsi="Times New Roman" w:cs="Times New Roman"/>
-              </w:rPr>
-              <w:t>_</w:t>
-            </w:r>
-            <w:r>
-              <w:rPr>
-                <w:rFonts w:ascii="Times New Roman" w:eastAsia="Times New Roman" w:hAnsi="Times New Roman" w:cs="Times New Roman"/>
-              </w:rPr>
-              <w:t>AMOUNT</w:t>
+                <w:sz w:val="26"/>
+                <w:szCs w:val="26"/>
+              </w:rPr>
+            </w:pPr>
+            <w:r>
+              <w:rPr>
+                <w:rFonts w:ascii="Times New Roman" w:eastAsia="Times New Roman" w:hAnsi="Times New Roman" w:cs="Times New Roman"/>
+                <w:sz w:val="26"/>
+                <w:szCs w:val="26"/>
+              </w:rPr>
+              <w:t>TOTAL_AMOUNT</w:t>
             </w:r>
           </w:p>
         </w:tc>
@@ -4781,11 +5595,15 @@
               <w:spacing w:line="312" w:lineRule="auto"/>
               <w:rPr>
                 <w:rFonts w:ascii="Times New Roman" w:eastAsia="Times New Roman" w:hAnsi="Times New Roman" w:cs="Times New Roman"/>
-              </w:rPr>
-            </w:pPr>
-            <w:r>
-              <w:rPr>
-                <w:rFonts w:ascii="Times New Roman" w:eastAsia="Times New Roman" w:hAnsi="Times New Roman" w:cs="Times New Roman"/>
+                <w:sz w:val="26"/>
+                <w:szCs w:val="26"/>
+              </w:rPr>
+            </w:pPr>
+            <w:r>
+              <w:rPr>
+                <w:rFonts w:ascii="Times New Roman" w:eastAsia="Times New Roman" w:hAnsi="Times New Roman" w:cs="Times New Roman"/>
+                <w:sz w:val="26"/>
+                <w:szCs w:val="26"/>
               </w:rPr>
               <w:t>Mã khách hàng</w:t>
             </w:r>
@@ -4795,11 +5613,15 @@
               <w:spacing w:line="312" w:lineRule="auto"/>
               <w:rPr>
                 <w:rFonts w:ascii="Times New Roman" w:eastAsia="Times New Roman" w:hAnsi="Times New Roman" w:cs="Times New Roman"/>
-              </w:rPr>
-            </w:pPr>
-            <w:r>
-              <w:rPr>
-                <w:rFonts w:ascii="Times New Roman" w:eastAsia="Times New Roman" w:hAnsi="Times New Roman" w:cs="Times New Roman"/>
+                <w:sz w:val="26"/>
+                <w:szCs w:val="26"/>
+              </w:rPr>
+            </w:pPr>
+            <w:r>
+              <w:rPr>
+                <w:rFonts w:ascii="Times New Roman" w:eastAsia="Times New Roman" w:hAnsi="Times New Roman" w:cs="Times New Roman"/>
+                <w:sz w:val="26"/>
+                <w:szCs w:val="26"/>
               </w:rPr>
               <w:t>Ngày tạo đơn hàng</w:t>
             </w:r>
@@ -4809,11 +5631,15 @@
               <w:spacing w:line="312" w:lineRule="auto"/>
               <w:rPr>
                 <w:rFonts w:ascii="Times New Roman" w:eastAsia="Times New Roman" w:hAnsi="Times New Roman" w:cs="Times New Roman"/>
-              </w:rPr>
-            </w:pPr>
-            <w:r>
-              <w:rPr>
-                <w:rFonts w:ascii="Times New Roman" w:eastAsia="Times New Roman" w:hAnsi="Times New Roman" w:cs="Times New Roman"/>
+                <w:sz w:val="26"/>
+                <w:szCs w:val="26"/>
+              </w:rPr>
+            </w:pPr>
+            <w:r>
+              <w:rPr>
+                <w:rFonts w:ascii="Times New Roman" w:eastAsia="Times New Roman" w:hAnsi="Times New Roman" w:cs="Times New Roman"/>
+                <w:sz w:val="26"/>
+                <w:szCs w:val="26"/>
               </w:rPr>
               <w:t>Trạng thái đơn hàng</w:t>
             </w:r>
@@ -4823,11 +5649,15 @@
               <w:spacing w:line="312" w:lineRule="auto"/>
               <w:rPr>
                 <w:rFonts w:ascii="Times New Roman" w:eastAsia="Times New Roman" w:hAnsi="Times New Roman" w:cs="Times New Roman"/>
-              </w:rPr>
-            </w:pPr>
-            <w:r>
-              <w:rPr>
-                <w:rFonts w:ascii="Times New Roman" w:eastAsia="Times New Roman" w:hAnsi="Times New Roman" w:cs="Times New Roman"/>
+                <w:sz w:val="26"/>
+                <w:szCs w:val="26"/>
+              </w:rPr>
+            </w:pPr>
+            <w:r>
+              <w:rPr>
+                <w:rFonts w:ascii="Times New Roman" w:eastAsia="Times New Roman" w:hAnsi="Times New Roman" w:cs="Times New Roman"/>
+                <w:sz w:val="26"/>
+                <w:szCs w:val="26"/>
               </w:rPr>
               <w:t>Tổng trọng lượng đơn hàng</w:t>
             </w:r>
@@ -4837,11 +5667,15 @@
               <w:spacing w:line="312" w:lineRule="auto"/>
               <w:rPr>
                 <w:rFonts w:ascii="Times New Roman" w:eastAsia="Times New Roman" w:hAnsi="Times New Roman" w:cs="Times New Roman"/>
-              </w:rPr>
-            </w:pPr>
-            <w:r>
-              <w:rPr>
-                <w:rFonts w:ascii="Times New Roman" w:eastAsia="Times New Roman" w:hAnsi="Times New Roman" w:cs="Times New Roman"/>
+                <w:sz w:val="26"/>
+                <w:szCs w:val="26"/>
+              </w:rPr>
+            </w:pPr>
+            <w:r>
+              <w:rPr>
+                <w:rFonts w:ascii="Times New Roman" w:eastAsia="Times New Roman" w:hAnsi="Times New Roman" w:cs="Times New Roman"/>
+                <w:sz w:val="26"/>
+                <w:szCs w:val="26"/>
               </w:rPr>
               <w:t xml:space="preserve">Phi vận chuyển </w:t>
             </w:r>
@@ -4851,11 +5685,15 @@
               <w:spacing w:line="312" w:lineRule="auto"/>
               <w:rPr>
                 <w:rFonts w:ascii="Times New Roman" w:eastAsia="Times New Roman" w:hAnsi="Times New Roman" w:cs="Times New Roman"/>
-              </w:rPr>
-            </w:pPr>
-            <w:r>
-              <w:rPr>
-                <w:rFonts w:ascii="Times New Roman" w:eastAsia="Times New Roman" w:hAnsi="Times New Roman" w:cs="Times New Roman"/>
+                <w:sz w:val="26"/>
+                <w:szCs w:val="26"/>
+              </w:rPr>
+            </w:pPr>
+            <w:r>
+              <w:rPr>
+                <w:rFonts w:ascii="Times New Roman" w:eastAsia="Times New Roman" w:hAnsi="Times New Roman" w:cs="Times New Roman"/>
+                <w:sz w:val="26"/>
+                <w:szCs w:val="26"/>
               </w:rPr>
               <w:t>Phụ phí</w:t>
             </w:r>
@@ -4865,11 +5703,15 @@
               <w:spacing w:line="312" w:lineRule="auto"/>
               <w:rPr>
                 <w:rFonts w:ascii="Times New Roman" w:eastAsia="Times New Roman" w:hAnsi="Times New Roman" w:cs="Times New Roman"/>
-              </w:rPr>
-            </w:pPr>
-            <w:r>
-              <w:rPr>
-                <w:rFonts w:ascii="Times New Roman" w:eastAsia="Times New Roman" w:hAnsi="Times New Roman" w:cs="Times New Roman"/>
+                <w:sz w:val="26"/>
+                <w:szCs w:val="26"/>
+              </w:rPr>
+            </w:pPr>
+            <w:r>
+              <w:rPr>
+                <w:rFonts w:ascii="Times New Roman" w:eastAsia="Times New Roman" w:hAnsi="Times New Roman" w:cs="Times New Roman"/>
+                <w:sz w:val="26"/>
+                <w:szCs w:val="26"/>
               </w:rPr>
               <w:t>Giám giá</w:t>
             </w:r>
@@ -4879,11 +5721,15 @@
               <w:spacing w:line="312" w:lineRule="auto"/>
               <w:rPr>
                 <w:rFonts w:ascii="Times New Roman" w:eastAsia="Times New Roman" w:hAnsi="Times New Roman" w:cs="Times New Roman"/>
-              </w:rPr>
-            </w:pPr>
-            <w:r>
-              <w:rPr>
-                <w:rFonts w:ascii="Times New Roman" w:eastAsia="Times New Roman" w:hAnsi="Times New Roman" w:cs="Times New Roman"/>
+                <w:sz w:val="26"/>
+                <w:szCs w:val="26"/>
+              </w:rPr>
+            </w:pPr>
+            <w:r>
+              <w:rPr>
+                <w:rFonts w:ascii="Times New Roman" w:eastAsia="Times New Roman" w:hAnsi="Times New Roman" w:cs="Times New Roman"/>
+                <w:sz w:val="26"/>
+                <w:szCs w:val="26"/>
               </w:rPr>
               <w:t>Tổng tiền đơn hàng</w:t>
             </w:r>
@@ -4896,6 +5742,8 @@
         <w:spacing w:after="0" w:line="312" w:lineRule="auto"/>
         <w:rPr>
           <w:rFonts w:ascii="Times New Roman" w:eastAsia="Times New Roman" w:hAnsi="Times New Roman" w:cs="Times New Roman"/>
+          <w:sz w:val="26"/>
+          <w:szCs w:val="26"/>
         </w:rPr>
       </w:pPr>
     </w:p>
@@ -4909,6 +5757,8 @@
         <w:rPr>
           <w:rFonts w:ascii="Times New Roman" w:eastAsia="Times New Roman" w:hAnsi="Times New Roman" w:cs="Times New Roman"/>
           <w:kern w:val="0"/>
+          <w:sz w:val="26"/>
+          <w:szCs w:val="26"/>
           <w14:ligatures w14:val="none"/>
         </w:rPr>
       </w:pPr>
@@ -4916,6 +5766,8 @@
         <w:rPr>
           <w:rFonts w:ascii="Times New Roman" w:eastAsia="Times New Roman" w:hAnsi="Times New Roman" w:cs="Times New Roman"/>
           <w:kern w:val="0"/>
+          <w:sz w:val="26"/>
+          <w:szCs w:val="26"/>
           <w14:ligatures w14:val="none"/>
         </w:rPr>
         <w:t>Hàng hóa (GOODS): Chi tiết mặt hàng trong đơn.</w:t>
@@ -4948,11 +5800,15 @@
               <w:jc w:val="center"/>
               <w:rPr>
                 <w:rFonts w:ascii="Times New Roman" w:eastAsia="Times New Roman" w:hAnsi="Times New Roman" w:cs="Times New Roman"/>
-              </w:rPr>
-            </w:pPr>
-            <w:r>
-              <w:rPr>
-                <w:rFonts w:ascii="Times New Roman" w:eastAsia="Times New Roman" w:hAnsi="Times New Roman" w:cs="Times New Roman"/>
+                <w:sz w:val="26"/>
+                <w:szCs w:val="26"/>
+              </w:rPr>
+            </w:pPr>
+            <w:r>
+              <w:rPr>
+                <w:rFonts w:ascii="Times New Roman" w:eastAsia="Times New Roman" w:hAnsi="Times New Roman" w:cs="Times New Roman"/>
+                <w:sz w:val="26"/>
+                <w:szCs w:val="26"/>
               </w:rPr>
               <w:t>GOODS</w:t>
             </w:r>
@@ -4972,11 +5828,15 @@
               <w:spacing w:line="312" w:lineRule="auto"/>
               <w:rPr>
                 <w:rFonts w:ascii="Times New Roman" w:hAnsi="Times New Roman" w:cs="Times New Roman"/>
-              </w:rPr>
-            </w:pPr>
-            <w:r>
-              <w:rPr>
-                <w:rFonts w:ascii="Times New Roman" w:eastAsia="Times New Roman" w:hAnsi="Times New Roman" w:cs="Times New Roman"/>
+                <w:sz w:val="26"/>
+                <w:szCs w:val="26"/>
+              </w:rPr>
+            </w:pPr>
+            <w:r>
+              <w:rPr>
+                <w:rFonts w:ascii="Times New Roman" w:eastAsia="Times New Roman" w:hAnsi="Times New Roman" w:cs="Times New Roman"/>
+                <w:sz w:val="26"/>
+                <w:szCs w:val="26"/>
               </w:rPr>
               <w:t>PK</w:t>
             </w:r>
@@ -4994,11 +5854,15 @@
               <w:spacing w:line="312" w:lineRule="auto"/>
               <w:rPr>
                 <w:rFonts w:ascii="Times New Roman" w:eastAsia="Times New Roman" w:hAnsi="Times New Roman" w:cs="Times New Roman"/>
-              </w:rPr>
-            </w:pPr>
-            <w:r>
-              <w:rPr>
-                <w:rFonts w:ascii="Times New Roman" w:eastAsia="Times New Roman" w:hAnsi="Times New Roman" w:cs="Times New Roman"/>
+                <w:sz w:val="26"/>
+                <w:szCs w:val="26"/>
+              </w:rPr>
+            </w:pPr>
+            <w:r>
+              <w:rPr>
+                <w:rFonts w:ascii="Times New Roman" w:eastAsia="Times New Roman" w:hAnsi="Times New Roman" w:cs="Times New Roman"/>
+                <w:sz w:val="26"/>
+                <w:szCs w:val="26"/>
               </w:rPr>
               <w:t>GOODS_CODE</w:t>
             </w:r>
@@ -5016,11 +5880,15 @@
               <w:spacing w:line="312" w:lineRule="auto"/>
               <w:rPr>
                 <w:rFonts w:ascii="Times New Roman" w:eastAsia="Times New Roman" w:hAnsi="Times New Roman" w:cs="Times New Roman"/>
-              </w:rPr>
-            </w:pPr>
-            <w:r>
-              <w:rPr>
-                <w:rFonts w:ascii="Times New Roman" w:eastAsia="Times New Roman" w:hAnsi="Times New Roman" w:cs="Times New Roman"/>
+                <w:sz w:val="26"/>
+                <w:szCs w:val="26"/>
+              </w:rPr>
+            </w:pPr>
+            <w:r>
+              <w:rPr>
+                <w:rFonts w:ascii="Times New Roman" w:eastAsia="Times New Roman" w:hAnsi="Times New Roman" w:cs="Times New Roman"/>
+                <w:sz w:val="26"/>
+                <w:szCs w:val="26"/>
               </w:rPr>
               <w:t>Mã hàng hóa</w:t>
             </w:r>
@@ -5040,11 +5908,15 @@
               <w:spacing w:line="312" w:lineRule="auto"/>
               <w:rPr>
                 <w:rFonts w:ascii="Times New Roman" w:eastAsia="Times New Roman" w:hAnsi="Times New Roman" w:cs="Times New Roman"/>
-              </w:rPr>
-            </w:pPr>
-            <w:r>
-              <w:rPr>
-                <w:rFonts w:ascii="Times New Roman" w:eastAsia="Times New Roman" w:hAnsi="Times New Roman" w:cs="Times New Roman"/>
+                <w:sz w:val="26"/>
+                <w:szCs w:val="26"/>
+              </w:rPr>
+            </w:pPr>
+            <w:r>
+              <w:rPr>
+                <w:rFonts w:ascii="Times New Roman" w:eastAsia="Times New Roman" w:hAnsi="Times New Roman" w:cs="Times New Roman"/>
+                <w:sz w:val="26"/>
+                <w:szCs w:val="26"/>
               </w:rPr>
               <w:t>FK</w:t>
             </w:r>
@@ -5062,11 +5934,15 @@
               <w:spacing w:line="312" w:lineRule="auto"/>
               <w:rPr>
                 <w:rFonts w:ascii="Times New Roman" w:eastAsia="Times New Roman" w:hAnsi="Times New Roman" w:cs="Times New Roman"/>
-              </w:rPr>
-            </w:pPr>
-            <w:r>
-              <w:rPr>
-                <w:rFonts w:ascii="Times New Roman" w:eastAsia="Times New Roman" w:hAnsi="Times New Roman" w:cs="Times New Roman"/>
+                <w:sz w:val="26"/>
+                <w:szCs w:val="26"/>
+              </w:rPr>
+            </w:pPr>
+            <w:r>
+              <w:rPr>
+                <w:rFonts w:ascii="Times New Roman" w:eastAsia="Times New Roman" w:hAnsi="Times New Roman" w:cs="Times New Roman"/>
+                <w:sz w:val="26"/>
+                <w:szCs w:val="26"/>
               </w:rPr>
               <w:t>ORDER_CODE</w:t>
             </w:r>
@@ -5076,11 +5952,15 @@
               <w:spacing w:line="312" w:lineRule="auto"/>
               <w:rPr>
                 <w:rFonts w:ascii="Times New Roman" w:eastAsia="Times New Roman" w:hAnsi="Times New Roman" w:cs="Times New Roman"/>
-              </w:rPr>
-            </w:pPr>
-            <w:r>
-              <w:rPr>
-                <w:rFonts w:ascii="Times New Roman" w:eastAsia="Times New Roman" w:hAnsi="Times New Roman" w:cs="Times New Roman"/>
+                <w:sz w:val="26"/>
+                <w:szCs w:val="26"/>
+              </w:rPr>
+            </w:pPr>
+            <w:r>
+              <w:rPr>
+                <w:rFonts w:ascii="Times New Roman" w:eastAsia="Times New Roman" w:hAnsi="Times New Roman" w:cs="Times New Roman"/>
+                <w:sz w:val="26"/>
+                <w:szCs w:val="26"/>
               </w:rPr>
               <w:t>GOODS_TYPE</w:t>
             </w:r>
@@ -5090,11 +5970,15 @@
               <w:spacing w:line="312" w:lineRule="auto"/>
               <w:rPr>
                 <w:rFonts w:ascii="Times New Roman" w:eastAsia="Times New Roman" w:hAnsi="Times New Roman" w:cs="Times New Roman"/>
-              </w:rPr>
-            </w:pPr>
-            <w:r>
-              <w:rPr>
-                <w:rFonts w:ascii="Times New Roman" w:eastAsia="Times New Roman" w:hAnsi="Times New Roman" w:cs="Times New Roman"/>
+                <w:sz w:val="26"/>
+                <w:szCs w:val="26"/>
+              </w:rPr>
+            </w:pPr>
+            <w:r>
+              <w:rPr>
+                <w:rFonts w:ascii="Times New Roman" w:eastAsia="Times New Roman" w:hAnsi="Times New Roman" w:cs="Times New Roman"/>
+                <w:sz w:val="26"/>
+                <w:szCs w:val="26"/>
               </w:rPr>
               <w:t>QUANTITY</w:t>
             </w:r>
@@ -5104,11 +5988,15 @@
               <w:spacing w:line="312" w:lineRule="auto"/>
               <w:rPr>
                 <w:rFonts w:ascii="Times New Roman" w:eastAsia="Times New Roman" w:hAnsi="Times New Roman" w:cs="Times New Roman"/>
-              </w:rPr>
-            </w:pPr>
-            <w:r>
-              <w:rPr>
-                <w:rFonts w:ascii="Times New Roman" w:eastAsia="Times New Roman" w:hAnsi="Times New Roman" w:cs="Times New Roman"/>
+                <w:sz w:val="26"/>
+                <w:szCs w:val="26"/>
+              </w:rPr>
+            </w:pPr>
+            <w:r>
+              <w:rPr>
+                <w:rFonts w:ascii="Times New Roman" w:eastAsia="Times New Roman" w:hAnsi="Times New Roman" w:cs="Times New Roman"/>
+                <w:sz w:val="26"/>
+                <w:szCs w:val="26"/>
               </w:rPr>
               <w:t>WEIGHT</w:t>
             </w:r>
@@ -5118,11 +6006,15 @@
               <w:spacing w:line="312" w:lineRule="auto"/>
               <w:rPr>
                 <w:rFonts w:ascii="Times New Roman" w:eastAsia="Times New Roman" w:hAnsi="Times New Roman" w:cs="Times New Roman"/>
-              </w:rPr>
-            </w:pPr>
-            <w:r>
-              <w:rPr>
-                <w:rFonts w:ascii="Times New Roman" w:eastAsia="Times New Roman" w:hAnsi="Times New Roman" w:cs="Times New Roman"/>
+                <w:sz w:val="26"/>
+                <w:szCs w:val="26"/>
+              </w:rPr>
+            </w:pPr>
+            <w:r>
+              <w:rPr>
+                <w:rFonts w:ascii="Times New Roman" w:eastAsia="Times New Roman" w:hAnsi="Times New Roman" w:cs="Times New Roman"/>
+                <w:sz w:val="26"/>
+                <w:szCs w:val="26"/>
               </w:rPr>
               <w:t>CURRENT_STATUS</w:t>
             </w:r>
@@ -5140,11 +6032,15 @@
               <w:spacing w:line="312" w:lineRule="auto"/>
               <w:rPr>
                 <w:rFonts w:ascii="Times New Roman" w:eastAsia="Times New Roman" w:hAnsi="Times New Roman" w:cs="Times New Roman"/>
-              </w:rPr>
-            </w:pPr>
-            <w:r>
-              <w:rPr>
-                <w:rFonts w:ascii="Times New Roman" w:eastAsia="Times New Roman" w:hAnsi="Times New Roman" w:cs="Times New Roman"/>
+                <w:sz w:val="26"/>
+                <w:szCs w:val="26"/>
+              </w:rPr>
+            </w:pPr>
+            <w:r>
+              <w:rPr>
+                <w:rFonts w:ascii="Times New Roman" w:eastAsia="Times New Roman" w:hAnsi="Times New Roman" w:cs="Times New Roman"/>
+                <w:sz w:val="26"/>
+                <w:szCs w:val="26"/>
               </w:rPr>
               <w:t>Mã đơn hàng</w:t>
             </w:r>
@@ -5154,11 +6050,15 @@
               <w:spacing w:line="312" w:lineRule="auto"/>
               <w:rPr>
                 <w:rFonts w:ascii="Times New Roman" w:eastAsia="Times New Roman" w:hAnsi="Times New Roman" w:cs="Times New Roman"/>
-              </w:rPr>
-            </w:pPr>
-            <w:r>
-              <w:rPr>
-                <w:rFonts w:ascii="Times New Roman" w:eastAsia="Times New Roman" w:hAnsi="Times New Roman" w:cs="Times New Roman"/>
+                <w:sz w:val="26"/>
+                <w:szCs w:val="26"/>
+              </w:rPr>
+            </w:pPr>
+            <w:r>
+              <w:rPr>
+                <w:rFonts w:ascii="Times New Roman" w:eastAsia="Times New Roman" w:hAnsi="Times New Roman" w:cs="Times New Roman"/>
+                <w:sz w:val="26"/>
+                <w:szCs w:val="26"/>
               </w:rPr>
               <w:t>Loại hàng hóa</w:t>
             </w:r>
@@ -5168,11 +6068,15 @@
               <w:spacing w:line="312" w:lineRule="auto"/>
               <w:rPr>
                 <w:rFonts w:ascii="Times New Roman" w:eastAsia="Times New Roman" w:hAnsi="Times New Roman" w:cs="Times New Roman"/>
-              </w:rPr>
-            </w:pPr>
-            <w:r>
-              <w:rPr>
-                <w:rFonts w:ascii="Times New Roman" w:eastAsia="Times New Roman" w:hAnsi="Times New Roman" w:cs="Times New Roman"/>
+                <w:sz w:val="26"/>
+                <w:szCs w:val="26"/>
+              </w:rPr>
+            </w:pPr>
+            <w:r>
+              <w:rPr>
+                <w:rFonts w:ascii="Times New Roman" w:eastAsia="Times New Roman" w:hAnsi="Times New Roman" w:cs="Times New Roman"/>
+                <w:sz w:val="26"/>
+                <w:szCs w:val="26"/>
               </w:rPr>
               <w:t>Số lượng</w:t>
             </w:r>
@@ -5182,11 +6086,15 @@
               <w:spacing w:line="312" w:lineRule="auto"/>
               <w:rPr>
                 <w:rFonts w:ascii="Times New Roman" w:eastAsia="Times New Roman" w:hAnsi="Times New Roman" w:cs="Times New Roman"/>
-              </w:rPr>
-            </w:pPr>
-            <w:r>
-              <w:rPr>
-                <w:rFonts w:ascii="Times New Roman" w:eastAsia="Times New Roman" w:hAnsi="Times New Roman" w:cs="Times New Roman"/>
+                <w:sz w:val="26"/>
+                <w:szCs w:val="26"/>
+              </w:rPr>
+            </w:pPr>
+            <w:r>
+              <w:rPr>
+                <w:rFonts w:ascii="Times New Roman" w:eastAsia="Times New Roman" w:hAnsi="Times New Roman" w:cs="Times New Roman"/>
+                <w:sz w:val="26"/>
+                <w:szCs w:val="26"/>
               </w:rPr>
               <w:t>Trọng lượng hàng hóa</w:t>
             </w:r>
@@ -5196,11 +6104,15 @@
               <w:spacing w:line="312" w:lineRule="auto"/>
               <w:rPr>
                 <w:rFonts w:ascii="Times New Roman" w:eastAsia="Times New Roman" w:hAnsi="Times New Roman" w:cs="Times New Roman"/>
-              </w:rPr>
-            </w:pPr>
-            <w:r>
-              <w:rPr>
-                <w:rFonts w:ascii="Times New Roman" w:eastAsia="Times New Roman" w:hAnsi="Times New Roman" w:cs="Times New Roman"/>
+                <w:sz w:val="26"/>
+                <w:szCs w:val="26"/>
+              </w:rPr>
+            </w:pPr>
+            <w:r>
+              <w:rPr>
+                <w:rFonts w:ascii="Times New Roman" w:eastAsia="Times New Roman" w:hAnsi="Times New Roman" w:cs="Times New Roman"/>
+                <w:sz w:val="26"/>
+                <w:szCs w:val="26"/>
               </w:rPr>
               <w:t>Trạng thái hiện tại</w:t>
             </w:r>
@@ -5211,8 +6123,13 @@
     <w:p>
       <w:pPr>
         <w:spacing w:after="0" w:line="312" w:lineRule="auto"/>
-        <w:rPr>
-          <w:rFonts w:ascii="Times New Roman" w:eastAsia="Times New Roman" w:hAnsi="Times New Roman" w:cs="Times New Roman"/>
+        <w:ind w:left="720"/>
+        <w:rPr>
+          <w:rFonts w:ascii="Times New Roman" w:eastAsia="Times New Roman" w:hAnsi="Times New Roman" w:cs="Times New Roman"/>
+          <w:kern w:val="0"/>
+          <w:sz w:val="26"/>
+          <w:szCs w:val="26"/>
+          <w14:ligatures w14:val="none"/>
         </w:rPr>
       </w:pPr>
     </w:p>
@@ -5223,6 +6140,99 @@
         <w:rPr>
           <w:rFonts w:ascii="Times New Roman" w:eastAsia="Times New Roman" w:hAnsi="Times New Roman" w:cs="Times New Roman"/>
           <w:kern w:val="0"/>
+          <w:sz w:val="26"/>
+          <w:szCs w:val="26"/>
+          <w14:ligatures w14:val="none"/>
+        </w:rPr>
+      </w:pPr>
+    </w:p>
+    <w:p>
+      <w:pPr>
+        <w:spacing w:after="0" w:line="312" w:lineRule="auto"/>
+        <w:ind w:left="720"/>
+        <w:rPr>
+          <w:rFonts w:ascii="Times New Roman" w:eastAsia="Times New Roman" w:hAnsi="Times New Roman" w:cs="Times New Roman"/>
+          <w:kern w:val="0"/>
+          <w:sz w:val="26"/>
+          <w:szCs w:val="26"/>
+          <w14:ligatures w14:val="none"/>
+        </w:rPr>
+      </w:pPr>
+    </w:p>
+    <w:p>
+      <w:pPr>
+        <w:spacing w:after="0" w:line="312" w:lineRule="auto"/>
+        <w:ind w:left="720"/>
+        <w:rPr>
+          <w:rFonts w:ascii="Times New Roman" w:eastAsia="Times New Roman" w:hAnsi="Times New Roman" w:cs="Times New Roman"/>
+          <w:kern w:val="0"/>
+          <w:sz w:val="26"/>
+          <w:szCs w:val="26"/>
+          <w14:ligatures w14:val="none"/>
+        </w:rPr>
+      </w:pPr>
+    </w:p>
+    <w:p>
+      <w:pPr>
+        <w:spacing w:after="0" w:line="312" w:lineRule="auto"/>
+        <w:ind w:left="720"/>
+        <w:rPr>
+          <w:rFonts w:ascii="Times New Roman" w:eastAsia="Times New Roman" w:hAnsi="Times New Roman" w:cs="Times New Roman"/>
+          <w:kern w:val="0"/>
+          <w:sz w:val="26"/>
+          <w:szCs w:val="26"/>
+          <w14:ligatures w14:val="none"/>
+        </w:rPr>
+      </w:pPr>
+    </w:p>
+    <w:p>
+      <w:pPr>
+        <w:spacing w:after="0" w:line="312" w:lineRule="auto"/>
+        <w:ind w:left="720"/>
+        <w:rPr>
+          <w:rFonts w:ascii="Times New Roman" w:eastAsia="Times New Roman" w:hAnsi="Times New Roman" w:cs="Times New Roman"/>
+          <w:kern w:val="0"/>
+          <w:sz w:val="26"/>
+          <w:szCs w:val="26"/>
+          <w14:ligatures w14:val="none"/>
+        </w:rPr>
+      </w:pPr>
+    </w:p>
+    <w:p>
+      <w:pPr>
+        <w:spacing w:after="0" w:line="312" w:lineRule="auto"/>
+        <w:ind w:left="720"/>
+        <w:rPr>
+          <w:rFonts w:ascii="Times New Roman" w:eastAsia="Times New Roman" w:hAnsi="Times New Roman" w:cs="Times New Roman"/>
+          <w:kern w:val="0"/>
+          <w:sz w:val="26"/>
+          <w:szCs w:val="26"/>
+          <w14:ligatures w14:val="none"/>
+        </w:rPr>
+      </w:pPr>
+    </w:p>
+    <w:p>
+      <w:pPr>
+        <w:spacing w:after="0" w:line="312" w:lineRule="auto"/>
+        <w:ind w:left="720"/>
+        <w:rPr>
+          <w:rFonts w:ascii="Times New Roman" w:eastAsia="Times New Roman" w:hAnsi="Times New Roman" w:cs="Times New Roman"/>
+          <w:kern w:val="0"/>
+          <w:sz w:val="26"/>
+          <w:szCs w:val="26"/>
+          <w14:ligatures w14:val="none"/>
+        </w:rPr>
+      </w:pPr>
+    </w:p>
+    <w:p>
+      <w:pPr>
+        <w:spacing w:after="0" w:line="312" w:lineRule="auto"/>
+        <w:ind w:left="720"/>
+        <w:rPr>
+          <w:rFonts w:ascii="Times New Roman" w:eastAsia="Times New Roman" w:hAnsi="Times New Roman" w:cs="Times New Roman"/>
+          <w:kern w:val="0"/>
+          <w:sz w:val="26"/>
+          <w:szCs w:val="26"/>
           <w14:ligatures w14:val="none"/>
         </w:rPr>
       </w:pPr>
@@ -5237,6 +6247,8 @@
         <w:rPr>
           <w:rFonts w:ascii="Times New Roman" w:eastAsia="Times New Roman" w:hAnsi="Times New Roman" w:cs="Times New Roman"/>
           <w:kern w:val="0"/>
+          <w:sz w:val="26"/>
+          <w:szCs w:val="26"/>
           <w14:ligatures w14:val="none"/>
         </w:rPr>
       </w:pPr>
@@ -5244,22 +6256,13 @@
         <w:rPr>
           <w:rFonts w:ascii="Times New Roman" w:eastAsia="Times New Roman" w:hAnsi="Times New Roman" w:cs="Times New Roman"/>
           <w:kern w:val="0"/>
+          <w:sz w:val="26"/>
+          <w:szCs w:val="26"/>
           <w14:ligatures w14:val="none"/>
         </w:rPr>
         <w:lastRenderedPageBreak/>
         <w:t>Lịch sử hành trình (TRACKING_LOG):</w:t>
       </w:r>
-    </w:p>
-    <w:p>
-      <w:pPr>
-        <w:spacing w:after="0" w:line="312" w:lineRule="auto"/>
-        <w:ind w:left="1440"/>
-        <w:rPr>
-          <w:rFonts w:ascii="Times New Roman" w:eastAsia="Times New Roman" w:hAnsi="Times New Roman" w:cs="Times New Roman"/>
-          <w:kern w:val="0"/>
-          <w14:ligatures w14:val="none"/>
-        </w:rPr>
-      </w:pPr>
     </w:p>
     <w:tbl>
       <w:tblPr>
@@ -5288,11 +6291,15 @@
               <w:jc w:val="center"/>
               <w:rPr>
                 <w:rFonts w:ascii="Times New Roman" w:eastAsia="Times New Roman" w:hAnsi="Times New Roman" w:cs="Times New Roman"/>
-              </w:rPr>
-            </w:pPr>
-            <w:r>
-              <w:rPr>
-                <w:rFonts w:ascii="Times New Roman" w:eastAsia="Times New Roman" w:hAnsi="Times New Roman" w:cs="Times New Roman"/>
+                <w:sz w:val="26"/>
+                <w:szCs w:val="26"/>
+              </w:rPr>
+            </w:pPr>
+            <w:r>
+              <w:rPr>
+                <w:rFonts w:ascii="Times New Roman" w:eastAsia="Times New Roman" w:hAnsi="Times New Roman" w:cs="Times New Roman"/>
+                <w:sz w:val="26"/>
+                <w:szCs w:val="26"/>
               </w:rPr>
               <w:t>TRACKING_LOG</w:t>
             </w:r>
@@ -5312,11 +6319,15 @@
               <w:spacing w:line="312" w:lineRule="auto"/>
               <w:rPr>
                 <w:rFonts w:ascii="Times New Roman" w:eastAsia="Times New Roman" w:hAnsi="Times New Roman" w:cs="Times New Roman"/>
-              </w:rPr>
-            </w:pPr>
-            <w:r>
-              <w:rPr>
-                <w:rFonts w:ascii="Times New Roman" w:eastAsia="Times New Roman" w:hAnsi="Times New Roman" w:cs="Times New Roman"/>
+                <w:sz w:val="26"/>
+                <w:szCs w:val="26"/>
+              </w:rPr>
+            </w:pPr>
+            <w:r>
+              <w:rPr>
+                <w:rFonts w:ascii="Times New Roman" w:eastAsia="Times New Roman" w:hAnsi="Times New Roman" w:cs="Times New Roman"/>
+                <w:sz w:val="26"/>
+                <w:szCs w:val="26"/>
               </w:rPr>
               <w:t>PK</w:t>
             </w:r>
@@ -5334,11 +6345,15 @@
               <w:spacing w:line="312" w:lineRule="auto"/>
               <w:rPr>
                 <w:rFonts w:ascii="Times New Roman" w:eastAsia="Times New Roman" w:hAnsi="Times New Roman" w:cs="Times New Roman"/>
-              </w:rPr>
-            </w:pPr>
-            <w:r>
-              <w:rPr>
-                <w:rFonts w:ascii="Times New Roman" w:eastAsia="Times New Roman" w:hAnsi="Times New Roman" w:cs="Times New Roman"/>
+                <w:sz w:val="26"/>
+                <w:szCs w:val="26"/>
+              </w:rPr>
+            </w:pPr>
+            <w:r>
+              <w:rPr>
+                <w:rFonts w:ascii="Times New Roman" w:eastAsia="Times New Roman" w:hAnsi="Times New Roman" w:cs="Times New Roman"/>
+                <w:sz w:val="26"/>
+                <w:szCs w:val="26"/>
               </w:rPr>
               <w:t>TRACKING_ID</w:t>
             </w:r>
@@ -5356,11 +6371,15 @@
               <w:spacing w:line="312" w:lineRule="auto"/>
               <w:rPr>
                 <w:rFonts w:ascii="Times New Roman" w:eastAsia="Times New Roman" w:hAnsi="Times New Roman" w:cs="Times New Roman"/>
-              </w:rPr>
-            </w:pPr>
-            <w:r>
-              <w:rPr>
-                <w:rFonts w:ascii="Times New Roman" w:eastAsia="Times New Roman" w:hAnsi="Times New Roman" w:cs="Times New Roman"/>
+                <w:sz w:val="26"/>
+                <w:szCs w:val="26"/>
+              </w:rPr>
+            </w:pPr>
+            <w:r>
+              <w:rPr>
+                <w:rFonts w:ascii="Times New Roman" w:eastAsia="Times New Roman" w:hAnsi="Times New Roman" w:cs="Times New Roman"/>
+                <w:sz w:val="26"/>
+                <w:szCs w:val="26"/>
               </w:rPr>
               <w:t>Mã tra cứu hành trình</w:t>
             </w:r>
@@ -5380,11 +6399,15 @@
               <w:spacing w:line="312" w:lineRule="auto"/>
               <w:rPr>
                 <w:rFonts w:ascii="Times New Roman" w:eastAsia="Times New Roman" w:hAnsi="Times New Roman" w:cs="Times New Roman"/>
-              </w:rPr>
-            </w:pPr>
-            <w:r>
-              <w:rPr>
-                <w:rFonts w:ascii="Times New Roman" w:eastAsia="Times New Roman" w:hAnsi="Times New Roman" w:cs="Times New Roman"/>
+                <w:sz w:val="26"/>
+                <w:szCs w:val="26"/>
+              </w:rPr>
+            </w:pPr>
+            <w:r>
+              <w:rPr>
+                <w:rFonts w:ascii="Times New Roman" w:eastAsia="Times New Roman" w:hAnsi="Times New Roman" w:cs="Times New Roman"/>
+                <w:sz w:val="26"/>
+                <w:szCs w:val="26"/>
               </w:rPr>
               <w:t>FK</w:t>
             </w:r>
@@ -5394,11 +6417,15 @@
               <w:spacing w:line="312" w:lineRule="auto"/>
               <w:rPr>
                 <w:rFonts w:ascii="Times New Roman" w:eastAsia="Times New Roman" w:hAnsi="Times New Roman" w:cs="Times New Roman"/>
-              </w:rPr>
-            </w:pPr>
-            <w:r>
-              <w:rPr>
-                <w:rFonts w:ascii="Times New Roman" w:eastAsia="Times New Roman" w:hAnsi="Times New Roman" w:cs="Times New Roman"/>
+                <w:sz w:val="26"/>
+                <w:szCs w:val="26"/>
+              </w:rPr>
+            </w:pPr>
+            <w:r>
+              <w:rPr>
+                <w:rFonts w:ascii="Times New Roman" w:eastAsia="Times New Roman" w:hAnsi="Times New Roman" w:cs="Times New Roman"/>
+                <w:sz w:val="26"/>
+                <w:szCs w:val="26"/>
               </w:rPr>
               <w:t>FK</w:t>
             </w:r>
@@ -5416,11 +6443,15 @@
               <w:spacing w:line="312" w:lineRule="auto"/>
               <w:rPr>
                 <w:rFonts w:ascii="Times New Roman" w:eastAsia="Times New Roman" w:hAnsi="Times New Roman" w:cs="Times New Roman"/>
-              </w:rPr>
-            </w:pPr>
-            <w:r>
-              <w:rPr>
-                <w:rFonts w:ascii="Times New Roman" w:eastAsia="Times New Roman" w:hAnsi="Times New Roman" w:cs="Times New Roman"/>
+                <w:sz w:val="26"/>
+                <w:szCs w:val="26"/>
+              </w:rPr>
+            </w:pPr>
+            <w:r>
+              <w:rPr>
+                <w:rFonts w:ascii="Times New Roman" w:eastAsia="Times New Roman" w:hAnsi="Times New Roman" w:cs="Times New Roman"/>
+                <w:sz w:val="26"/>
+                <w:szCs w:val="26"/>
               </w:rPr>
               <w:t>ORDER_CODE</w:t>
             </w:r>
@@ -5430,11 +6461,15 @@
               <w:spacing w:line="312" w:lineRule="auto"/>
               <w:rPr>
                 <w:rFonts w:ascii="Times New Roman" w:eastAsia="Times New Roman" w:hAnsi="Times New Roman" w:cs="Times New Roman"/>
-              </w:rPr>
-            </w:pPr>
-            <w:r>
-              <w:rPr>
-                <w:rFonts w:ascii="Times New Roman" w:eastAsia="Times New Roman" w:hAnsi="Times New Roman" w:cs="Times New Roman"/>
+                <w:sz w:val="26"/>
+                <w:szCs w:val="26"/>
+              </w:rPr>
+            </w:pPr>
+            <w:r>
+              <w:rPr>
+                <w:rFonts w:ascii="Times New Roman" w:eastAsia="Times New Roman" w:hAnsi="Times New Roman" w:cs="Times New Roman"/>
+                <w:sz w:val="26"/>
+                <w:szCs w:val="26"/>
               </w:rPr>
               <w:t>EMP_CODE</w:t>
             </w:r>
@@ -5444,11 +6479,15 @@
               <w:spacing w:line="312" w:lineRule="auto"/>
               <w:rPr>
                 <w:rFonts w:ascii="Times New Roman" w:eastAsia="Times New Roman" w:hAnsi="Times New Roman" w:cs="Times New Roman"/>
-              </w:rPr>
-            </w:pPr>
-            <w:r>
-              <w:rPr>
-                <w:rFonts w:ascii="Times New Roman" w:eastAsia="Times New Roman" w:hAnsi="Times New Roman" w:cs="Times New Roman"/>
+                <w:sz w:val="26"/>
+                <w:szCs w:val="26"/>
+              </w:rPr>
+            </w:pPr>
+            <w:r>
+              <w:rPr>
+                <w:rFonts w:ascii="Times New Roman" w:eastAsia="Times New Roman" w:hAnsi="Times New Roman" w:cs="Times New Roman"/>
+                <w:sz w:val="26"/>
+                <w:szCs w:val="26"/>
               </w:rPr>
               <w:t>TRACKING_STATUS</w:t>
             </w:r>
@@ -5458,11 +6497,15 @@
               <w:spacing w:line="312" w:lineRule="auto"/>
               <w:rPr>
                 <w:rFonts w:ascii="Times New Roman" w:eastAsia="Times New Roman" w:hAnsi="Times New Roman" w:cs="Times New Roman"/>
-              </w:rPr>
-            </w:pPr>
-            <w:r>
-              <w:rPr>
-                <w:rFonts w:ascii="Times New Roman" w:eastAsia="Times New Roman" w:hAnsi="Times New Roman" w:cs="Times New Roman"/>
+                <w:sz w:val="26"/>
+                <w:szCs w:val="26"/>
+              </w:rPr>
+            </w:pPr>
+            <w:r>
+              <w:rPr>
+                <w:rFonts w:ascii="Times New Roman" w:eastAsia="Times New Roman" w:hAnsi="Times New Roman" w:cs="Times New Roman"/>
+                <w:sz w:val="26"/>
+                <w:szCs w:val="26"/>
               </w:rPr>
               <w:t>LOCATION</w:t>
             </w:r>
@@ -5472,11 +6515,15 @@
               <w:spacing w:line="312" w:lineRule="auto"/>
               <w:rPr>
                 <w:rFonts w:ascii="Times New Roman" w:eastAsia="Times New Roman" w:hAnsi="Times New Roman" w:cs="Times New Roman"/>
-              </w:rPr>
-            </w:pPr>
-            <w:r>
-              <w:rPr>
-                <w:rFonts w:ascii="Times New Roman" w:eastAsia="Times New Roman" w:hAnsi="Times New Roman" w:cs="Times New Roman"/>
+                <w:sz w:val="26"/>
+                <w:szCs w:val="26"/>
+              </w:rPr>
+            </w:pPr>
+            <w:r>
+              <w:rPr>
+                <w:rFonts w:ascii="Times New Roman" w:eastAsia="Times New Roman" w:hAnsi="Times New Roman" w:cs="Times New Roman"/>
+                <w:sz w:val="26"/>
+                <w:szCs w:val="26"/>
               </w:rPr>
               <w:t>LOG_TIME</w:t>
             </w:r>
@@ -5486,11 +6533,15 @@
               <w:spacing w:line="312" w:lineRule="auto"/>
               <w:rPr>
                 <w:rFonts w:ascii="Times New Roman" w:eastAsia="Times New Roman" w:hAnsi="Times New Roman" w:cs="Times New Roman"/>
-              </w:rPr>
-            </w:pPr>
-            <w:r>
-              <w:rPr>
-                <w:rFonts w:ascii="Times New Roman" w:eastAsia="Times New Roman" w:hAnsi="Times New Roman" w:cs="Times New Roman"/>
+                <w:sz w:val="26"/>
+                <w:szCs w:val="26"/>
+              </w:rPr>
+            </w:pPr>
+            <w:r>
+              <w:rPr>
+                <w:rFonts w:ascii="Times New Roman" w:eastAsia="Times New Roman" w:hAnsi="Times New Roman" w:cs="Times New Roman"/>
+                <w:sz w:val="26"/>
+                <w:szCs w:val="26"/>
               </w:rPr>
               <w:t>DESCRIPTION</w:t>
             </w:r>
@@ -5508,11 +6559,15 @@
               <w:spacing w:line="312" w:lineRule="auto"/>
               <w:rPr>
                 <w:rFonts w:ascii="Times New Roman" w:eastAsia="Times New Roman" w:hAnsi="Times New Roman" w:cs="Times New Roman"/>
-              </w:rPr>
-            </w:pPr>
-            <w:r>
-              <w:rPr>
-                <w:rFonts w:ascii="Times New Roman" w:eastAsia="Times New Roman" w:hAnsi="Times New Roman" w:cs="Times New Roman"/>
+                <w:sz w:val="26"/>
+                <w:szCs w:val="26"/>
+              </w:rPr>
+            </w:pPr>
+            <w:r>
+              <w:rPr>
+                <w:rFonts w:ascii="Times New Roman" w:eastAsia="Times New Roman" w:hAnsi="Times New Roman" w:cs="Times New Roman"/>
+                <w:sz w:val="26"/>
+                <w:szCs w:val="26"/>
               </w:rPr>
               <w:t>Mã đơn hàng</w:t>
             </w:r>
@@ -5522,11 +6577,15 @@
               <w:spacing w:line="312" w:lineRule="auto"/>
               <w:rPr>
                 <w:rFonts w:ascii="Times New Roman" w:eastAsia="Times New Roman" w:hAnsi="Times New Roman" w:cs="Times New Roman"/>
-              </w:rPr>
-            </w:pPr>
-            <w:r>
-              <w:rPr>
-                <w:rFonts w:ascii="Times New Roman" w:eastAsia="Times New Roman" w:hAnsi="Times New Roman" w:cs="Times New Roman"/>
+                <w:sz w:val="26"/>
+                <w:szCs w:val="26"/>
+              </w:rPr>
+            </w:pPr>
+            <w:r>
+              <w:rPr>
+                <w:rFonts w:ascii="Times New Roman" w:eastAsia="Times New Roman" w:hAnsi="Times New Roman" w:cs="Times New Roman"/>
+                <w:sz w:val="26"/>
+                <w:szCs w:val="26"/>
               </w:rPr>
               <w:t>Mã nhân viên cập nhật</w:t>
             </w:r>
@@ -5536,11 +6595,15 @@
               <w:spacing w:line="312" w:lineRule="auto"/>
               <w:rPr>
                 <w:rFonts w:ascii="Times New Roman" w:eastAsia="Times New Roman" w:hAnsi="Times New Roman" w:cs="Times New Roman"/>
-              </w:rPr>
-            </w:pPr>
-            <w:r>
-              <w:rPr>
-                <w:rFonts w:ascii="Times New Roman" w:eastAsia="Times New Roman" w:hAnsi="Times New Roman" w:cs="Times New Roman"/>
+                <w:sz w:val="26"/>
+                <w:szCs w:val="26"/>
+              </w:rPr>
+            </w:pPr>
+            <w:r>
+              <w:rPr>
+                <w:rFonts w:ascii="Times New Roman" w:eastAsia="Times New Roman" w:hAnsi="Times New Roman" w:cs="Times New Roman"/>
+                <w:sz w:val="26"/>
+                <w:szCs w:val="26"/>
               </w:rPr>
               <w:t>Trạng thái vận chuyển</w:t>
             </w:r>
@@ -5550,11 +6613,15 @@
               <w:spacing w:line="312" w:lineRule="auto"/>
               <w:rPr>
                 <w:rFonts w:ascii="Times New Roman" w:eastAsia="Times New Roman" w:hAnsi="Times New Roman" w:cs="Times New Roman"/>
-              </w:rPr>
-            </w:pPr>
-            <w:r>
-              <w:rPr>
-                <w:rFonts w:ascii="Times New Roman" w:eastAsia="Times New Roman" w:hAnsi="Times New Roman" w:cs="Times New Roman"/>
+                <w:sz w:val="26"/>
+                <w:szCs w:val="26"/>
+              </w:rPr>
+            </w:pPr>
+            <w:r>
+              <w:rPr>
+                <w:rFonts w:ascii="Times New Roman" w:eastAsia="Times New Roman" w:hAnsi="Times New Roman" w:cs="Times New Roman"/>
+                <w:sz w:val="26"/>
+                <w:szCs w:val="26"/>
               </w:rPr>
               <w:t>Vị trí hiện tại</w:t>
             </w:r>
@@ -5564,11 +6631,15 @@
               <w:spacing w:line="312" w:lineRule="auto"/>
               <w:rPr>
                 <w:rFonts w:ascii="Times New Roman" w:eastAsia="Times New Roman" w:hAnsi="Times New Roman" w:cs="Times New Roman"/>
-              </w:rPr>
-            </w:pPr>
-            <w:r>
-              <w:rPr>
-                <w:rFonts w:ascii="Times New Roman" w:eastAsia="Times New Roman" w:hAnsi="Times New Roman" w:cs="Times New Roman"/>
+                <w:sz w:val="26"/>
+                <w:szCs w:val="26"/>
+              </w:rPr>
+            </w:pPr>
+            <w:r>
+              <w:rPr>
+                <w:rFonts w:ascii="Times New Roman" w:eastAsia="Times New Roman" w:hAnsi="Times New Roman" w:cs="Times New Roman"/>
+                <w:sz w:val="26"/>
+                <w:szCs w:val="26"/>
               </w:rPr>
               <w:t>Thời gian cật nhật</w:t>
             </w:r>
@@ -5578,11 +6649,15 @@
               <w:spacing w:line="312" w:lineRule="auto"/>
               <w:rPr>
                 <w:rFonts w:ascii="Times New Roman" w:eastAsia="Times New Roman" w:hAnsi="Times New Roman" w:cs="Times New Roman"/>
-              </w:rPr>
-            </w:pPr>
-            <w:r>
-              <w:rPr>
-                <w:rFonts w:ascii="Times New Roman" w:eastAsia="Times New Roman" w:hAnsi="Times New Roman" w:cs="Times New Roman"/>
+                <w:sz w:val="26"/>
+                <w:szCs w:val="26"/>
+              </w:rPr>
+            </w:pPr>
+            <w:r>
+              <w:rPr>
+                <w:rFonts w:ascii="Times New Roman" w:eastAsia="Times New Roman" w:hAnsi="Times New Roman" w:cs="Times New Roman"/>
+                <w:sz w:val="26"/>
+                <w:szCs w:val="26"/>
               </w:rPr>
               <w:t>Ghi chú</w:t>
             </w:r>
@@ -5595,16 +6670,21 @@
         <w:spacing w:after="0" w:line="312" w:lineRule="auto"/>
         <w:rPr>
           <w:rFonts w:ascii="Times New Roman" w:eastAsia="Times New Roman" w:hAnsi="Times New Roman" w:cs="Times New Roman"/>
+          <w:kern w:val="0"/>
+          <w:sz w:val="26"/>
+          <w:szCs w:val="26"/>
+          <w14:ligatures w14:val="none"/>
         </w:rPr>
       </w:pPr>
     </w:p>
     <w:p>
       <w:pPr>
         <w:spacing w:after="0" w:line="312" w:lineRule="auto"/>
-        <w:ind w:left="1440"/>
-        <w:rPr>
-          <w:rFonts w:ascii="Times New Roman" w:eastAsia="Times New Roman" w:hAnsi="Times New Roman" w:cs="Times New Roman"/>
-          <w:kern w:val="0"/>
+        <w:rPr>
+          <w:rFonts w:ascii="Times New Roman" w:eastAsia="Times New Roman" w:hAnsi="Times New Roman" w:cs="Times New Roman"/>
+          <w:kern w:val="0"/>
+          <w:sz w:val="26"/>
+          <w:szCs w:val="26"/>
           <w14:ligatures w14:val="none"/>
         </w:rPr>
       </w:pPr>
@@ -5636,11 +6716,15 @@
               <w:jc w:val="center"/>
               <w:rPr>
                 <w:rFonts w:ascii="Times New Roman" w:eastAsia="Times New Roman" w:hAnsi="Times New Roman" w:cs="Times New Roman"/>
-              </w:rPr>
-            </w:pPr>
-            <w:r>
-              <w:rPr>
-                <w:rFonts w:ascii="Times New Roman" w:eastAsia="Times New Roman" w:hAnsi="Times New Roman" w:cs="Times New Roman"/>
+                <w:sz w:val="26"/>
+                <w:szCs w:val="26"/>
+              </w:rPr>
+            </w:pPr>
+            <w:r>
+              <w:rPr>
+                <w:rFonts w:ascii="Times New Roman" w:eastAsia="Times New Roman" w:hAnsi="Times New Roman" w:cs="Times New Roman"/>
+                <w:sz w:val="26"/>
+                <w:szCs w:val="26"/>
               </w:rPr>
               <w:t>ORDER_WAREHOUSE_LOG</w:t>
             </w:r>
@@ -5660,11 +6744,15 @@
               <w:spacing w:line="312" w:lineRule="auto"/>
               <w:rPr>
                 <w:rFonts w:ascii="Times New Roman" w:eastAsia="Times New Roman" w:hAnsi="Times New Roman" w:cs="Times New Roman"/>
-              </w:rPr>
-            </w:pPr>
-            <w:r>
-              <w:rPr>
-                <w:rFonts w:ascii="Times New Roman" w:eastAsia="Times New Roman" w:hAnsi="Times New Roman" w:cs="Times New Roman"/>
+                <w:sz w:val="26"/>
+                <w:szCs w:val="26"/>
+              </w:rPr>
+            </w:pPr>
+            <w:r>
+              <w:rPr>
+                <w:rFonts w:ascii="Times New Roman" w:eastAsia="Times New Roman" w:hAnsi="Times New Roman" w:cs="Times New Roman"/>
+                <w:sz w:val="26"/>
+                <w:szCs w:val="26"/>
               </w:rPr>
               <w:t>PK FK</w:t>
             </w:r>
@@ -5674,11 +6762,15 @@
               <w:spacing w:line="312" w:lineRule="auto"/>
               <w:rPr>
                 <w:rFonts w:ascii="Times New Roman" w:eastAsia="Times New Roman" w:hAnsi="Times New Roman" w:cs="Times New Roman"/>
-              </w:rPr>
-            </w:pPr>
-            <w:r>
-              <w:rPr>
-                <w:rFonts w:ascii="Times New Roman" w:eastAsia="Times New Roman" w:hAnsi="Times New Roman" w:cs="Times New Roman"/>
+                <w:sz w:val="26"/>
+                <w:szCs w:val="26"/>
+              </w:rPr>
+            </w:pPr>
+            <w:r>
+              <w:rPr>
+                <w:rFonts w:ascii="Times New Roman" w:eastAsia="Times New Roman" w:hAnsi="Times New Roman" w:cs="Times New Roman"/>
+                <w:sz w:val="26"/>
+                <w:szCs w:val="26"/>
               </w:rPr>
               <w:t>PK FK</w:t>
             </w:r>
@@ -5696,11 +6788,15 @@
               <w:spacing w:line="312" w:lineRule="auto"/>
               <w:rPr>
                 <w:rFonts w:ascii="Times New Roman" w:eastAsia="Times New Roman" w:hAnsi="Times New Roman" w:cs="Times New Roman"/>
-              </w:rPr>
-            </w:pPr>
-            <w:r>
-              <w:rPr>
-                <w:rFonts w:ascii="Times New Roman" w:eastAsia="Times New Roman" w:hAnsi="Times New Roman" w:cs="Times New Roman"/>
+                <w:sz w:val="26"/>
+                <w:szCs w:val="26"/>
+              </w:rPr>
+            </w:pPr>
+            <w:r>
+              <w:rPr>
+                <w:rFonts w:ascii="Times New Roman" w:eastAsia="Times New Roman" w:hAnsi="Times New Roman" w:cs="Times New Roman"/>
+                <w:sz w:val="26"/>
+                <w:szCs w:val="26"/>
               </w:rPr>
               <w:t>ORDER_CODE</w:t>
             </w:r>
@@ -5710,11 +6806,15 @@
               <w:spacing w:line="312" w:lineRule="auto"/>
               <w:rPr>
                 <w:rFonts w:ascii="Times New Roman" w:eastAsia="Times New Roman" w:hAnsi="Times New Roman" w:cs="Times New Roman"/>
-              </w:rPr>
-            </w:pPr>
-            <w:r>
-              <w:rPr>
-                <w:rFonts w:ascii="Times New Roman" w:eastAsia="Times New Roman" w:hAnsi="Times New Roman" w:cs="Times New Roman"/>
+                <w:sz w:val="26"/>
+                <w:szCs w:val="26"/>
+              </w:rPr>
+            </w:pPr>
+            <w:r>
+              <w:rPr>
+                <w:rFonts w:ascii="Times New Roman" w:eastAsia="Times New Roman" w:hAnsi="Times New Roman" w:cs="Times New Roman"/>
+                <w:sz w:val="26"/>
+                <w:szCs w:val="26"/>
               </w:rPr>
               <w:t>WAREHOUSE_CODE</w:t>
             </w:r>
@@ -5732,11 +6832,15 @@
               <w:spacing w:line="312" w:lineRule="auto"/>
               <w:rPr>
                 <w:rFonts w:ascii="Times New Roman" w:eastAsia="Times New Roman" w:hAnsi="Times New Roman" w:cs="Times New Roman"/>
-              </w:rPr>
-            </w:pPr>
-            <w:r>
-              <w:rPr>
-                <w:rFonts w:ascii="Times New Roman" w:eastAsia="Times New Roman" w:hAnsi="Times New Roman" w:cs="Times New Roman"/>
+                <w:sz w:val="26"/>
+                <w:szCs w:val="26"/>
+              </w:rPr>
+            </w:pPr>
+            <w:r>
+              <w:rPr>
+                <w:rFonts w:ascii="Times New Roman" w:eastAsia="Times New Roman" w:hAnsi="Times New Roman" w:cs="Times New Roman"/>
+                <w:sz w:val="26"/>
+                <w:szCs w:val="26"/>
               </w:rPr>
               <w:t>Mã đơn hàng</w:t>
             </w:r>
@@ -5746,11 +6850,15 @@
               <w:spacing w:line="312" w:lineRule="auto"/>
               <w:rPr>
                 <w:rFonts w:ascii="Times New Roman" w:eastAsia="Times New Roman" w:hAnsi="Times New Roman" w:cs="Times New Roman"/>
-              </w:rPr>
-            </w:pPr>
-            <w:r>
-              <w:rPr>
-                <w:rFonts w:ascii="Times New Roman" w:eastAsia="Times New Roman" w:hAnsi="Times New Roman" w:cs="Times New Roman"/>
+                <w:sz w:val="26"/>
+                <w:szCs w:val="26"/>
+              </w:rPr>
+            </w:pPr>
+            <w:r>
+              <w:rPr>
+                <w:rFonts w:ascii="Times New Roman" w:eastAsia="Times New Roman" w:hAnsi="Times New Roman" w:cs="Times New Roman"/>
+                <w:sz w:val="26"/>
+                <w:szCs w:val="26"/>
               </w:rPr>
               <w:t>Mã kho hàng</w:t>
             </w:r>
@@ -5770,6 +6878,8 @@
               <w:spacing w:line="312" w:lineRule="auto"/>
               <w:rPr>
                 <w:rFonts w:ascii="Times New Roman" w:eastAsia="Times New Roman" w:hAnsi="Times New Roman" w:cs="Times New Roman"/>
+                <w:sz w:val="26"/>
+                <w:szCs w:val="26"/>
               </w:rPr>
             </w:pPr>
           </w:p>
@@ -5786,11 +6896,15 @@
               <w:spacing w:line="312" w:lineRule="auto"/>
               <w:rPr>
                 <w:rFonts w:ascii="Times New Roman" w:eastAsia="Times New Roman" w:hAnsi="Times New Roman" w:cs="Times New Roman"/>
-              </w:rPr>
-            </w:pPr>
-            <w:r>
-              <w:rPr>
-                <w:rFonts w:ascii="Times New Roman" w:eastAsia="Times New Roman" w:hAnsi="Times New Roman" w:cs="Times New Roman"/>
+                <w:sz w:val="26"/>
+                <w:szCs w:val="26"/>
+              </w:rPr>
+            </w:pPr>
+            <w:r>
+              <w:rPr>
+                <w:rFonts w:ascii="Times New Roman" w:eastAsia="Times New Roman" w:hAnsi="Times New Roman" w:cs="Times New Roman"/>
+                <w:sz w:val="26"/>
+                <w:szCs w:val="26"/>
               </w:rPr>
               <w:t>STORAGE_DATE</w:t>
             </w:r>
@@ -5800,11 +6914,15 @@
               <w:spacing w:line="312" w:lineRule="auto"/>
               <w:rPr>
                 <w:rFonts w:ascii="Times New Roman" w:eastAsia="Times New Roman" w:hAnsi="Times New Roman" w:cs="Times New Roman"/>
-              </w:rPr>
-            </w:pPr>
-            <w:r>
-              <w:rPr>
-                <w:rFonts w:ascii="Times New Roman" w:eastAsia="Times New Roman" w:hAnsi="Times New Roman" w:cs="Times New Roman"/>
+                <w:sz w:val="26"/>
+                <w:szCs w:val="26"/>
+              </w:rPr>
+            </w:pPr>
+            <w:r>
+              <w:rPr>
+                <w:rFonts w:ascii="Times New Roman" w:eastAsia="Times New Roman" w:hAnsi="Times New Roman" w:cs="Times New Roman"/>
+                <w:sz w:val="26"/>
+                <w:szCs w:val="26"/>
               </w:rPr>
               <w:t>STORAGE_STATUS</w:t>
             </w:r>
@@ -5822,11 +6940,15 @@
               <w:spacing w:line="312" w:lineRule="auto"/>
               <w:rPr>
                 <w:rFonts w:ascii="Times New Roman" w:eastAsia="Times New Roman" w:hAnsi="Times New Roman" w:cs="Times New Roman"/>
-              </w:rPr>
-            </w:pPr>
-            <w:r>
-              <w:rPr>
-                <w:rFonts w:ascii="Times New Roman" w:eastAsia="Times New Roman" w:hAnsi="Times New Roman" w:cs="Times New Roman"/>
+                <w:sz w:val="26"/>
+                <w:szCs w:val="26"/>
+              </w:rPr>
+            </w:pPr>
+            <w:r>
+              <w:rPr>
+                <w:rFonts w:ascii="Times New Roman" w:eastAsia="Times New Roman" w:hAnsi="Times New Roman" w:cs="Times New Roman"/>
+                <w:sz w:val="26"/>
+                <w:szCs w:val="26"/>
               </w:rPr>
               <w:t>Ngày lưu kho</w:t>
             </w:r>
@@ -5836,11 +6958,15 @@
               <w:spacing w:line="312" w:lineRule="auto"/>
               <w:rPr>
                 <w:rFonts w:ascii="Times New Roman" w:eastAsia="Times New Roman" w:hAnsi="Times New Roman" w:cs="Times New Roman"/>
-              </w:rPr>
-            </w:pPr>
-            <w:r>
-              <w:rPr>
-                <w:rFonts w:ascii="Times New Roman" w:eastAsia="Times New Roman" w:hAnsi="Times New Roman" w:cs="Times New Roman"/>
+                <w:sz w:val="26"/>
+                <w:szCs w:val="26"/>
+              </w:rPr>
+            </w:pPr>
+            <w:r>
+              <w:rPr>
+                <w:rFonts w:ascii="Times New Roman" w:eastAsia="Times New Roman" w:hAnsi="Times New Roman" w:cs="Times New Roman"/>
+                <w:sz w:val="26"/>
+                <w:szCs w:val="26"/>
               </w:rPr>
               <w:t>Trạng thái lưu trữ</w:t>
             </w:r>
@@ -5855,6 +6981,8 @@
         <w:rPr>
           <w:rFonts w:ascii="Times New Roman" w:eastAsia="Times New Roman" w:hAnsi="Times New Roman" w:cs="Times New Roman"/>
           <w:kern w:val="0"/>
+          <w:sz w:val="26"/>
+          <w:szCs w:val="26"/>
           <w14:ligatures w14:val="none"/>
         </w:rPr>
       </w:pPr>
@@ -5866,6 +6994,164 @@
         <w:rPr>
           <w:rFonts w:ascii="Times New Roman" w:eastAsia="Times New Roman" w:hAnsi="Times New Roman" w:cs="Times New Roman"/>
           <w:kern w:val="0"/>
+          <w:sz w:val="26"/>
+          <w:szCs w:val="26"/>
+          <w14:ligatures w14:val="none"/>
+        </w:rPr>
+      </w:pPr>
+    </w:p>
+    <w:p>
+      <w:pPr>
+        <w:spacing w:after="0" w:line="312" w:lineRule="auto"/>
+        <w:outlineLvl w:val="3"/>
+        <w:rPr>
+          <w:rFonts w:ascii="Times New Roman" w:eastAsia="Times New Roman" w:hAnsi="Times New Roman" w:cs="Times New Roman"/>
+          <w:kern w:val="0"/>
+          <w:sz w:val="26"/>
+          <w:szCs w:val="26"/>
+          <w14:ligatures w14:val="none"/>
+        </w:rPr>
+      </w:pPr>
+    </w:p>
+    <w:p>
+      <w:pPr>
+        <w:spacing w:after="0" w:line="312" w:lineRule="auto"/>
+        <w:outlineLvl w:val="3"/>
+        <w:rPr>
+          <w:rFonts w:ascii="Times New Roman" w:eastAsia="Times New Roman" w:hAnsi="Times New Roman" w:cs="Times New Roman"/>
+          <w:kern w:val="0"/>
+          <w:sz w:val="26"/>
+          <w:szCs w:val="26"/>
+          <w14:ligatures w14:val="none"/>
+        </w:rPr>
+      </w:pPr>
+    </w:p>
+    <w:p>
+      <w:pPr>
+        <w:spacing w:after="0" w:line="312" w:lineRule="auto"/>
+        <w:outlineLvl w:val="3"/>
+        <w:rPr>
+          <w:rFonts w:ascii="Times New Roman" w:eastAsia="Times New Roman" w:hAnsi="Times New Roman" w:cs="Times New Roman"/>
+          <w:kern w:val="0"/>
+          <w:sz w:val="26"/>
+          <w:szCs w:val="26"/>
+          <w14:ligatures w14:val="none"/>
+        </w:rPr>
+      </w:pPr>
+    </w:p>
+    <w:p>
+      <w:pPr>
+        <w:spacing w:after="0" w:line="312" w:lineRule="auto"/>
+        <w:outlineLvl w:val="3"/>
+        <w:rPr>
+          <w:rFonts w:ascii="Times New Roman" w:eastAsia="Times New Roman" w:hAnsi="Times New Roman" w:cs="Times New Roman"/>
+          <w:kern w:val="0"/>
+          <w:sz w:val="26"/>
+          <w:szCs w:val="26"/>
+          <w14:ligatures w14:val="none"/>
+        </w:rPr>
+      </w:pPr>
+    </w:p>
+    <w:p>
+      <w:pPr>
+        <w:spacing w:after="0" w:line="312" w:lineRule="auto"/>
+        <w:outlineLvl w:val="3"/>
+        <w:rPr>
+          <w:rFonts w:ascii="Times New Roman" w:eastAsia="Times New Roman" w:hAnsi="Times New Roman" w:cs="Times New Roman"/>
+          <w:kern w:val="0"/>
+          <w:sz w:val="26"/>
+          <w:szCs w:val="26"/>
+          <w14:ligatures w14:val="none"/>
+        </w:rPr>
+      </w:pPr>
+    </w:p>
+    <w:p>
+      <w:pPr>
+        <w:spacing w:after="0" w:line="312" w:lineRule="auto"/>
+        <w:outlineLvl w:val="3"/>
+        <w:rPr>
+          <w:rFonts w:ascii="Times New Roman" w:eastAsia="Times New Roman" w:hAnsi="Times New Roman" w:cs="Times New Roman"/>
+          <w:kern w:val="0"/>
+          <w:sz w:val="26"/>
+          <w:szCs w:val="26"/>
+          <w14:ligatures w14:val="none"/>
+        </w:rPr>
+      </w:pPr>
+    </w:p>
+    <w:p>
+      <w:pPr>
+        <w:spacing w:after="0" w:line="312" w:lineRule="auto"/>
+        <w:outlineLvl w:val="3"/>
+        <w:rPr>
+          <w:rFonts w:ascii="Times New Roman" w:eastAsia="Times New Roman" w:hAnsi="Times New Roman" w:cs="Times New Roman"/>
+          <w:kern w:val="0"/>
+          <w:sz w:val="26"/>
+          <w:szCs w:val="26"/>
+          <w14:ligatures w14:val="none"/>
+        </w:rPr>
+      </w:pPr>
+    </w:p>
+    <w:p>
+      <w:pPr>
+        <w:spacing w:after="0" w:line="312" w:lineRule="auto"/>
+        <w:outlineLvl w:val="3"/>
+        <w:rPr>
+          <w:rFonts w:ascii="Times New Roman" w:eastAsia="Times New Roman" w:hAnsi="Times New Roman" w:cs="Times New Roman"/>
+          <w:kern w:val="0"/>
+          <w:sz w:val="26"/>
+          <w:szCs w:val="26"/>
+          <w14:ligatures w14:val="none"/>
+        </w:rPr>
+      </w:pPr>
+    </w:p>
+    <w:p>
+      <w:pPr>
+        <w:spacing w:after="0" w:line="312" w:lineRule="auto"/>
+        <w:outlineLvl w:val="3"/>
+        <w:rPr>
+          <w:rFonts w:ascii="Times New Roman" w:eastAsia="Times New Roman" w:hAnsi="Times New Roman" w:cs="Times New Roman"/>
+          <w:kern w:val="0"/>
+          <w:sz w:val="26"/>
+          <w:szCs w:val="26"/>
+          <w14:ligatures w14:val="none"/>
+        </w:rPr>
+      </w:pPr>
+    </w:p>
+    <w:p>
+      <w:pPr>
+        <w:spacing w:after="0" w:line="312" w:lineRule="auto"/>
+        <w:outlineLvl w:val="3"/>
+        <w:rPr>
+          <w:rFonts w:ascii="Times New Roman" w:eastAsia="Times New Roman" w:hAnsi="Times New Roman" w:cs="Times New Roman"/>
+          <w:kern w:val="0"/>
+          <w:sz w:val="26"/>
+          <w:szCs w:val="26"/>
+          <w14:ligatures w14:val="none"/>
+        </w:rPr>
+      </w:pPr>
+    </w:p>
+    <w:p>
+      <w:pPr>
+        <w:spacing w:after="0" w:line="312" w:lineRule="auto"/>
+        <w:outlineLvl w:val="3"/>
+        <w:rPr>
+          <w:rFonts w:ascii="Times New Roman" w:eastAsia="Times New Roman" w:hAnsi="Times New Roman" w:cs="Times New Roman"/>
+          <w:kern w:val="0"/>
+          <w:sz w:val="26"/>
+          <w:szCs w:val="26"/>
+          <w14:ligatures w14:val="none"/>
+        </w:rPr>
+      </w:pPr>
+    </w:p>
+    <w:p>
+      <w:pPr>
+        <w:spacing w:after="0" w:line="312" w:lineRule="auto"/>
+        <w:outlineLvl w:val="3"/>
+        <w:rPr>
+          <w:rFonts w:ascii="Times New Roman" w:eastAsia="Times New Roman" w:hAnsi="Times New Roman" w:cs="Times New Roman"/>
+          <w:kern w:val="0"/>
+          <w:sz w:val="26"/>
+          <w:szCs w:val="26"/>
           <w14:ligatures w14:val="none"/>
         </w:rPr>
       </w:pPr>
@@ -5873,8 +7159,11 @@
         <w:rPr>
           <w:rFonts w:ascii="Times New Roman" w:eastAsia="Times New Roman" w:hAnsi="Times New Roman" w:cs="Times New Roman"/>
           <w:kern w:val="0"/>
-          <w14:ligatures w14:val="none"/>
-        </w:rPr>
+          <w:sz w:val="26"/>
+          <w:szCs w:val="26"/>
+          <w14:ligatures w14:val="none"/>
+        </w:rPr>
+        <w:lastRenderedPageBreak/>
         <w:t>5. Nhóm thực thể Vận tải &amp; Lộ trình</w:t>
       </w:r>
     </w:p>
@@ -5884,6 +7173,8 @@
         <w:rPr>
           <w:rFonts w:ascii="Times New Roman" w:eastAsia="Times New Roman" w:hAnsi="Times New Roman" w:cs="Times New Roman"/>
           <w:kern w:val="0"/>
+          <w:sz w:val="26"/>
+          <w:szCs w:val="26"/>
           <w14:ligatures w14:val="none"/>
         </w:rPr>
       </w:pPr>
@@ -5891,6 +7182,8 @@
         <w:rPr>
           <w:rFonts w:ascii="Times New Roman" w:eastAsia="Times New Roman" w:hAnsi="Times New Roman" w:cs="Times New Roman"/>
           <w:kern w:val="0"/>
+          <w:sz w:val="26"/>
+          <w:szCs w:val="26"/>
           <w14:ligatures w14:val="none"/>
         </w:rPr>
         <w:t>Phương tiện (VEHICLE) &amp; Lô hàng (SHIPMENT) &amp; Lộ trình (ROUTE) &amp; Chi tiết Lộ trình (ROUTE_VEHICLE):</w:t>
@@ -5901,11 +7194,15 @@
         <w:spacing w:after="0" w:line="312" w:lineRule="auto"/>
         <w:rPr>
           <w:rFonts w:ascii="Times New Roman" w:hAnsi="Times New Roman" w:cs="Times New Roman"/>
+          <w:sz w:val="26"/>
+          <w:szCs w:val="26"/>
         </w:rPr>
       </w:pPr>
       <w:r>
         <w:rPr>
           <w:rFonts w:ascii="Times New Roman" w:hAnsi="Times New Roman" w:cs="Times New Roman"/>
+          <w:sz w:val="26"/>
+          <w:szCs w:val="26"/>
         </w:rPr>
         <w:t>Phương tiện (VEHICLE): Danh sách xe tải, xe container của công ty.</w:t>
       </w:r>
@@ -5916,6 +7213,8 @@
         <w:ind w:left="720"/>
         <w:rPr>
           <w:rFonts w:ascii="Times New Roman" w:eastAsia="Times New Roman" w:hAnsi="Times New Roman" w:cs="Times New Roman"/>
+          <w:sz w:val="26"/>
+          <w:szCs w:val="26"/>
         </w:rPr>
       </w:pPr>
     </w:p>
@@ -5946,11 +7245,15 @@
               <w:jc w:val="center"/>
               <w:rPr>
                 <w:rFonts w:ascii="Times New Roman" w:hAnsi="Times New Roman" w:cs="Times New Roman"/>
-              </w:rPr>
-            </w:pPr>
-            <w:r>
-              <w:rPr>
-                <w:rFonts w:ascii="Times New Roman" w:eastAsia="Times New Roman" w:hAnsi="Times New Roman" w:cs="Times New Roman"/>
+                <w:sz w:val="26"/>
+                <w:szCs w:val="26"/>
+              </w:rPr>
+            </w:pPr>
+            <w:r>
+              <w:rPr>
+                <w:rFonts w:ascii="Times New Roman" w:eastAsia="Times New Roman" w:hAnsi="Times New Roman" w:cs="Times New Roman"/>
+                <w:sz w:val="26"/>
+                <w:szCs w:val="26"/>
               </w:rPr>
               <w:t>VEHICLE</w:t>
             </w:r>
@@ -5970,11 +7273,15 @@
               <w:spacing w:line="312" w:lineRule="auto"/>
               <w:rPr>
                 <w:rFonts w:ascii="Times New Roman" w:eastAsia="Times New Roman" w:hAnsi="Times New Roman" w:cs="Times New Roman"/>
-              </w:rPr>
-            </w:pPr>
-            <w:r>
-              <w:rPr>
-                <w:rFonts w:ascii="Times New Roman" w:eastAsia="Times New Roman" w:hAnsi="Times New Roman" w:cs="Times New Roman"/>
+                <w:sz w:val="26"/>
+                <w:szCs w:val="26"/>
+              </w:rPr>
+            </w:pPr>
+            <w:r>
+              <w:rPr>
+                <w:rFonts w:ascii="Times New Roman" w:eastAsia="Times New Roman" w:hAnsi="Times New Roman" w:cs="Times New Roman"/>
+                <w:sz w:val="26"/>
+                <w:szCs w:val="26"/>
               </w:rPr>
               <w:t>PK</w:t>
             </w:r>
@@ -5992,11 +7299,15 @@
               <w:spacing w:line="312" w:lineRule="auto"/>
               <w:rPr>
                 <w:rFonts w:ascii="Times New Roman" w:eastAsia="Times New Roman" w:hAnsi="Times New Roman" w:cs="Times New Roman"/>
-              </w:rPr>
-            </w:pPr>
-            <w:r>
-              <w:rPr>
-                <w:rFonts w:ascii="Times New Roman" w:eastAsia="Times New Roman" w:hAnsi="Times New Roman" w:cs="Times New Roman"/>
+                <w:sz w:val="26"/>
+                <w:szCs w:val="26"/>
+              </w:rPr>
+            </w:pPr>
+            <w:r>
+              <w:rPr>
+                <w:rFonts w:ascii="Times New Roman" w:eastAsia="Times New Roman" w:hAnsi="Times New Roman" w:cs="Times New Roman"/>
+                <w:sz w:val="26"/>
+                <w:szCs w:val="26"/>
               </w:rPr>
               <w:t>VEHICLE_CODE</w:t>
             </w:r>
@@ -6014,11 +7325,15 @@
               <w:spacing w:line="312" w:lineRule="auto"/>
               <w:rPr>
                 <w:rFonts w:ascii="Times New Roman" w:eastAsia="Times New Roman" w:hAnsi="Times New Roman" w:cs="Times New Roman"/>
-              </w:rPr>
-            </w:pPr>
-            <w:r>
-              <w:rPr>
-                <w:rFonts w:ascii="Times New Roman" w:eastAsia="Times New Roman" w:hAnsi="Times New Roman" w:cs="Times New Roman"/>
+                <w:sz w:val="26"/>
+                <w:szCs w:val="26"/>
+              </w:rPr>
+            </w:pPr>
+            <w:r>
+              <w:rPr>
+                <w:rFonts w:ascii="Times New Roman" w:eastAsia="Times New Roman" w:hAnsi="Times New Roman" w:cs="Times New Roman"/>
+                <w:sz w:val="26"/>
+                <w:szCs w:val="26"/>
               </w:rPr>
               <w:t>Mã phương tiện</w:t>
             </w:r>
@@ -6038,11 +7353,15 @@
               <w:spacing w:line="312" w:lineRule="auto"/>
               <w:rPr>
                 <w:rFonts w:ascii="Times New Roman" w:eastAsia="Times New Roman" w:hAnsi="Times New Roman" w:cs="Times New Roman"/>
-              </w:rPr>
-            </w:pPr>
-            <w:r>
-              <w:rPr>
-                <w:rFonts w:ascii="Times New Roman" w:eastAsia="Times New Roman" w:hAnsi="Times New Roman" w:cs="Times New Roman"/>
+                <w:sz w:val="26"/>
+                <w:szCs w:val="26"/>
+              </w:rPr>
+            </w:pPr>
+            <w:r>
+              <w:rPr>
+                <w:rFonts w:ascii="Times New Roman" w:eastAsia="Times New Roman" w:hAnsi="Times New Roman" w:cs="Times New Roman"/>
+                <w:sz w:val="26"/>
+                <w:szCs w:val="26"/>
               </w:rPr>
               <w:t>FK</w:t>
             </w:r>
@@ -6060,11 +7379,15 @@
               <w:spacing w:line="312" w:lineRule="auto"/>
               <w:rPr>
                 <w:rFonts w:ascii="Times New Roman" w:eastAsia="Times New Roman" w:hAnsi="Times New Roman" w:cs="Times New Roman"/>
-              </w:rPr>
-            </w:pPr>
-            <w:r>
-              <w:rPr>
-                <w:rFonts w:ascii="Times New Roman" w:eastAsia="Times New Roman" w:hAnsi="Times New Roman" w:cs="Times New Roman"/>
+                <w:sz w:val="26"/>
+                <w:szCs w:val="26"/>
+              </w:rPr>
+            </w:pPr>
+            <w:r>
+              <w:rPr>
+                <w:rFonts w:ascii="Times New Roman" w:eastAsia="Times New Roman" w:hAnsi="Times New Roman" w:cs="Times New Roman"/>
+                <w:sz w:val="26"/>
+                <w:szCs w:val="26"/>
               </w:rPr>
               <w:t>BRANCH_CODE</w:t>
             </w:r>
@@ -6074,11 +7397,15 @@
               <w:spacing w:line="312" w:lineRule="auto"/>
               <w:rPr>
                 <w:rFonts w:ascii="Times New Roman" w:eastAsia="Times New Roman" w:hAnsi="Times New Roman" w:cs="Times New Roman"/>
-              </w:rPr>
-            </w:pPr>
-            <w:r>
-              <w:rPr>
-                <w:rFonts w:ascii="Times New Roman" w:eastAsia="Times New Roman" w:hAnsi="Times New Roman" w:cs="Times New Roman"/>
+                <w:sz w:val="26"/>
+                <w:szCs w:val="26"/>
+              </w:rPr>
+            </w:pPr>
+            <w:r>
+              <w:rPr>
+                <w:rFonts w:ascii="Times New Roman" w:eastAsia="Times New Roman" w:hAnsi="Times New Roman" w:cs="Times New Roman"/>
+                <w:sz w:val="26"/>
+                <w:szCs w:val="26"/>
               </w:rPr>
               <w:t>VEHICLE_TYPE</w:t>
             </w:r>
@@ -6088,11 +7415,15 @@
               <w:spacing w:line="312" w:lineRule="auto"/>
               <w:rPr>
                 <w:rFonts w:ascii="Times New Roman" w:eastAsia="Times New Roman" w:hAnsi="Times New Roman" w:cs="Times New Roman"/>
-              </w:rPr>
-            </w:pPr>
-            <w:r>
-              <w:rPr>
-                <w:rFonts w:ascii="Times New Roman" w:eastAsia="Times New Roman" w:hAnsi="Times New Roman" w:cs="Times New Roman"/>
+                <w:sz w:val="26"/>
+                <w:szCs w:val="26"/>
+              </w:rPr>
+            </w:pPr>
+            <w:r>
+              <w:rPr>
+                <w:rFonts w:ascii="Times New Roman" w:eastAsia="Times New Roman" w:hAnsi="Times New Roman" w:cs="Times New Roman"/>
+                <w:sz w:val="26"/>
+                <w:szCs w:val="26"/>
               </w:rPr>
               <w:t>VEHICLE_LICENSE</w:t>
             </w:r>
@@ -6102,11 +7433,15 @@
               <w:spacing w:line="312" w:lineRule="auto"/>
               <w:rPr>
                 <w:rFonts w:ascii="Times New Roman" w:eastAsia="Times New Roman" w:hAnsi="Times New Roman" w:cs="Times New Roman"/>
-              </w:rPr>
-            </w:pPr>
-            <w:r>
-              <w:rPr>
-                <w:rFonts w:ascii="Times New Roman" w:eastAsia="Times New Roman" w:hAnsi="Times New Roman" w:cs="Times New Roman"/>
+                <w:sz w:val="26"/>
+                <w:szCs w:val="26"/>
+              </w:rPr>
+            </w:pPr>
+            <w:r>
+              <w:rPr>
+                <w:rFonts w:ascii="Times New Roman" w:eastAsia="Times New Roman" w:hAnsi="Times New Roman" w:cs="Times New Roman"/>
+                <w:sz w:val="26"/>
+                <w:szCs w:val="26"/>
               </w:rPr>
               <w:t>MAINTANENCE_STATUS</w:t>
             </w:r>
@@ -6116,11 +7451,15 @@
               <w:spacing w:line="312" w:lineRule="auto"/>
               <w:rPr>
                 <w:rFonts w:ascii="Times New Roman" w:eastAsia="Times New Roman" w:hAnsi="Times New Roman" w:cs="Times New Roman"/>
-              </w:rPr>
-            </w:pPr>
-            <w:r>
-              <w:rPr>
-                <w:rFonts w:ascii="Times New Roman" w:eastAsia="Times New Roman" w:hAnsi="Times New Roman" w:cs="Times New Roman"/>
+                <w:sz w:val="26"/>
+                <w:szCs w:val="26"/>
+              </w:rPr>
+            </w:pPr>
+            <w:r>
+              <w:rPr>
+                <w:rFonts w:ascii="Times New Roman" w:eastAsia="Times New Roman" w:hAnsi="Times New Roman" w:cs="Times New Roman"/>
+                <w:sz w:val="26"/>
+                <w:szCs w:val="26"/>
               </w:rPr>
               <w:t>CAPACITY</w:t>
             </w:r>
@@ -6138,11 +7477,15 @@
               <w:spacing w:line="312" w:lineRule="auto"/>
               <w:rPr>
                 <w:rFonts w:ascii="Times New Roman" w:eastAsia="Times New Roman" w:hAnsi="Times New Roman" w:cs="Times New Roman"/>
-              </w:rPr>
-            </w:pPr>
-            <w:r>
-              <w:rPr>
-                <w:rFonts w:ascii="Times New Roman" w:eastAsia="Times New Roman" w:hAnsi="Times New Roman" w:cs="Times New Roman"/>
+                <w:sz w:val="26"/>
+                <w:szCs w:val="26"/>
+              </w:rPr>
+            </w:pPr>
+            <w:r>
+              <w:rPr>
+                <w:rFonts w:ascii="Times New Roman" w:eastAsia="Times New Roman" w:hAnsi="Times New Roman" w:cs="Times New Roman"/>
+                <w:sz w:val="26"/>
+                <w:szCs w:val="26"/>
               </w:rPr>
               <w:t>Mã chi nhánh quản lý</w:t>
             </w:r>
@@ -6152,11 +7495,15 @@
               <w:spacing w:line="312" w:lineRule="auto"/>
               <w:rPr>
                 <w:rFonts w:ascii="Times New Roman" w:eastAsia="Times New Roman" w:hAnsi="Times New Roman" w:cs="Times New Roman"/>
-              </w:rPr>
-            </w:pPr>
-            <w:r>
-              <w:rPr>
-                <w:rFonts w:ascii="Times New Roman" w:eastAsia="Times New Roman" w:hAnsi="Times New Roman" w:cs="Times New Roman"/>
+                <w:sz w:val="26"/>
+                <w:szCs w:val="26"/>
+              </w:rPr>
+            </w:pPr>
+            <w:r>
+              <w:rPr>
+                <w:rFonts w:ascii="Times New Roman" w:eastAsia="Times New Roman" w:hAnsi="Times New Roman" w:cs="Times New Roman"/>
+                <w:sz w:val="26"/>
+                <w:szCs w:val="26"/>
               </w:rPr>
               <w:t>Loại xe</w:t>
             </w:r>
@@ -6166,11 +7513,15 @@
               <w:spacing w:line="312" w:lineRule="auto"/>
               <w:rPr>
                 <w:rFonts w:ascii="Times New Roman" w:eastAsia="Times New Roman" w:hAnsi="Times New Roman" w:cs="Times New Roman"/>
-              </w:rPr>
-            </w:pPr>
-            <w:r>
-              <w:rPr>
-                <w:rFonts w:ascii="Times New Roman" w:eastAsia="Times New Roman" w:hAnsi="Times New Roman" w:cs="Times New Roman"/>
+                <w:sz w:val="26"/>
+                <w:szCs w:val="26"/>
+              </w:rPr>
+            </w:pPr>
+            <w:r>
+              <w:rPr>
+                <w:rFonts w:ascii="Times New Roman" w:eastAsia="Times New Roman" w:hAnsi="Times New Roman" w:cs="Times New Roman"/>
+                <w:sz w:val="26"/>
+                <w:szCs w:val="26"/>
               </w:rPr>
               <w:t>Biển số xe</w:t>
             </w:r>
@@ -6180,11 +7531,15 @@
               <w:spacing w:line="312" w:lineRule="auto"/>
               <w:rPr>
                 <w:rFonts w:ascii="Times New Roman" w:eastAsia="Times New Roman" w:hAnsi="Times New Roman" w:cs="Times New Roman"/>
-              </w:rPr>
-            </w:pPr>
-            <w:r>
-              <w:rPr>
-                <w:rFonts w:ascii="Times New Roman" w:eastAsia="Times New Roman" w:hAnsi="Times New Roman" w:cs="Times New Roman"/>
+                <w:sz w:val="26"/>
+                <w:szCs w:val="26"/>
+              </w:rPr>
+            </w:pPr>
+            <w:r>
+              <w:rPr>
+                <w:rFonts w:ascii="Times New Roman" w:eastAsia="Times New Roman" w:hAnsi="Times New Roman" w:cs="Times New Roman"/>
+                <w:sz w:val="26"/>
+                <w:szCs w:val="26"/>
               </w:rPr>
               <w:t>Tình trạng bảo dưỡng</w:t>
             </w:r>
@@ -6194,11 +7549,15 @@
               <w:spacing w:line="312" w:lineRule="auto"/>
               <w:rPr>
                 <w:rFonts w:ascii="Times New Roman" w:eastAsia="Times New Roman" w:hAnsi="Times New Roman" w:cs="Times New Roman"/>
-              </w:rPr>
-            </w:pPr>
-            <w:r>
-              <w:rPr>
-                <w:rFonts w:ascii="Times New Roman" w:eastAsia="Times New Roman" w:hAnsi="Times New Roman" w:cs="Times New Roman"/>
+                <w:sz w:val="26"/>
+                <w:szCs w:val="26"/>
+              </w:rPr>
+            </w:pPr>
+            <w:r>
+              <w:rPr>
+                <w:rFonts w:ascii="Times New Roman" w:eastAsia="Times New Roman" w:hAnsi="Times New Roman" w:cs="Times New Roman"/>
+                <w:sz w:val="26"/>
+                <w:szCs w:val="26"/>
               </w:rPr>
               <w:t>Sức chứa phương tiện</w:t>
             </w:r>
@@ -6211,6 +7570,8 @@
         <w:spacing w:after="0" w:line="312" w:lineRule="auto"/>
         <w:rPr>
           <w:rFonts w:ascii="Times New Roman" w:eastAsia="Times New Roman" w:hAnsi="Times New Roman" w:cs="Times New Roman"/>
+          <w:sz w:val="26"/>
+          <w:szCs w:val="26"/>
         </w:rPr>
       </w:pPr>
     </w:p>
@@ -6219,39 +7580,9 @@
         <w:spacing w:after="0" w:line="312" w:lineRule="auto"/>
         <w:rPr>
           <w:rFonts w:ascii="Times New Roman" w:eastAsia="Times New Roman" w:hAnsi="Times New Roman" w:cs="Times New Roman"/>
-        </w:rPr>
-      </w:pPr>
-    </w:p>
-    <w:p>
-      <w:pPr>
-        <w:spacing w:after="0" w:line="312" w:lineRule="auto"/>
-        <w:rPr>
-          <w:rFonts w:ascii="Times New Roman" w:eastAsia="Times New Roman" w:hAnsi="Times New Roman" w:cs="Times New Roman"/>
-        </w:rPr>
-      </w:pPr>
-    </w:p>
-    <w:p>
-      <w:pPr>
-        <w:spacing w:after="0" w:line="312" w:lineRule="auto"/>
-        <w:rPr>
-          <w:rFonts w:ascii="Times New Roman" w:eastAsia="Times New Roman" w:hAnsi="Times New Roman" w:cs="Times New Roman"/>
-        </w:rPr>
-      </w:pPr>
-    </w:p>
-    <w:p>
-      <w:pPr>
-        <w:spacing w:after="0" w:line="312" w:lineRule="auto"/>
-        <w:rPr>
-          <w:rFonts w:ascii="Times New Roman" w:eastAsia="Times New Roman" w:hAnsi="Times New Roman" w:cs="Times New Roman"/>
-        </w:rPr>
-      </w:pPr>
-    </w:p>
-    <w:p>
-      <w:pPr>
-        <w:spacing w:after="0" w:line="312" w:lineRule="auto"/>
-        <w:rPr>
-          <w:rFonts w:ascii="Times New Roman" w:eastAsia="Times New Roman" w:hAnsi="Times New Roman" w:cs="Times New Roman"/>
-          <w:kern w:val="0"/>
+          <w:kern w:val="0"/>
+          <w:sz w:val="26"/>
+          <w:szCs w:val="26"/>
           <w14:ligatures w14:val="none"/>
         </w:rPr>
       </w:pPr>
@@ -6259,9 +7590,10 @@
         <w:rPr>
           <w:rFonts w:ascii="Times New Roman" w:eastAsia="Times New Roman" w:hAnsi="Times New Roman" w:cs="Times New Roman"/>
           <w:kern w:val="0"/>
-          <w14:ligatures w14:val="none"/>
-        </w:rPr>
-        <w:lastRenderedPageBreak/>
+          <w:sz w:val="26"/>
+          <w:szCs w:val="26"/>
+          <w14:ligatures w14:val="none"/>
+        </w:rPr>
         <w:t>Lô hàng (SHIPMENT): Thực thể trung tâm của quá trình vận hành, liên kết các yếu tố: Đơn hàng nào? Xe nào chở? Ai phụ trách? Lấy từ kho nào? Đi tuyến đường nào?</w:t>
       </w:r>
     </w:p>
@@ -6272,6 +7604,8 @@
         <w:rPr>
           <w:rFonts w:ascii="Times New Roman" w:eastAsia="Times New Roman" w:hAnsi="Times New Roman" w:cs="Times New Roman"/>
           <w:kern w:val="0"/>
+          <w:sz w:val="26"/>
+          <w:szCs w:val="26"/>
           <w14:ligatures w14:val="none"/>
         </w:rPr>
       </w:pPr>
@@ -6303,11 +7637,15 @@
               <w:jc w:val="center"/>
               <w:rPr>
                 <w:rFonts w:ascii="Times New Roman" w:eastAsia="Times New Roman" w:hAnsi="Times New Roman" w:cs="Times New Roman"/>
-              </w:rPr>
-            </w:pPr>
-            <w:r>
-              <w:rPr>
-                <w:rFonts w:ascii="Times New Roman" w:eastAsia="Times New Roman" w:hAnsi="Times New Roman" w:cs="Times New Roman"/>
+                <w:sz w:val="26"/>
+                <w:szCs w:val="26"/>
+              </w:rPr>
+            </w:pPr>
+            <w:r>
+              <w:rPr>
+                <w:rFonts w:ascii="Times New Roman" w:eastAsia="Times New Roman" w:hAnsi="Times New Roman" w:cs="Times New Roman"/>
+                <w:sz w:val="26"/>
+                <w:szCs w:val="26"/>
               </w:rPr>
               <w:t>SHIPMENT</w:t>
             </w:r>
@@ -6327,11 +7665,15 @@
               <w:spacing w:line="312" w:lineRule="auto"/>
               <w:rPr>
                 <w:rFonts w:ascii="Times New Roman" w:eastAsia="Times New Roman" w:hAnsi="Times New Roman" w:cs="Times New Roman"/>
-              </w:rPr>
-            </w:pPr>
-            <w:r>
-              <w:rPr>
-                <w:rFonts w:ascii="Times New Roman" w:eastAsia="Times New Roman" w:hAnsi="Times New Roman" w:cs="Times New Roman"/>
+                <w:sz w:val="26"/>
+                <w:szCs w:val="26"/>
+              </w:rPr>
+            </w:pPr>
+            <w:r>
+              <w:rPr>
+                <w:rFonts w:ascii="Times New Roman" w:eastAsia="Times New Roman" w:hAnsi="Times New Roman" w:cs="Times New Roman"/>
+                <w:sz w:val="26"/>
+                <w:szCs w:val="26"/>
               </w:rPr>
               <w:t>PK</w:t>
             </w:r>
@@ -6349,11 +7691,15 @@
               <w:spacing w:line="312" w:lineRule="auto"/>
               <w:rPr>
                 <w:rFonts w:ascii="Times New Roman" w:eastAsia="Times New Roman" w:hAnsi="Times New Roman" w:cs="Times New Roman"/>
-              </w:rPr>
-            </w:pPr>
-            <w:r>
-              <w:rPr>
-                <w:rFonts w:ascii="Times New Roman" w:eastAsia="Times New Roman" w:hAnsi="Times New Roman" w:cs="Times New Roman"/>
+                <w:sz w:val="26"/>
+                <w:szCs w:val="26"/>
+              </w:rPr>
+            </w:pPr>
+            <w:r>
+              <w:rPr>
+                <w:rFonts w:ascii="Times New Roman" w:eastAsia="Times New Roman" w:hAnsi="Times New Roman" w:cs="Times New Roman"/>
+                <w:sz w:val="26"/>
+                <w:szCs w:val="26"/>
               </w:rPr>
               <w:t>SHIP_CODE</w:t>
             </w:r>
@@ -6371,11 +7717,15 @@
               <w:spacing w:line="312" w:lineRule="auto"/>
               <w:rPr>
                 <w:rFonts w:ascii="Times New Roman" w:eastAsia="Times New Roman" w:hAnsi="Times New Roman" w:cs="Times New Roman"/>
-              </w:rPr>
-            </w:pPr>
-            <w:r>
-              <w:rPr>
-                <w:rFonts w:ascii="Times New Roman" w:eastAsia="Times New Roman" w:hAnsi="Times New Roman" w:cs="Times New Roman"/>
+                <w:sz w:val="26"/>
+                <w:szCs w:val="26"/>
+              </w:rPr>
+            </w:pPr>
+            <w:r>
+              <w:rPr>
+                <w:rFonts w:ascii="Times New Roman" w:eastAsia="Times New Roman" w:hAnsi="Times New Roman" w:cs="Times New Roman"/>
+                <w:sz w:val="26"/>
+                <w:szCs w:val="26"/>
               </w:rPr>
               <w:t>Mã lô hàng</w:t>
             </w:r>
@@ -6395,11 +7745,15 @@
               <w:spacing w:line="312" w:lineRule="auto"/>
               <w:rPr>
                 <w:rFonts w:ascii="Times New Roman" w:eastAsia="Times New Roman" w:hAnsi="Times New Roman" w:cs="Times New Roman"/>
-              </w:rPr>
-            </w:pPr>
-            <w:r>
-              <w:rPr>
-                <w:rFonts w:ascii="Times New Roman" w:eastAsia="Times New Roman" w:hAnsi="Times New Roman" w:cs="Times New Roman"/>
+                <w:sz w:val="26"/>
+                <w:szCs w:val="26"/>
+              </w:rPr>
+            </w:pPr>
+            <w:r>
+              <w:rPr>
+                <w:rFonts w:ascii="Times New Roman" w:eastAsia="Times New Roman" w:hAnsi="Times New Roman" w:cs="Times New Roman"/>
+                <w:sz w:val="26"/>
+                <w:szCs w:val="26"/>
               </w:rPr>
               <w:t>FK</w:t>
             </w:r>
@@ -6409,11 +7763,15 @@
               <w:spacing w:line="312" w:lineRule="auto"/>
               <w:rPr>
                 <w:rFonts w:ascii="Times New Roman" w:eastAsia="Times New Roman" w:hAnsi="Times New Roman" w:cs="Times New Roman"/>
-              </w:rPr>
-            </w:pPr>
-            <w:r>
-              <w:rPr>
-                <w:rFonts w:ascii="Times New Roman" w:eastAsia="Times New Roman" w:hAnsi="Times New Roman" w:cs="Times New Roman"/>
+                <w:sz w:val="26"/>
+                <w:szCs w:val="26"/>
+              </w:rPr>
+            </w:pPr>
+            <w:r>
+              <w:rPr>
+                <w:rFonts w:ascii="Times New Roman" w:eastAsia="Times New Roman" w:hAnsi="Times New Roman" w:cs="Times New Roman"/>
+                <w:sz w:val="26"/>
+                <w:szCs w:val="26"/>
               </w:rPr>
               <w:t>FK</w:t>
             </w:r>
@@ -6423,11 +7781,15 @@
               <w:spacing w:line="312" w:lineRule="auto"/>
               <w:rPr>
                 <w:rFonts w:ascii="Times New Roman" w:eastAsia="Times New Roman" w:hAnsi="Times New Roman" w:cs="Times New Roman"/>
-              </w:rPr>
-            </w:pPr>
-            <w:r>
-              <w:rPr>
-                <w:rFonts w:ascii="Times New Roman" w:eastAsia="Times New Roman" w:hAnsi="Times New Roman" w:cs="Times New Roman"/>
+                <w:sz w:val="26"/>
+                <w:szCs w:val="26"/>
+              </w:rPr>
+            </w:pPr>
+            <w:r>
+              <w:rPr>
+                <w:rFonts w:ascii="Times New Roman" w:eastAsia="Times New Roman" w:hAnsi="Times New Roman" w:cs="Times New Roman"/>
+                <w:sz w:val="26"/>
+                <w:szCs w:val="26"/>
               </w:rPr>
               <w:t>FK</w:t>
             </w:r>
@@ -6437,11 +7799,15 @@
               <w:spacing w:line="312" w:lineRule="auto"/>
               <w:rPr>
                 <w:rFonts w:ascii="Times New Roman" w:eastAsia="Times New Roman" w:hAnsi="Times New Roman" w:cs="Times New Roman"/>
-              </w:rPr>
-            </w:pPr>
-            <w:r>
-              <w:rPr>
-                <w:rFonts w:ascii="Times New Roman" w:eastAsia="Times New Roman" w:hAnsi="Times New Roman" w:cs="Times New Roman"/>
+                <w:sz w:val="26"/>
+                <w:szCs w:val="26"/>
+              </w:rPr>
+            </w:pPr>
+            <w:r>
+              <w:rPr>
+                <w:rFonts w:ascii="Times New Roman" w:eastAsia="Times New Roman" w:hAnsi="Times New Roman" w:cs="Times New Roman"/>
+                <w:sz w:val="26"/>
+                <w:szCs w:val="26"/>
               </w:rPr>
               <w:t>FK</w:t>
             </w:r>
@@ -6451,11 +7817,15 @@
               <w:spacing w:line="312" w:lineRule="auto"/>
               <w:rPr>
                 <w:rFonts w:ascii="Times New Roman" w:eastAsia="Times New Roman" w:hAnsi="Times New Roman" w:cs="Times New Roman"/>
-              </w:rPr>
-            </w:pPr>
-            <w:r>
-              <w:rPr>
-                <w:rFonts w:ascii="Times New Roman" w:eastAsia="Times New Roman" w:hAnsi="Times New Roman" w:cs="Times New Roman"/>
+                <w:sz w:val="26"/>
+                <w:szCs w:val="26"/>
+              </w:rPr>
+            </w:pPr>
+            <w:r>
+              <w:rPr>
+                <w:rFonts w:ascii="Times New Roman" w:eastAsia="Times New Roman" w:hAnsi="Times New Roman" w:cs="Times New Roman"/>
+                <w:sz w:val="26"/>
+                <w:szCs w:val="26"/>
               </w:rPr>
               <w:t>FK</w:t>
             </w:r>
@@ -6465,14 +7835,18 @@
               <w:spacing w:line="312" w:lineRule="auto"/>
               <w:rPr>
                 <w:rFonts w:ascii="Times New Roman" w:eastAsia="Times New Roman" w:hAnsi="Times New Roman" w:cs="Times New Roman"/>
-              </w:rPr>
-            </w:pPr>
-          </w:p>
-          <w:p>
-            <w:pPr>
-              <w:spacing w:line="312" w:lineRule="auto"/>
-              <w:rPr>
-                <w:rFonts w:ascii="Times New Roman" w:eastAsia="Times New Roman" w:hAnsi="Times New Roman" w:cs="Times New Roman"/>
+                <w:sz w:val="26"/>
+                <w:szCs w:val="26"/>
+              </w:rPr>
+            </w:pPr>
+          </w:p>
+          <w:p>
+            <w:pPr>
+              <w:spacing w:line="312" w:lineRule="auto"/>
+              <w:rPr>
+                <w:rFonts w:ascii="Times New Roman" w:eastAsia="Times New Roman" w:hAnsi="Times New Roman" w:cs="Times New Roman"/>
+                <w:sz w:val="26"/>
+                <w:szCs w:val="26"/>
               </w:rPr>
             </w:pPr>
           </w:p>
@@ -6489,11 +7863,15 @@
               <w:spacing w:line="312" w:lineRule="auto"/>
               <w:rPr>
                 <w:rFonts w:ascii="Times New Roman" w:eastAsia="Times New Roman" w:hAnsi="Times New Roman" w:cs="Times New Roman"/>
-              </w:rPr>
-            </w:pPr>
-            <w:r>
-              <w:rPr>
-                <w:rFonts w:ascii="Times New Roman" w:eastAsia="Times New Roman" w:hAnsi="Times New Roman" w:cs="Times New Roman"/>
+                <w:sz w:val="26"/>
+                <w:szCs w:val="26"/>
+              </w:rPr>
+            </w:pPr>
+            <w:r>
+              <w:rPr>
+                <w:rFonts w:ascii="Times New Roman" w:eastAsia="Times New Roman" w:hAnsi="Times New Roman" w:cs="Times New Roman"/>
+                <w:sz w:val="26"/>
+                <w:szCs w:val="26"/>
               </w:rPr>
               <w:t>ORDER_CODE</w:t>
             </w:r>
@@ -6503,11 +7881,15 @@
               <w:spacing w:line="312" w:lineRule="auto"/>
               <w:rPr>
                 <w:rFonts w:ascii="Times New Roman" w:eastAsia="Times New Roman" w:hAnsi="Times New Roman" w:cs="Times New Roman"/>
-              </w:rPr>
-            </w:pPr>
-            <w:r>
-              <w:rPr>
-                <w:rFonts w:ascii="Times New Roman" w:eastAsia="Times New Roman" w:hAnsi="Times New Roman" w:cs="Times New Roman"/>
+                <w:sz w:val="26"/>
+                <w:szCs w:val="26"/>
+              </w:rPr>
+            </w:pPr>
+            <w:r>
+              <w:rPr>
+                <w:rFonts w:ascii="Times New Roman" w:eastAsia="Times New Roman" w:hAnsi="Times New Roman" w:cs="Times New Roman"/>
+                <w:sz w:val="26"/>
+                <w:szCs w:val="26"/>
               </w:rPr>
               <w:t>VEHICLE_CODE</w:t>
             </w:r>
@@ -6517,11 +7899,15 @@
               <w:spacing w:line="312" w:lineRule="auto"/>
               <w:rPr>
                 <w:rFonts w:ascii="Times New Roman" w:eastAsia="Times New Roman" w:hAnsi="Times New Roman" w:cs="Times New Roman"/>
-              </w:rPr>
-            </w:pPr>
-            <w:r>
-              <w:rPr>
-                <w:rFonts w:ascii="Times New Roman" w:eastAsia="Times New Roman" w:hAnsi="Times New Roman" w:cs="Times New Roman"/>
+                <w:sz w:val="26"/>
+                <w:szCs w:val="26"/>
+              </w:rPr>
+            </w:pPr>
+            <w:r>
+              <w:rPr>
+                <w:rFonts w:ascii="Times New Roman" w:eastAsia="Times New Roman" w:hAnsi="Times New Roman" w:cs="Times New Roman"/>
+                <w:sz w:val="26"/>
+                <w:szCs w:val="26"/>
               </w:rPr>
               <w:t>EMP_CODE</w:t>
             </w:r>
@@ -6531,11 +7917,15 @@
               <w:spacing w:line="312" w:lineRule="auto"/>
               <w:rPr>
                 <w:rFonts w:ascii="Times New Roman" w:eastAsia="Times New Roman" w:hAnsi="Times New Roman" w:cs="Times New Roman"/>
-              </w:rPr>
-            </w:pPr>
-            <w:r>
-              <w:rPr>
-                <w:rFonts w:ascii="Times New Roman" w:eastAsia="Times New Roman" w:hAnsi="Times New Roman" w:cs="Times New Roman"/>
+                <w:sz w:val="26"/>
+                <w:szCs w:val="26"/>
+              </w:rPr>
+            </w:pPr>
+            <w:r>
+              <w:rPr>
+                <w:rFonts w:ascii="Times New Roman" w:eastAsia="Times New Roman" w:hAnsi="Times New Roman" w:cs="Times New Roman"/>
+                <w:sz w:val="26"/>
+                <w:szCs w:val="26"/>
               </w:rPr>
               <w:t>WAREHOUSE_CODE</w:t>
             </w:r>
@@ -6545,11 +7935,15 @@
               <w:spacing w:line="312" w:lineRule="auto"/>
               <w:rPr>
                 <w:rFonts w:ascii="Times New Roman" w:eastAsia="Times New Roman" w:hAnsi="Times New Roman" w:cs="Times New Roman"/>
-              </w:rPr>
-            </w:pPr>
-            <w:r>
-              <w:rPr>
-                <w:rFonts w:ascii="Times New Roman" w:eastAsia="Times New Roman" w:hAnsi="Times New Roman" w:cs="Times New Roman"/>
+                <w:sz w:val="26"/>
+                <w:szCs w:val="26"/>
+              </w:rPr>
+            </w:pPr>
+            <w:r>
+              <w:rPr>
+                <w:rFonts w:ascii="Times New Roman" w:eastAsia="Times New Roman" w:hAnsi="Times New Roman" w:cs="Times New Roman"/>
+                <w:sz w:val="26"/>
+                <w:szCs w:val="26"/>
               </w:rPr>
               <w:t>ROUTE_CODE</w:t>
             </w:r>
@@ -6559,11 +7953,15 @@
               <w:spacing w:line="312" w:lineRule="auto"/>
               <w:rPr>
                 <w:rFonts w:ascii="Times New Roman" w:eastAsia="Times New Roman" w:hAnsi="Times New Roman" w:cs="Times New Roman"/>
-              </w:rPr>
-            </w:pPr>
-            <w:r>
-              <w:rPr>
-                <w:rFonts w:ascii="Times New Roman" w:eastAsia="Times New Roman" w:hAnsi="Times New Roman" w:cs="Times New Roman"/>
+                <w:sz w:val="26"/>
+                <w:szCs w:val="26"/>
+              </w:rPr>
+            </w:pPr>
+            <w:r>
+              <w:rPr>
+                <w:rFonts w:ascii="Times New Roman" w:eastAsia="Times New Roman" w:hAnsi="Times New Roman" w:cs="Times New Roman"/>
+                <w:sz w:val="26"/>
+                <w:szCs w:val="26"/>
               </w:rPr>
               <w:t>SHIP_DATE</w:t>
             </w:r>
@@ -6573,11 +7971,15 @@
               <w:spacing w:line="312" w:lineRule="auto"/>
               <w:rPr>
                 <w:rFonts w:ascii="Times New Roman" w:eastAsia="Times New Roman" w:hAnsi="Times New Roman" w:cs="Times New Roman"/>
-              </w:rPr>
-            </w:pPr>
-            <w:r>
-              <w:rPr>
-                <w:rFonts w:ascii="Times New Roman" w:eastAsia="Times New Roman" w:hAnsi="Times New Roman" w:cs="Times New Roman"/>
+                <w:sz w:val="26"/>
+                <w:szCs w:val="26"/>
+              </w:rPr>
+            </w:pPr>
+            <w:r>
+              <w:rPr>
+                <w:rFonts w:ascii="Times New Roman" w:eastAsia="Times New Roman" w:hAnsi="Times New Roman" w:cs="Times New Roman"/>
+                <w:sz w:val="26"/>
+                <w:szCs w:val="26"/>
               </w:rPr>
               <w:t>SHIP_STATUS</w:t>
             </w:r>
@@ -6595,11 +7997,15 @@
               <w:spacing w:line="312" w:lineRule="auto"/>
               <w:rPr>
                 <w:rFonts w:ascii="Times New Roman" w:eastAsia="Times New Roman" w:hAnsi="Times New Roman" w:cs="Times New Roman"/>
-              </w:rPr>
-            </w:pPr>
-            <w:r>
-              <w:rPr>
-                <w:rFonts w:ascii="Times New Roman" w:eastAsia="Times New Roman" w:hAnsi="Times New Roman" w:cs="Times New Roman"/>
+                <w:sz w:val="26"/>
+                <w:szCs w:val="26"/>
+              </w:rPr>
+            </w:pPr>
+            <w:r>
+              <w:rPr>
+                <w:rFonts w:ascii="Times New Roman" w:eastAsia="Times New Roman" w:hAnsi="Times New Roman" w:cs="Times New Roman"/>
+                <w:sz w:val="26"/>
+                <w:szCs w:val="26"/>
               </w:rPr>
               <w:t>Mã đơn hàng</w:t>
             </w:r>
@@ -6609,11 +8015,15 @@
               <w:spacing w:line="312" w:lineRule="auto"/>
               <w:rPr>
                 <w:rFonts w:ascii="Times New Roman" w:eastAsia="Times New Roman" w:hAnsi="Times New Roman" w:cs="Times New Roman"/>
-              </w:rPr>
-            </w:pPr>
-            <w:r>
-              <w:rPr>
-                <w:rFonts w:ascii="Times New Roman" w:eastAsia="Times New Roman" w:hAnsi="Times New Roman" w:cs="Times New Roman"/>
+                <w:sz w:val="26"/>
+                <w:szCs w:val="26"/>
+              </w:rPr>
+            </w:pPr>
+            <w:r>
+              <w:rPr>
+                <w:rFonts w:ascii="Times New Roman" w:eastAsia="Times New Roman" w:hAnsi="Times New Roman" w:cs="Times New Roman"/>
+                <w:sz w:val="26"/>
+                <w:szCs w:val="26"/>
               </w:rPr>
               <w:t>Mã phương tiện</w:t>
             </w:r>
@@ -6623,11 +8033,15 @@
               <w:spacing w:line="312" w:lineRule="auto"/>
               <w:rPr>
                 <w:rFonts w:ascii="Times New Roman" w:eastAsia="Times New Roman" w:hAnsi="Times New Roman" w:cs="Times New Roman"/>
-              </w:rPr>
-            </w:pPr>
-            <w:r>
-              <w:rPr>
-                <w:rFonts w:ascii="Times New Roman" w:eastAsia="Times New Roman" w:hAnsi="Times New Roman" w:cs="Times New Roman"/>
+                <w:sz w:val="26"/>
+                <w:szCs w:val="26"/>
+              </w:rPr>
+            </w:pPr>
+            <w:r>
+              <w:rPr>
+                <w:rFonts w:ascii="Times New Roman" w:eastAsia="Times New Roman" w:hAnsi="Times New Roman" w:cs="Times New Roman"/>
+                <w:sz w:val="26"/>
+                <w:szCs w:val="26"/>
               </w:rPr>
               <w:t>Mã nhân viên phụ trách</w:t>
             </w:r>
@@ -6637,11 +8051,15 @@
               <w:spacing w:line="312" w:lineRule="auto"/>
               <w:rPr>
                 <w:rFonts w:ascii="Times New Roman" w:eastAsia="Times New Roman" w:hAnsi="Times New Roman" w:cs="Times New Roman"/>
-              </w:rPr>
-            </w:pPr>
-            <w:r>
-              <w:rPr>
-                <w:rFonts w:ascii="Times New Roman" w:eastAsia="Times New Roman" w:hAnsi="Times New Roman" w:cs="Times New Roman"/>
+                <w:sz w:val="26"/>
+                <w:szCs w:val="26"/>
+              </w:rPr>
+            </w:pPr>
+            <w:r>
+              <w:rPr>
+                <w:rFonts w:ascii="Times New Roman" w:eastAsia="Times New Roman" w:hAnsi="Times New Roman" w:cs="Times New Roman"/>
+                <w:sz w:val="26"/>
+                <w:szCs w:val="26"/>
               </w:rPr>
               <w:t>Mã kho xuất phát</w:t>
             </w:r>
@@ -6651,11 +8069,15 @@
               <w:spacing w:line="312" w:lineRule="auto"/>
               <w:rPr>
                 <w:rFonts w:ascii="Times New Roman" w:eastAsia="Times New Roman" w:hAnsi="Times New Roman" w:cs="Times New Roman"/>
-              </w:rPr>
-            </w:pPr>
-            <w:r>
-              <w:rPr>
-                <w:rFonts w:ascii="Times New Roman" w:eastAsia="Times New Roman" w:hAnsi="Times New Roman" w:cs="Times New Roman"/>
+                <w:sz w:val="26"/>
+                <w:szCs w:val="26"/>
+              </w:rPr>
+            </w:pPr>
+            <w:r>
+              <w:rPr>
+                <w:rFonts w:ascii="Times New Roman" w:eastAsia="Times New Roman" w:hAnsi="Times New Roman" w:cs="Times New Roman"/>
+                <w:sz w:val="26"/>
+                <w:szCs w:val="26"/>
               </w:rPr>
               <w:t>Mã lộ trình</w:t>
             </w:r>
@@ -6665,11 +8087,15 @@
               <w:spacing w:line="312" w:lineRule="auto"/>
               <w:rPr>
                 <w:rFonts w:ascii="Times New Roman" w:eastAsia="Times New Roman" w:hAnsi="Times New Roman" w:cs="Times New Roman"/>
-              </w:rPr>
-            </w:pPr>
-            <w:r>
-              <w:rPr>
-                <w:rFonts w:ascii="Times New Roman" w:eastAsia="Times New Roman" w:hAnsi="Times New Roman" w:cs="Times New Roman"/>
+                <w:sz w:val="26"/>
+                <w:szCs w:val="26"/>
+              </w:rPr>
+            </w:pPr>
+            <w:r>
+              <w:rPr>
+                <w:rFonts w:ascii="Times New Roman" w:eastAsia="Times New Roman" w:hAnsi="Times New Roman" w:cs="Times New Roman"/>
+                <w:sz w:val="26"/>
+                <w:szCs w:val="26"/>
               </w:rPr>
               <w:t>Ngày vận chuyển</w:t>
             </w:r>
@@ -6679,11 +8105,15 @@
               <w:spacing w:line="312" w:lineRule="auto"/>
               <w:rPr>
                 <w:rFonts w:ascii="Times New Roman" w:eastAsia="Times New Roman" w:hAnsi="Times New Roman" w:cs="Times New Roman"/>
-              </w:rPr>
-            </w:pPr>
-            <w:r>
-              <w:rPr>
-                <w:rFonts w:ascii="Times New Roman" w:eastAsia="Times New Roman" w:hAnsi="Times New Roman" w:cs="Times New Roman"/>
+                <w:sz w:val="26"/>
+                <w:szCs w:val="26"/>
+              </w:rPr>
+            </w:pPr>
+            <w:r>
+              <w:rPr>
+                <w:rFonts w:ascii="Times New Roman" w:eastAsia="Times New Roman" w:hAnsi="Times New Roman" w:cs="Times New Roman"/>
+                <w:sz w:val="26"/>
+                <w:szCs w:val="26"/>
               </w:rPr>
               <w:t>Trạng thái vận chuyển</w:t>
             </w:r>
@@ -6697,6 +8127,8 @@
         <w:rPr>
           <w:rFonts w:ascii="Times New Roman" w:eastAsia="Times New Roman" w:hAnsi="Times New Roman" w:cs="Times New Roman"/>
           <w:kern w:val="0"/>
+          <w:sz w:val="26"/>
+          <w:szCs w:val="26"/>
           <w14:ligatures w14:val="none"/>
         </w:rPr>
       </w:pPr>
@@ -6707,6 +8139,44 @@
         <w:rPr>
           <w:rFonts w:ascii="Times New Roman" w:eastAsia="Times New Roman" w:hAnsi="Times New Roman" w:cs="Times New Roman"/>
           <w:kern w:val="0"/>
+          <w:sz w:val="26"/>
+          <w:szCs w:val="26"/>
+          <w14:ligatures w14:val="none"/>
+        </w:rPr>
+      </w:pPr>
+    </w:p>
+    <w:p>
+      <w:pPr>
+        <w:spacing w:after="0" w:line="312" w:lineRule="auto"/>
+        <w:rPr>
+          <w:rFonts w:ascii="Times New Roman" w:eastAsia="Times New Roman" w:hAnsi="Times New Roman" w:cs="Times New Roman"/>
+          <w:kern w:val="0"/>
+          <w:sz w:val="26"/>
+          <w:szCs w:val="26"/>
+          <w14:ligatures w14:val="none"/>
+        </w:rPr>
+      </w:pPr>
+    </w:p>
+    <w:p>
+      <w:pPr>
+        <w:spacing w:after="0" w:line="312" w:lineRule="auto"/>
+        <w:rPr>
+          <w:rFonts w:ascii="Times New Roman" w:eastAsia="Times New Roman" w:hAnsi="Times New Roman" w:cs="Times New Roman"/>
+          <w:kern w:val="0"/>
+          <w:sz w:val="26"/>
+          <w:szCs w:val="26"/>
+          <w14:ligatures w14:val="none"/>
+        </w:rPr>
+      </w:pPr>
+    </w:p>
+    <w:p>
+      <w:pPr>
+        <w:spacing w:after="0" w:line="312" w:lineRule="auto"/>
+        <w:rPr>
+          <w:rFonts w:ascii="Times New Roman" w:eastAsia="Times New Roman" w:hAnsi="Times New Roman" w:cs="Times New Roman"/>
+          <w:kern w:val="0"/>
+          <w:sz w:val="26"/>
+          <w:szCs w:val="26"/>
           <w14:ligatures w14:val="none"/>
         </w:rPr>
       </w:pPr>
@@ -6714,21 +8184,13 @@
         <w:rPr>
           <w:rFonts w:ascii="Times New Roman" w:eastAsia="Times New Roman" w:hAnsi="Times New Roman" w:cs="Times New Roman"/>
           <w:kern w:val="0"/>
-          <w14:ligatures w14:val="none"/>
-        </w:rPr>
+          <w:sz w:val="26"/>
+          <w:szCs w:val="26"/>
+          <w14:ligatures w14:val="none"/>
+        </w:rPr>
+        <w:lastRenderedPageBreak/>
         <w:t>Lộ trình (ROUTE): Các tuyến đường mà công ty khai thác.</w:t>
       </w:r>
-    </w:p>
-    <w:p>
-      <w:pPr>
-        <w:spacing w:after="0" w:line="312" w:lineRule="auto"/>
-        <w:ind w:left="720"/>
-        <w:rPr>
-          <w:rFonts w:ascii="Times New Roman" w:eastAsia="Times New Roman" w:hAnsi="Times New Roman" w:cs="Times New Roman"/>
-          <w:kern w:val="0"/>
-          <w14:ligatures w14:val="none"/>
-        </w:rPr>
-      </w:pPr>
     </w:p>
     <w:tbl>
       <w:tblPr>
@@ -6757,11 +8219,15 @@
               <w:jc w:val="center"/>
               <w:rPr>
                 <w:rFonts w:ascii="Times New Roman" w:eastAsia="Times New Roman" w:hAnsi="Times New Roman" w:cs="Times New Roman"/>
-              </w:rPr>
-            </w:pPr>
-            <w:r>
-              <w:rPr>
-                <w:rFonts w:ascii="Times New Roman" w:eastAsia="Times New Roman" w:hAnsi="Times New Roman" w:cs="Times New Roman"/>
+                <w:sz w:val="26"/>
+                <w:szCs w:val="26"/>
+              </w:rPr>
+            </w:pPr>
+            <w:r>
+              <w:rPr>
+                <w:rFonts w:ascii="Times New Roman" w:eastAsia="Times New Roman" w:hAnsi="Times New Roman" w:cs="Times New Roman"/>
+                <w:sz w:val="26"/>
+                <w:szCs w:val="26"/>
               </w:rPr>
               <w:t>ROUTE</w:t>
             </w:r>
@@ -6781,11 +8247,15 @@
               <w:spacing w:line="312" w:lineRule="auto"/>
               <w:rPr>
                 <w:rFonts w:ascii="Times New Roman" w:eastAsia="Times New Roman" w:hAnsi="Times New Roman" w:cs="Times New Roman"/>
-              </w:rPr>
-            </w:pPr>
-            <w:r>
-              <w:rPr>
-                <w:rFonts w:ascii="Times New Roman" w:eastAsia="Times New Roman" w:hAnsi="Times New Roman" w:cs="Times New Roman"/>
+                <w:sz w:val="26"/>
+                <w:szCs w:val="26"/>
+              </w:rPr>
+            </w:pPr>
+            <w:r>
+              <w:rPr>
+                <w:rFonts w:ascii="Times New Roman" w:eastAsia="Times New Roman" w:hAnsi="Times New Roman" w:cs="Times New Roman"/>
+                <w:sz w:val="26"/>
+                <w:szCs w:val="26"/>
               </w:rPr>
               <w:t>PK</w:t>
             </w:r>
@@ -6803,11 +8273,15 @@
               <w:spacing w:line="312" w:lineRule="auto"/>
               <w:rPr>
                 <w:rFonts w:ascii="Times New Roman" w:eastAsia="Times New Roman" w:hAnsi="Times New Roman" w:cs="Times New Roman"/>
-              </w:rPr>
-            </w:pPr>
-            <w:r>
-              <w:rPr>
-                <w:rFonts w:ascii="Times New Roman" w:eastAsia="Times New Roman" w:hAnsi="Times New Roman" w:cs="Times New Roman"/>
+                <w:sz w:val="26"/>
+                <w:szCs w:val="26"/>
+              </w:rPr>
+            </w:pPr>
+            <w:r>
+              <w:rPr>
+                <w:rFonts w:ascii="Times New Roman" w:eastAsia="Times New Roman" w:hAnsi="Times New Roman" w:cs="Times New Roman"/>
+                <w:sz w:val="26"/>
+                <w:szCs w:val="26"/>
               </w:rPr>
               <w:t>ROUTE_CODE</w:t>
             </w:r>
@@ -6825,11 +8299,15 @@
               <w:spacing w:line="312" w:lineRule="auto"/>
               <w:rPr>
                 <w:rFonts w:ascii="Times New Roman" w:eastAsia="Times New Roman" w:hAnsi="Times New Roman" w:cs="Times New Roman"/>
-              </w:rPr>
-            </w:pPr>
-            <w:r>
-              <w:rPr>
-                <w:rFonts w:ascii="Times New Roman" w:eastAsia="Times New Roman" w:hAnsi="Times New Roman" w:cs="Times New Roman"/>
+                <w:sz w:val="26"/>
+                <w:szCs w:val="26"/>
+              </w:rPr>
+            </w:pPr>
+            <w:r>
+              <w:rPr>
+                <w:rFonts w:ascii="Times New Roman" w:eastAsia="Times New Roman" w:hAnsi="Times New Roman" w:cs="Times New Roman"/>
+                <w:sz w:val="26"/>
+                <w:szCs w:val="26"/>
               </w:rPr>
               <w:t>Mã lộ trình</w:t>
             </w:r>
@@ -6849,6 +8327,8 @@
               <w:spacing w:line="312" w:lineRule="auto"/>
               <w:rPr>
                 <w:rFonts w:ascii="Times New Roman" w:eastAsia="Times New Roman" w:hAnsi="Times New Roman" w:cs="Times New Roman"/>
+                <w:sz w:val="26"/>
+                <w:szCs w:val="26"/>
               </w:rPr>
             </w:pPr>
           </w:p>
@@ -6865,11 +8345,15 @@
               <w:spacing w:line="312" w:lineRule="auto"/>
               <w:rPr>
                 <w:rFonts w:ascii="Times New Roman" w:eastAsia="Times New Roman" w:hAnsi="Times New Roman" w:cs="Times New Roman"/>
-              </w:rPr>
-            </w:pPr>
-            <w:r>
-              <w:rPr>
-                <w:rFonts w:ascii="Times New Roman" w:eastAsia="Times New Roman" w:hAnsi="Times New Roman" w:cs="Times New Roman"/>
+                <w:sz w:val="26"/>
+                <w:szCs w:val="26"/>
+              </w:rPr>
+            </w:pPr>
+            <w:r>
+              <w:rPr>
+                <w:rFonts w:ascii="Times New Roman" w:eastAsia="Times New Roman" w:hAnsi="Times New Roman" w:cs="Times New Roman"/>
+                <w:sz w:val="26"/>
+                <w:szCs w:val="26"/>
               </w:rPr>
               <w:t>ROUTE_START_POINT</w:t>
             </w:r>
@@ -6879,11 +8363,15 @@
               <w:spacing w:line="312" w:lineRule="auto"/>
               <w:rPr>
                 <w:rFonts w:ascii="Times New Roman" w:eastAsia="Times New Roman" w:hAnsi="Times New Roman" w:cs="Times New Roman"/>
-              </w:rPr>
-            </w:pPr>
-            <w:r>
-              <w:rPr>
-                <w:rFonts w:ascii="Times New Roman" w:eastAsia="Times New Roman" w:hAnsi="Times New Roman" w:cs="Times New Roman"/>
+                <w:sz w:val="26"/>
+                <w:szCs w:val="26"/>
+              </w:rPr>
+            </w:pPr>
+            <w:r>
+              <w:rPr>
+                <w:rFonts w:ascii="Times New Roman" w:eastAsia="Times New Roman" w:hAnsi="Times New Roman" w:cs="Times New Roman"/>
+                <w:sz w:val="26"/>
+                <w:szCs w:val="26"/>
               </w:rPr>
               <w:t>ROUTE_END_POINT</w:t>
             </w:r>
@@ -6893,11 +8381,15 @@
               <w:spacing w:line="312" w:lineRule="auto"/>
               <w:rPr>
                 <w:rFonts w:ascii="Times New Roman" w:eastAsia="Times New Roman" w:hAnsi="Times New Roman" w:cs="Times New Roman"/>
-              </w:rPr>
-            </w:pPr>
-            <w:r>
-              <w:rPr>
-                <w:rFonts w:ascii="Times New Roman" w:eastAsia="Times New Roman" w:hAnsi="Times New Roman" w:cs="Times New Roman"/>
+                <w:sz w:val="26"/>
+                <w:szCs w:val="26"/>
+              </w:rPr>
+            </w:pPr>
+            <w:r>
+              <w:rPr>
+                <w:rFonts w:ascii="Times New Roman" w:eastAsia="Times New Roman" w:hAnsi="Times New Roman" w:cs="Times New Roman"/>
+                <w:sz w:val="26"/>
+                <w:szCs w:val="26"/>
               </w:rPr>
               <w:t>ROUTE_DISTANCE</w:t>
             </w:r>
@@ -6907,11 +8399,15 @@
               <w:spacing w:line="312" w:lineRule="auto"/>
               <w:rPr>
                 <w:rFonts w:ascii="Times New Roman" w:eastAsia="Times New Roman" w:hAnsi="Times New Roman" w:cs="Times New Roman"/>
-              </w:rPr>
-            </w:pPr>
-            <w:r>
-              <w:rPr>
-                <w:rFonts w:ascii="Times New Roman" w:eastAsia="Times New Roman" w:hAnsi="Times New Roman" w:cs="Times New Roman"/>
+                <w:sz w:val="26"/>
+                <w:szCs w:val="26"/>
+              </w:rPr>
+            </w:pPr>
+            <w:r>
+              <w:rPr>
+                <w:rFonts w:ascii="Times New Roman" w:eastAsia="Times New Roman" w:hAnsi="Times New Roman" w:cs="Times New Roman"/>
+                <w:sz w:val="26"/>
+                <w:szCs w:val="26"/>
               </w:rPr>
               <w:t>ESTIMATE_TIME</w:t>
             </w:r>
@@ -6929,11 +8425,15 @@
               <w:spacing w:line="312" w:lineRule="auto"/>
               <w:rPr>
                 <w:rFonts w:ascii="Times New Roman" w:eastAsia="Times New Roman" w:hAnsi="Times New Roman" w:cs="Times New Roman"/>
-              </w:rPr>
-            </w:pPr>
-            <w:r>
-              <w:rPr>
-                <w:rFonts w:ascii="Times New Roman" w:eastAsia="Times New Roman" w:hAnsi="Times New Roman" w:cs="Times New Roman"/>
+                <w:sz w:val="26"/>
+                <w:szCs w:val="26"/>
+              </w:rPr>
+            </w:pPr>
+            <w:r>
+              <w:rPr>
+                <w:rFonts w:ascii="Times New Roman" w:eastAsia="Times New Roman" w:hAnsi="Times New Roman" w:cs="Times New Roman"/>
+                <w:sz w:val="26"/>
+                <w:szCs w:val="26"/>
               </w:rPr>
               <w:t>Điểm bắt đầu</w:t>
             </w:r>
@@ -6943,11 +8443,15 @@
               <w:spacing w:line="312" w:lineRule="auto"/>
               <w:rPr>
                 <w:rFonts w:ascii="Times New Roman" w:eastAsia="Times New Roman" w:hAnsi="Times New Roman" w:cs="Times New Roman"/>
-              </w:rPr>
-            </w:pPr>
-            <w:r>
-              <w:rPr>
-                <w:rFonts w:ascii="Times New Roman" w:eastAsia="Times New Roman" w:hAnsi="Times New Roman" w:cs="Times New Roman"/>
+                <w:sz w:val="26"/>
+                <w:szCs w:val="26"/>
+              </w:rPr>
+            </w:pPr>
+            <w:r>
+              <w:rPr>
+                <w:rFonts w:ascii="Times New Roman" w:eastAsia="Times New Roman" w:hAnsi="Times New Roman" w:cs="Times New Roman"/>
+                <w:sz w:val="26"/>
+                <w:szCs w:val="26"/>
               </w:rPr>
               <w:t>Điểm kết thúc</w:t>
             </w:r>
@@ -6957,11 +8461,15 @@
               <w:spacing w:line="312" w:lineRule="auto"/>
               <w:rPr>
                 <w:rFonts w:ascii="Times New Roman" w:eastAsia="Times New Roman" w:hAnsi="Times New Roman" w:cs="Times New Roman"/>
-              </w:rPr>
-            </w:pPr>
-            <w:r>
-              <w:rPr>
-                <w:rFonts w:ascii="Times New Roman" w:eastAsia="Times New Roman" w:hAnsi="Times New Roman" w:cs="Times New Roman"/>
+                <w:sz w:val="26"/>
+                <w:szCs w:val="26"/>
+              </w:rPr>
+            </w:pPr>
+            <w:r>
+              <w:rPr>
+                <w:rFonts w:ascii="Times New Roman" w:eastAsia="Times New Roman" w:hAnsi="Times New Roman" w:cs="Times New Roman"/>
+                <w:sz w:val="26"/>
+                <w:szCs w:val="26"/>
               </w:rPr>
               <w:t>Khoảng cách lộ trình</w:t>
             </w:r>
@@ -6971,11 +8479,15 @@
               <w:spacing w:line="312" w:lineRule="auto"/>
               <w:rPr>
                 <w:rFonts w:ascii="Times New Roman" w:eastAsia="Times New Roman" w:hAnsi="Times New Roman" w:cs="Times New Roman"/>
-              </w:rPr>
-            </w:pPr>
-            <w:r>
-              <w:rPr>
-                <w:rFonts w:ascii="Times New Roman" w:eastAsia="Times New Roman" w:hAnsi="Times New Roman" w:cs="Times New Roman"/>
+                <w:sz w:val="26"/>
+                <w:szCs w:val="26"/>
+              </w:rPr>
+            </w:pPr>
+            <w:r>
+              <w:rPr>
+                <w:rFonts w:ascii="Times New Roman" w:eastAsia="Times New Roman" w:hAnsi="Times New Roman" w:cs="Times New Roman"/>
+                <w:sz w:val="26"/>
+                <w:szCs w:val="26"/>
               </w:rPr>
               <w:t>Thời gian ước tính</w:t>
             </w:r>
@@ -6989,6 +8501,8 @@
         <w:ind w:left="720"/>
         <w:rPr>
           <w:rFonts w:ascii="Times New Roman" w:eastAsia="Times New Roman" w:hAnsi="Times New Roman" w:cs="Times New Roman"/>
+          <w:sz w:val="26"/>
+          <w:szCs w:val="26"/>
         </w:rPr>
       </w:pPr>
     </w:p>
@@ -6998,6 +8512,8 @@
         <w:rPr>
           <w:rFonts w:ascii="Times New Roman" w:eastAsia="Times New Roman" w:hAnsi="Times New Roman" w:cs="Times New Roman"/>
           <w:kern w:val="0"/>
+          <w:sz w:val="26"/>
+          <w:szCs w:val="26"/>
           <w14:ligatures w14:val="none"/>
         </w:rPr>
       </w:pPr>
@@ -7005,20 +8521,12 @@
         <w:rPr>
           <w:rFonts w:ascii="Times New Roman" w:eastAsia="Times New Roman" w:hAnsi="Times New Roman" w:cs="Times New Roman"/>
           <w:kern w:val="0"/>
+          <w:sz w:val="26"/>
+          <w:szCs w:val="26"/>
           <w14:ligatures w14:val="none"/>
         </w:rPr>
         <w:t>Chi tiết Lộ trình (ROUTE_VEHICLE): Bảng trung gian giải quyết quan hệ M:M giữa ROUTE và VEHICLE. Lưu trữ lịch sử hoặc lịch trình các chuyến xe chạy trên các tuyến đường cụ thể.</w:t>
       </w:r>
-    </w:p>
-    <w:p>
-      <w:pPr>
-        <w:spacing w:after="0" w:line="312" w:lineRule="auto"/>
-        <w:rPr>
-          <w:rFonts w:ascii="Times New Roman" w:eastAsia="Times New Roman" w:hAnsi="Times New Roman" w:cs="Times New Roman"/>
-          <w:kern w:val="0"/>
-          <w14:ligatures w14:val="none"/>
-        </w:rPr>
-      </w:pPr>
     </w:p>
     <w:tbl>
       <w:tblPr>
@@ -7047,11 +8555,15 @@
               <w:jc w:val="center"/>
               <w:rPr>
                 <w:rFonts w:ascii="Times New Roman" w:eastAsia="Times New Roman" w:hAnsi="Times New Roman" w:cs="Times New Roman"/>
-              </w:rPr>
-            </w:pPr>
-            <w:r>
-              <w:rPr>
-                <w:rFonts w:ascii="Times New Roman" w:eastAsia="Times New Roman" w:hAnsi="Times New Roman" w:cs="Times New Roman"/>
+                <w:sz w:val="26"/>
+                <w:szCs w:val="26"/>
+              </w:rPr>
+            </w:pPr>
+            <w:r>
+              <w:rPr>
+                <w:rFonts w:ascii="Times New Roman" w:eastAsia="Times New Roman" w:hAnsi="Times New Roman" w:cs="Times New Roman"/>
+                <w:sz w:val="26"/>
+                <w:szCs w:val="26"/>
               </w:rPr>
               <w:t>ROUTE_VEHICLE</w:t>
             </w:r>
@@ -7071,11 +8583,15 @@
               <w:spacing w:line="312" w:lineRule="auto"/>
               <w:rPr>
                 <w:rFonts w:ascii="Times New Roman" w:eastAsia="Times New Roman" w:hAnsi="Times New Roman" w:cs="Times New Roman"/>
-              </w:rPr>
-            </w:pPr>
-            <w:r>
-              <w:rPr>
-                <w:rFonts w:ascii="Times New Roman" w:eastAsia="Times New Roman" w:hAnsi="Times New Roman" w:cs="Times New Roman"/>
+                <w:sz w:val="26"/>
+                <w:szCs w:val="26"/>
+              </w:rPr>
+            </w:pPr>
+            <w:r>
+              <w:rPr>
+                <w:rFonts w:ascii="Times New Roman" w:eastAsia="Times New Roman" w:hAnsi="Times New Roman" w:cs="Times New Roman"/>
+                <w:sz w:val="26"/>
+                <w:szCs w:val="26"/>
                 <w:lang w:val="vi-VN"/>
               </w:rPr>
               <w:t>PK</w:t>
@@ -7083,6 +8599,8 @@
             <w:r>
               <w:rPr>
                 <w:rFonts w:ascii="Times New Roman" w:eastAsia="Times New Roman" w:hAnsi="Times New Roman" w:cs="Times New Roman"/>
+                <w:sz w:val="26"/>
+                <w:szCs w:val="26"/>
               </w:rPr>
               <w:t xml:space="preserve"> </w:t>
             </w:r>
@@ -7100,11 +8618,15 @@
               <w:spacing w:line="312" w:lineRule="auto"/>
               <w:rPr>
                 <w:rFonts w:ascii="Times New Roman" w:eastAsia="Times New Roman" w:hAnsi="Times New Roman" w:cs="Times New Roman"/>
-              </w:rPr>
-            </w:pPr>
-            <w:r>
-              <w:rPr>
-                <w:rFonts w:ascii="Times New Roman" w:eastAsia="Times New Roman" w:hAnsi="Times New Roman" w:cs="Times New Roman"/>
+                <w:sz w:val="26"/>
+                <w:szCs w:val="26"/>
+              </w:rPr>
+            </w:pPr>
+            <w:r>
+              <w:rPr>
+                <w:rFonts w:ascii="Times New Roman" w:eastAsia="Times New Roman" w:hAnsi="Times New Roman" w:cs="Times New Roman"/>
+                <w:sz w:val="26"/>
+                <w:szCs w:val="26"/>
                 <w:lang w:val="vi-VN"/>
               </w:rPr>
               <w:t>ROUTE_VEHICLE_CODE</w:t>
@@ -7123,11 +8645,15 @@
               <w:spacing w:line="312" w:lineRule="auto"/>
               <w:rPr>
                 <w:rFonts w:ascii="Times New Roman" w:eastAsia="Times New Roman" w:hAnsi="Times New Roman" w:cs="Times New Roman"/>
-              </w:rPr>
-            </w:pPr>
-            <w:r>
-              <w:rPr>
-                <w:rFonts w:ascii="Times New Roman" w:eastAsia="Times New Roman" w:hAnsi="Times New Roman" w:cs="Times New Roman"/>
+                <w:sz w:val="26"/>
+                <w:szCs w:val="26"/>
+              </w:rPr>
+            </w:pPr>
+            <w:r>
+              <w:rPr>
+                <w:rFonts w:ascii="Times New Roman" w:eastAsia="Times New Roman" w:hAnsi="Times New Roman" w:cs="Times New Roman"/>
+                <w:sz w:val="26"/>
+                <w:szCs w:val="26"/>
               </w:rPr>
               <w:t>Mã chi tiết lộ trình phương tiện</w:t>
             </w:r>
@@ -7147,11 +8673,15 @@
               <w:spacing w:line="312" w:lineRule="auto"/>
               <w:rPr>
                 <w:rFonts w:ascii="Times New Roman" w:eastAsia="Times New Roman" w:hAnsi="Times New Roman" w:cs="Times New Roman"/>
-              </w:rPr>
-            </w:pPr>
-            <w:r>
-              <w:rPr>
-                <w:rFonts w:ascii="Times New Roman" w:eastAsia="Times New Roman" w:hAnsi="Times New Roman" w:cs="Times New Roman"/>
+                <w:sz w:val="26"/>
+                <w:szCs w:val="26"/>
+              </w:rPr>
+            </w:pPr>
+            <w:r>
+              <w:rPr>
+                <w:rFonts w:ascii="Times New Roman" w:eastAsia="Times New Roman" w:hAnsi="Times New Roman" w:cs="Times New Roman"/>
+                <w:sz w:val="26"/>
+                <w:szCs w:val="26"/>
               </w:rPr>
               <w:t>FK</w:t>
             </w:r>
@@ -7161,11 +8691,15 @@
               <w:spacing w:line="312" w:lineRule="auto"/>
               <w:rPr>
                 <w:rFonts w:ascii="Times New Roman" w:eastAsia="Times New Roman" w:hAnsi="Times New Roman" w:cs="Times New Roman"/>
-              </w:rPr>
-            </w:pPr>
-            <w:r>
-              <w:rPr>
-                <w:rFonts w:ascii="Times New Roman" w:eastAsia="Times New Roman" w:hAnsi="Times New Roman" w:cs="Times New Roman"/>
+                <w:sz w:val="26"/>
+                <w:szCs w:val="26"/>
+              </w:rPr>
+            </w:pPr>
+            <w:r>
+              <w:rPr>
+                <w:rFonts w:ascii="Times New Roman" w:eastAsia="Times New Roman" w:hAnsi="Times New Roman" w:cs="Times New Roman"/>
+                <w:sz w:val="26"/>
+                <w:szCs w:val="26"/>
               </w:rPr>
               <w:t>FK</w:t>
             </w:r>
@@ -7183,11 +8717,15 @@
               <w:spacing w:line="312" w:lineRule="auto"/>
               <w:rPr>
                 <w:rFonts w:ascii="Times New Roman" w:eastAsia="Times New Roman" w:hAnsi="Times New Roman" w:cs="Times New Roman"/>
-              </w:rPr>
-            </w:pPr>
-            <w:r>
-              <w:rPr>
-                <w:rFonts w:ascii="Times New Roman" w:eastAsia="Times New Roman" w:hAnsi="Times New Roman" w:cs="Times New Roman"/>
+                <w:sz w:val="26"/>
+                <w:szCs w:val="26"/>
+              </w:rPr>
+            </w:pPr>
+            <w:r>
+              <w:rPr>
+                <w:rFonts w:ascii="Times New Roman" w:eastAsia="Times New Roman" w:hAnsi="Times New Roman" w:cs="Times New Roman"/>
+                <w:sz w:val="26"/>
+                <w:szCs w:val="26"/>
               </w:rPr>
               <w:t>ROUTE_CODE</w:t>
             </w:r>
@@ -7197,11 +8735,15 @@
               <w:spacing w:line="312" w:lineRule="auto"/>
               <w:rPr>
                 <w:rFonts w:ascii="Times New Roman" w:eastAsia="Times New Roman" w:hAnsi="Times New Roman" w:cs="Times New Roman"/>
-              </w:rPr>
-            </w:pPr>
-            <w:r>
-              <w:rPr>
-                <w:rFonts w:ascii="Times New Roman" w:eastAsia="Times New Roman" w:hAnsi="Times New Roman" w:cs="Times New Roman"/>
+                <w:sz w:val="26"/>
+                <w:szCs w:val="26"/>
+              </w:rPr>
+            </w:pPr>
+            <w:r>
+              <w:rPr>
+                <w:rFonts w:ascii="Times New Roman" w:eastAsia="Times New Roman" w:hAnsi="Times New Roman" w:cs="Times New Roman"/>
+                <w:sz w:val="26"/>
+                <w:szCs w:val="26"/>
               </w:rPr>
               <w:t>VEHICLE_CODE</w:t>
             </w:r>
@@ -7211,11 +8753,15 @@
               <w:spacing w:line="312" w:lineRule="auto"/>
               <w:rPr>
                 <w:rFonts w:ascii="Times New Roman" w:eastAsia="Times New Roman" w:hAnsi="Times New Roman" w:cs="Times New Roman"/>
-              </w:rPr>
-            </w:pPr>
-            <w:r>
-              <w:rPr>
-                <w:rFonts w:ascii="Times New Roman" w:eastAsia="Times New Roman" w:hAnsi="Times New Roman" w:cs="Times New Roman"/>
+                <w:sz w:val="26"/>
+                <w:szCs w:val="26"/>
+              </w:rPr>
+            </w:pPr>
+            <w:r>
+              <w:rPr>
+                <w:rFonts w:ascii="Times New Roman" w:eastAsia="Times New Roman" w:hAnsi="Times New Roman" w:cs="Times New Roman"/>
+                <w:sz w:val="26"/>
+                <w:szCs w:val="26"/>
               </w:rPr>
               <w:t>DEPARTURE_TIME</w:t>
             </w:r>
@@ -7225,11 +8771,15 @@
               <w:spacing w:line="312" w:lineRule="auto"/>
               <w:rPr>
                 <w:rFonts w:ascii="Times New Roman" w:eastAsia="Times New Roman" w:hAnsi="Times New Roman" w:cs="Times New Roman"/>
-              </w:rPr>
-            </w:pPr>
-            <w:r>
-              <w:rPr>
-                <w:rFonts w:ascii="Times New Roman" w:eastAsia="Times New Roman" w:hAnsi="Times New Roman" w:cs="Times New Roman"/>
+                <w:sz w:val="26"/>
+                <w:szCs w:val="26"/>
+              </w:rPr>
+            </w:pPr>
+            <w:r>
+              <w:rPr>
+                <w:rFonts w:ascii="Times New Roman" w:eastAsia="Times New Roman" w:hAnsi="Times New Roman" w:cs="Times New Roman"/>
+                <w:sz w:val="26"/>
+                <w:szCs w:val="26"/>
               </w:rPr>
               <w:t>ARRIVAL_TIME</w:t>
             </w:r>
@@ -7247,11 +8797,15 @@
               <w:spacing w:line="312" w:lineRule="auto"/>
               <w:rPr>
                 <w:rFonts w:ascii="Times New Roman" w:eastAsia="Times New Roman" w:hAnsi="Times New Roman" w:cs="Times New Roman"/>
-              </w:rPr>
-            </w:pPr>
-            <w:r>
-              <w:rPr>
-                <w:rFonts w:ascii="Times New Roman" w:eastAsia="Times New Roman" w:hAnsi="Times New Roman" w:cs="Times New Roman"/>
+                <w:sz w:val="26"/>
+                <w:szCs w:val="26"/>
+              </w:rPr>
+            </w:pPr>
+            <w:r>
+              <w:rPr>
+                <w:rFonts w:ascii="Times New Roman" w:eastAsia="Times New Roman" w:hAnsi="Times New Roman" w:cs="Times New Roman"/>
+                <w:sz w:val="26"/>
+                <w:szCs w:val="26"/>
               </w:rPr>
               <w:t>Mã lộ trình</w:t>
             </w:r>
@@ -7261,11 +8815,15 @@
               <w:spacing w:line="312" w:lineRule="auto"/>
               <w:rPr>
                 <w:rFonts w:ascii="Times New Roman" w:eastAsia="Times New Roman" w:hAnsi="Times New Roman" w:cs="Times New Roman"/>
-              </w:rPr>
-            </w:pPr>
-            <w:r>
-              <w:rPr>
-                <w:rFonts w:ascii="Times New Roman" w:eastAsia="Times New Roman" w:hAnsi="Times New Roman" w:cs="Times New Roman"/>
+                <w:sz w:val="26"/>
+                <w:szCs w:val="26"/>
+              </w:rPr>
+            </w:pPr>
+            <w:r>
+              <w:rPr>
+                <w:rFonts w:ascii="Times New Roman" w:eastAsia="Times New Roman" w:hAnsi="Times New Roman" w:cs="Times New Roman"/>
+                <w:sz w:val="26"/>
+                <w:szCs w:val="26"/>
               </w:rPr>
               <w:t>Mã phương tiện</w:t>
             </w:r>
@@ -7275,11 +8833,15 @@
               <w:spacing w:line="312" w:lineRule="auto"/>
               <w:rPr>
                 <w:rFonts w:ascii="Times New Roman" w:eastAsia="Times New Roman" w:hAnsi="Times New Roman" w:cs="Times New Roman"/>
-              </w:rPr>
-            </w:pPr>
-            <w:r>
-              <w:rPr>
-                <w:rFonts w:ascii="Times New Roman" w:eastAsia="Times New Roman" w:hAnsi="Times New Roman" w:cs="Times New Roman"/>
+                <w:sz w:val="26"/>
+                <w:szCs w:val="26"/>
+              </w:rPr>
+            </w:pPr>
+            <w:r>
+              <w:rPr>
+                <w:rFonts w:ascii="Times New Roman" w:eastAsia="Times New Roman" w:hAnsi="Times New Roman" w:cs="Times New Roman"/>
+                <w:sz w:val="26"/>
+                <w:szCs w:val="26"/>
               </w:rPr>
               <w:t>Thời gian xuất phát</w:t>
             </w:r>
@@ -7289,11 +8851,15 @@
               <w:spacing w:line="312" w:lineRule="auto"/>
               <w:rPr>
                 <w:rFonts w:ascii="Times New Roman" w:eastAsia="Times New Roman" w:hAnsi="Times New Roman" w:cs="Times New Roman"/>
-              </w:rPr>
-            </w:pPr>
-            <w:r>
-              <w:rPr>
-                <w:rFonts w:ascii="Times New Roman" w:eastAsia="Times New Roman" w:hAnsi="Times New Roman" w:cs="Times New Roman"/>
+                <w:sz w:val="26"/>
+                <w:szCs w:val="26"/>
+              </w:rPr>
+            </w:pPr>
+            <w:r>
+              <w:rPr>
+                <w:rFonts w:ascii="Times New Roman" w:eastAsia="Times New Roman" w:hAnsi="Times New Roman" w:cs="Times New Roman"/>
+                <w:sz w:val="26"/>
+                <w:szCs w:val="26"/>
               </w:rPr>
               <w:t>Thời gian đến nơi</w:t>
             </w:r>
@@ -7307,6 +8873,8 @@
         <w:rPr>
           <w:rFonts w:ascii="Times New Roman" w:eastAsia="Times New Roman" w:hAnsi="Times New Roman" w:cs="Times New Roman"/>
           <w:kern w:val="0"/>
+          <w:sz w:val="26"/>
+          <w:szCs w:val="26"/>
           <w14:ligatures w14:val="none"/>
         </w:rPr>
       </w:pPr>
@@ -7317,36 +8885,8 @@
         <w:rPr>
           <w:rFonts w:ascii="Times New Roman" w:eastAsia="Times New Roman" w:hAnsi="Times New Roman" w:cs="Times New Roman"/>
           <w:kern w:val="0"/>
-          <w14:ligatures w14:val="none"/>
-        </w:rPr>
-      </w:pPr>
-    </w:p>
-    <w:p>
-      <w:pPr>
-        <w:spacing w:after="0" w:line="312" w:lineRule="auto"/>
-        <w:rPr>
-          <w:rFonts w:ascii="Times New Roman" w:eastAsia="Times New Roman" w:hAnsi="Times New Roman" w:cs="Times New Roman"/>
-          <w:kern w:val="0"/>
-          <w14:ligatures w14:val="none"/>
-        </w:rPr>
-      </w:pPr>
-    </w:p>
-    <w:p>
-      <w:pPr>
-        <w:spacing w:after="0" w:line="312" w:lineRule="auto"/>
-        <w:rPr>
-          <w:rFonts w:ascii="Times New Roman" w:eastAsia="Times New Roman" w:hAnsi="Times New Roman" w:cs="Times New Roman"/>
-          <w:kern w:val="0"/>
-          <w14:ligatures w14:val="none"/>
-        </w:rPr>
-      </w:pPr>
-    </w:p>
-    <w:p>
-      <w:pPr>
-        <w:spacing w:after="0" w:line="312" w:lineRule="auto"/>
-        <w:rPr>
-          <w:rFonts w:ascii="Times New Roman" w:eastAsia="Times New Roman" w:hAnsi="Times New Roman" w:cs="Times New Roman"/>
-          <w:kern w:val="0"/>
+          <w:sz w:val="26"/>
+          <w:szCs w:val="26"/>
           <w14:ligatures w14:val="none"/>
         </w:rPr>
       </w:pPr>
@@ -7354,10 +8894,31 @@
         <w:rPr>
           <w:rFonts w:ascii="Times New Roman" w:eastAsia="Times New Roman" w:hAnsi="Times New Roman" w:cs="Times New Roman"/>
           <w:kern w:val="0"/>
-          <w14:ligatures w14:val="none"/>
-        </w:rPr>
-        <w:lastRenderedPageBreak/>
-        <w:t>6, Nhóm thực thể Quản lý Tài chính &amp; Thanh toán (FINANCE / PAYMENT)</w:t>
+          <w:sz w:val="26"/>
+          <w:szCs w:val="26"/>
+          <w14:ligatures w14:val="none"/>
+        </w:rPr>
+        <w:t>6</w:t>
+      </w:r>
+      <w:r>
+        <w:rPr>
+          <w:rFonts w:ascii="Times New Roman" w:eastAsia="Times New Roman" w:hAnsi="Times New Roman" w:cs="Times New Roman"/>
+          <w:kern w:val="0"/>
+          <w:sz w:val="26"/>
+          <w:szCs w:val="26"/>
+          <w14:ligatures w14:val="none"/>
+        </w:rPr>
+        <w:t>.</w:t>
+      </w:r>
+      <w:r>
+        <w:rPr>
+          <w:rFonts w:ascii="Times New Roman" w:eastAsia="Times New Roman" w:hAnsi="Times New Roman" w:cs="Times New Roman"/>
+          <w:kern w:val="0"/>
+          <w:sz w:val="26"/>
+          <w:szCs w:val="26"/>
+          <w14:ligatures w14:val="none"/>
+        </w:rPr>
+        <w:t xml:space="preserve"> Nhóm thực thể Quản lý Tài chính &amp; Thanh toán (FINANCE / PAYMENT)</w:t>
       </w:r>
     </w:p>
     <w:p>
@@ -7370,6 +8931,8 @@
         <w:rPr>
           <w:rFonts w:ascii="Times New Roman" w:eastAsia="Times New Roman" w:hAnsi="Times New Roman" w:cs="Times New Roman"/>
           <w:kern w:val="0"/>
+          <w:sz w:val="26"/>
+          <w:szCs w:val="26"/>
           <w14:ligatures w14:val="none"/>
         </w:rPr>
       </w:pPr>
@@ -7377,6 +8940,8 @@
         <w:rPr>
           <w:rFonts w:ascii="Times New Roman" w:eastAsia="Times New Roman" w:hAnsi="Times New Roman" w:cs="Times New Roman"/>
           <w:kern w:val="0"/>
+          <w:sz w:val="26"/>
+          <w:szCs w:val="26"/>
           <w14:ligatures w14:val="none"/>
         </w:rPr>
         <w:t>Thanh toán (PAYMENT</w:t>
@@ -7386,6 +8951,8 @@
         <w:rPr>
           <w:rFonts w:ascii="Times New Roman" w:eastAsia="Times New Roman" w:hAnsi="Times New Roman" w:cs="Times New Roman"/>
           <w:kern w:val="0"/>
+          <w:sz w:val="26"/>
+          <w:szCs w:val="26"/>
           <w14:ligatures w14:val="none"/>
         </w:rPr>
         <w:t>) :</w:t>
@@ -7395,6 +8962,8 @@
         <w:rPr>
           <w:rFonts w:ascii="Times New Roman" w:eastAsia="Times New Roman" w:hAnsi="Times New Roman" w:cs="Times New Roman"/>
           <w:kern w:val="0"/>
+          <w:sz w:val="26"/>
+          <w:szCs w:val="26"/>
           <w14:ligatures w14:val="none"/>
         </w:rPr>
         <w:t xml:space="preserve"> Lưu lịch sử giao dịch.</w:t>
@@ -7406,6 +8975,8 @@
         <w:rPr>
           <w:rFonts w:ascii="Times New Roman" w:eastAsia="Times New Roman" w:hAnsi="Times New Roman" w:cs="Times New Roman"/>
           <w:kern w:val="0"/>
+          <w:sz w:val="26"/>
+          <w:szCs w:val="26"/>
           <w14:ligatures w14:val="none"/>
         </w:rPr>
       </w:pPr>
@@ -7437,11 +9008,15 @@
               <w:jc w:val="center"/>
               <w:rPr>
                 <w:rFonts w:ascii="Times New Roman" w:eastAsia="Times New Roman" w:hAnsi="Times New Roman" w:cs="Times New Roman"/>
-              </w:rPr>
-            </w:pPr>
-            <w:r>
-              <w:rPr>
-                <w:rFonts w:ascii="Times New Roman" w:eastAsia="Times New Roman" w:hAnsi="Times New Roman" w:cs="Times New Roman"/>
+                <w:sz w:val="26"/>
+                <w:szCs w:val="26"/>
+              </w:rPr>
+            </w:pPr>
+            <w:r>
+              <w:rPr>
+                <w:rFonts w:ascii="Times New Roman" w:eastAsia="Times New Roman" w:hAnsi="Times New Roman" w:cs="Times New Roman"/>
+                <w:sz w:val="26"/>
+                <w:szCs w:val="26"/>
               </w:rPr>
               <w:t>PAYMENT</w:t>
             </w:r>
@@ -7461,11 +9036,15 @@
               <w:spacing w:line="312" w:lineRule="auto"/>
               <w:rPr>
                 <w:rFonts w:ascii="Times New Roman" w:eastAsia="Times New Roman" w:hAnsi="Times New Roman" w:cs="Times New Roman"/>
-              </w:rPr>
-            </w:pPr>
-            <w:r>
-              <w:rPr>
-                <w:rFonts w:ascii="Times New Roman" w:eastAsia="Times New Roman" w:hAnsi="Times New Roman" w:cs="Times New Roman"/>
+                <w:sz w:val="26"/>
+                <w:szCs w:val="26"/>
+              </w:rPr>
+            </w:pPr>
+            <w:r>
+              <w:rPr>
+                <w:rFonts w:ascii="Times New Roman" w:eastAsia="Times New Roman" w:hAnsi="Times New Roman" w:cs="Times New Roman"/>
+                <w:sz w:val="26"/>
+                <w:szCs w:val="26"/>
               </w:rPr>
               <w:t>PK</w:t>
             </w:r>
@@ -7483,11 +9062,15 @@
               <w:spacing w:line="312" w:lineRule="auto"/>
               <w:rPr>
                 <w:rFonts w:ascii="Times New Roman" w:eastAsia="Times New Roman" w:hAnsi="Times New Roman" w:cs="Times New Roman"/>
-              </w:rPr>
-            </w:pPr>
-            <w:r>
-              <w:rPr>
-                <w:rFonts w:ascii="Times New Roman" w:eastAsia="Times New Roman" w:hAnsi="Times New Roman" w:cs="Times New Roman"/>
+                <w:sz w:val="26"/>
+                <w:szCs w:val="26"/>
+              </w:rPr>
+            </w:pPr>
+            <w:r>
+              <w:rPr>
+                <w:rFonts w:ascii="Times New Roman" w:eastAsia="Times New Roman" w:hAnsi="Times New Roman" w:cs="Times New Roman"/>
+                <w:sz w:val="26"/>
+                <w:szCs w:val="26"/>
               </w:rPr>
               <w:t>PAYMENT_ID</w:t>
             </w:r>
@@ -7505,11 +9088,15 @@
               <w:spacing w:line="312" w:lineRule="auto"/>
               <w:rPr>
                 <w:rFonts w:ascii="Times New Roman" w:eastAsia="Times New Roman" w:hAnsi="Times New Roman" w:cs="Times New Roman"/>
-              </w:rPr>
-            </w:pPr>
-            <w:r>
-              <w:rPr>
-                <w:rFonts w:ascii="Times New Roman" w:eastAsia="Times New Roman" w:hAnsi="Times New Roman" w:cs="Times New Roman"/>
+                <w:sz w:val="26"/>
+                <w:szCs w:val="26"/>
+              </w:rPr>
+            </w:pPr>
+            <w:r>
+              <w:rPr>
+                <w:rFonts w:ascii="Times New Roman" w:eastAsia="Times New Roman" w:hAnsi="Times New Roman" w:cs="Times New Roman"/>
+                <w:sz w:val="26"/>
+                <w:szCs w:val="26"/>
               </w:rPr>
               <w:t>Mã giao dịch thanh toán</w:t>
             </w:r>
@@ -7529,11 +9116,15 @@
               <w:spacing w:line="312" w:lineRule="auto"/>
               <w:rPr>
                 <w:rFonts w:ascii="Times New Roman" w:eastAsia="Times New Roman" w:hAnsi="Times New Roman" w:cs="Times New Roman"/>
-              </w:rPr>
-            </w:pPr>
-            <w:r>
-              <w:rPr>
-                <w:rFonts w:ascii="Times New Roman" w:eastAsia="Times New Roman" w:hAnsi="Times New Roman" w:cs="Times New Roman"/>
+                <w:sz w:val="26"/>
+                <w:szCs w:val="26"/>
+              </w:rPr>
+            </w:pPr>
+            <w:r>
+              <w:rPr>
+                <w:rFonts w:ascii="Times New Roman" w:eastAsia="Times New Roman" w:hAnsi="Times New Roman" w:cs="Times New Roman"/>
+                <w:sz w:val="26"/>
+                <w:szCs w:val="26"/>
               </w:rPr>
               <w:t>FK</w:t>
             </w:r>
@@ -7552,11 +9143,15 @@
               <w:jc w:val="both"/>
               <w:rPr>
                 <w:rFonts w:ascii="Times New Roman" w:eastAsia="Times New Roman" w:hAnsi="Times New Roman" w:cs="Times New Roman"/>
-              </w:rPr>
-            </w:pPr>
-            <w:r>
-              <w:rPr>
-                <w:rFonts w:ascii="Times New Roman" w:eastAsia="Times New Roman" w:hAnsi="Times New Roman" w:cs="Times New Roman"/>
+                <w:sz w:val="26"/>
+                <w:szCs w:val="26"/>
+              </w:rPr>
+            </w:pPr>
+            <w:r>
+              <w:rPr>
+                <w:rFonts w:ascii="Times New Roman" w:eastAsia="Times New Roman" w:hAnsi="Times New Roman" w:cs="Times New Roman"/>
+                <w:sz w:val="26"/>
+                <w:szCs w:val="26"/>
               </w:rPr>
               <w:t>ORDER_CODE</w:t>
             </w:r>
@@ -7567,11 +9162,15 @@
               <w:jc w:val="both"/>
               <w:rPr>
                 <w:rFonts w:ascii="Times New Roman" w:eastAsia="Times New Roman" w:hAnsi="Times New Roman" w:cs="Times New Roman"/>
-              </w:rPr>
-            </w:pPr>
-            <w:r>
-              <w:rPr>
-                <w:rFonts w:ascii="Times New Roman" w:eastAsia="Times New Roman" w:hAnsi="Times New Roman" w:cs="Times New Roman"/>
+                <w:sz w:val="26"/>
+                <w:szCs w:val="26"/>
+              </w:rPr>
+            </w:pPr>
+            <w:r>
+              <w:rPr>
+                <w:rFonts w:ascii="Times New Roman" w:eastAsia="Times New Roman" w:hAnsi="Times New Roman" w:cs="Times New Roman"/>
+                <w:sz w:val="26"/>
+                <w:szCs w:val="26"/>
               </w:rPr>
               <w:t>PAYMENT_METHOD</w:t>
             </w:r>
@@ -7582,11 +9181,15 @@
               <w:jc w:val="both"/>
               <w:rPr>
                 <w:rFonts w:ascii="Times New Roman" w:eastAsia="Times New Roman" w:hAnsi="Times New Roman" w:cs="Times New Roman"/>
-              </w:rPr>
-            </w:pPr>
-            <w:r>
-              <w:rPr>
-                <w:rFonts w:ascii="Times New Roman" w:eastAsia="Times New Roman" w:hAnsi="Times New Roman" w:cs="Times New Roman"/>
+                <w:sz w:val="26"/>
+                <w:szCs w:val="26"/>
+              </w:rPr>
+            </w:pPr>
+            <w:r>
+              <w:rPr>
+                <w:rFonts w:ascii="Times New Roman" w:eastAsia="Times New Roman" w:hAnsi="Times New Roman" w:cs="Times New Roman"/>
+                <w:sz w:val="26"/>
+                <w:szCs w:val="26"/>
               </w:rPr>
               <w:t>PAYMENT_STATUS</w:t>
             </w:r>
@@ -7597,11 +9200,15 @@
               <w:jc w:val="both"/>
               <w:rPr>
                 <w:rFonts w:ascii="Times New Roman" w:eastAsia="Times New Roman" w:hAnsi="Times New Roman" w:cs="Times New Roman"/>
-              </w:rPr>
-            </w:pPr>
-            <w:r>
-              <w:rPr>
-                <w:rFonts w:ascii="Times New Roman" w:eastAsia="Times New Roman" w:hAnsi="Times New Roman" w:cs="Times New Roman"/>
+                <w:sz w:val="26"/>
+                <w:szCs w:val="26"/>
+              </w:rPr>
+            </w:pPr>
+            <w:r>
+              <w:rPr>
+                <w:rFonts w:ascii="Times New Roman" w:eastAsia="Times New Roman" w:hAnsi="Times New Roman" w:cs="Times New Roman"/>
+                <w:sz w:val="26"/>
+                <w:szCs w:val="26"/>
               </w:rPr>
               <w:t>AMOUNT</w:t>
             </w:r>
@@ -7612,11 +9219,15 @@
               <w:jc w:val="both"/>
               <w:rPr>
                 <w:rFonts w:ascii="Times New Roman" w:eastAsia="Times New Roman" w:hAnsi="Times New Roman" w:cs="Times New Roman"/>
-              </w:rPr>
-            </w:pPr>
-            <w:r>
-              <w:rPr>
-                <w:rFonts w:ascii="Times New Roman" w:eastAsia="Times New Roman" w:hAnsi="Times New Roman" w:cs="Times New Roman"/>
+                <w:sz w:val="26"/>
+                <w:szCs w:val="26"/>
+              </w:rPr>
+            </w:pPr>
+            <w:r>
+              <w:rPr>
+                <w:rFonts w:ascii="Times New Roman" w:eastAsia="Times New Roman" w:hAnsi="Times New Roman" w:cs="Times New Roman"/>
+                <w:sz w:val="26"/>
+                <w:szCs w:val="26"/>
               </w:rPr>
               <w:t>TRANSACTION_TIME</w:t>
             </w:r>
@@ -7635,11 +9246,15 @@
               <w:jc w:val="both"/>
               <w:rPr>
                 <w:rFonts w:ascii="Times New Roman" w:eastAsia="Times New Roman" w:hAnsi="Times New Roman" w:cs="Times New Roman"/>
-              </w:rPr>
-            </w:pPr>
-            <w:r>
-              <w:rPr>
-                <w:rFonts w:ascii="Times New Roman" w:eastAsia="Times New Roman" w:hAnsi="Times New Roman" w:cs="Times New Roman"/>
+                <w:sz w:val="26"/>
+                <w:szCs w:val="26"/>
+              </w:rPr>
+            </w:pPr>
+            <w:r>
+              <w:rPr>
+                <w:rFonts w:ascii="Times New Roman" w:eastAsia="Times New Roman" w:hAnsi="Times New Roman" w:cs="Times New Roman"/>
+                <w:sz w:val="26"/>
+                <w:szCs w:val="26"/>
               </w:rPr>
               <w:t>Mã đơn hàng</w:t>
             </w:r>
@@ -7650,11 +9265,15 @@
               <w:jc w:val="both"/>
               <w:rPr>
                 <w:rFonts w:ascii="Times New Roman" w:eastAsia="Times New Roman" w:hAnsi="Times New Roman" w:cs="Times New Roman"/>
-              </w:rPr>
-            </w:pPr>
-            <w:r>
-              <w:rPr>
-                <w:rFonts w:ascii="Times New Roman" w:eastAsia="Times New Roman" w:hAnsi="Times New Roman" w:cs="Times New Roman"/>
+                <w:sz w:val="26"/>
+                <w:szCs w:val="26"/>
+              </w:rPr>
+            </w:pPr>
+            <w:r>
+              <w:rPr>
+                <w:rFonts w:ascii="Times New Roman" w:eastAsia="Times New Roman" w:hAnsi="Times New Roman" w:cs="Times New Roman"/>
+                <w:sz w:val="26"/>
+                <w:szCs w:val="26"/>
               </w:rPr>
               <w:t>Phương thức thanh toán</w:t>
             </w:r>
@@ -7665,11 +9284,15 @@
               <w:jc w:val="both"/>
               <w:rPr>
                 <w:rFonts w:ascii="Times New Roman" w:eastAsia="Times New Roman" w:hAnsi="Times New Roman" w:cs="Times New Roman"/>
-              </w:rPr>
-            </w:pPr>
-            <w:r>
-              <w:rPr>
-                <w:rFonts w:ascii="Times New Roman" w:eastAsia="Times New Roman" w:hAnsi="Times New Roman" w:cs="Times New Roman"/>
+                <w:sz w:val="26"/>
+                <w:szCs w:val="26"/>
+              </w:rPr>
+            </w:pPr>
+            <w:r>
+              <w:rPr>
+                <w:rFonts w:ascii="Times New Roman" w:eastAsia="Times New Roman" w:hAnsi="Times New Roman" w:cs="Times New Roman"/>
+                <w:sz w:val="26"/>
+                <w:szCs w:val="26"/>
               </w:rPr>
               <w:t>Trạng thái thanh toán</w:t>
             </w:r>
@@ -7680,11 +9303,15 @@
               <w:jc w:val="both"/>
               <w:rPr>
                 <w:rFonts w:ascii="Times New Roman" w:eastAsia="Times New Roman" w:hAnsi="Times New Roman" w:cs="Times New Roman"/>
-              </w:rPr>
-            </w:pPr>
-            <w:r>
-              <w:rPr>
-                <w:rFonts w:ascii="Times New Roman" w:eastAsia="Times New Roman" w:hAnsi="Times New Roman" w:cs="Times New Roman"/>
+                <w:sz w:val="26"/>
+                <w:szCs w:val="26"/>
+              </w:rPr>
+            </w:pPr>
+            <w:r>
+              <w:rPr>
+                <w:rFonts w:ascii="Times New Roman" w:eastAsia="Times New Roman" w:hAnsi="Times New Roman" w:cs="Times New Roman"/>
+                <w:sz w:val="26"/>
+                <w:szCs w:val="26"/>
               </w:rPr>
               <w:t>Số tiền thanh toán</w:t>
             </w:r>
@@ -7695,11 +9322,15 @@
               <w:jc w:val="both"/>
               <w:rPr>
                 <w:rFonts w:ascii="Times New Roman" w:eastAsia="Times New Roman" w:hAnsi="Times New Roman" w:cs="Times New Roman"/>
-              </w:rPr>
-            </w:pPr>
-            <w:r>
-              <w:rPr>
-                <w:rFonts w:ascii="Times New Roman" w:eastAsia="Times New Roman" w:hAnsi="Times New Roman" w:cs="Times New Roman"/>
+                <w:sz w:val="26"/>
+                <w:szCs w:val="26"/>
+              </w:rPr>
+            </w:pPr>
+            <w:r>
+              <w:rPr>
+                <w:rFonts w:ascii="Times New Roman" w:eastAsia="Times New Roman" w:hAnsi="Times New Roman" w:cs="Times New Roman"/>
+                <w:sz w:val="26"/>
+                <w:szCs w:val="26"/>
               </w:rPr>
               <w:t>Ngày giờ giao dịch</w:t>
             </w:r>
@@ -7714,6 +9345,8 @@
         <w:rPr>
           <w:rFonts w:ascii="Times New Roman" w:eastAsia="Times New Roman" w:hAnsi="Times New Roman" w:cs="Times New Roman"/>
           <w:kern w:val="0"/>
+          <w:sz w:val="26"/>
+          <w:szCs w:val="26"/>
           <w14:ligatures w14:val="none"/>
         </w:rPr>
       </w:pPr>
@@ -7725,6 +9358,21 @@
         <w:rPr>
           <w:rFonts w:ascii="Times New Roman" w:eastAsia="Times New Roman" w:hAnsi="Times New Roman" w:cs="Times New Roman"/>
           <w:kern w:val="0"/>
+          <w:sz w:val="26"/>
+          <w:szCs w:val="26"/>
+          <w14:ligatures w14:val="none"/>
+        </w:rPr>
+      </w:pPr>
+    </w:p>
+    <w:p>
+      <w:pPr>
+        <w:spacing w:after="0" w:line="312" w:lineRule="auto"/>
+        <w:outlineLvl w:val="2"/>
+        <w:rPr>
+          <w:rFonts w:ascii="Times New Roman" w:eastAsia="Times New Roman" w:hAnsi="Times New Roman" w:cs="Times New Roman"/>
+          <w:kern w:val="0"/>
+          <w:sz w:val="26"/>
+          <w:szCs w:val="26"/>
           <w14:ligatures w14:val="none"/>
         </w:rPr>
       </w:pPr>
@@ -7732,6 +9380,8 @@
         <w:rPr>
           <w:rFonts w:ascii="Times New Roman" w:eastAsia="Times New Roman" w:hAnsi="Times New Roman" w:cs="Times New Roman"/>
           <w:kern w:val="0"/>
+          <w:sz w:val="26"/>
+          <w:szCs w:val="26"/>
           <w14:ligatures w14:val="none"/>
         </w:rPr>
         <w:t>III. Các Mối Quan Hệ Giữa Các Thực Thể (Entity Relationships)</w:t>
@@ -7745,10 +9395,10 @@
         <w:tblLook w:val="04A0" w:firstRow="1" w:lastRow="0" w:firstColumn="1" w:lastColumn="0" w:noHBand="0" w:noVBand="1"/>
       </w:tblPr>
       <w:tblGrid>
-        <w:gridCol w:w="1713"/>
-        <w:gridCol w:w="3243"/>
-        <w:gridCol w:w="779"/>
-        <w:gridCol w:w="3259"/>
+        <w:gridCol w:w="1787"/>
+        <w:gridCol w:w="3426"/>
+        <w:gridCol w:w="711"/>
+        <w:gridCol w:w="3426"/>
       </w:tblGrid>
       <w:tr>
         <w:trPr>
@@ -7772,12 +9422,16 @@
               <w:jc w:val="center"/>
               <w:rPr>
                 <w:kern w:val="2"/>
+                <w:sz w:val="26"/>
+                <w:szCs w:val="26"/>
                 <w14:ligatures w14:val="standardContextual"/>
               </w:rPr>
             </w:pPr>
             <w:r>
               <w:rPr>
                 <w:kern w:val="2"/>
+                <w:sz w:val="26"/>
+                <w:szCs w:val="26"/>
                 <w14:ligatures w14:val="standardContextual"/>
               </w:rPr>
               <w:t>Thực t</w:t>
@@ -7785,6 +9439,8 @@
             <w:r>
               <w:rPr>
                 <w:kern w:val="2"/>
+                <w:sz w:val="26"/>
+                <w:szCs w:val="26"/>
                 <w14:ligatures w14:val="standardContextual"/>
               </w:rPr>
               <w:t>hể A</w:t>
@@ -7809,6 +9465,8 @@
               <w:jc w:val="center"/>
               <w:rPr>
                 <w:kern w:val="2"/>
+                <w:sz w:val="26"/>
+                <w:szCs w:val="26"/>
                 <w:lang w:val="vi-VN"/>
                 <w14:ligatures w14:val="standardContextual"/>
               </w:rPr>
@@ -7816,6 +9474,8 @@
             <w:r>
               <w:rPr>
                 <w:kern w:val="2"/>
+                <w:sz w:val="26"/>
+                <w:szCs w:val="26"/>
                 <w14:ligatures w14:val="standardContextual"/>
               </w:rPr>
               <w:t>Thực t</w:t>
@@ -7823,6 +9483,8 @@
             <w:r>
               <w:rPr>
                 <w:kern w:val="2"/>
+                <w:sz w:val="26"/>
+                <w:szCs w:val="26"/>
                 <w14:ligatures w14:val="standardContextual"/>
               </w:rPr>
               <w:t>hể B</w:t>
@@ -7847,12 +9509,16 @@
               <w:jc w:val="center"/>
               <w:rPr>
                 <w:kern w:val="2"/>
+                <w:sz w:val="26"/>
+                <w:szCs w:val="26"/>
                 <w14:ligatures w14:val="standardContextual"/>
               </w:rPr>
             </w:pPr>
             <w:r>
               <w:rPr>
                 <w:kern w:val="2"/>
+                <w:sz w:val="26"/>
+                <w:szCs w:val="26"/>
                 <w14:ligatures w14:val="standardContextual"/>
               </w:rPr>
               <w:t>Mối q</w:t>
@@ -7860,6 +9526,8 @@
             <w:r>
               <w:rPr>
                 <w:kern w:val="2"/>
+                <w:sz w:val="26"/>
+                <w:szCs w:val="26"/>
                 <w14:ligatures w14:val="standardContextual"/>
               </w:rPr>
               <w:t>uan hệ</w:t>
@@ -7884,6 +9552,8 @@
               <w:jc w:val="center"/>
               <w:rPr>
                 <w:kern w:val="2"/>
+                <w:sz w:val="26"/>
+                <w:szCs w:val="26"/>
                 <w:lang w:val="vi-VN"/>
                 <w14:ligatures w14:val="standardContextual"/>
               </w:rPr>
@@ -7891,6 +9561,8 @@
             <w:r>
               <w:rPr>
                 <w:kern w:val="2"/>
+                <w:sz w:val="26"/>
+                <w:szCs w:val="26"/>
                 <w:lang w:val="vi-VN"/>
                 <w14:ligatures w14:val="standardContextual"/>
               </w:rPr>
@@ -7921,6 +9593,8 @@
               <w:jc w:val="center"/>
               <w:rPr>
                 <w:kern w:val="2"/>
+                <w:sz w:val="26"/>
+                <w:szCs w:val="26"/>
                 <w:lang w:val="vi-VN"/>
                 <w14:ligatures w14:val="standardContextual"/>
               </w:rPr>
@@ -7928,6 +9602,8 @@
             <w:r>
               <w:rPr>
                 <w:kern w:val="2"/>
+                <w:sz w:val="26"/>
+                <w:szCs w:val="26"/>
                 <w:lang w:val="vi-VN"/>
                 <w14:ligatures w14:val="standardContextual"/>
               </w:rPr>
@@ -7953,6 +9629,8 @@
               <w:jc w:val="center"/>
               <w:rPr>
                 <w:kern w:val="2"/>
+                <w:sz w:val="26"/>
+                <w:szCs w:val="26"/>
                 <w:lang w:val="vi-VN"/>
                 <w14:ligatures w14:val="standardContextual"/>
               </w:rPr>
@@ -7960,6 +9638,8 @@
             <w:r>
               <w:rPr>
                 <w:kern w:val="2"/>
+                <w:sz w:val="26"/>
+                <w:szCs w:val="26"/>
                 <w:lang w:val="vi-VN"/>
                 <w14:ligatures w14:val="standardContextual"/>
               </w:rPr>
@@ -7985,6 +9665,8 @@
               <w:jc w:val="center"/>
               <w:rPr>
                 <w:kern w:val="2"/>
+                <w:sz w:val="26"/>
+                <w:szCs w:val="26"/>
                 <w:lang w:val="vi-VN"/>
                 <w14:ligatures w14:val="standardContextual"/>
               </w:rPr>
@@ -7992,6 +9674,8 @@
             <w:r>
               <w:rPr>
                 <w:kern w:val="2"/>
+                <w:sz w:val="26"/>
+                <w:szCs w:val="26"/>
                 <w:lang w:val="vi-VN"/>
                 <w14:ligatures w14:val="standardContextual"/>
               </w:rPr>
@@ -8017,6 +9701,8 @@
               <w:jc w:val="center"/>
               <w:rPr>
                 <w:kern w:val="2"/>
+                <w:sz w:val="26"/>
+                <w:szCs w:val="26"/>
                 <w:lang w:val="vi-VN"/>
                 <w14:ligatures w14:val="standardContextual"/>
               </w:rPr>
@@ -8024,6 +9710,8 @@
             <w:r>
               <w:rPr>
                 <w:kern w:val="2"/>
+                <w:sz w:val="26"/>
+                <w:szCs w:val="26"/>
                 <w:lang w:val="vi-VN"/>
                 <w14:ligatures w14:val="standardContextual"/>
               </w:rPr>
@@ -8054,6 +9742,8 @@
               <w:jc w:val="center"/>
               <w:rPr>
                 <w:kern w:val="2"/>
+                <w:sz w:val="26"/>
+                <w:szCs w:val="26"/>
                 <w:lang w:val="vi-VN"/>
                 <w14:ligatures w14:val="standardContextual"/>
               </w:rPr>
@@ -8061,6 +9751,8 @@
             <w:r>
               <w:rPr>
                 <w:kern w:val="2"/>
+                <w:sz w:val="26"/>
+                <w:szCs w:val="26"/>
                 <w:lang w:val="vi-VN"/>
                 <w14:ligatures w14:val="standardContextual"/>
               </w:rPr>
@@ -8086,6 +9778,8 @@
               <w:jc w:val="center"/>
               <w:rPr>
                 <w:kern w:val="2"/>
+                <w:sz w:val="26"/>
+                <w:szCs w:val="26"/>
                 <w:lang w:val="vi-VN"/>
                 <w14:ligatures w14:val="standardContextual"/>
               </w:rPr>
@@ -8093,6 +9787,8 @@
             <w:r>
               <w:rPr>
                 <w:kern w:val="2"/>
+                <w:sz w:val="26"/>
+                <w:szCs w:val="26"/>
                 <w:lang w:val="vi-VN"/>
                 <w14:ligatures w14:val="standardContextual"/>
               </w:rPr>
@@ -8118,6 +9814,8 @@
               <w:jc w:val="center"/>
               <w:rPr>
                 <w:kern w:val="2"/>
+                <w:sz w:val="26"/>
+                <w:szCs w:val="26"/>
                 <w:lang w:val="vi-VN"/>
                 <w14:ligatures w14:val="standardContextual"/>
               </w:rPr>
@@ -8125,6 +9823,8 @@
             <w:r>
               <w:rPr>
                 <w:kern w:val="2"/>
+                <w:sz w:val="26"/>
+                <w:szCs w:val="26"/>
                 <w:lang w:val="vi-VN"/>
                 <w14:ligatures w14:val="standardContextual"/>
               </w:rPr>
@@ -8150,6 +9850,8 @@
               <w:jc w:val="center"/>
               <w:rPr>
                 <w:kern w:val="2"/>
+                <w:sz w:val="26"/>
+                <w:szCs w:val="26"/>
                 <w:lang w:val="vi-VN"/>
                 <w14:ligatures w14:val="standardContextual"/>
               </w:rPr>
@@ -8157,6 +9859,8 @@
             <w:r>
               <w:rPr>
                 <w:kern w:val="2"/>
+                <w:sz w:val="26"/>
+                <w:szCs w:val="26"/>
                 <w:lang w:val="vi-VN"/>
                 <w14:ligatures w14:val="standardContextual"/>
               </w:rPr>
@@ -8187,6 +9891,8 @@
               <w:jc w:val="center"/>
               <w:rPr>
                 <w:kern w:val="2"/>
+                <w:sz w:val="26"/>
+                <w:szCs w:val="26"/>
                 <w:lang w:val="vi-VN"/>
                 <w14:ligatures w14:val="standardContextual"/>
               </w:rPr>
@@ -8194,6 +9900,8 @@
             <w:r>
               <w:rPr>
                 <w:kern w:val="2"/>
+                <w:sz w:val="26"/>
+                <w:szCs w:val="26"/>
                 <w:lang w:val="vi-VN"/>
                 <w14:ligatures w14:val="standardContextual"/>
               </w:rPr>
@@ -8219,6 +9927,8 @@
               <w:jc w:val="center"/>
               <w:rPr>
                 <w:kern w:val="2"/>
+                <w:sz w:val="26"/>
+                <w:szCs w:val="26"/>
                 <w:lang w:val="vi-VN"/>
                 <w14:ligatures w14:val="standardContextual"/>
               </w:rPr>
@@ -8226,6 +9936,8 @@
             <w:r>
               <w:rPr>
                 <w:kern w:val="2"/>
+                <w:sz w:val="26"/>
+                <w:szCs w:val="26"/>
                 <w:lang w:val="vi-VN"/>
                 <w14:ligatures w14:val="standardContextual"/>
               </w:rPr>
@@ -8251,6 +9963,8 @@
               <w:jc w:val="center"/>
               <w:rPr>
                 <w:kern w:val="2"/>
+                <w:sz w:val="26"/>
+                <w:szCs w:val="26"/>
                 <w:lang w:val="vi-VN"/>
                 <w14:ligatures w14:val="standardContextual"/>
               </w:rPr>
@@ -8258,6 +9972,8 @@
             <w:r>
               <w:rPr>
                 <w:kern w:val="2"/>
+                <w:sz w:val="26"/>
+                <w:szCs w:val="26"/>
                 <w:lang w:val="vi-VN"/>
                 <w14:ligatures w14:val="standardContextual"/>
               </w:rPr>
@@ -8283,6 +9999,8 @@
               <w:jc w:val="center"/>
               <w:rPr>
                 <w:kern w:val="2"/>
+                <w:sz w:val="26"/>
+                <w:szCs w:val="26"/>
                 <w:lang w:val="vi-VN"/>
                 <w14:ligatures w14:val="standardContextual"/>
               </w:rPr>
@@ -8290,6 +10008,8 @@
             <w:r>
               <w:rPr>
                 <w:kern w:val="2"/>
+                <w:sz w:val="26"/>
+                <w:szCs w:val="26"/>
                 <w:lang w:val="vi-VN"/>
                 <w14:ligatures w14:val="standardContextual"/>
               </w:rPr>
@@ -8320,6 +10040,8 @@
               <w:jc w:val="center"/>
               <w:rPr>
                 <w:kern w:val="2"/>
+                <w:sz w:val="26"/>
+                <w:szCs w:val="26"/>
                 <w:lang w:val="vi-VN"/>
                 <w14:ligatures w14:val="standardContextual"/>
               </w:rPr>
@@ -8327,6 +10049,8 @@
             <w:r>
               <w:rPr>
                 <w:kern w:val="2"/>
+                <w:sz w:val="26"/>
+                <w:szCs w:val="26"/>
                 <w:lang w:val="vi-VN"/>
                 <w14:ligatures w14:val="standardContextual"/>
               </w:rPr>
@@ -8352,6 +10076,8 @@
               <w:jc w:val="center"/>
               <w:rPr>
                 <w:kern w:val="2"/>
+                <w:sz w:val="26"/>
+                <w:szCs w:val="26"/>
                 <w:lang w:val="vi-VN"/>
                 <w14:ligatures w14:val="standardContextual"/>
               </w:rPr>
@@ -8359,6 +10085,8 @@
             <w:r>
               <w:rPr>
                 <w:kern w:val="2"/>
+                <w:sz w:val="26"/>
+                <w:szCs w:val="26"/>
                 <w:lang w:val="vi-VN"/>
                 <w14:ligatures w14:val="standardContextual"/>
               </w:rPr>
@@ -8384,6 +10112,8 @@
               <w:jc w:val="center"/>
               <w:rPr>
                 <w:kern w:val="2"/>
+                <w:sz w:val="26"/>
+                <w:szCs w:val="26"/>
                 <w:lang w:val="vi-VN"/>
                 <w14:ligatures w14:val="standardContextual"/>
               </w:rPr>
@@ -8391,6 +10121,8 @@
             <w:r>
               <w:rPr>
                 <w:kern w:val="2"/>
+                <w:sz w:val="26"/>
+                <w:szCs w:val="26"/>
                 <w:lang w:val="vi-VN"/>
                 <w14:ligatures w14:val="standardContextual"/>
               </w:rPr>
@@ -8416,6 +10148,8 @@
               <w:jc w:val="center"/>
               <w:rPr>
                 <w:kern w:val="2"/>
+                <w:sz w:val="26"/>
+                <w:szCs w:val="26"/>
                 <w:lang w:val="vi-VN"/>
                 <w14:ligatures w14:val="standardContextual"/>
               </w:rPr>
@@ -8423,6 +10157,8 @@
             <w:r>
               <w:rPr>
                 <w:kern w:val="2"/>
+                <w:sz w:val="26"/>
+                <w:szCs w:val="26"/>
                 <w:lang w:val="vi-VN"/>
                 <w14:ligatures w14:val="standardContextual"/>
               </w:rPr>
@@ -8453,6 +10189,8 @@
               <w:jc w:val="center"/>
               <w:rPr>
                 <w:kern w:val="2"/>
+                <w:sz w:val="26"/>
+                <w:szCs w:val="26"/>
                 <w:lang w:val="vi-VN"/>
                 <w14:ligatures w14:val="standardContextual"/>
               </w:rPr>
@@ -8460,6 +10198,8 @@
             <w:r>
               <w:rPr>
                 <w:kern w:val="2"/>
+                <w:sz w:val="26"/>
+                <w:szCs w:val="26"/>
                 <w:lang w:val="vi-VN"/>
                 <w14:ligatures w14:val="standardContextual"/>
               </w:rPr>
@@ -8485,6 +10225,8 @@
               <w:jc w:val="center"/>
               <w:rPr>
                 <w:kern w:val="2"/>
+                <w:sz w:val="26"/>
+                <w:szCs w:val="26"/>
                 <w:lang w:val="vi-VN"/>
                 <w14:ligatures w14:val="standardContextual"/>
               </w:rPr>
@@ -8492,6 +10234,8 @@
             <w:r>
               <w:rPr>
                 <w:kern w:val="2"/>
+                <w:sz w:val="26"/>
+                <w:szCs w:val="26"/>
                 <w:lang w:val="vi-VN"/>
                 <w14:ligatures w14:val="standardContextual"/>
               </w:rPr>
@@ -8517,6 +10261,8 @@
               <w:jc w:val="center"/>
               <w:rPr>
                 <w:kern w:val="2"/>
+                <w:sz w:val="26"/>
+                <w:szCs w:val="26"/>
                 <w:lang w:val="vi-VN"/>
                 <w14:ligatures w14:val="standardContextual"/>
               </w:rPr>
@@ -8524,6 +10270,8 @@
             <w:r>
               <w:rPr>
                 <w:kern w:val="2"/>
+                <w:sz w:val="26"/>
+                <w:szCs w:val="26"/>
                 <w:lang w:val="vi-VN"/>
                 <w14:ligatures w14:val="standardContextual"/>
               </w:rPr>
@@ -8549,6 +10297,8 @@
               <w:jc w:val="center"/>
               <w:rPr>
                 <w:kern w:val="2"/>
+                <w:sz w:val="26"/>
+                <w:szCs w:val="26"/>
                 <w:lang w:val="vi-VN"/>
                 <w14:ligatures w14:val="standardContextual"/>
               </w:rPr>
@@ -8556,6 +10306,8 @@
             <w:r>
               <w:rPr>
                 <w:kern w:val="2"/>
+                <w:sz w:val="26"/>
+                <w:szCs w:val="26"/>
                 <w:lang w:val="vi-VN"/>
                 <w14:ligatures w14:val="standardContextual"/>
               </w:rPr>
@@ -8586,6 +10338,8 @@
               <w:jc w:val="center"/>
               <w:rPr>
                 <w:kern w:val="2"/>
+                <w:sz w:val="26"/>
+                <w:szCs w:val="26"/>
                 <w:lang w:val="vi-VN"/>
                 <w14:ligatures w14:val="standardContextual"/>
               </w:rPr>
@@ -8593,6 +10347,8 @@
             <w:r>
               <w:rPr>
                 <w:kern w:val="2"/>
+                <w:sz w:val="26"/>
+                <w:szCs w:val="26"/>
                 <w:lang w:val="vi-VN"/>
                 <w14:ligatures w14:val="standardContextual"/>
               </w:rPr>
@@ -8618,6 +10374,8 @@
               <w:jc w:val="center"/>
               <w:rPr>
                 <w:kern w:val="2"/>
+                <w:sz w:val="26"/>
+                <w:szCs w:val="26"/>
                 <w:lang w:val="vi-VN"/>
                 <w14:ligatures w14:val="standardContextual"/>
               </w:rPr>
@@ -8625,6 +10383,8 @@
             <w:r>
               <w:rPr>
                 <w:kern w:val="2"/>
+                <w:sz w:val="26"/>
+                <w:szCs w:val="26"/>
                 <w:lang w:val="vi-VN"/>
                 <w14:ligatures w14:val="standardContextual"/>
               </w:rPr>
@@ -8650,6 +10410,8 @@
               <w:jc w:val="center"/>
               <w:rPr>
                 <w:kern w:val="2"/>
+                <w:sz w:val="26"/>
+                <w:szCs w:val="26"/>
                 <w:lang w:val="vi-VN"/>
                 <w14:ligatures w14:val="standardContextual"/>
               </w:rPr>
@@ -8657,6 +10419,8 @@
             <w:r>
               <w:rPr>
                 <w:kern w:val="2"/>
+                <w:sz w:val="26"/>
+                <w:szCs w:val="26"/>
                 <w:lang w:val="vi-VN"/>
                 <w14:ligatures w14:val="standardContextual"/>
               </w:rPr>
@@ -8682,6 +10446,8 @@
               <w:jc w:val="center"/>
               <w:rPr>
                 <w:kern w:val="2"/>
+                <w:sz w:val="26"/>
+                <w:szCs w:val="26"/>
                 <w:lang w:val="vi-VN"/>
                 <w14:ligatures w14:val="standardContextual"/>
               </w:rPr>
@@ -8689,6 +10455,8 @@
             <w:r>
               <w:rPr>
                 <w:kern w:val="2"/>
+                <w:sz w:val="26"/>
+                <w:szCs w:val="26"/>
                 <w:lang w:val="vi-VN"/>
                 <w14:ligatures w14:val="standardContextual"/>
               </w:rPr>
@@ -8719,6 +10487,8 @@
               <w:jc w:val="center"/>
               <w:rPr>
                 <w:kern w:val="2"/>
+                <w:sz w:val="26"/>
+                <w:szCs w:val="26"/>
                 <w:lang w:val="vi-VN"/>
                 <w14:ligatures w14:val="standardContextual"/>
               </w:rPr>
@@ -8726,6 +10496,8 @@
             <w:r>
               <w:rPr>
                 <w:kern w:val="2"/>
+                <w:sz w:val="26"/>
+                <w:szCs w:val="26"/>
                 <w:lang w:val="vi-VN"/>
                 <w14:ligatures w14:val="standardContextual"/>
               </w:rPr>
@@ -8751,6 +10523,8 @@
               <w:jc w:val="center"/>
               <w:rPr>
                 <w:kern w:val="2"/>
+                <w:sz w:val="26"/>
+                <w:szCs w:val="26"/>
                 <w:lang w:val="vi-VN"/>
                 <w14:ligatures w14:val="standardContextual"/>
               </w:rPr>
@@ -8758,6 +10532,8 @@
             <w:r>
               <w:rPr>
                 <w:kern w:val="2"/>
+                <w:sz w:val="26"/>
+                <w:szCs w:val="26"/>
                 <w:lang w:val="vi-VN"/>
                 <w14:ligatures w14:val="standardContextual"/>
               </w:rPr>
@@ -8783,6 +10559,8 @@
               <w:jc w:val="center"/>
               <w:rPr>
                 <w:kern w:val="2"/>
+                <w:sz w:val="26"/>
+                <w:szCs w:val="26"/>
                 <w:lang w:val="vi-VN"/>
                 <w14:ligatures w14:val="standardContextual"/>
               </w:rPr>
@@ -8790,6 +10568,8 @@
             <w:r>
               <w:rPr>
                 <w:kern w:val="2"/>
+                <w:sz w:val="26"/>
+                <w:szCs w:val="26"/>
                 <w:lang w:val="vi-VN"/>
                 <w14:ligatures w14:val="standardContextual"/>
               </w:rPr>
@@ -8815,6 +10595,8 @@
               <w:jc w:val="center"/>
               <w:rPr>
                 <w:kern w:val="2"/>
+                <w:sz w:val="26"/>
+                <w:szCs w:val="26"/>
                 <w:lang w:val="vi-VN"/>
                 <w14:ligatures w14:val="standardContextual"/>
               </w:rPr>
@@ -8822,6 +10604,8 @@
             <w:r>
               <w:rPr>
                 <w:kern w:val="2"/>
+                <w:sz w:val="26"/>
+                <w:szCs w:val="26"/>
                 <w:lang w:val="vi-VN"/>
                 <w14:ligatures w14:val="standardContextual"/>
               </w:rPr>
@@ -8852,6 +10636,8 @@
               <w:jc w:val="center"/>
               <w:rPr>
                 <w:kern w:val="2"/>
+                <w:sz w:val="26"/>
+                <w:szCs w:val="26"/>
                 <w:lang w:val="vi-VN"/>
                 <w14:ligatures w14:val="standardContextual"/>
               </w:rPr>
@@ -8859,6 +10645,8 @@
             <w:r>
               <w:rPr>
                 <w:kern w:val="2"/>
+                <w:sz w:val="26"/>
+                <w:szCs w:val="26"/>
                 <w:lang w:val="vi-VN"/>
                 <w14:ligatures w14:val="standardContextual"/>
               </w:rPr>
@@ -8884,6 +10672,8 @@
               <w:jc w:val="center"/>
               <w:rPr>
                 <w:kern w:val="2"/>
+                <w:sz w:val="26"/>
+                <w:szCs w:val="26"/>
                 <w:lang w:val="vi-VN"/>
                 <w14:ligatures w14:val="standardContextual"/>
               </w:rPr>
@@ -8891,6 +10681,8 @@
             <w:r>
               <w:rPr>
                 <w:kern w:val="2"/>
+                <w:sz w:val="26"/>
+                <w:szCs w:val="26"/>
                 <w:lang w:val="vi-VN"/>
                 <w14:ligatures w14:val="standardContextual"/>
               </w:rPr>
@@ -8916,6 +10708,8 @@
               <w:jc w:val="center"/>
               <w:rPr>
                 <w:kern w:val="2"/>
+                <w:sz w:val="26"/>
+                <w:szCs w:val="26"/>
                 <w:lang w:val="vi-VN"/>
                 <w14:ligatures w14:val="standardContextual"/>
               </w:rPr>
@@ -8923,6 +10717,8 @@
             <w:r>
               <w:rPr>
                 <w:kern w:val="2"/>
+                <w:sz w:val="26"/>
+                <w:szCs w:val="26"/>
                 <w:lang w:val="vi-VN"/>
                 <w14:ligatures w14:val="standardContextual"/>
               </w:rPr>
@@ -8948,6 +10744,8 @@
               <w:jc w:val="center"/>
               <w:rPr>
                 <w:kern w:val="2"/>
+                <w:sz w:val="26"/>
+                <w:szCs w:val="26"/>
                 <w:lang w:val="vi-VN"/>
                 <w14:ligatures w14:val="standardContextual"/>
               </w:rPr>
@@ -8955,6 +10753,8 @@
             <w:r>
               <w:rPr>
                 <w:kern w:val="2"/>
+                <w:sz w:val="26"/>
+                <w:szCs w:val="26"/>
                 <w:lang w:val="vi-VN"/>
                 <w14:ligatures w14:val="standardContextual"/>
               </w:rPr>
@@ -8985,6 +10785,8 @@
               <w:jc w:val="center"/>
               <w:rPr>
                 <w:kern w:val="2"/>
+                <w:sz w:val="26"/>
+                <w:szCs w:val="26"/>
                 <w:lang w:val="vi-VN"/>
                 <w14:ligatures w14:val="standardContextual"/>
               </w:rPr>
@@ -8992,6 +10794,8 @@
             <w:r>
               <w:rPr>
                 <w:kern w:val="2"/>
+                <w:sz w:val="26"/>
+                <w:szCs w:val="26"/>
                 <w:lang w:val="vi-VN"/>
                 <w14:ligatures w14:val="standardContextual"/>
               </w:rPr>
@@ -9017,6 +10821,8 @@
               <w:jc w:val="center"/>
               <w:rPr>
                 <w:kern w:val="2"/>
+                <w:sz w:val="26"/>
+                <w:szCs w:val="26"/>
                 <w:lang w:val="vi-VN"/>
                 <w14:ligatures w14:val="standardContextual"/>
               </w:rPr>
@@ -9024,6 +10830,8 @@
             <w:r>
               <w:rPr>
                 <w:kern w:val="2"/>
+                <w:sz w:val="26"/>
+                <w:szCs w:val="26"/>
                 <w:lang w:val="vi-VN"/>
                 <w14:ligatures w14:val="standardContextual"/>
               </w:rPr>
@@ -9049,6 +10857,8 @@
               <w:jc w:val="center"/>
               <w:rPr>
                 <w:kern w:val="2"/>
+                <w:sz w:val="26"/>
+                <w:szCs w:val="26"/>
                 <w:lang w:val="vi-VN"/>
                 <w14:ligatures w14:val="standardContextual"/>
               </w:rPr>
@@ -9056,6 +10866,8 @@
             <w:r>
               <w:rPr>
                 <w:kern w:val="2"/>
+                <w:sz w:val="26"/>
+                <w:szCs w:val="26"/>
                 <w:lang w:val="vi-VN"/>
                 <w14:ligatures w14:val="standardContextual"/>
               </w:rPr>
@@ -9081,6 +10893,8 @@
               <w:jc w:val="center"/>
               <w:rPr>
                 <w:kern w:val="2"/>
+                <w:sz w:val="26"/>
+                <w:szCs w:val="26"/>
                 <w:lang w:val="vi-VN"/>
                 <w14:ligatures w14:val="standardContextual"/>
               </w:rPr>
@@ -9088,6 +10902,8 @@
             <w:r>
               <w:rPr>
                 <w:kern w:val="2"/>
+                <w:sz w:val="26"/>
+                <w:szCs w:val="26"/>
                 <w:lang w:val="vi-VN"/>
                 <w14:ligatures w14:val="standardContextual"/>
               </w:rPr>
@@ -9118,6 +10934,8 @@
               <w:jc w:val="center"/>
               <w:rPr>
                 <w:kern w:val="2"/>
+                <w:sz w:val="26"/>
+                <w:szCs w:val="26"/>
                 <w:lang w:val="vi-VN"/>
                 <w14:ligatures w14:val="standardContextual"/>
               </w:rPr>
@@ -9125,6 +10943,8 @@
             <w:r>
               <w:rPr>
                 <w:kern w:val="2"/>
+                <w:sz w:val="26"/>
+                <w:szCs w:val="26"/>
                 <w:lang w:val="vi-VN"/>
                 <w14:ligatures w14:val="standardContextual"/>
               </w:rPr>
@@ -9150,6 +10970,8 @@
               <w:jc w:val="center"/>
               <w:rPr>
                 <w:kern w:val="2"/>
+                <w:sz w:val="26"/>
+                <w:szCs w:val="26"/>
                 <w:lang w:val="vi-VN"/>
                 <w14:ligatures w14:val="standardContextual"/>
               </w:rPr>
@@ -9157,6 +10979,8 @@
             <w:r>
               <w:rPr>
                 <w:kern w:val="2"/>
+                <w:sz w:val="26"/>
+                <w:szCs w:val="26"/>
                 <w:lang w:val="vi-VN"/>
                 <w14:ligatures w14:val="standardContextual"/>
               </w:rPr>
@@ -9182,6 +11006,8 @@
               <w:jc w:val="center"/>
               <w:rPr>
                 <w:kern w:val="2"/>
+                <w:sz w:val="26"/>
+                <w:szCs w:val="26"/>
                 <w:lang w:val="vi-VN"/>
                 <w14:ligatures w14:val="standardContextual"/>
               </w:rPr>
@@ -9189,6 +11015,8 @@
             <w:r>
               <w:rPr>
                 <w:kern w:val="2"/>
+                <w:sz w:val="26"/>
+                <w:szCs w:val="26"/>
                 <w:lang w:val="vi-VN"/>
                 <w14:ligatures w14:val="standardContextual"/>
               </w:rPr>
@@ -9214,6 +11042,8 @@
               <w:jc w:val="center"/>
               <w:rPr>
                 <w:kern w:val="2"/>
+                <w:sz w:val="26"/>
+                <w:szCs w:val="26"/>
                 <w:lang w:val="vi-VN"/>
                 <w14:ligatures w14:val="standardContextual"/>
               </w:rPr>
@@ -9221,6 +11051,8 @@
             <w:r>
               <w:rPr>
                 <w:kern w:val="2"/>
+                <w:sz w:val="26"/>
+                <w:szCs w:val="26"/>
                 <w:lang w:val="vi-VN"/>
                 <w14:ligatures w14:val="standardContextual"/>
               </w:rPr>
@@ -9251,6 +11083,8 @@
               <w:jc w:val="center"/>
               <w:rPr>
                 <w:kern w:val="2"/>
+                <w:sz w:val="26"/>
+                <w:szCs w:val="26"/>
                 <w:lang w:val="vi-VN"/>
                 <w14:ligatures w14:val="standardContextual"/>
               </w:rPr>
@@ -9258,10 +11092,11 @@
             <w:r>
               <w:rPr>
                 <w:kern w:val="2"/>
+                <w:sz w:val="26"/>
+                <w:szCs w:val="26"/>
                 <w:lang w:val="vi-VN"/>
                 <w14:ligatures w14:val="standardContextual"/>
               </w:rPr>
-              <w:lastRenderedPageBreak/>
               <w:t>ORDER</w:t>
             </w:r>
           </w:p>
@@ -9284,6 +11119,8 @@
               <w:jc w:val="center"/>
               <w:rPr>
                 <w:kern w:val="2"/>
+                <w:sz w:val="26"/>
+                <w:szCs w:val="26"/>
                 <w:lang w:val="vi-VN"/>
                 <w14:ligatures w14:val="standardContextual"/>
               </w:rPr>
@@ -9291,6 +11128,8 @@
             <w:r>
               <w:rPr>
                 <w:kern w:val="2"/>
+                <w:sz w:val="26"/>
+                <w:szCs w:val="26"/>
                 <w:lang w:val="vi-VN"/>
                 <w14:ligatures w14:val="standardContextual"/>
               </w:rPr>
@@ -9316,6 +11155,8 @@
               <w:jc w:val="center"/>
               <w:rPr>
                 <w:kern w:val="2"/>
+                <w:sz w:val="26"/>
+                <w:szCs w:val="26"/>
                 <w:lang w:val="vi-VN"/>
                 <w14:ligatures w14:val="standardContextual"/>
               </w:rPr>
@@ -9323,6 +11164,8 @@
             <w:r>
               <w:rPr>
                 <w:kern w:val="2"/>
+                <w:sz w:val="26"/>
+                <w:szCs w:val="26"/>
                 <w:lang w:val="vi-VN"/>
                 <w14:ligatures w14:val="standardContextual"/>
               </w:rPr>
@@ -9348,6 +11191,8 @@
               <w:jc w:val="center"/>
               <w:rPr>
                 <w:kern w:val="2"/>
+                <w:sz w:val="26"/>
+                <w:szCs w:val="26"/>
                 <w:lang w:val="vi-VN"/>
                 <w14:ligatures w14:val="standardContextual"/>
               </w:rPr>
@@ -9355,6 +11200,8 @@
             <w:r>
               <w:rPr>
                 <w:kern w:val="2"/>
+                <w:sz w:val="26"/>
+                <w:szCs w:val="26"/>
                 <w:lang w:val="vi-VN"/>
                 <w14:ligatures w14:val="standardContextual"/>
               </w:rPr>
@@ -9385,6 +11232,8 @@
               <w:jc w:val="center"/>
               <w:rPr>
                 <w:kern w:val="2"/>
+                <w:sz w:val="26"/>
+                <w:szCs w:val="26"/>
                 <w:lang w:val="vi-VN"/>
                 <w14:ligatures w14:val="standardContextual"/>
               </w:rPr>
@@ -9392,6 +11241,8 @@
             <w:r>
               <w:rPr>
                 <w:kern w:val="2"/>
+                <w:sz w:val="26"/>
+                <w:szCs w:val="26"/>
                 <w:lang w:val="vi-VN"/>
                 <w14:ligatures w14:val="standardContextual"/>
               </w:rPr>
@@ -9417,6 +11268,8 @@
               <w:jc w:val="center"/>
               <w:rPr>
                 <w:kern w:val="2"/>
+                <w:sz w:val="26"/>
+                <w:szCs w:val="26"/>
                 <w:lang w:val="vi-VN"/>
                 <w14:ligatures w14:val="standardContextual"/>
               </w:rPr>
@@ -9424,6 +11277,8 @@
             <w:r>
               <w:rPr>
                 <w:kern w:val="2"/>
+                <w:sz w:val="26"/>
+                <w:szCs w:val="26"/>
                 <w:lang w:val="vi-VN"/>
                 <w14:ligatures w14:val="standardContextual"/>
               </w:rPr>
@@ -9449,6 +11304,8 @@
               <w:jc w:val="center"/>
               <w:rPr>
                 <w:kern w:val="2"/>
+                <w:sz w:val="26"/>
+                <w:szCs w:val="26"/>
                 <w:lang w:val="vi-VN"/>
                 <w14:ligatures w14:val="standardContextual"/>
               </w:rPr>
@@ -9456,6 +11313,8 @@
             <w:r>
               <w:rPr>
                 <w:kern w:val="2"/>
+                <w:sz w:val="26"/>
+                <w:szCs w:val="26"/>
                 <w:lang w:val="vi-VN"/>
                 <w14:ligatures w14:val="standardContextual"/>
               </w:rPr>
@@ -9481,6 +11340,8 @@
               <w:jc w:val="center"/>
               <w:rPr>
                 <w:kern w:val="2"/>
+                <w:sz w:val="26"/>
+                <w:szCs w:val="26"/>
                 <w:lang w:val="vi-VN"/>
                 <w14:ligatures w14:val="standardContextual"/>
               </w:rPr>
@@ -9488,6 +11349,8 @@
             <w:r>
               <w:rPr>
                 <w:kern w:val="2"/>
+                <w:sz w:val="26"/>
+                <w:szCs w:val="26"/>
                 <w:lang w:val="vi-VN"/>
                 <w14:ligatures w14:val="standardContextual"/>
               </w:rPr>
@@ -9518,6 +11381,8 @@
               <w:jc w:val="center"/>
               <w:rPr>
                 <w:kern w:val="2"/>
+                <w:sz w:val="26"/>
+                <w:szCs w:val="26"/>
                 <w:lang w:val="vi-VN"/>
                 <w14:ligatures w14:val="standardContextual"/>
               </w:rPr>
@@ -9525,6 +11390,8 @@
             <w:r>
               <w:rPr>
                 <w:kern w:val="2"/>
+                <w:sz w:val="26"/>
+                <w:szCs w:val="26"/>
                 <w:lang w:val="vi-VN"/>
                 <w14:ligatures w14:val="standardContextual"/>
               </w:rPr>
@@ -9550,6 +11417,8 @@
               <w:jc w:val="center"/>
               <w:rPr>
                 <w:kern w:val="2"/>
+                <w:sz w:val="26"/>
+                <w:szCs w:val="26"/>
                 <w:lang w:val="vi-VN"/>
                 <w14:ligatures w14:val="standardContextual"/>
               </w:rPr>
@@ -9557,6 +11426,8 @@
             <w:r>
               <w:rPr>
                 <w:kern w:val="2"/>
+                <w:sz w:val="26"/>
+                <w:szCs w:val="26"/>
                 <w:lang w:val="vi-VN"/>
                 <w14:ligatures w14:val="standardContextual"/>
               </w:rPr>
@@ -9582,6 +11453,8 @@
               <w:jc w:val="center"/>
               <w:rPr>
                 <w:kern w:val="2"/>
+                <w:sz w:val="26"/>
+                <w:szCs w:val="26"/>
                 <w:lang w:val="vi-VN"/>
                 <w14:ligatures w14:val="standardContextual"/>
               </w:rPr>
@@ -9589,6 +11462,8 @@
             <w:r>
               <w:rPr>
                 <w:kern w:val="2"/>
+                <w:sz w:val="26"/>
+                <w:szCs w:val="26"/>
                 <w:lang w:val="vi-VN"/>
                 <w14:ligatures w14:val="standardContextual"/>
               </w:rPr>
@@ -9614,6 +11489,8 @@
               <w:jc w:val="center"/>
               <w:rPr>
                 <w:kern w:val="2"/>
+                <w:sz w:val="26"/>
+                <w:szCs w:val="26"/>
                 <w:lang w:val="vi-VN"/>
                 <w14:ligatures w14:val="standardContextual"/>
               </w:rPr>
@@ -9621,6 +11498,8 @@
             <w:r>
               <w:rPr>
                 <w:kern w:val="2"/>
+                <w:sz w:val="26"/>
+                <w:szCs w:val="26"/>
                 <w:lang w:val="vi-VN"/>
                 <w14:ligatures w14:val="standardContextual"/>
               </w:rPr>
@@ -9651,6 +11530,8 @@
               <w:jc w:val="center"/>
               <w:rPr>
                 <w:kern w:val="2"/>
+                <w:sz w:val="26"/>
+                <w:szCs w:val="26"/>
                 <w:lang w:val="vi-VN"/>
                 <w14:ligatures w14:val="standardContextual"/>
               </w:rPr>
@@ -9658,9 +11539,12 @@
             <w:r>
               <w:rPr>
                 <w:kern w:val="2"/>
+                <w:sz w:val="26"/>
+                <w:szCs w:val="26"/>
                 <w:lang w:val="vi-VN"/>
                 <w14:ligatures w14:val="standardContextual"/>
               </w:rPr>
+              <w:lastRenderedPageBreak/>
               <w:t>ORDER</w:t>
             </w:r>
           </w:p>
@@ -9683,6 +11567,8 @@
               <w:jc w:val="center"/>
               <w:rPr>
                 <w:kern w:val="2"/>
+                <w:sz w:val="26"/>
+                <w:szCs w:val="26"/>
                 <w:lang w:val="vi-VN"/>
                 <w14:ligatures w14:val="standardContextual"/>
               </w:rPr>
@@ -9690,6 +11576,8 @@
             <w:r>
               <w:rPr>
                 <w:kern w:val="2"/>
+                <w:sz w:val="26"/>
+                <w:szCs w:val="26"/>
                 <w:lang w:val="vi-VN"/>
                 <w14:ligatures w14:val="standardContextual"/>
               </w:rPr>
@@ -9715,6 +11603,8 @@
               <w:jc w:val="center"/>
               <w:rPr>
                 <w:kern w:val="2"/>
+                <w:sz w:val="26"/>
+                <w:szCs w:val="26"/>
                 <w:lang w:val="vi-VN"/>
                 <w14:ligatures w14:val="standardContextual"/>
               </w:rPr>
@@ -9722,6 +11612,8 @@
             <w:r>
               <w:rPr>
                 <w:kern w:val="2"/>
+                <w:sz w:val="26"/>
+                <w:szCs w:val="26"/>
                 <w:lang w:val="vi-VN"/>
                 <w14:ligatures w14:val="standardContextual"/>
               </w:rPr>
@@ -9747,6 +11639,8 @@
               <w:jc w:val="center"/>
               <w:rPr>
                 <w:kern w:val="2"/>
+                <w:sz w:val="26"/>
+                <w:szCs w:val="26"/>
                 <w:lang w:val="vi-VN"/>
                 <w14:ligatures w14:val="standardContextual"/>
               </w:rPr>
@@ -9754,6 +11648,8 @@
             <w:r>
               <w:rPr>
                 <w:kern w:val="2"/>
+                <w:sz w:val="26"/>
+                <w:szCs w:val="26"/>
                 <w:lang w:val="vi-VN"/>
                 <w14:ligatures w14:val="standardContextual"/>
               </w:rPr>
@@ -9784,6 +11680,8 @@
               <w:jc w:val="center"/>
               <w:rPr>
                 <w:kern w:val="2"/>
+                <w:sz w:val="26"/>
+                <w:szCs w:val="26"/>
                 <w:lang w:val="vi-VN"/>
                 <w14:ligatures w14:val="standardContextual"/>
               </w:rPr>
@@ -9791,6 +11689,8 @@
             <w:r>
               <w:rPr>
                 <w:kern w:val="2"/>
+                <w:sz w:val="26"/>
+                <w:szCs w:val="26"/>
                 <w:lang w:val="vi-VN"/>
                 <w14:ligatures w14:val="standardContextual"/>
               </w:rPr>
@@ -9816,6 +11716,8 @@
               <w:jc w:val="center"/>
               <w:rPr>
                 <w:kern w:val="2"/>
+                <w:sz w:val="26"/>
+                <w:szCs w:val="26"/>
                 <w:lang w:val="vi-VN"/>
                 <w14:ligatures w14:val="standardContextual"/>
               </w:rPr>
@@ -9823,6 +11725,8 @@
             <w:r>
               <w:rPr>
                 <w:kern w:val="2"/>
+                <w:sz w:val="26"/>
+                <w:szCs w:val="26"/>
                 <w:lang w:val="vi-VN"/>
                 <w14:ligatures w14:val="standardContextual"/>
               </w:rPr>
@@ -9848,6 +11752,8 @@
               <w:jc w:val="center"/>
               <w:rPr>
                 <w:kern w:val="2"/>
+                <w:sz w:val="26"/>
+                <w:szCs w:val="26"/>
                 <w:lang w:val="vi-VN"/>
                 <w14:ligatures w14:val="standardContextual"/>
               </w:rPr>
@@ -9855,6 +11761,8 @@
             <w:r>
               <w:rPr>
                 <w:kern w:val="2"/>
+                <w:sz w:val="26"/>
+                <w:szCs w:val="26"/>
                 <w:lang w:val="vi-VN"/>
                 <w14:ligatures w14:val="standardContextual"/>
               </w:rPr>
@@ -9880,6 +11788,8 @@
               <w:jc w:val="center"/>
               <w:rPr>
                 <w:kern w:val="2"/>
+                <w:sz w:val="26"/>
+                <w:szCs w:val="26"/>
                 <w:lang w:val="vi-VN"/>
                 <w14:ligatures w14:val="standardContextual"/>
               </w:rPr>
@@ -9887,6 +11797,8 @@
             <w:r>
               <w:rPr>
                 <w:kern w:val="2"/>
+                <w:sz w:val="26"/>
+                <w:szCs w:val="26"/>
                 <w:lang w:val="vi-VN"/>
                 <w14:ligatures w14:val="standardContextual"/>
               </w:rPr>
@@ -9917,6 +11829,8 @@
               <w:jc w:val="center"/>
               <w:rPr>
                 <w:kern w:val="2"/>
+                <w:sz w:val="26"/>
+                <w:szCs w:val="26"/>
                 <w:lang w:val="vi-VN"/>
                 <w14:ligatures w14:val="standardContextual"/>
               </w:rPr>
@@ -9924,6 +11838,8 @@
             <w:r>
               <w:rPr>
                 <w:kern w:val="2"/>
+                <w:sz w:val="26"/>
+                <w:szCs w:val="26"/>
                 <w:lang w:val="vi-VN"/>
                 <w14:ligatures w14:val="standardContextual"/>
               </w:rPr>
@@ -9949,6 +11865,8 @@
               <w:jc w:val="center"/>
               <w:rPr>
                 <w:kern w:val="2"/>
+                <w:sz w:val="26"/>
+                <w:szCs w:val="26"/>
                 <w:lang w:val="vi-VN"/>
                 <w14:ligatures w14:val="standardContextual"/>
               </w:rPr>
@@ -9956,6 +11874,8 @@
             <w:r>
               <w:rPr>
                 <w:kern w:val="2"/>
+                <w:sz w:val="26"/>
+                <w:szCs w:val="26"/>
                 <w:lang w:val="vi-VN"/>
                 <w14:ligatures w14:val="standardContextual"/>
               </w:rPr>
@@ -9981,6 +11901,8 @@
               <w:jc w:val="center"/>
               <w:rPr>
                 <w:kern w:val="2"/>
+                <w:sz w:val="26"/>
+                <w:szCs w:val="26"/>
                 <w:lang w:val="vi-VN"/>
                 <w14:ligatures w14:val="standardContextual"/>
               </w:rPr>
@@ -9988,6 +11910,8 @@
             <w:r>
               <w:rPr>
                 <w:kern w:val="2"/>
+                <w:sz w:val="26"/>
+                <w:szCs w:val="26"/>
                 <w:lang w:val="vi-VN"/>
                 <w14:ligatures w14:val="standardContextual"/>
               </w:rPr>
@@ -10013,6 +11937,8 @@
               <w:jc w:val="center"/>
               <w:rPr>
                 <w:kern w:val="2"/>
+                <w:sz w:val="26"/>
+                <w:szCs w:val="26"/>
                 <w:lang w:val="vi-VN"/>
                 <w14:ligatures w14:val="standardContextual"/>
               </w:rPr>
@@ -10020,6 +11946,8 @@
             <w:r>
               <w:rPr>
                 <w:kern w:val="2"/>
+                <w:sz w:val="26"/>
+                <w:szCs w:val="26"/>
                 <w:lang w:val="vi-VN"/>
                 <w14:ligatures w14:val="standardContextual"/>
               </w:rPr>
@@ -10050,6 +11978,8 @@
               <w:jc w:val="center"/>
               <w:rPr>
                 <w:kern w:val="2"/>
+                <w:sz w:val="26"/>
+                <w:szCs w:val="26"/>
                 <w:lang w:val="vi-VN"/>
                 <w14:ligatures w14:val="standardContextual"/>
               </w:rPr>
@@ -10057,6 +11987,8 @@
             <w:r>
               <w:rPr>
                 <w:kern w:val="2"/>
+                <w:sz w:val="26"/>
+                <w:szCs w:val="26"/>
                 <w:lang w:val="vi-VN"/>
                 <w14:ligatures w14:val="standardContextual"/>
               </w:rPr>
@@ -10082,6 +12014,8 @@
               <w:jc w:val="center"/>
               <w:rPr>
                 <w:kern w:val="2"/>
+                <w:sz w:val="26"/>
+                <w:szCs w:val="26"/>
                 <w:lang w:val="vi-VN"/>
                 <w14:ligatures w14:val="standardContextual"/>
               </w:rPr>
@@ -10089,6 +12023,8 @@
             <w:r>
               <w:rPr>
                 <w:kern w:val="2"/>
+                <w:sz w:val="26"/>
+                <w:szCs w:val="26"/>
                 <w:lang w:val="vi-VN"/>
                 <w14:ligatures w14:val="standardContextual"/>
               </w:rPr>
@@ -10114,6 +12050,8 @@
               <w:jc w:val="center"/>
               <w:rPr>
                 <w:kern w:val="2"/>
+                <w:sz w:val="26"/>
+                <w:szCs w:val="26"/>
                 <w:lang w:val="vi-VN"/>
                 <w14:ligatures w14:val="standardContextual"/>
               </w:rPr>
@@ -10121,6 +12059,8 @@
             <w:r>
               <w:rPr>
                 <w:kern w:val="2"/>
+                <w:sz w:val="26"/>
+                <w:szCs w:val="26"/>
                 <w:lang w:val="vi-VN"/>
                 <w14:ligatures w14:val="standardContextual"/>
               </w:rPr>
@@ -10146,6 +12086,8 @@
               <w:jc w:val="center"/>
               <w:rPr>
                 <w:kern w:val="2"/>
+                <w:sz w:val="26"/>
+                <w:szCs w:val="26"/>
                 <w:lang w:val="vi-VN"/>
                 <w14:ligatures w14:val="standardContextual"/>
               </w:rPr>
@@ -10153,6 +12095,8 @@
             <w:r>
               <w:rPr>
                 <w:kern w:val="2"/>
+                <w:sz w:val="26"/>
+                <w:szCs w:val="26"/>
                 <w:lang w:val="vi-VN"/>
                 <w14:ligatures w14:val="standardContextual"/>
               </w:rPr>
@@ -10183,6 +12127,8 @@
               <w:jc w:val="center"/>
               <w:rPr>
                 <w:kern w:val="2"/>
+                <w:sz w:val="26"/>
+                <w:szCs w:val="26"/>
                 <w:lang w:val="vi-VN"/>
                 <w14:ligatures w14:val="standardContextual"/>
               </w:rPr>
@@ -10190,6 +12136,8 @@
             <w:r>
               <w:rPr>
                 <w:kern w:val="2"/>
+                <w:sz w:val="26"/>
+                <w:szCs w:val="26"/>
                 <w:lang w:val="vi-VN"/>
                 <w14:ligatures w14:val="standardContextual"/>
               </w:rPr>
@@ -10215,6 +12163,8 @@
               <w:jc w:val="center"/>
               <w:rPr>
                 <w:kern w:val="2"/>
+                <w:sz w:val="26"/>
+                <w:szCs w:val="26"/>
                 <w:lang w:val="vi-VN"/>
                 <w14:ligatures w14:val="standardContextual"/>
               </w:rPr>
@@ -10222,6 +12172,8 @@
             <w:r>
               <w:rPr>
                 <w:kern w:val="2"/>
+                <w:sz w:val="26"/>
+                <w:szCs w:val="26"/>
                 <w:lang w:val="vi-VN"/>
                 <w14:ligatures w14:val="standardContextual"/>
               </w:rPr>
@@ -10247,6 +12199,8 @@
               <w:jc w:val="center"/>
               <w:rPr>
                 <w:kern w:val="2"/>
+                <w:sz w:val="26"/>
+                <w:szCs w:val="26"/>
                 <w:lang w:val="vi-VN"/>
                 <w14:ligatures w14:val="standardContextual"/>
               </w:rPr>
@@ -10254,6 +12208,8 @@
             <w:r>
               <w:rPr>
                 <w:kern w:val="2"/>
+                <w:sz w:val="26"/>
+                <w:szCs w:val="26"/>
                 <w:lang w:val="vi-VN"/>
                 <w14:ligatures w14:val="standardContextual"/>
               </w:rPr>
@@ -10279,6 +12235,8 @@
               <w:jc w:val="center"/>
               <w:rPr>
                 <w:kern w:val="2"/>
+                <w:sz w:val="26"/>
+                <w:szCs w:val="26"/>
                 <w:lang w:val="vi-VN"/>
                 <w14:ligatures w14:val="standardContextual"/>
               </w:rPr>
@@ -10286,6 +12244,8 @@
             <w:r>
               <w:rPr>
                 <w:kern w:val="2"/>
+                <w:sz w:val="26"/>
+                <w:szCs w:val="26"/>
                 <w:lang w:val="vi-VN"/>
                 <w14:ligatures w14:val="standardContextual"/>
               </w:rPr>
@@ -10316,6 +12276,8 @@
               <w:jc w:val="center"/>
               <w:rPr>
                 <w:kern w:val="2"/>
+                <w:sz w:val="26"/>
+                <w:szCs w:val="26"/>
                 <w:lang w:val="vi-VN"/>
                 <w14:ligatures w14:val="standardContextual"/>
               </w:rPr>
@@ -10323,6 +12285,8 @@
             <w:r>
               <w:rPr>
                 <w:kern w:val="2"/>
+                <w:sz w:val="26"/>
+                <w:szCs w:val="26"/>
                 <w:lang w:val="vi-VN"/>
                 <w14:ligatures w14:val="standardContextual"/>
               </w:rPr>
@@ -10348,6 +12312,8 @@
               <w:jc w:val="center"/>
               <w:rPr>
                 <w:kern w:val="2"/>
+                <w:sz w:val="26"/>
+                <w:szCs w:val="26"/>
                 <w:lang w:val="vi-VN"/>
                 <w14:ligatures w14:val="standardContextual"/>
               </w:rPr>
@@ -10355,6 +12321,8 @@
             <w:r>
               <w:rPr>
                 <w:kern w:val="2"/>
+                <w:sz w:val="26"/>
+                <w:szCs w:val="26"/>
                 <w:lang w:val="vi-VN"/>
                 <w14:ligatures w14:val="standardContextual"/>
               </w:rPr>
@@ -10380,6 +12348,8 @@
               <w:jc w:val="center"/>
               <w:rPr>
                 <w:kern w:val="2"/>
+                <w:sz w:val="26"/>
+                <w:szCs w:val="26"/>
                 <w:lang w:val="vi-VN"/>
                 <w14:ligatures w14:val="standardContextual"/>
               </w:rPr>
@@ -10387,6 +12357,8 @@
             <w:r>
               <w:rPr>
                 <w:kern w:val="2"/>
+                <w:sz w:val="26"/>
+                <w:szCs w:val="26"/>
                 <w:lang w:val="vi-VN"/>
                 <w14:ligatures w14:val="standardContextual"/>
               </w:rPr>
@@ -10412,6 +12384,8 @@
               <w:jc w:val="center"/>
               <w:rPr>
                 <w:kern w:val="2"/>
+                <w:sz w:val="26"/>
+                <w:szCs w:val="26"/>
                 <w:lang w:val="vi-VN"/>
                 <w14:ligatures w14:val="standardContextual"/>
               </w:rPr>
@@ -10419,6 +12393,8 @@
             <w:r>
               <w:rPr>
                 <w:kern w:val="2"/>
+                <w:sz w:val="26"/>
+                <w:szCs w:val="26"/>
                 <w:lang w:val="vi-VN"/>
                 <w14:ligatures w14:val="standardContextual"/>
               </w:rPr>
@@ -10449,6 +12425,8 @@
               <w:jc w:val="center"/>
               <w:rPr>
                 <w:kern w:val="2"/>
+                <w:sz w:val="26"/>
+                <w:szCs w:val="26"/>
                 <w:lang w:val="vi-VN"/>
                 <w14:ligatures w14:val="standardContextual"/>
               </w:rPr>
@@ -10456,6 +12434,8 @@
             <w:r>
               <w:rPr>
                 <w:kern w:val="2"/>
+                <w:sz w:val="26"/>
+                <w:szCs w:val="26"/>
                 <w:lang w:val="vi-VN"/>
                 <w14:ligatures w14:val="standardContextual"/>
               </w:rPr>
@@ -10481,6 +12461,8 @@
               <w:jc w:val="center"/>
               <w:rPr>
                 <w:kern w:val="2"/>
+                <w:sz w:val="26"/>
+                <w:szCs w:val="26"/>
                 <w:lang w:val="vi-VN"/>
                 <w14:ligatures w14:val="standardContextual"/>
               </w:rPr>
@@ -10488,6 +12470,8 @@
             <w:r>
               <w:rPr>
                 <w:kern w:val="2"/>
+                <w:sz w:val="26"/>
+                <w:szCs w:val="26"/>
                 <w:lang w:val="vi-VN"/>
                 <w14:ligatures w14:val="standardContextual"/>
               </w:rPr>
@@ -10513,6 +12497,8 @@
               <w:jc w:val="center"/>
               <w:rPr>
                 <w:kern w:val="2"/>
+                <w:sz w:val="26"/>
+                <w:szCs w:val="26"/>
                 <w:lang w:val="vi-VN"/>
                 <w14:ligatures w14:val="standardContextual"/>
               </w:rPr>
@@ -10520,6 +12506,8 @@
             <w:r>
               <w:rPr>
                 <w:kern w:val="2"/>
+                <w:sz w:val="26"/>
+                <w:szCs w:val="26"/>
                 <w:lang w:val="vi-VN"/>
                 <w14:ligatures w14:val="standardContextual"/>
               </w:rPr>
@@ -10545,6 +12533,8 @@
               <w:jc w:val="center"/>
               <w:rPr>
                 <w:kern w:val="2"/>
+                <w:sz w:val="26"/>
+                <w:szCs w:val="26"/>
                 <w:lang w:val="vi-VN"/>
                 <w14:ligatures w14:val="standardContextual"/>
               </w:rPr>
@@ -10552,6 +12542,8 @@
             <w:r>
               <w:rPr>
                 <w:kern w:val="2"/>
+                <w:sz w:val="26"/>
+                <w:szCs w:val="26"/>
                 <w:lang w:val="vi-VN"/>
                 <w14:ligatures w14:val="standardContextual"/>
               </w:rPr>
@@ -10582,6 +12574,8 @@
               <w:jc w:val="center"/>
               <w:rPr>
                 <w:kern w:val="2"/>
+                <w:sz w:val="26"/>
+                <w:szCs w:val="26"/>
                 <w:lang w:val="vi-VN"/>
                 <w14:ligatures w14:val="standardContextual"/>
               </w:rPr>
@@ -10589,6 +12583,8 @@
             <w:r>
               <w:rPr>
                 <w:kern w:val="2"/>
+                <w:sz w:val="26"/>
+                <w:szCs w:val="26"/>
                 <w:lang w:val="vi-VN"/>
                 <w14:ligatures w14:val="standardContextual"/>
               </w:rPr>
@@ -10614,6 +12610,8 @@
               <w:jc w:val="center"/>
               <w:rPr>
                 <w:kern w:val="2"/>
+                <w:sz w:val="26"/>
+                <w:szCs w:val="26"/>
                 <w:lang w:val="vi-VN"/>
                 <w14:ligatures w14:val="standardContextual"/>
               </w:rPr>
@@ -10621,6 +12619,8 @@
             <w:r>
               <w:rPr>
                 <w:kern w:val="2"/>
+                <w:sz w:val="26"/>
+                <w:szCs w:val="26"/>
                 <w:lang w:val="vi-VN"/>
                 <w14:ligatures w14:val="standardContextual"/>
               </w:rPr>
@@ -10646,6 +12646,8 @@
               <w:jc w:val="center"/>
               <w:rPr>
                 <w:kern w:val="2"/>
+                <w:sz w:val="26"/>
+                <w:szCs w:val="26"/>
                 <w:lang w:val="vi-VN"/>
                 <w14:ligatures w14:val="standardContextual"/>
               </w:rPr>
@@ -10653,6 +12655,8 @@
             <w:r>
               <w:rPr>
                 <w:kern w:val="2"/>
+                <w:sz w:val="26"/>
+                <w:szCs w:val="26"/>
                 <w:lang w:val="vi-VN"/>
                 <w14:ligatures w14:val="standardContextual"/>
               </w:rPr>
@@ -10678,6 +12682,8 @@
               <w:jc w:val="center"/>
               <w:rPr>
                 <w:kern w:val="2"/>
+                <w:sz w:val="26"/>
+                <w:szCs w:val="26"/>
                 <w:lang w:val="vi-VN"/>
                 <w14:ligatures w14:val="standardContextual"/>
               </w:rPr>
@@ -10685,6 +12691,8 @@
             <w:r>
               <w:rPr>
                 <w:kern w:val="2"/>
+                <w:sz w:val="26"/>
+                <w:szCs w:val="26"/>
                 <w:lang w:val="vi-VN"/>
                 <w14:ligatures w14:val="standardContextual"/>
               </w:rPr>
@@ -10715,6 +12723,8 @@
               <w:jc w:val="center"/>
               <w:rPr>
                 <w:kern w:val="2"/>
+                <w:sz w:val="26"/>
+                <w:szCs w:val="26"/>
                 <w:lang w:val="vi-VN"/>
                 <w14:ligatures w14:val="standardContextual"/>
               </w:rPr>
@@ -10722,6 +12732,8 @@
             <w:r>
               <w:rPr>
                 <w:kern w:val="2"/>
+                <w:sz w:val="26"/>
+                <w:szCs w:val="26"/>
                 <w:lang w:val="vi-VN"/>
                 <w14:ligatures w14:val="standardContextual"/>
               </w:rPr>
@@ -10747,6 +12759,8 @@
               <w:jc w:val="center"/>
               <w:rPr>
                 <w:kern w:val="2"/>
+                <w:sz w:val="26"/>
+                <w:szCs w:val="26"/>
                 <w:lang w:val="vi-VN"/>
                 <w14:ligatures w14:val="standardContextual"/>
               </w:rPr>
@@ -10754,6 +12768,8 @@
             <w:r>
               <w:rPr>
                 <w:kern w:val="2"/>
+                <w:sz w:val="26"/>
+                <w:szCs w:val="26"/>
                 <w:lang w:val="vi-VN"/>
                 <w14:ligatures w14:val="standardContextual"/>
               </w:rPr>
@@ -10779,6 +12795,8 @@
               <w:jc w:val="center"/>
               <w:rPr>
                 <w:kern w:val="2"/>
+                <w:sz w:val="26"/>
+                <w:szCs w:val="26"/>
                 <w:lang w:val="vi-VN"/>
                 <w14:ligatures w14:val="standardContextual"/>
               </w:rPr>
@@ -10786,6 +12804,8 @@
             <w:r>
               <w:rPr>
                 <w:kern w:val="2"/>
+                <w:sz w:val="26"/>
+                <w:szCs w:val="26"/>
                 <w:lang w:val="vi-VN"/>
                 <w14:ligatures w14:val="standardContextual"/>
               </w:rPr>
@@ -10811,6 +12831,8 @@
               <w:jc w:val="center"/>
               <w:rPr>
                 <w:kern w:val="2"/>
+                <w:sz w:val="26"/>
+                <w:szCs w:val="26"/>
                 <w:lang w:val="vi-VN"/>
                 <w14:ligatures w14:val="standardContextual"/>
               </w:rPr>
@@ -10818,6 +12840,8 @@
             <w:r>
               <w:rPr>
                 <w:kern w:val="2"/>
+                <w:sz w:val="26"/>
+                <w:szCs w:val="26"/>
                 <w:lang w:val="vi-VN"/>
                 <w14:ligatures w14:val="standardContextual"/>
               </w:rPr>
@@ -10832,6 +12856,8 @@
         <w:pStyle w:val="NormalWeb"/>
         <w:spacing w:before="0" w:beforeAutospacing="0" w:after="0" w:afterAutospacing="0" w:line="312" w:lineRule="auto"/>
         <w:rPr>
+          <w:sz w:val="26"/>
+          <w:szCs w:val="26"/>
           <w:lang w:val="vi-VN"/>
         </w:rPr>
       </w:pPr>
@@ -10842,6 +12868,8 @@
         <w:rPr>
           <w:rFonts w:ascii="Times New Roman" w:eastAsia="Times New Roman" w:hAnsi="Times New Roman" w:cs="Times New Roman"/>
           <w:kern w:val="0"/>
+          <w:sz w:val="26"/>
+          <w:szCs w:val="26"/>
           <w:lang w:val="vi-VN"/>
           <w14:ligatures w14:val="none"/>
         </w:rPr>
@@ -10853,6 +12881,8 @@
         <w:rPr>
           <w:rFonts w:ascii="Times New Roman" w:eastAsia="Times New Roman" w:hAnsi="Times New Roman" w:cs="Times New Roman"/>
           <w:kern w:val="0"/>
+          <w:sz w:val="26"/>
+          <w:szCs w:val="26"/>
           <w14:ligatures w14:val="none"/>
         </w:rPr>
       </w:pPr>
@@ -10862,6 +12892,8 @@
           <w:i/>
           <w:iCs/>
           <w:kern w:val="0"/>
+          <w:sz w:val="26"/>
+          <w:szCs w:val="26"/>
           <w14:ligatures w14:val="none"/>
         </w:rPr>
         <w:t xml:space="preserve"> </w:t>
@@ -10873,6 +12905,8 @@
         <w:rPr>
           <w:rFonts w:ascii="Times New Roman" w:eastAsia="Times New Roman" w:hAnsi="Times New Roman" w:cs="Times New Roman"/>
           <w:kern w:val="0"/>
+          <w:sz w:val="26"/>
+          <w:szCs w:val="26"/>
           <w14:ligatures w14:val="none"/>
         </w:rPr>
       </w:pPr>
